--- a/8.资源管理/2.运行记录类文件/HXDL-ITSS-0809-运维工具应用情况说明.docx
+++ b/8.资源管理/2.运行记录类文件/HXDL-ITSS-0809-运维工具应用情况说明.docx
@@ -1,25 +1,24 @@
 
 <file path=word/document.xml><?xml version="1.0" encoding="utf-8"?>
-<w:document xmlns:wpc="http://schemas.microsoft.com/office/word/2010/wordprocessingCanvas" xmlns:mc="http://schemas.openxmlformats.org/markup-compatibility/2006" xmlns:o="urn:schemas-microsoft-com:office:office" xmlns:r="http://schemas.openxmlformats.org/officeDocument/2006/relationships" xmlns:m="http://schemas.openxmlformats.org/officeDocument/2006/math" xmlns:v="urn:schemas-microsoft-com:vml" xmlns:wp14="http://schemas.microsoft.com/office/word/2010/wordprocessingDrawing" xmlns:wp="http://schemas.openxmlformats.org/drawingml/2006/wordprocessingDrawing" xmlns:w10="urn:schemas-microsoft-com:office:word" xmlns:w="http://schemas.openxmlformats.org/wordprocessingml/2006/main" xmlns:w14="http://schemas.microsoft.com/office/word/2010/wordml" xmlns:w15="http://schemas.microsoft.com/office/word/2012/wordml" xmlns:wne="http://schemas.microsoft.com/office/word/2006/wordml" xmlns:wpg="http://schemas.microsoft.com/office/word/2010/wordprocessingGroup" xmlns:wpi="http://schemas.microsoft.com/office/word/2010/wordprocessingInk" xmlns:wps="http://schemas.microsoft.com/office/word/2010/wordprocessingShape" mc:Ignorable="w14 w15 wp14">
-  <!-- Generated by Aspose.Words for .NET 13.3.0.1 -->
+<w:document xmlns:wpc="http://schemas.microsoft.com/office/word/2010/wordprocessingCanvas" xmlns:mc="http://schemas.openxmlformats.org/markup-compatibility/2006" xmlns:o="urn:schemas-microsoft-com:office:office" xmlns:r="http://schemas.openxmlformats.org/officeDocument/2006/relationships" xmlns:m="http://schemas.openxmlformats.org/officeDocument/2006/math" xmlns:v="urn:schemas-microsoft-com:vml" xmlns:wp14="http://schemas.microsoft.com/office/word/2010/wordprocessingDrawing" xmlns:wp="http://schemas.openxmlformats.org/drawingml/2006/wordprocessingDrawing" xmlns:w="http://schemas.openxmlformats.org/wordprocessingml/2006/main" xmlns:w14="http://schemas.microsoft.com/office/word/2010/wordml" xmlns:w10="urn:schemas-microsoft-com:office:word" xmlns:w15="http://schemas.microsoft.com/office/word/2012/wordml" xmlns:wpg="http://schemas.microsoft.com/office/word/2010/wordprocessingGroup" xmlns:wpi="http://schemas.microsoft.com/office/word/2010/wordprocessingInk" xmlns:wne="http://schemas.microsoft.com/office/word/2006/wordml" xmlns:wps="http://schemas.microsoft.com/office/word/2010/wordprocessingShape" xmlns:wpsCustomData="http://www.wps.cn/officeDocument/2013/wpsCustomData" mc:Ignorable="w14 w15 wp14">
   <w:body>
     <w:p>
       <w:pPr>
-        <w:pStyle w:val="a"/>
-        <w:keepNext w:val="0"/>
-        <w:keepLines w:val="0"/>
-        <w:pageBreakBefore w:val="0"/>
-        <w:widowControl w:val="0"/>
-        <w:kinsoku w:val="0"/>
-        <w:wordWrap/>
-        <w:overflowPunct/>
-        <w:topLinePunct w:val="0"/>
-        <w:autoSpaceDE w:val="0"/>
-        <w:autoSpaceDN w:val="0"/>
-        <w:bidi w:val="0"/>
-        <w:adjustRightInd w:val="0"/>
-        <w:snapToGrid w:val="0"/>
-        <w:ind w:left="0" w:right="0" w:firstLine="0" w:leftChars="0" w:rightChars="0" w:firstLineChars="0"/>
+        <w:pStyle w:val="24"/>
+        <w:keepNext w:val="0"/>
+        <w:keepLines w:val="0"/>
+        <w:pageBreakBefore w:val="0"/>
+        <w:widowControl w:val="0"/>
+        <w:kinsoku w:val="0"/>
+        <w:wordWrap/>
+        <w:overflowPunct/>
+        <w:topLinePunct w:val="0"/>
+        <w:autoSpaceDE w:val="0"/>
+        <w:autoSpaceDN w:val="0"/>
+        <w:bidi w:val="0"/>
+        <w:adjustRightInd w:val="0"/>
+        <w:snapToGrid w:val="0"/>
+        <w:ind w:left="0" w:leftChars="0" w:right="0" w:rightChars="0" w:firstLine="0" w:firstLineChars="0"/>
         <w:jc w:val="center"/>
         <w:textAlignment w:val="baseline"/>
         <w:rPr>
@@ -30,7 +29,7 @@
       <w:bookmarkStart w:id="0" w:name="_Toc28300"/>
       <w:r>
         <w:drawing>
-          <wp:anchor distT="0" distB="0" distL="114300" distR="114300" simplePos="0" relativeHeight="251658240" behindDoc="1" locked="0" layoutInCell="1" allowOverlap="1">
+          <wp:anchor distT="0" distB="0" distL="114300" distR="114300" simplePos="0" relativeHeight="251659264" behindDoc="1" locked="0" layoutInCell="1" allowOverlap="1">
             <wp:simplePos x="0" y="0"/>
             <wp:positionH relativeFrom="column">
               <wp:posOffset>-1186815</wp:posOffset>
@@ -55,7 +54,7 @@
                     </pic:cNvPicPr>
                   </pic:nvPicPr>
                   <pic:blipFill>
-                    <a:blip xmlns:r="http://schemas.openxmlformats.org/officeDocument/2006/relationships" r:embed="rId4"/>
+                    <a:blip r:embed="rId6"/>
                     <a:stretch>
                       <a:fillRect/>
                     </a:stretch>
@@ -90,7 +89,7 @@
     </w:p>
     <w:p>
       <w:pPr>
-        <w:pStyle w:val="a0"/>
+        <w:pStyle w:val="25"/>
         <w:keepNext w:val="0"/>
         <w:keepLines w:val="0"/>
         <w:pageBreakBefore w:val="0"/>
@@ -105,7 +104,7 @@
         <w:adjustRightInd w:val="0"/>
         <w:snapToGrid w:val="0"/>
         <w:spacing w:before="0" w:after="0" w:afterLines="0"/>
-        <w:ind w:left="0" w:right="0" w:firstLine="0" w:leftChars="0" w:rightChars="0" w:firstLineChars="0"/>
+        <w:ind w:left="0" w:leftChars="0" w:right="0" w:rightChars="0" w:firstLine="0" w:firstLineChars="0"/>
         <w:jc w:val="center"/>
         <w:textAlignment w:val="baseline"/>
         <w:rPr>
@@ -119,13 +118,13 @@
           <w:rFonts w:hint="eastAsia"/>
           <w:lang w:val="en-US" w:eastAsia="zh-CN"/>
         </w:rPr>
-        <w:t>2025年运维工具应用情况说明</w:t>
+        <w:t>运维工具应用情况说明</w:t>
       </w:r>
       <w:bookmarkEnd w:id="1"/>
     </w:p>
     <w:p>
       <w:pPr>
-        <w:pStyle w:val="a0"/>
+        <w:pStyle w:val="25"/>
         <w:keepNext w:val="0"/>
         <w:keepLines w:val="0"/>
         <w:pageBreakBefore w:val="0"/>
@@ -140,7 +139,7 @@
         <w:adjustRightInd w:val="0"/>
         <w:snapToGrid w:val="0"/>
         <w:spacing w:before="0" w:after="0" w:afterLines="0"/>
-        <w:ind w:left="0" w:right="0" w:firstLine="0" w:leftChars="0" w:rightChars="0" w:firstLineChars="0"/>
+        <w:ind w:left="0" w:leftChars="0" w:right="0" w:rightChars="0" w:firstLine="0" w:firstLineChars="0"/>
         <w:jc w:val="center"/>
         <w:textAlignment w:val="baseline"/>
         <w:rPr>
@@ -173,7 +172,7 @@
         <w:bidi w:val="0"/>
         <w:adjustRightInd w:val="0"/>
         <w:snapToGrid w:val="0"/>
-        <w:ind w:left="0" w:right="0" w:firstLine="0" w:leftChars="0" w:rightChars="0" w:firstLineChars="0"/>
+        <w:ind w:left="0" w:leftChars="0" w:right="0" w:rightChars="0" w:firstLine="0" w:firstLineChars="0"/>
         <w:jc w:val="center"/>
         <w:textAlignment w:val="baseline"/>
         <w:rPr>
@@ -184,17 +183,18 @@
     </w:p>
     <w:tbl>
       <w:tblPr>
-        <w:tblStyle w:val="TableGrid"/>
+        <w:tblStyle w:val="21"/>
         <w:tblW w:w="0" w:type="auto"/>
         <w:jc w:val="center"/>
         <w:tblBorders>
-          <w:top w:val="nil"/>
-          <w:left w:val="nil"/>
-          <w:bottom w:val="nil"/>
-          <w:right w:val="nil"/>
-          <w:insideH w:val="nil"/>
-          <w:insideV w:val="nil"/>
+          <w:top w:val="none" w:color="auto" w:sz="0" w:space="0"/>
+          <w:left w:val="none" w:color="auto" w:sz="0" w:space="0"/>
+          <w:bottom w:val="none" w:color="auto" w:sz="0" w:space="0"/>
+          <w:right w:val="none" w:color="auto" w:sz="0" w:space="0"/>
+          <w:insideH w:val="none" w:color="auto" w:sz="0" w:space="0"/>
+          <w:insideV w:val="none" w:color="auto" w:sz="0" w:space="0"/>
         </w:tblBorders>
+        <w:tblLayout w:type="autofit"/>
         <w:tblCellMar>
           <w:top w:w="0" w:type="dxa"/>
           <w:left w:w="108" w:type="dxa"/>
@@ -208,25 +208,17 @@
       </w:tblGrid>
       <w:tr>
         <w:tblPrEx>
-          <w:tblW w:w="0" w:type="auto"/>
-          <w:jc w:val="center"/>
           <w:tblBorders>
-            <w:top w:val="nil"/>
-            <w:left w:val="nil"/>
-            <w:bottom w:val="nil"/>
-            <w:right w:val="nil"/>
-            <w:insideH w:val="nil"/>
-            <w:insideV w:val="nil"/>
+            <w:top w:val="none" w:color="auto" w:sz="0" w:space="0"/>
+            <w:left w:val="none" w:color="auto" w:sz="0" w:space="0"/>
+            <w:bottom w:val="none" w:color="auto" w:sz="0" w:space="0"/>
+            <w:right w:val="none" w:color="auto" w:sz="0" w:space="0"/>
+            <w:insideH w:val="none" w:color="auto" w:sz="0" w:space="0"/>
+            <w:insideV w:val="none" w:color="auto" w:sz="0" w:space="0"/>
           </w:tblBorders>
-          <w:tblCellMar>
-            <w:top w:w="0" w:type="dxa"/>
-            <w:left w:w="108" w:type="dxa"/>
-            <w:bottom w:w="0" w:type="dxa"/>
-            <w:right w:w="108" w:type="dxa"/>
-          </w:tblCellMar>
         </w:tblPrEx>
         <w:trPr>
-          <w:trHeight w:val="810"/>
+          <w:trHeight w:val="810" w:hRule="atLeast"/>
           <w:jc w:val="center"/>
         </w:trPr>
         <w:tc>
@@ -248,7 +240,7 @@
               <w:bidi w:val="0"/>
               <w:adjustRightInd w:val="0"/>
               <w:snapToGrid w:val="0"/>
-              <w:ind w:left="0" w:right="0" w:firstLine="0" w:leftChars="0" w:rightChars="0" w:firstLineChars="0"/>
+              <w:ind w:left="0" w:leftChars="0" w:right="0" w:rightChars="0" w:firstLine="0" w:firstLineChars="0"/>
               <w:jc w:val="left"/>
               <w:textAlignment w:val="baseline"/>
               <w:rPr>
@@ -267,7 +259,7 @@
             </w:r>
             <w:r>
               <w:rPr>
-                <w:rFonts w:asciiTheme="minorAscii" w:eastAsiaTheme="minorEastAsia" w:hAnsiTheme="minorAscii" w:hint="default"/>
+                <w:rFonts w:hint="default" w:asciiTheme="minorAscii" w:hAnsiTheme="minorAscii" w:eastAsiaTheme="minorEastAsia"/>
                 <w:spacing w:val="227"/>
                 <w:sz w:val="21"/>
                 <w:vertAlign w:val="baseline"/>
@@ -305,7 +297,7 @@
               <w:bidi w:val="0"/>
               <w:adjustRightInd w:val="0"/>
               <w:snapToGrid w:val="0"/>
-              <w:ind w:left="0" w:right="0" w:firstLine="0" w:leftChars="0" w:rightChars="0" w:firstLineChars="0"/>
+              <w:ind w:left="0" w:leftChars="0" w:right="0" w:rightChars="0" w:firstLine="0" w:firstLineChars="0"/>
               <w:jc w:val="right"/>
               <w:textAlignment w:val="baseline"/>
               <w:rPr>
@@ -324,7 +316,7 @@
             </w:r>
             <w:r>
               <w:rPr>
-                <w:rFonts w:asciiTheme="minorAscii" w:eastAsiaTheme="minorEastAsia" w:hAnsiTheme="minorAscii" w:hint="eastAsia"/>
+                <w:rFonts w:hint="eastAsia" w:asciiTheme="minorAscii" w:hAnsiTheme="minorAscii" w:eastAsiaTheme="minorEastAsia"/>
                 <w:spacing w:val="227"/>
                 <w:sz w:val="21"/>
                 <w:vertAlign w:val="baseline"/>
@@ -339,15 +331,21 @@
                 <w:vertAlign w:val="baseline"/>
                 <w:lang w:val="en-US" w:eastAsia="zh-CN"/>
               </w:rPr>
-              <w:t>2025.70.30</w:t>
+              <w:t>2026.1.30</w:t>
             </w:r>
           </w:p>
         </w:tc>
       </w:tr>
       <w:tr>
         <w:tblPrEx>
-          <w:tblW w:w="0" w:type="auto"/>
-          <w:jc w:val="center"/>
+          <w:tblBorders>
+            <w:top w:val="none" w:color="auto" w:sz="0" w:space="0"/>
+            <w:left w:val="none" w:color="auto" w:sz="0" w:space="0"/>
+            <w:bottom w:val="none" w:color="auto" w:sz="0" w:space="0"/>
+            <w:right w:val="none" w:color="auto" w:sz="0" w:space="0"/>
+            <w:insideH w:val="none" w:color="auto" w:sz="0" w:space="0"/>
+            <w:insideV w:val="none" w:color="auto" w:sz="0" w:space="0"/>
+          </w:tblBorders>
           <w:tblCellMar>
             <w:top w:w="0" w:type="dxa"/>
             <w:left w:w="108" w:type="dxa"/>
@@ -356,7 +354,7 @@
           </w:tblCellMar>
         </w:tblPrEx>
         <w:trPr>
-          <w:trHeight w:val="810"/>
+          <w:trHeight w:val="810" w:hRule="atLeast"/>
           <w:jc w:val="center"/>
         </w:trPr>
         <w:tc>
@@ -379,11 +377,11 @@
               <w:bidi w:val="0"/>
               <w:adjustRightInd w:val="0"/>
               <w:snapToGrid w:val="0"/>
-              <w:ind w:left="0" w:right="0" w:firstLine="0" w:leftChars="0" w:rightChars="0" w:firstLineChars="0"/>
+              <w:ind w:left="0" w:leftChars="0" w:right="0" w:rightChars="0" w:firstLine="0" w:firstLineChars="0"/>
               <w:jc w:val="left"/>
               <w:textAlignment w:val="baseline"/>
               <w:rPr>
-                <w:rFonts w:ascii="Arial" w:eastAsia="Arial" w:hAnsi="Arial" w:cs="Arial" w:hint="eastAsia"/>
+                <w:rFonts w:hint="eastAsia" w:ascii="Arial" w:hAnsi="Arial" w:eastAsia="Arial" w:cs="Arial"/>
                 <w:snapToGrid w:val="0"/>
                 <w:color w:val="000000"/>
                 <w:kern w:val="0"/>
@@ -403,7 +401,7 @@
             </w:r>
             <w:r>
               <w:rPr>
-                <w:rFonts w:asciiTheme="minorAscii" w:eastAsiaTheme="minorEastAsia" w:hAnsiTheme="minorAscii" w:hint="default"/>
+                <w:rFonts w:hint="default" w:asciiTheme="minorAscii" w:hAnsiTheme="minorAscii" w:eastAsiaTheme="minorEastAsia"/>
                 <w:spacing w:val="227"/>
                 <w:sz w:val="21"/>
                 <w:vertAlign w:val="baseline"/>
@@ -442,11 +440,11 @@
               <w:bidi w:val="0"/>
               <w:adjustRightInd w:val="0"/>
               <w:snapToGrid w:val="0"/>
-              <w:ind w:left="0" w:right="0" w:firstLine="0" w:leftChars="0" w:rightChars="0" w:firstLineChars="0"/>
+              <w:ind w:left="0" w:leftChars="0" w:right="0" w:rightChars="0" w:firstLine="0" w:firstLineChars="0"/>
               <w:jc w:val="right"/>
               <w:textAlignment w:val="baseline"/>
               <w:rPr>
-                <w:rFonts w:ascii="Arial" w:eastAsia="Arial" w:hAnsi="Arial" w:cs="Arial" w:hint="default"/>
+                <w:rFonts w:hint="default" w:ascii="Arial" w:hAnsi="Arial" w:eastAsia="Arial" w:cs="Arial"/>
                 <w:snapToGrid w:val="0"/>
                 <w:color w:val="000000"/>
                 <w:kern w:val="0"/>
@@ -466,7 +464,7 @@
             </w:r>
             <w:r>
               <w:rPr>
-                <w:rFonts w:asciiTheme="minorAscii" w:eastAsiaTheme="minorEastAsia" w:hAnsiTheme="minorAscii" w:hint="eastAsia"/>
+                <w:rFonts w:hint="eastAsia" w:asciiTheme="minorAscii" w:hAnsiTheme="minorAscii" w:eastAsiaTheme="minorEastAsia"/>
                 <w:spacing w:val="227"/>
                 <w:sz w:val="21"/>
                 <w:vertAlign w:val="baseline"/>
@@ -481,15 +479,21 @@
                 <w:vertAlign w:val="baseline"/>
                 <w:lang w:val="en-US" w:eastAsia="zh-CN"/>
               </w:rPr>
-              <w:t>2025.70.30</w:t>
+              <w:t>2026.1.30</w:t>
             </w:r>
           </w:p>
         </w:tc>
       </w:tr>
       <w:tr>
         <w:tblPrEx>
-          <w:tblW w:w="0" w:type="auto"/>
-          <w:jc w:val="center"/>
+          <w:tblBorders>
+            <w:top w:val="none" w:color="auto" w:sz="0" w:space="0"/>
+            <w:left w:val="none" w:color="auto" w:sz="0" w:space="0"/>
+            <w:bottom w:val="none" w:color="auto" w:sz="0" w:space="0"/>
+            <w:right w:val="none" w:color="auto" w:sz="0" w:space="0"/>
+            <w:insideH w:val="none" w:color="auto" w:sz="0" w:space="0"/>
+            <w:insideV w:val="none" w:color="auto" w:sz="0" w:space="0"/>
+          </w:tblBorders>
           <w:tblCellMar>
             <w:top w:w="0" w:type="dxa"/>
             <w:left w:w="108" w:type="dxa"/>
@@ -498,7 +502,7 @@
           </w:tblCellMar>
         </w:tblPrEx>
         <w:trPr>
-          <w:trHeight w:val="635"/>
+          <w:trHeight w:val="635" w:hRule="atLeast"/>
           <w:jc w:val="center"/>
         </w:trPr>
         <w:tc>
@@ -520,7 +524,7 @@
               <w:bidi w:val="0"/>
               <w:adjustRightInd w:val="0"/>
               <w:snapToGrid w:val="0"/>
-              <w:ind w:left="0" w:right="0" w:firstLine="0" w:leftChars="0" w:rightChars="0" w:firstLineChars="0"/>
+              <w:ind w:left="0" w:leftChars="0" w:right="0" w:rightChars="0" w:firstLine="0" w:firstLineChars="0"/>
               <w:jc w:val="left"/>
               <w:textAlignment w:val="baseline"/>
               <w:rPr>
@@ -539,7 +543,7 @@
             </w:r>
             <w:r>
               <w:rPr>
-                <w:rFonts w:asciiTheme="minorAscii" w:eastAsiaTheme="minorEastAsia" w:hAnsiTheme="minorAscii" w:hint="eastAsia"/>
+                <w:rFonts w:hint="eastAsia" w:asciiTheme="minorAscii" w:hAnsiTheme="minorAscii" w:eastAsiaTheme="minorEastAsia"/>
                 <w:spacing w:val="227"/>
                 <w:sz w:val="21"/>
                 <w:vertAlign w:val="baseline"/>
@@ -576,7 +580,7 @@
               <w:bidi w:val="0"/>
               <w:adjustRightInd w:val="0"/>
               <w:snapToGrid w:val="0"/>
-              <w:ind w:left="0" w:right="0" w:firstLine="0" w:leftChars="0" w:rightChars="0" w:firstLineChars="0"/>
+              <w:ind w:left="0" w:leftChars="0" w:right="0" w:rightChars="0" w:firstLine="0" w:firstLineChars="0"/>
               <w:jc w:val="right"/>
               <w:textAlignment w:val="baseline"/>
               <w:rPr>
@@ -595,7 +599,7 @@
             </w:r>
             <w:r>
               <w:rPr>
-                <w:rFonts w:asciiTheme="minorAscii" w:eastAsiaTheme="minorEastAsia" w:hAnsiTheme="minorAscii" w:hint="eastAsia"/>
+                <w:rFonts w:hint="eastAsia" w:asciiTheme="minorAscii" w:hAnsiTheme="minorAscii" w:eastAsiaTheme="minorEastAsia"/>
                 <w:spacing w:val="227"/>
                 <w:sz w:val="21"/>
                 <w:vertAlign w:val="baseline"/>
@@ -610,7 +614,7 @@
                 <w:vertAlign w:val="baseline"/>
                 <w:lang w:val="en-US" w:eastAsia="zh-CN"/>
               </w:rPr>
-              <w:t>2025.70.30</w:t>
+              <w:t>2026.1.30</w:t>
             </w:r>
           </w:p>
         </w:tc>
@@ -665,7 +669,7 @@
         <w:textAlignment w:val="baseline"/>
         <w:outlineLvl w:val="0"/>
         <w:rPr>
-          <w:rFonts w:ascii="宋体" w:eastAsia="宋体" w:hAnsi="宋体" w:cs="宋体"/>
+          <w:rFonts w:ascii="宋体" w:hAnsi="宋体" w:eastAsia="宋体" w:cs="宋体"/>
           <w:sz w:val="30"/>
           <w:szCs w:val="30"/>
         </w:rPr>
@@ -673,7 +677,7 @@
       <w:bookmarkStart w:id="3" w:name="_Toc20753"/>
       <w:r>
         <w:rPr>
-          <w:rFonts w:ascii="宋体" w:eastAsia="宋体" w:hAnsi="宋体" w:cs="宋体"/>
+          <w:rFonts w:ascii="宋体" w:hAnsi="宋体" w:eastAsia="宋体" w:cs="宋体"/>
           <w:b/>
           <w:bCs/>
           <w:spacing w:val="-4"/>
@@ -686,16 +690,16 @@
     </w:p>
     <w:tbl>
       <w:tblPr>
-        <w:tblStyle w:val="TableNormal00"/>
+        <w:tblStyle w:val="42"/>
         <w:tblW w:w="9005" w:type="dxa"/>
         <w:tblInd w:w="34" w:type="dxa"/>
         <w:tblBorders>
-          <w:top w:val="single" w:sz="6" w:space="0" w:color="000000"/>
-          <w:left w:val="single" w:sz="6" w:space="0" w:color="000000"/>
-          <w:bottom w:val="single" w:sz="6" w:space="0" w:color="000000"/>
-          <w:right w:val="single" w:sz="6" w:space="0" w:color="000000"/>
-          <w:insideH w:val="single" w:sz="6" w:space="0" w:color="000000"/>
-          <w:insideV w:val="single" w:sz="6" w:space="0" w:color="000000"/>
+          <w:top w:val="single" w:color="000000" w:sz="6" w:space="0"/>
+          <w:left w:val="single" w:color="000000" w:sz="6" w:space="0"/>
+          <w:bottom w:val="single" w:color="000000" w:sz="6" w:space="0"/>
+          <w:right w:val="single" w:color="000000" w:sz="6" w:space="0"/>
+          <w:insideH w:val="single" w:color="000000" w:sz="6" w:space="0"/>
+          <w:insideV w:val="single" w:color="000000" w:sz="6" w:space="0"/>
         </w:tblBorders>
         <w:tblLayout w:type="fixed"/>
         <w:tblCellMar>
@@ -717,17 +721,14 @@
       </w:tblGrid>
       <w:tr>
         <w:tblPrEx>
-          <w:tblW w:w="9005" w:type="dxa"/>
-          <w:tblInd w:w="34" w:type="dxa"/>
           <w:tblBorders>
-            <w:top w:val="single" w:sz="6" w:space="0" w:color="000000"/>
-            <w:left w:val="single" w:sz="6" w:space="0" w:color="000000"/>
-            <w:bottom w:val="single" w:sz="6" w:space="0" w:color="000000"/>
-            <w:right w:val="single" w:sz="6" w:space="0" w:color="000000"/>
-            <w:insideH w:val="single" w:sz="6" w:space="0" w:color="000000"/>
-            <w:insideV w:val="single" w:sz="6" w:space="0" w:color="000000"/>
+            <w:top w:val="single" w:color="000000" w:sz="6" w:space="0"/>
+            <w:left w:val="single" w:color="000000" w:sz="6" w:space="0"/>
+            <w:bottom w:val="single" w:color="000000" w:sz="6" w:space="0"/>
+            <w:right w:val="single" w:color="000000" w:sz="6" w:space="0"/>
+            <w:insideH w:val="single" w:color="000000" w:sz="6" w:space="0"/>
+            <w:insideV w:val="single" w:color="000000" w:sz="6" w:space="0"/>
           </w:tblBorders>
-          <w:tblLayout w:type="fixed"/>
           <w:tblCellMar>
             <w:top w:w="0" w:type="dxa"/>
             <w:left w:w="0" w:type="dxa"/>
@@ -736,15 +737,15 @@
           </w:tblCellMar>
         </w:tblPrEx>
         <w:trPr>
-          <w:trHeight w:val="489"/>
+          <w:trHeight w:val="489" w:hRule="atLeast"/>
         </w:trPr>
         <w:tc>
           <w:tcPr>
             <w:tcW w:w="845" w:type="dxa"/>
             <w:vMerge w:val="restart"/>
             <w:tcBorders>
-              <w:top w:val="single" w:sz="10" w:space="0" w:color="000000"/>
-              <w:left w:val="single" w:sz="10" w:space="0" w:color="000000"/>
+              <w:top w:val="single" w:color="000000" w:sz="10" w:space="0"/>
+              <w:left w:val="single" w:color="000000" w:sz="10" w:space="0"/>
               <w:bottom w:val="nil"/>
             </w:tcBorders>
             <w:shd w:val="clear" w:color="auto" w:fill="D9D9D9"/>
@@ -791,14 +792,14 @@
               <w:ind w:left="172"/>
               <w:textAlignment w:val="baseline"/>
               <w:rPr>
-                <w:rFonts w:ascii="宋体" w:eastAsia="宋体" w:hAnsi="宋体" w:cs="宋体"/>
+                <w:rFonts w:ascii="宋体" w:hAnsi="宋体" w:eastAsia="宋体" w:cs="宋体"/>
                 <w:sz w:val="24"/>
                 <w:szCs w:val="24"/>
               </w:rPr>
             </w:pPr>
             <w:r>
               <w:rPr>
-                <w:rFonts w:ascii="宋体" w:eastAsia="宋体" w:hAnsi="宋体" w:cs="宋体"/>
+                <w:rFonts w:ascii="宋体" w:hAnsi="宋体" w:eastAsia="宋体" w:cs="宋体"/>
                 <w:b/>
                 <w:bCs/>
                 <w:spacing w:val="-5"/>
@@ -814,7 +815,7 @@
             <w:tcW w:w="2155" w:type="dxa"/>
             <w:gridSpan w:val="2"/>
             <w:tcBorders>
-              <w:top w:val="single" w:sz="10" w:space="0" w:color="000000"/>
+              <w:top w:val="single" w:color="000000" w:sz="10" w:space="0"/>
             </w:tcBorders>
             <w:shd w:val="clear" w:color="auto" w:fill="D9D9D9"/>
           </w:tcPr>
@@ -837,14 +838,14 @@
               <w:ind w:left="528"/>
               <w:textAlignment w:val="baseline"/>
               <w:rPr>
-                <w:rFonts w:ascii="宋体" w:eastAsia="宋体" w:hAnsi="宋体" w:cs="宋体"/>
+                <w:rFonts w:ascii="宋体" w:hAnsi="宋体" w:eastAsia="宋体" w:cs="宋体"/>
                 <w:sz w:val="24"/>
                 <w:szCs w:val="24"/>
               </w:rPr>
             </w:pPr>
             <w:r>
               <w:rPr>
-                <w:rFonts w:ascii="宋体" w:eastAsia="宋体" w:hAnsi="宋体" w:cs="宋体"/>
+                <w:rFonts w:ascii="宋体" w:hAnsi="宋体" w:eastAsia="宋体" w:cs="宋体"/>
                 <w:b/>
                 <w:bCs/>
                 <w:spacing w:val="-4"/>
@@ -860,7 +861,7 @@
             <w:tcW w:w="2334" w:type="dxa"/>
             <w:gridSpan w:val="2"/>
             <w:tcBorders>
-              <w:top w:val="single" w:sz="10" w:space="0" w:color="000000"/>
+              <w:top w:val="single" w:color="000000" w:sz="10" w:space="0"/>
             </w:tcBorders>
             <w:shd w:val="clear" w:color="auto" w:fill="D9D9D9"/>
           </w:tcPr>
@@ -883,14 +884,14 @@
               <w:ind w:left="927"/>
               <w:textAlignment w:val="baseline"/>
               <w:rPr>
-                <w:rFonts w:ascii="宋体" w:eastAsia="宋体" w:hAnsi="宋体" w:cs="宋体"/>
+                <w:rFonts w:ascii="宋体" w:hAnsi="宋体" w:eastAsia="宋体" w:cs="宋体"/>
                 <w:sz w:val="24"/>
                 <w:szCs w:val="24"/>
               </w:rPr>
             </w:pPr>
             <w:r>
               <w:rPr>
-                <w:rFonts w:ascii="宋体" w:eastAsia="宋体" w:hAnsi="宋体" w:cs="宋体"/>
+                <w:rFonts w:ascii="宋体" w:hAnsi="宋体" w:eastAsia="宋体" w:cs="宋体"/>
                 <w:b/>
                 <w:bCs/>
                 <w:spacing w:val="-6"/>
@@ -906,7 +907,7 @@
             <w:tcW w:w="2499" w:type="dxa"/>
             <w:gridSpan w:val="2"/>
             <w:tcBorders>
-              <w:top w:val="single" w:sz="10" w:space="0" w:color="000000"/>
+              <w:top w:val="single" w:color="000000" w:sz="10" w:space="0"/>
             </w:tcBorders>
             <w:shd w:val="clear" w:color="auto" w:fill="D9D9D9"/>
           </w:tcPr>
@@ -929,14 +930,14 @@
               <w:ind w:left="911"/>
               <w:textAlignment w:val="baseline"/>
               <w:rPr>
-                <w:rFonts w:ascii="宋体" w:eastAsia="宋体" w:hAnsi="宋体" w:cs="宋体"/>
+                <w:rFonts w:ascii="宋体" w:hAnsi="宋体" w:eastAsia="宋体" w:cs="宋体"/>
                 <w:sz w:val="24"/>
                 <w:szCs w:val="24"/>
               </w:rPr>
             </w:pPr>
             <w:r>
               <w:rPr>
-                <w:rFonts w:ascii="宋体" w:eastAsia="宋体" w:hAnsi="宋体" w:cs="宋体"/>
+                <w:rFonts w:ascii="宋体" w:hAnsi="宋体" w:eastAsia="宋体" w:cs="宋体"/>
                 <w:b/>
                 <w:bCs/>
                 <w:spacing w:val="-6"/>
@@ -952,9 +953,9 @@
             <w:tcW w:w="1172" w:type="dxa"/>
             <w:vMerge w:val="restart"/>
             <w:tcBorders>
-              <w:top w:val="single" w:sz="10" w:space="0" w:color="000000"/>
+              <w:top w:val="single" w:color="000000" w:sz="10" w:space="0"/>
               <w:bottom w:val="nil"/>
-              <w:right w:val="single" w:sz="10" w:space="0" w:color="000000"/>
+              <w:right w:val="single" w:color="000000" w:sz="10" w:space="0"/>
             </w:tcBorders>
             <w:shd w:val="clear" w:color="auto" w:fill="D9D9D9"/>
           </w:tcPr>
@@ -1000,14 +1001,14 @@
               <w:ind w:left="217"/>
               <w:textAlignment w:val="baseline"/>
               <w:rPr>
-                <w:rFonts w:ascii="宋体" w:eastAsia="宋体" w:hAnsi="宋体" w:cs="宋体"/>
+                <w:rFonts w:ascii="宋体" w:hAnsi="宋体" w:eastAsia="宋体" w:cs="宋体"/>
                 <w:sz w:val="24"/>
                 <w:szCs w:val="24"/>
               </w:rPr>
             </w:pPr>
             <w:r>
               <w:rPr>
-                <w:rFonts w:ascii="宋体" w:eastAsia="宋体" w:hAnsi="宋体" w:cs="宋体"/>
+                <w:rFonts w:ascii="宋体" w:hAnsi="宋体" w:eastAsia="宋体" w:cs="宋体"/>
                 <w:b/>
                 <w:bCs/>
                 <w:spacing w:val="-5"/>
@@ -1021,9 +1022,14 @@
       </w:tr>
       <w:tr>
         <w:tblPrEx>
-          <w:tblW w:w="9005" w:type="dxa"/>
-          <w:tblInd w:w="34" w:type="dxa"/>
-          <w:tblLayout w:type="fixed"/>
+          <w:tblBorders>
+            <w:top w:val="single" w:color="000000" w:sz="6" w:space="0"/>
+            <w:left w:val="single" w:color="000000" w:sz="6" w:space="0"/>
+            <w:bottom w:val="single" w:color="000000" w:sz="6" w:space="0"/>
+            <w:right w:val="single" w:color="000000" w:sz="6" w:space="0"/>
+            <w:insideH w:val="single" w:color="000000" w:sz="6" w:space="0"/>
+            <w:insideV w:val="single" w:color="000000" w:sz="6" w:space="0"/>
+          </w:tblBorders>
           <w:tblCellMar>
             <w:top w:w="0" w:type="dxa"/>
             <w:left w:w="0" w:type="dxa"/>
@@ -1032,15 +1038,15 @@
           </w:tblCellMar>
         </w:tblPrEx>
         <w:trPr>
-          <w:trHeight w:val="479"/>
+          <w:trHeight w:val="479" w:hRule="atLeast"/>
         </w:trPr>
         <w:tc>
           <w:tcPr>
             <w:tcW w:w="845" w:type="dxa"/>
-            <w:vMerge/>
+            <w:vMerge w:val="continue"/>
             <w:tcBorders>
               <w:top w:val="nil"/>
-              <w:left w:val="single" w:sz="10" w:space="0" w:color="000000"/>
+              <w:left w:val="single" w:color="000000" w:sz="10" w:space="0"/>
             </w:tcBorders>
           </w:tcPr>
           <w:p>
@@ -1090,14 +1096,14 @@
               <w:ind w:left="191"/>
               <w:textAlignment w:val="baseline"/>
               <w:rPr>
-                <w:rFonts w:ascii="宋体" w:eastAsia="宋体" w:hAnsi="宋体" w:cs="宋体"/>
+                <w:rFonts w:ascii="宋体" w:hAnsi="宋体" w:eastAsia="宋体" w:cs="宋体"/>
                 <w:sz w:val="24"/>
                 <w:szCs w:val="24"/>
               </w:rPr>
             </w:pPr>
             <w:r>
               <w:rPr>
-                <w:rFonts w:ascii="宋体" w:eastAsia="宋体" w:hAnsi="宋体" w:cs="宋体"/>
+                <w:rFonts w:ascii="宋体" w:hAnsi="宋体" w:eastAsia="宋体" w:cs="宋体"/>
                 <w:b/>
                 <w:bCs/>
                 <w:spacing w:val="-5"/>
@@ -1132,14 +1138,14 @@
               <w:ind w:left="430"/>
               <w:textAlignment w:val="baseline"/>
               <w:rPr>
-                <w:rFonts w:ascii="宋体" w:eastAsia="宋体" w:hAnsi="宋体" w:cs="宋体"/>
+                <w:rFonts w:ascii="宋体" w:hAnsi="宋体" w:eastAsia="宋体" w:cs="宋体"/>
                 <w:sz w:val="24"/>
                 <w:szCs w:val="24"/>
               </w:rPr>
             </w:pPr>
             <w:r>
               <w:rPr>
-                <w:rFonts w:ascii="宋体" w:eastAsia="宋体" w:hAnsi="宋体" w:cs="宋体"/>
+                <w:rFonts w:ascii="宋体" w:hAnsi="宋体" w:eastAsia="宋体" w:cs="宋体"/>
                 <w:b/>
                 <w:bCs/>
                 <w:spacing w:val="-15"/>
@@ -1174,14 +1180,14 @@
               <w:ind w:left="244"/>
               <w:textAlignment w:val="baseline"/>
               <w:rPr>
-                <w:rFonts w:ascii="宋体" w:eastAsia="宋体" w:hAnsi="宋体" w:cs="宋体"/>
+                <w:rFonts w:ascii="宋体" w:hAnsi="宋体" w:eastAsia="宋体" w:cs="宋体"/>
                 <w:sz w:val="24"/>
                 <w:szCs w:val="24"/>
               </w:rPr>
             </w:pPr>
             <w:r>
               <w:rPr>
-                <w:rFonts w:ascii="宋体" w:eastAsia="宋体" w:hAnsi="宋体" w:cs="宋体"/>
+                <w:rFonts w:ascii="宋体" w:hAnsi="宋体" w:eastAsia="宋体" w:cs="宋体"/>
                 <w:b/>
                 <w:bCs/>
                 <w:spacing w:val="-8"/>
@@ -1216,14 +1222,14 @@
               <w:ind w:left="487"/>
               <w:textAlignment w:val="baseline"/>
               <w:rPr>
-                <w:rFonts w:ascii="宋体" w:eastAsia="宋体" w:hAnsi="宋体" w:cs="宋体"/>
+                <w:rFonts w:ascii="宋体" w:hAnsi="宋体" w:eastAsia="宋体" w:cs="宋体"/>
                 <w:sz w:val="24"/>
                 <w:szCs w:val="24"/>
               </w:rPr>
             </w:pPr>
             <w:r>
               <w:rPr>
-                <w:rFonts w:ascii="宋体" w:eastAsia="宋体" w:hAnsi="宋体" w:cs="宋体"/>
+                <w:rFonts w:ascii="宋体" w:hAnsi="宋体" w:eastAsia="宋体" w:cs="宋体"/>
                 <w:b/>
                 <w:bCs/>
                 <w:spacing w:val="-15"/>
@@ -1258,14 +1264,14 @@
               <w:ind w:left="268"/>
               <w:textAlignment w:val="baseline"/>
               <w:rPr>
-                <w:rFonts w:ascii="宋体" w:eastAsia="宋体" w:hAnsi="宋体" w:cs="宋体"/>
+                <w:rFonts w:ascii="宋体" w:hAnsi="宋体" w:eastAsia="宋体" w:cs="宋体"/>
                 <w:sz w:val="24"/>
                 <w:szCs w:val="24"/>
               </w:rPr>
             </w:pPr>
             <w:r>
               <w:rPr>
-                <w:rFonts w:ascii="宋体" w:eastAsia="宋体" w:hAnsi="宋体" w:cs="宋体"/>
+                <w:rFonts w:ascii="宋体" w:hAnsi="宋体" w:eastAsia="宋体" w:cs="宋体"/>
                 <w:b/>
                 <w:bCs/>
                 <w:spacing w:val="-5"/>
@@ -1300,14 +1306,14 @@
               <w:ind w:left="441"/>
               <w:textAlignment w:val="baseline"/>
               <w:rPr>
-                <w:rFonts w:ascii="宋体" w:eastAsia="宋体" w:hAnsi="宋体" w:cs="宋体"/>
+                <w:rFonts w:ascii="宋体" w:hAnsi="宋体" w:eastAsia="宋体" w:cs="宋体"/>
                 <w:sz w:val="24"/>
                 <w:szCs w:val="24"/>
               </w:rPr>
             </w:pPr>
             <w:r>
               <w:rPr>
-                <w:rFonts w:ascii="宋体" w:eastAsia="宋体" w:hAnsi="宋体" w:cs="宋体"/>
+                <w:rFonts w:ascii="宋体" w:hAnsi="宋体" w:eastAsia="宋体" w:cs="宋体"/>
                 <w:b/>
                 <w:bCs/>
                 <w:spacing w:val="-15"/>
@@ -1321,10 +1327,10 @@
         <w:tc>
           <w:tcPr>
             <w:tcW w:w="1172" w:type="dxa"/>
-            <w:vMerge/>
+            <w:vMerge w:val="continue"/>
             <w:tcBorders>
               <w:top w:val="nil"/>
-              <w:right w:val="single" w:sz="10" w:space="0" w:color="000000"/>
+              <w:right w:val="single" w:color="000000" w:sz="10" w:space="0"/>
             </w:tcBorders>
           </w:tcPr>
           <w:p>
@@ -1353,9 +1359,14 @@
       </w:tr>
       <w:tr>
         <w:tblPrEx>
-          <w:tblW w:w="9005" w:type="dxa"/>
-          <w:tblInd w:w="34" w:type="dxa"/>
-          <w:tblLayout w:type="fixed"/>
+          <w:tblBorders>
+            <w:top w:val="single" w:color="000000" w:sz="6" w:space="0"/>
+            <w:left w:val="single" w:color="000000" w:sz="6" w:space="0"/>
+            <w:bottom w:val="single" w:color="000000" w:sz="6" w:space="0"/>
+            <w:right w:val="single" w:color="000000" w:sz="6" w:space="0"/>
+            <w:insideH w:val="single" w:color="000000" w:sz="6" w:space="0"/>
+            <w:insideV w:val="single" w:color="000000" w:sz="6" w:space="0"/>
+          </w:tblBorders>
           <w:tblCellMar>
             <w:top w:w="0" w:type="dxa"/>
             <w:left w:w="0" w:type="dxa"/>
@@ -1364,18 +1375,18 @@
           </w:tblCellMar>
         </w:tblPrEx>
         <w:trPr>
-          <w:trHeight w:val="651"/>
+          <w:trHeight w:val="651" w:hRule="atLeast"/>
         </w:trPr>
         <w:tc>
           <w:tcPr>
             <w:tcW w:w="845" w:type="dxa"/>
             <w:tcBorders>
-              <w:left w:val="single" w:sz="10" w:space="0" w:color="000000"/>
+              <w:left w:val="single" w:color="000000" w:sz="10" w:space="0"/>
             </w:tcBorders>
           </w:tcPr>
           <w:p>
             <w:pPr>
-              <w:pStyle w:val="TableText"/>
+              <w:pStyle w:val="27"/>
               <w:keepNext w:val="0"/>
               <w:keepLines w:val="0"/>
               <w:pageBreakBefore w:val="0"/>
@@ -1407,7 +1418,7 @@
           </w:tcPr>
           <w:p>
             <w:pPr>
-              <w:pStyle w:val="TableText"/>
+              <w:pStyle w:val="27"/>
               <w:keepNext w:val="0"/>
               <w:keepLines w:val="0"/>
               <w:pageBreakBefore w:val="0"/>
@@ -1439,7 +1450,7 @@
           </w:tcPr>
           <w:p>
             <w:pPr>
-              <w:pStyle w:val="TableText"/>
+              <w:pStyle w:val="27"/>
               <w:keepNext w:val="0"/>
               <w:keepLines w:val="0"/>
               <w:pageBreakBefore w:val="0"/>
@@ -1457,23 +1468,17 @@
               <w:ind w:left="104"/>
               <w:textAlignment w:val="baseline"/>
               <w:rPr>
-                <w:rFonts w:eastAsia="宋体" w:hint="default"/>
+                <w:rFonts w:hint="default" w:eastAsia="宋体"/>
                 <w:lang w:val="en-US" w:eastAsia="zh-CN"/>
               </w:rPr>
             </w:pPr>
             <w:r>
               <w:rPr>
-                <w:spacing w:val="-1"/>
-              </w:rPr>
-              <w:t>2025.7</w:t>
-            </w:r>
-            <w:r>
-              <w:rPr>
                 <w:rFonts w:hint="eastAsia"/>
                 <w:spacing w:val="-1"/>
-                <w:lang w:val="en-US" w:eastAsia="zh-CN"/>
+                <w:lang w:eastAsia="zh-CN"/>
               </w:rPr>
-              <w:t>0</w:t>
+              <w:t>2026.01</w:t>
             </w:r>
             <w:r>
               <w:rPr>
@@ -1497,7 +1502,7 @@
           </w:tcPr>
           <w:p>
             <w:pPr>
-              <w:pStyle w:val="TableText"/>
+              <w:pStyle w:val="27"/>
               <w:keepNext w:val="0"/>
               <w:keepLines w:val="0"/>
               <w:pageBreakBefore w:val="0"/>
@@ -1529,7 +1534,7 @@
           </w:tcPr>
           <w:p>
             <w:pPr>
-              <w:pStyle w:val="TableText"/>
+              <w:pStyle w:val="27"/>
               <w:keepNext w:val="0"/>
               <w:keepLines w:val="0"/>
               <w:pageBreakBefore w:val="0"/>
@@ -1547,23 +1552,17 @@
               <w:ind w:left="161"/>
               <w:textAlignment w:val="baseline"/>
               <w:rPr>
-                <w:rFonts w:eastAsia="宋体" w:hint="default"/>
+                <w:rFonts w:hint="default" w:eastAsia="宋体"/>
                 <w:lang w:val="en-US" w:eastAsia="zh-CN"/>
               </w:rPr>
             </w:pPr>
             <w:r>
               <w:rPr>
-                <w:spacing w:val="-1"/>
-              </w:rPr>
-              <w:t>2025.7</w:t>
-            </w:r>
-            <w:r>
-              <w:rPr>
                 <w:rFonts w:hint="eastAsia"/>
                 <w:spacing w:val="-1"/>
-                <w:lang w:val="en-US" w:eastAsia="zh-CN"/>
+                <w:lang w:eastAsia="zh-CN"/>
               </w:rPr>
-              <w:t>0</w:t>
+              <w:t>2026.01</w:t>
             </w:r>
             <w:r>
               <w:rPr>
@@ -1587,7 +1586,7 @@
           </w:tcPr>
           <w:p>
             <w:pPr>
-              <w:pStyle w:val="TableText"/>
+              <w:pStyle w:val="27"/>
               <w:keepNext w:val="0"/>
               <w:keepLines w:val="0"/>
               <w:pageBreakBefore w:val="0"/>
@@ -1619,7 +1618,7 @@
           </w:tcPr>
           <w:p>
             <w:pPr>
-              <w:pStyle w:val="TableText"/>
+              <w:pStyle w:val="27"/>
               <w:keepNext w:val="0"/>
               <w:keepLines w:val="0"/>
               <w:pageBreakBefore w:val="0"/>
@@ -1637,23 +1636,17 @@
               <w:ind w:left="220"/>
               <w:textAlignment w:val="baseline"/>
               <w:rPr>
-                <w:rFonts w:eastAsia="宋体" w:hint="default"/>
+                <w:rFonts w:hint="default" w:eastAsia="宋体"/>
                 <w:lang w:val="en-US" w:eastAsia="zh-CN"/>
               </w:rPr>
             </w:pPr>
             <w:r>
               <w:rPr>
-                <w:spacing w:val="-1"/>
-              </w:rPr>
-              <w:t>2025.7</w:t>
-            </w:r>
-            <w:r>
-              <w:rPr>
                 <w:rFonts w:hint="eastAsia"/>
                 <w:spacing w:val="-1"/>
-                <w:lang w:val="en-US" w:eastAsia="zh-CN"/>
+                <w:lang w:eastAsia="zh-CN"/>
               </w:rPr>
-              <w:t>0</w:t>
+              <w:t>2026.01</w:t>
             </w:r>
             <w:r>
               <w:rPr>
@@ -1675,12 +1668,12 @@
           <w:tcPr>
             <w:tcW w:w="1172" w:type="dxa"/>
             <w:tcBorders>
-              <w:right w:val="single" w:sz="10" w:space="0" w:color="000000"/>
+              <w:right w:val="single" w:color="000000" w:sz="10" w:space="0"/>
             </w:tcBorders>
           </w:tcPr>
           <w:p>
             <w:pPr>
-              <w:pStyle w:val="TableText"/>
+              <w:pStyle w:val="27"/>
               <w:keepNext w:val="0"/>
               <w:keepLines w:val="0"/>
               <w:pageBreakBefore w:val="0"/>
@@ -1709,9 +1702,14 @@
       </w:tr>
       <w:tr>
         <w:tblPrEx>
-          <w:tblW w:w="9005" w:type="dxa"/>
-          <w:tblInd w:w="34" w:type="dxa"/>
-          <w:tblLayout w:type="fixed"/>
+          <w:tblBorders>
+            <w:top w:val="single" w:color="000000" w:sz="6" w:space="0"/>
+            <w:left w:val="single" w:color="000000" w:sz="6" w:space="0"/>
+            <w:bottom w:val="single" w:color="000000" w:sz="6" w:space="0"/>
+            <w:right w:val="single" w:color="000000" w:sz="6" w:space="0"/>
+            <w:insideH w:val="single" w:color="000000" w:sz="6" w:space="0"/>
+            <w:insideV w:val="single" w:color="000000" w:sz="6" w:space="0"/>
+          </w:tblBorders>
           <w:tblCellMar>
             <w:top w:w="0" w:type="dxa"/>
             <w:left w:w="0" w:type="dxa"/>
@@ -1720,18 +1718,18 @@
           </w:tblCellMar>
         </w:tblPrEx>
         <w:trPr>
-          <w:trHeight w:val="485"/>
+          <w:trHeight w:val="485" w:hRule="atLeast"/>
         </w:trPr>
         <w:tc>
           <w:tcPr>
             <w:tcW w:w="845" w:type="dxa"/>
             <w:tcBorders>
-              <w:left w:val="single" w:sz="10" w:space="0" w:color="000000"/>
+              <w:left w:val="single" w:color="000000" w:sz="10" w:space="0"/>
             </w:tcBorders>
           </w:tcPr>
           <w:p>
             <w:pPr>
-              <w:pStyle w:val="TableText"/>
+              <w:pStyle w:val="27"/>
               <w:keepNext w:val="0"/>
               <w:keepLines w:val="0"/>
               <w:pageBreakBefore w:val="0"/>
@@ -1757,7 +1755,7 @@
           </w:tcPr>
           <w:p>
             <w:pPr>
-              <w:pStyle w:val="TableText"/>
+              <w:pStyle w:val="27"/>
               <w:keepNext w:val="0"/>
               <w:keepLines w:val="0"/>
               <w:pageBreakBefore w:val="0"/>
@@ -1783,7 +1781,7 @@
           </w:tcPr>
           <w:p>
             <w:pPr>
-              <w:pStyle w:val="TableText"/>
+              <w:pStyle w:val="27"/>
               <w:keepNext w:val="0"/>
               <w:keepLines w:val="0"/>
               <w:pageBreakBefore w:val="0"/>
@@ -1809,7 +1807,7 @@
           </w:tcPr>
           <w:p>
             <w:pPr>
-              <w:pStyle w:val="TableText"/>
+              <w:pStyle w:val="27"/>
               <w:keepNext w:val="0"/>
               <w:keepLines w:val="0"/>
               <w:pageBreakBefore w:val="0"/>
@@ -1835,7 +1833,7 @@
           </w:tcPr>
           <w:p>
             <w:pPr>
-              <w:pStyle w:val="TableText"/>
+              <w:pStyle w:val="27"/>
               <w:keepNext w:val="0"/>
               <w:keepLines w:val="0"/>
               <w:pageBreakBefore w:val="0"/>
@@ -1861,7 +1859,7 @@
           </w:tcPr>
           <w:p>
             <w:pPr>
-              <w:pStyle w:val="TableText"/>
+              <w:pStyle w:val="27"/>
               <w:keepNext w:val="0"/>
               <w:keepLines w:val="0"/>
               <w:pageBreakBefore w:val="0"/>
@@ -1887,7 +1885,7 @@
           </w:tcPr>
           <w:p>
             <w:pPr>
-              <w:pStyle w:val="TableText"/>
+              <w:pStyle w:val="27"/>
               <w:keepNext w:val="0"/>
               <w:keepLines w:val="0"/>
               <w:pageBreakBefore w:val="0"/>
@@ -1911,12 +1909,12 @@
           <w:tcPr>
             <w:tcW w:w="1172" w:type="dxa"/>
             <w:tcBorders>
-              <w:right w:val="single" w:sz="10" w:space="0" w:color="000000"/>
+              <w:right w:val="single" w:color="000000" w:sz="10" w:space="0"/>
             </w:tcBorders>
           </w:tcPr>
           <w:p>
             <w:pPr>
-              <w:pStyle w:val="TableText"/>
+              <w:pStyle w:val="27"/>
               <w:keepNext w:val="0"/>
               <w:keepLines w:val="0"/>
               <w:pageBreakBefore w:val="0"/>
@@ -1939,9 +1937,14 @@
       </w:tr>
       <w:tr>
         <w:tblPrEx>
-          <w:tblW w:w="9005" w:type="dxa"/>
-          <w:tblInd w:w="34" w:type="dxa"/>
-          <w:tblLayout w:type="fixed"/>
+          <w:tblBorders>
+            <w:top w:val="single" w:color="000000" w:sz="6" w:space="0"/>
+            <w:left w:val="single" w:color="000000" w:sz="6" w:space="0"/>
+            <w:bottom w:val="single" w:color="000000" w:sz="6" w:space="0"/>
+            <w:right w:val="single" w:color="000000" w:sz="6" w:space="0"/>
+            <w:insideH w:val="single" w:color="000000" w:sz="6" w:space="0"/>
+            <w:insideV w:val="single" w:color="000000" w:sz="6" w:space="0"/>
+          </w:tblBorders>
           <w:tblCellMar>
             <w:top w:w="0" w:type="dxa"/>
             <w:left w:w="0" w:type="dxa"/>
@@ -1950,19 +1953,19 @@
           </w:tblCellMar>
         </w:tblPrEx>
         <w:trPr>
-          <w:trHeight w:val="503"/>
+          <w:trHeight w:val="503" w:hRule="atLeast"/>
         </w:trPr>
         <w:tc>
           <w:tcPr>
             <w:tcW w:w="845" w:type="dxa"/>
             <w:tcBorders>
-              <w:left w:val="single" w:sz="10" w:space="0" w:color="000000"/>
-              <w:bottom w:val="single" w:sz="10" w:space="0" w:color="000000"/>
+              <w:left w:val="single" w:color="000000" w:sz="10" w:space="0"/>
+              <w:bottom w:val="single" w:color="000000" w:sz="10" w:space="0"/>
             </w:tcBorders>
           </w:tcPr>
           <w:p>
             <w:pPr>
-              <w:pStyle w:val="TableText"/>
+              <w:pStyle w:val="27"/>
               <w:keepNext w:val="0"/>
               <w:keepLines w:val="0"/>
               <w:pageBreakBefore w:val="0"/>
@@ -1986,12 +1989,12 @@
           <w:tcPr>
             <w:tcW w:w="881" w:type="dxa"/>
             <w:tcBorders>
-              <w:bottom w:val="single" w:sz="10" w:space="0" w:color="000000"/>
+              <w:bottom w:val="single" w:color="000000" w:sz="10" w:space="0"/>
             </w:tcBorders>
           </w:tcPr>
           <w:p>
             <w:pPr>
-              <w:pStyle w:val="TableText"/>
+              <w:pStyle w:val="27"/>
               <w:keepNext w:val="0"/>
               <w:keepLines w:val="0"/>
               <w:pageBreakBefore w:val="0"/>
@@ -2015,12 +2018,12 @@
           <w:tcPr>
             <w:tcW w:w="1274" w:type="dxa"/>
             <w:tcBorders>
-              <w:bottom w:val="single" w:sz="10" w:space="0" w:color="000000"/>
+              <w:bottom w:val="single" w:color="000000" w:sz="10" w:space="0"/>
             </w:tcBorders>
           </w:tcPr>
           <w:p>
             <w:pPr>
-              <w:pStyle w:val="TableText"/>
+              <w:pStyle w:val="27"/>
               <w:keepNext w:val="0"/>
               <w:keepLines w:val="0"/>
               <w:pageBreakBefore w:val="0"/>
@@ -2044,12 +2047,12 @@
           <w:tcPr>
             <w:tcW w:w="957" w:type="dxa"/>
             <w:tcBorders>
-              <w:bottom w:val="single" w:sz="10" w:space="0" w:color="000000"/>
+              <w:bottom w:val="single" w:color="000000" w:sz="10" w:space="0"/>
             </w:tcBorders>
           </w:tcPr>
           <w:p>
             <w:pPr>
-              <w:pStyle w:val="TableText"/>
+              <w:pStyle w:val="27"/>
               <w:keepNext w:val="0"/>
               <w:keepLines w:val="0"/>
               <w:pageBreakBefore w:val="0"/>
@@ -2073,12 +2076,12 @@
           <w:tcPr>
             <w:tcW w:w="1377" w:type="dxa"/>
             <w:tcBorders>
-              <w:bottom w:val="single" w:sz="10" w:space="0" w:color="000000"/>
+              <w:bottom w:val="single" w:color="000000" w:sz="10" w:space="0"/>
             </w:tcBorders>
           </w:tcPr>
           <w:p>
             <w:pPr>
-              <w:pStyle w:val="TableText"/>
+              <w:pStyle w:val="27"/>
               <w:keepNext w:val="0"/>
               <w:keepLines w:val="0"/>
               <w:pageBreakBefore w:val="0"/>
@@ -2102,12 +2105,12 @@
           <w:tcPr>
             <w:tcW w:w="1017" w:type="dxa"/>
             <w:tcBorders>
-              <w:bottom w:val="single" w:sz="10" w:space="0" w:color="000000"/>
+              <w:bottom w:val="single" w:color="000000" w:sz="10" w:space="0"/>
             </w:tcBorders>
           </w:tcPr>
           <w:p>
             <w:pPr>
-              <w:pStyle w:val="TableText"/>
+              <w:pStyle w:val="27"/>
               <w:keepNext w:val="0"/>
               <w:keepLines w:val="0"/>
               <w:pageBreakBefore w:val="0"/>
@@ -2131,12 +2134,12 @@
           <w:tcPr>
             <w:tcW w:w="1482" w:type="dxa"/>
             <w:tcBorders>
-              <w:bottom w:val="single" w:sz="10" w:space="0" w:color="000000"/>
+              <w:bottom w:val="single" w:color="000000" w:sz="10" w:space="0"/>
             </w:tcBorders>
           </w:tcPr>
           <w:p>
             <w:pPr>
-              <w:pStyle w:val="TableText"/>
+              <w:pStyle w:val="27"/>
               <w:keepNext w:val="0"/>
               <w:keepLines w:val="0"/>
               <w:pageBreakBefore w:val="0"/>
@@ -2160,13 +2163,13 @@
           <w:tcPr>
             <w:tcW w:w="1172" w:type="dxa"/>
             <w:tcBorders>
-              <w:bottom w:val="single" w:sz="10" w:space="0" w:color="000000"/>
-              <w:right w:val="single" w:sz="10" w:space="0" w:color="000000"/>
+              <w:bottom w:val="single" w:color="000000" w:sz="10" w:space="0"/>
+              <w:right w:val="single" w:color="000000" w:sz="10" w:space="0"/>
             </w:tcBorders>
           </w:tcPr>
           <w:p>
             <w:pPr>
-              <w:pStyle w:val="TableText"/>
+              <w:pStyle w:val="27"/>
               <w:keepNext w:val="0"/>
               <w:keepLines w:val="0"/>
               <w:pageBreakBefore w:val="0"/>
@@ -2220,7 +2223,7 @@
     <w:sdt>
       <w:sdtPr>
         <w:rPr>
-          <w:rFonts w:ascii="宋体" w:eastAsia="宋体" w:hAnsi="宋体" w:cs="Arial"/>
+          <w:rFonts w:ascii="宋体" w:hAnsi="宋体" w:eastAsia="宋体" w:cs="Arial"/>
           <w:snapToGrid w:val="0"/>
           <w:color w:val="000000"/>
           <w:kern w:val="0"/>
@@ -2236,7 +2239,7 @@
       </w:sdtPr>
       <w:sdtEndPr>
         <w:rPr>
-          <w:rFonts w:ascii="宋体" w:eastAsia="宋体" w:hAnsi="宋体" w:cs="Arial"/>
+          <w:rFonts w:ascii="宋体" w:hAnsi="宋体" w:eastAsia="宋体" w:cs="Arial"/>
           <w:snapToGrid w:val="0"/>
           <w:color w:val="000000"/>
           <w:kern w:val="0"/>
@@ -2262,14 +2265,14 @@
             <w:adjustRightInd w:val="0"/>
             <w:snapToGrid w:val="0"/>
             <w:spacing w:before="0" w:beforeLines="0" w:after="0" w:afterLines="0" w:line="240" w:lineRule="auto"/>
-            <w:ind w:left="0" w:right="0" w:firstLine="0" w:leftChars="0" w:rightChars="0" w:firstLineChars="0"/>
+            <w:ind w:left="0" w:leftChars="0" w:right="0" w:rightChars="0" w:firstLine="0" w:firstLineChars="0"/>
             <w:jc w:val="center"/>
             <w:textAlignment w:val="baseline"/>
           </w:pPr>
           <w:bookmarkStart w:id="4" w:name="_Toc4505"/>
           <w:r>
             <w:rPr>
-              <w:rFonts w:ascii="宋体" w:eastAsia="宋体" w:hAnsi="宋体"/>
+              <w:rFonts w:ascii="宋体" w:hAnsi="宋体" w:eastAsia="宋体"/>
               <w:sz w:val="21"/>
             </w:rPr>
             <w:t>目录</w:t>
@@ -2277,7 +2280,7 @@
         </w:p>
         <w:p>
           <w:pPr>
-            <w:pStyle w:val="TOC1"/>
+            <w:pStyle w:val="16"/>
             <w:tabs>
               <w:tab w:val="right" w:leader="dot" w:pos="8306"/>
             </w:tabs>
@@ -2331,7 +2334,7 @@
         </w:p>
         <w:p>
           <w:pPr>
-            <w:pStyle w:val="TOC1"/>
+            <w:pStyle w:val="16"/>
             <w:tabs>
               <w:tab w:val="right" w:leader="dot" w:pos="8306"/>
             </w:tabs>
@@ -2376,7 +2379,7 @@
         </w:p>
         <w:p>
           <w:pPr>
-            <w:pStyle w:val="TOC1"/>
+            <w:pStyle w:val="16"/>
             <w:tabs>
               <w:tab w:val="right" w:leader="dot" w:pos="8306"/>
             </w:tabs>
@@ -2421,7 +2424,7 @@
         </w:p>
         <w:p>
           <w:pPr>
-            <w:pStyle w:val="TOC1"/>
+            <w:pStyle w:val="16"/>
             <w:tabs>
               <w:tab w:val="right" w:leader="dot" w:pos="8306"/>
             </w:tabs>
@@ -2437,7 +2440,7 @@
           </w:r>
           <w:r>
             <w:rPr>
-              <w:rFonts w:ascii="宋体" w:eastAsia="宋体" w:hAnsi="宋体" w:cs="宋体"/>
+              <w:rFonts w:ascii="宋体" w:hAnsi="宋体" w:eastAsia="宋体" w:cs="宋体"/>
               <w:bCs/>
               <w:spacing w:val="-4"/>
               <w:szCs w:val="30"/>
@@ -2468,7 +2471,7 @@
         </w:p>
         <w:p>
           <w:pPr>
-            <w:pStyle w:val="TOC1"/>
+            <w:pStyle w:val="16"/>
             <w:tabs>
               <w:tab w:val="right" w:leader="dot" w:pos="8306"/>
             </w:tabs>
@@ -2520,7 +2523,7 @@
         </w:p>
         <w:p>
           <w:pPr>
-            <w:pStyle w:val="TOC1"/>
+            <w:pStyle w:val="16"/>
             <w:tabs>
               <w:tab w:val="right" w:leader="dot" w:pos="8306"/>
             </w:tabs>
@@ -2572,7 +2575,7 @@
         </w:p>
         <w:p>
           <w:pPr>
-            <w:pStyle w:val="TOC2"/>
+            <w:pStyle w:val="17"/>
             <w:tabs>
               <w:tab w:val="right" w:leader="dot" w:pos="8306"/>
             </w:tabs>
@@ -2627,7 +2630,7 @@
         </w:p>
         <w:p>
           <w:pPr>
-            <w:pStyle w:val="TOC3"/>
+            <w:pStyle w:val="13"/>
             <w:tabs>
               <w:tab w:val="right" w:leader="dot" w:pos="8306"/>
             </w:tabs>
@@ -2679,7 +2682,7 @@
         </w:p>
         <w:p>
           <w:pPr>
-            <w:pStyle w:val="TOC3"/>
+            <w:pStyle w:val="13"/>
             <w:tabs>
               <w:tab w:val="right" w:leader="dot" w:pos="8306"/>
             </w:tabs>
@@ -2731,7 +2734,7 @@
         </w:p>
         <w:p>
           <w:pPr>
-            <w:pStyle w:val="TOC3"/>
+            <w:pStyle w:val="13"/>
             <w:tabs>
               <w:tab w:val="right" w:leader="dot" w:pos="8306"/>
             </w:tabs>
@@ -2783,7 +2786,7 @@
         </w:p>
         <w:p>
           <w:pPr>
-            <w:pStyle w:val="TOC3"/>
+            <w:pStyle w:val="13"/>
             <w:tabs>
               <w:tab w:val="right" w:leader="dot" w:pos="8306"/>
             </w:tabs>
@@ -2835,7 +2838,7 @@
         </w:p>
         <w:p>
           <w:pPr>
-            <w:pStyle w:val="TOC3"/>
+            <w:pStyle w:val="13"/>
             <w:tabs>
               <w:tab w:val="right" w:leader="dot" w:pos="8306"/>
             </w:tabs>
@@ -2887,7 +2890,7 @@
         </w:p>
         <w:p>
           <w:pPr>
-            <w:pStyle w:val="TOC2"/>
+            <w:pStyle w:val="17"/>
             <w:tabs>
               <w:tab w:val="right" w:leader="dot" w:pos="8306"/>
             </w:tabs>
@@ -2939,7 +2942,7 @@
         </w:p>
         <w:p>
           <w:pPr>
-            <w:pStyle w:val="TOC3"/>
+            <w:pStyle w:val="13"/>
             <w:tabs>
               <w:tab w:val="right" w:leader="dot" w:pos="8306"/>
             </w:tabs>
@@ -2991,7 +2994,7 @@
         </w:p>
         <w:p>
           <w:pPr>
-            <w:pStyle w:val="TOC3"/>
+            <w:pStyle w:val="13"/>
             <w:tabs>
               <w:tab w:val="right" w:leader="dot" w:pos="8306"/>
             </w:tabs>
@@ -3043,7 +3046,7 @@
         </w:p>
         <w:p>
           <w:pPr>
-            <w:pStyle w:val="TOC3"/>
+            <w:pStyle w:val="13"/>
             <w:tabs>
               <w:tab w:val="right" w:leader="dot" w:pos="8306"/>
             </w:tabs>
@@ -3095,7 +3098,7 @@
         </w:p>
         <w:p>
           <w:pPr>
-            <w:pStyle w:val="TOC3"/>
+            <w:pStyle w:val="13"/>
             <w:tabs>
               <w:tab w:val="right" w:leader="dot" w:pos="8306"/>
             </w:tabs>
@@ -3147,7 +3150,7 @@
         </w:p>
         <w:p>
           <w:pPr>
-            <w:pStyle w:val="TOC3"/>
+            <w:pStyle w:val="13"/>
             <w:tabs>
               <w:tab w:val="right" w:leader="dot" w:pos="8306"/>
             </w:tabs>
@@ -3199,7 +3202,7 @@
         </w:p>
         <w:p>
           <w:pPr>
-            <w:pStyle w:val="TOC2"/>
+            <w:pStyle w:val="17"/>
             <w:tabs>
               <w:tab w:val="right" w:leader="dot" w:pos="8306"/>
             </w:tabs>
@@ -3251,7 +3254,7 @@
         </w:p>
         <w:p>
           <w:pPr>
-            <w:pStyle w:val="TOC3"/>
+            <w:pStyle w:val="13"/>
             <w:tabs>
               <w:tab w:val="right" w:leader="dot" w:pos="8306"/>
             </w:tabs>
@@ -3303,7 +3306,7 @@
         </w:p>
         <w:p>
           <w:pPr>
-            <w:pStyle w:val="TOC3"/>
+            <w:pStyle w:val="13"/>
             <w:tabs>
               <w:tab w:val="right" w:leader="dot" w:pos="8306"/>
             </w:tabs>
@@ -3355,7 +3358,7 @@
         </w:p>
         <w:p>
           <w:pPr>
-            <w:pStyle w:val="TOC3"/>
+            <w:pStyle w:val="13"/>
             <w:tabs>
               <w:tab w:val="right" w:leader="dot" w:pos="8306"/>
             </w:tabs>
@@ -3407,7 +3410,7 @@
         </w:p>
         <w:p>
           <w:pPr>
-            <w:pStyle w:val="TOC3"/>
+            <w:pStyle w:val="13"/>
             <w:tabs>
               <w:tab w:val="right" w:leader="dot" w:pos="8306"/>
             </w:tabs>
@@ -3459,7 +3462,7 @@
         </w:p>
         <w:p>
           <w:pPr>
-            <w:pStyle w:val="TOC3"/>
+            <w:pStyle w:val="13"/>
             <w:tabs>
               <w:tab w:val="right" w:leader="dot" w:pos="8306"/>
             </w:tabs>
@@ -3511,7 +3514,7 @@
         </w:p>
         <w:p>
           <w:pPr>
-            <w:pStyle w:val="TOC2"/>
+            <w:pStyle w:val="17"/>
             <w:tabs>
               <w:tab w:val="right" w:leader="dot" w:pos="8306"/>
             </w:tabs>
@@ -3563,7 +3566,7 @@
         </w:p>
         <w:p>
           <w:pPr>
-            <w:pStyle w:val="TOC3"/>
+            <w:pStyle w:val="13"/>
             <w:tabs>
               <w:tab w:val="right" w:leader="dot" w:pos="8306"/>
             </w:tabs>
@@ -3615,7 +3618,7 @@
         </w:p>
         <w:p>
           <w:pPr>
-            <w:pStyle w:val="TOC3"/>
+            <w:pStyle w:val="13"/>
             <w:tabs>
               <w:tab w:val="right" w:leader="dot" w:pos="8306"/>
             </w:tabs>
@@ -3667,7 +3670,7 @@
         </w:p>
         <w:p>
           <w:pPr>
-            <w:pStyle w:val="TOC3"/>
+            <w:pStyle w:val="13"/>
             <w:tabs>
               <w:tab w:val="right" w:leader="dot" w:pos="8306"/>
             </w:tabs>
@@ -3719,7 +3722,7 @@
         </w:p>
         <w:p>
           <w:pPr>
-            <w:pStyle w:val="TOC3"/>
+            <w:pStyle w:val="13"/>
             <w:tabs>
               <w:tab w:val="right" w:leader="dot" w:pos="8306"/>
             </w:tabs>
@@ -3771,7 +3774,7 @@
         </w:p>
         <w:p>
           <w:pPr>
-            <w:pStyle w:val="TOC3"/>
+            <w:pStyle w:val="13"/>
             <w:tabs>
               <w:tab w:val="right" w:leader="dot" w:pos="8306"/>
             </w:tabs>
@@ -3823,7 +3826,7 @@
         </w:p>
         <w:p>
           <w:pPr>
-            <w:pStyle w:val="TOC2"/>
+            <w:pStyle w:val="17"/>
             <w:tabs>
               <w:tab w:val="right" w:leader="dot" w:pos="8306"/>
             </w:tabs>
@@ -3875,7 +3878,7 @@
         </w:p>
         <w:p>
           <w:pPr>
-            <w:pStyle w:val="TOC2"/>
+            <w:pStyle w:val="17"/>
             <w:tabs>
               <w:tab w:val="right" w:leader="dot" w:pos="8306"/>
             </w:tabs>
@@ -3944,7 +3947,7 @@
             <w:sectPr>
               <w:pgSz w:w="11906" w:h="16838"/>
               <w:pgMar w:top="1440" w:right="1800" w:bottom="1440" w:left="1800" w:header="851" w:footer="992" w:gutter="0"/>
-              <w:cols w:num="1" w:space="425"/>
+              <w:cols w:space="425" w:num="1"/>
               <w:docGrid w:type="lines" w:linePitch="312" w:charSpace="0"/>
             </w:sectPr>
           </w:pPr>
@@ -3956,7 +3959,7 @@
     </w:sdt>
     <w:p>
       <w:pPr>
-        <w:pStyle w:val="1"/>
+        <w:pStyle w:val="28"/>
         <w:keepNext w:val="0"/>
         <w:keepLines w:val="0"/>
         <w:pageBreakBefore w:val="0"/>
@@ -3988,16 +3991,16 @@
     </w:p>
     <w:tbl>
       <w:tblPr>
-        <w:tblStyle w:val="TableNormal"/>
+        <w:tblStyle w:val="20"/>
         <w:tblW w:w="13037" w:type="dxa"/>
         <w:jc w:val="center"/>
         <w:tblBorders>
-          <w:top w:val="single" w:sz="4" w:space="0" w:color="auto"/>
-          <w:left w:val="single" w:sz="4" w:space="0" w:color="auto"/>
-          <w:bottom w:val="single" w:sz="4" w:space="0" w:color="auto"/>
-          <w:right w:val="single" w:sz="4" w:space="0" w:color="auto"/>
-          <w:insideH w:val="single" w:sz="4" w:space="0" w:color="auto"/>
-          <w:insideV w:val="single" w:sz="4" w:space="0" w:color="auto"/>
+          <w:top w:val="single" w:color="auto" w:sz="4" w:space="0"/>
+          <w:left w:val="single" w:color="auto" w:sz="4" w:space="0"/>
+          <w:bottom w:val="single" w:color="auto" w:sz="4" w:space="0"/>
+          <w:right w:val="single" w:color="auto" w:sz="4" w:space="0"/>
+          <w:insideH w:val="single" w:color="auto" w:sz="4" w:space="0"/>
+          <w:insideV w:val="single" w:color="auto" w:sz="4" w:space="0"/>
         </w:tblBorders>
         <w:tblLayout w:type="fixed"/>
         <w:tblCellMar>
@@ -4016,17 +4019,14 @@
       </w:tblGrid>
       <w:tr>
         <w:tblPrEx>
-          <w:tblW w:w="13037" w:type="dxa"/>
-          <w:jc w:val="center"/>
           <w:tblBorders>
-            <w:top w:val="single" w:sz="4" w:space="0" w:color="auto"/>
-            <w:left w:val="single" w:sz="4" w:space="0" w:color="auto"/>
-            <w:bottom w:val="single" w:sz="4" w:space="0" w:color="auto"/>
-            <w:right w:val="single" w:sz="4" w:space="0" w:color="auto"/>
-            <w:insideH w:val="single" w:sz="4" w:space="0" w:color="auto"/>
-            <w:insideV w:val="single" w:sz="4" w:space="0" w:color="auto"/>
+            <w:top w:val="single" w:color="auto" w:sz="4" w:space="0"/>
+            <w:left w:val="single" w:color="auto" w:sz="4" w:space="0"/>
+            <w:bottom w:val="single" w:color="auto" w:sz="4" w:space="0"/>
+            <w:right w:val="single" w:color="auto" w:sz="4" w:space="0"/>
+            <w:insideH w:val="single" w:color="auto" w:sz="4" w:space="0"/>
+            <w:insideV w:val="single" w:color="auto" w:sz="4" w:space="0"/>
           </w:tblBorders>
-          <w:tblLayout w:type="fixed"/>
           <w:tblCellMar>
             <w:top w:w="0" w:type="dxa"/>
             <w:left w:w="10" w:type="dxa"/>
@@ -4064,14 +4064,14 @@
               <w:snapToGrid w:val="0"/>
               <w:textAlignment w:val="baseline"/>
               <w:rPr>
-                <w:rFonts w:ascii="宋体" w:eastAsia="宋体" w:hAnsi="宋体" w:cs="宋体" w:hint="eastAsia"/>
+                <w:rFonts w:hint="eastAsia" w:ascii="宋体" w:hAnsi="宋体" w:eastAsia="宋体" w:cs="宋体"/>
                 <w:sz w:val="21"/>
                 <w:szCs w:val="21"/>
               </w:rPr>
             </w:pPr>
             <w:r>
               <w:rPr>
-                <w:rFonts w:ascii="宋体" w:eastAsia="宋体" w:hAnsi="宋体" w:cs="宋体" w:hint="eastAsia"/>
+                <w:rFonts w:hint="eastAsia" w:ascii="宋体" w:hAnsi="宋体" w:eastAsia="宋体" w:cs="宋体"/>
                 <w:sz w:val="21"/>
                 <w:szCs w:val="21"/>
               </w:rPr>
@@ -4106,14 +4106,14 @@
               <w:snapToGrid w:val="0"/>
               <w:textAlignment w:val="baseline"/>
               <w:rPr>
-                <w:rFonts w:ascii="宋体" w:eastAsia="宋体" w:hAnsi="宋体" w:cs="宋体" w:hint="eastAsia"/>
+                <w:rFonts w:hint="eastAsia" w:ascii="宋体" w:hAnsi="宋体" w:eastAsia="宋体" w:cs="宋体"/>
                 <w:sz w:val="21"/>
                 <w:szCs w:val="21"/>
               </w:rPr>
             </w:pPr>
             <w:r>
               <w:rPr>
-                <w:rFonts w:ascii="宋体" w:eastAsia="宋体" w:hAnsi="宋体" w:cs="宋体" w:hint="eastAsia"/>
+                <w:rFonts w:hint="eastAsia" w:ascii="宋体" w:hAnsi="宋体" w:eastAsia="宋体" w:cs="宋体"/>
                 <w:sz w:val="21"/>
                 <w:szCs w:val="21"/>
               </w:rPr>
@@ -4148,14 +4148,14 @@
               <w:snapToGrid w:val="0"/>
               <w:textAlignment w:val="baseline"/>
               <w:rPr>
-                <w:rFonts w:ascii="宋体" w:eastAsia="宋体" w:hAnsi="宋体" w:cs="宋体" w:hint="eastAsia"/>
+                <w:rFonts w:hint="eastAsia" w:ascii="宋体" w:hAnsi="宋体" w:eastAsia="宋体" w:cs="宋体"/>
                 <w:sz w:val="21"/>
                 <w:szCs w:val="21"/>
               </w:rPr>
             </w:pPr>
             <w:r>
               <w:rPr>
-                <w:rFonts w:ascii="宋体" w:eastAsia="宋体" w:hAnsi="宋体" w:cs="宋体" w:hint="eastAsia"/>
+                <w:rFonts w:hint="eastAsia" w:ascii="宋体" w:hAnsi="宋体" w:eastAsia="宋体" w:cs="宋体"/>
                 <w:sz w:val="21"/>
                 <w:szCs w:val="21"/>
               </w:rPr>
@@ -4191,7 +4191,7 @@
               <w:snapToGrid w:val="0"/>
               <w:textAlignment w:val="baseline"/>
               <w:rPr>
-                <w:rFonts w:ascii="宋体" w:eastAsia="宋体" w:hAnsi="宋体" w:cs="宋体" w:hint="default"/>
+                <w:rFonts w:hint="default" w:ascii="宋体" w:hAnsi="宋体" w:eastAsia="宋体" w:cs="宋体"/>
                 <w:snapToGrid w:val="0"/>
                 <w:color w:val="000000"/>
                 <w:kern w:val="0"/>
@@ -4202,7 +4202,7 @@
             </w:pPr>
             <w:r>
               <w:rPr>
-                <w:rFonts w:ascii="宋体" w:hAnsi="宋体" w:cs="宋体" w:hint="eastAsia"/>
+                <w:rFonts w:hint="eastAsia" w:ascii="宋体" w:hAnsi="宋体" w:cs="宋体"/>
                 <w:sz w:val="21"/>
                 <w:szCs w:val="21"/>
                 <w:lang w:val="en-US" w:eastAsia="zh-CN"/>
@@ -4238,14 +4238,14 @@
               <w:snapToGrid w:val="0"/>
               <w:textAlignment w:val="baseline"/>
               <w:rPr>
-                <w:rFonts w:ascii="宋体" w:eastAsia="宋体" w:hAnsi="宋体" w:cs="宋体" w:hint="eastAsia"/>
+                <w:rFonts w:hint="eastAsia" w:ascii="宋体" w:hAnsi="宋体" w:eastAsia="宋体" w:cs="宋体"/>
                 <w:sz w:val="21"/>
                 <w:szCs w:val="21"/>
               </w:rPr>
             </w:pPr>
             <w:r>
               <w:rPr>
-                <w:rFonts w:ascii="宋体" w:hAnsi="宋体" w:cs="宋体" w:hint="eastAsia"/>
+                <w:rFonts w:hint="eastAsia" w:ascii="宋体" w:hAnsi="宋体" w:cs="宋体"/>
                 <w:sz w:val="21"/>
                 <w:szCs w:val="21"/>
                 <w:lang w:val="en-US" w:eastAsia="zh-CN"/>
@@ -4254,7 +4254,7 @@
             </w:r>
             <w:r>
               <w:rPr>
-                <w:rFonts w:ascii="宋体" w:eastAsia="宋体" w:hAnsi="宋体" w:cs="宋体" w:hint="eastAsia"/>
+                <w:rFonts w:hint="eastAsia" w:ascii="宋体" w:hAnsi="宋体" w:eastAsia="宋体" w:cs="宋体"/>
                 <w:sz w:val="21"/>
                 <w:szCs w:val="21"/>
               </w:rPr>
@@ -4265,9 +4265,14 @@
       </w:tr>
       <w:tr>
         <w:tblPrEx>
-          <w:tblW w:w="13037" w:type="dxa"/>
-          <w:jc w:val="center"/>
-          <w:tblLayout w:type="fixed"/>
+          <w:tblBorders>
+            <w:top w:val="single" w:color="auto" w:sz="4" w:space="0"/>
+            <w:left w:val="single" w:color="auto" w:sz="4" w:space="0"/>
+            <w:bottom w:val="single" w:color="auto" w:sz="4" w:space="0"/>
+            <w:right w:val="single" w:color="auto" w:sz="4" w:space="0"/>
+            <w:insideH w:val="single" w:color="auto" w:sz="4" w:space="0"/>
+            <w:insideV w:val="single" w:color="auto" w:sz="4" w:space="0"/>
+          </w:tblBorders>
           <w:tblCellMar>
             <w:top w:w="0" w:type="dxa"/>
             <w:left w:w="10" w:type="dxa"/>
@@ -4307,10 +4312,10 @@
               <w:bidi w:val="0"/>
               <w:adjustRightInd w:val="0"/>
               <w:snapToGrid w:val="0"/>
-              <w:ind w:left="425" w:hanging="425" w:leftChars="0" w:firstLineChars="0"/>
+              <w:ind w:left="425" w:leftChars="0" w:hanging="425" w:firstLineChars="0"/>
               <w:textAlignment w:val="baseline"/>
               <w:rPr>
-                <w:rFonts w:ascii="宋体" w:eastAsia="宋体" w:hAnsi="宋体" w:cs="宋体" w:hint="eastAsia"/>
+                <w:rFonts w:hint="eastAsia" w:ascii="宋体" w:hAnsi="宋体" w:eastAsia="宋体" w:cs="宋体"/>
                 <w:sz w:val="21"/>
                 <w:szCs w:val="21"/>
               </w:rPr>
@@ -4344,14 +4349,14 @@
               <w:snapToGrid w:val="0"/>
               <w:textAlignment w:val="baseline"/>
               <w:rPr>
-                <w:rFonts w:ascii="宋体" w:eastAsia="宋体" w:hAnsi="宋体" w:cs="宋体" w:hint="eastAsia"/>
+                <w:rFonts w:hint="eastAsia" w:ascii="宋体" w:hAnsi="宋体" w:eastAsia="宋体" w:cs="宋体"/>
                 <w:sz w:val="21"/>
                 <w:szCs w:val="21"/>
               </w:rPr>
             </w:pPr>
             <w:r>
               <w:rPr>
-                <w:rFonts w:ascii="宋体" w:eastAsia="宋体" w:hAnsi="宋体" w:cs="宋体" w:hint="eastAsia"/>
+                <w:rFonts w:hint="eastAsia" w:ascii="宋体" w:hAnsi="宋体" w:eastAsia="宋体" w:cs="宋体"/>
                 <w:sz w:val="21"/>
                 <w:szCs w:val="21"/>
               </w:rPr>
@@ -4371,7 +4376,7 @@
           </w:tcPr>
           <w:p>
             <w:pPr>
-              <w:pStyle w:val="a3"/>
+              <w:pStyle w:val="39"/>
               <w:keepNext w:val="0"/>
               <w:keepLines w:val="0"/>
               <w:pageBreakBefore w:val="0"/>
@@ -4387,7 +4392,7 @@
               <w:snapToGrid w:val="0"/>
               <w:textAlignment w:val="baseline"/>
               <w:rPr>
-                <w:rFonts w:ascii="宋体" w:eastAsia="宋体" w:hAnsi="宋体" w:cs="宋体" w:hint="eastAsia"/>
+                <w:rFonts w:hint="eastAsia" w:ascii="宋体" w:hAnsi="宋体" w:eastAsia="宋体" w:cs="宋体"/>
                 <w:szCs w:val="21"/>
               </w:rPr>
             </w:pPr>
@@ -4424,7 +4429,7 @@
               <w:snapToGrid w:val="0"/>
               <w:textAlignment w:val="baseline"/>
               <w:rPr>
-                <w:rFonts w:ascii="宋体" w:eastAsia="宋体" w:hAnsi="宋体" w:cs="宋体" w:hint="eastAsia"/>
+                <w:rFonts w:hint="eastAsia" w:ascii="宋体" w:hAnsi="宋体" w:eastAsia="宋体" w:cs="宋体"/>
                 <w:snapToGrid w:val="0"/>
                 <w:color w:val="000000"/>
                 <w:kern w:val="0"/>
@@ -4435,7 +4440,7 @@
             </w:pPr>
             <w:r>
               <w:rPr>
-                <w:rFonts w:ascii="宋体" w:hAnsi="宋体" w:cs="宋体" w:hint="eastAsia"/>
+                <w:rFonts w:hint="eastAsia" w:ascii="宋体" w:hAnsi="宋体" w:cs="宋体"/>
                 <w:sz w:val="21"/>
                 <w:szCs w:val="21"/>
                 <w:lang w:val="en-US" w:eastAsia="zh-CN"/>
@@ -4474,14 +4479,14 @@
               <w:jc w:val="both"/>
               <w:textAlignment w:val="baseline"/>
               <w:rPr>
-                <w:rFonts w:ascii="宋体" w:eastAsia="宋体" w:hAnsi="宋体" w:cs="宋体" w:hint="eastAsia"/>
+                <w:rFonts w:hint="eastAsia" w:ascii="宋体" w:hAnsi="宋体" w:eastAsia="宋体" w:cs="宋体"/>
                 <w:sz w:val="21"/>
                 <w:szCs w:val="21"/>
               </w:rPr>
             </w:pPr>
             <w:r>
               <w:rPr>
-                <w:rFonts w:ascii="宋体" w:eastAsia="宋体" w:hAnsi="宋体" w:cs="宋体" w:hint="eastAsia"/>
+                <w:rFonts w:hint="eastAsia" w:ascii="宋体" w:hAnsi="宋体" w:eastAsia="宋体" w:cs="宋体"/>
                 <w:spacing w:val="7"/>
                 <w:sz w:val="21"/>
                 <w:szCs w:val="21"/>
@@ -4491,7 +4496,7 @@
             </w:r>
             <w:r>
               <w:rPr>
-                <w:rFonts w:ascii="宋体" w:eastAsia="宋体" w:hAnsi="宋体" w:cs="宋体" w:hint="eastAsia"/>
+                <w:rFonts w:hint="eastAsia" w:ascii="宋体" w:hAnsi="宋体" w:eastAsia="宋体" w:cs="宋体"/>
                 <w:spacing w:val="7"/>
                 <w:sz w:val="21"/>
                 <w:szCs w:val="21"/>
@@ -4500,7 +4505,7 @@
             </w:r>
             <w:r>
               <w:rPr>
-                <w:rFonts w:ascii="宋体" w:eastAsia="宋体" w:hAnsi="宋体" w:cs="宋体" w:hint="eastAsia"/>
+                <w:rFonts w:hint="eastAsia" w:ascii="宋体" w:hAnsi="宋体" w:eastAsia="宋体" w:cs="宋体"/>
                 <w:spacing w:val="7"/>
                 <w:sz w:val="21"/>
                 <w:szCs w:val="21"/>
@@ -4510,7 +4515,7 @@
             </w:r>
             <w:r>
               <w:rPr>
-                <w:rFonts w:ascii="宋体" w:eastAsia="宋体" w:hAnsi="宋体" w:cs="宋体" w:hint="eastAsia"/>
+                <w:rFonts w:hint="eastAsia" w:ascii="宋体" w:hAnsi="宋体" w:eastAsia="宋体" w:cs="宋体"/>
                 <w:spacing w:val="7"/>
                 <w:sz w:val="21"/>
                 <w:szCs w:val="21"/>
@@ -4522,9 +4527,14 @@
       </w:tr>
       <w:tr>
         <w:tblPrEx>
-          <w:tblW w:w="13037" w:type="dxa"/>
-          <w:jc w:val="center"/>
-          <w:tblLayout w:type="fixed"/>
+          <w:tblBorders>
+            <w:top w:val="single" w:color="auto" w:sz="4" w:space="0"/>
+            <w:left w:val="single" w:color="auto" w:sz="4" w:space="0"/>
+            <w:bottom w:val="single" w:color="auto" w:sz="4" w:space="0"/>
+            <w:right w:val="single" w:color="auto" w:sz="4" w:space="0"/>
+            <w:insideH w:val="single" w:color="auto" w:sz="4" w:space="0"/>
+            <w:insideV w:val="single" w:color="auto" w:sz="4" w:space="0"/>
+          </w:tblBorders>
           <w:tblCellMar>
             <w:top w:w="0" w:type="dxa"/>
             <w:left w:w="10" w:type="dxa"/>
@@ -4564,10 +4574,10 @@
               <w:bidi w:val="0"/>
               <w:adjustRightInd w:val="0"/>
               <w:snapToGrid w:val="0"/>
-              <w:ind w:left="425" w:hanging="425" w:leftChars="0" w:firstLineChars="0"/>
+              <w:ind w:left="425" w:leftChars="0" w:hanging="425" w:firstLineChars="0"/>
               <w:textAlignment w:val="baseline"/>
               <w:rPr>
-                <w:rFonts w:ascii="宋体" w:eastAsia="宋体" w:hAnsi="宋体" w:cs="宋体" w:hint="eastAsia"/>
+                <w:rFonts w:hint="eastAsia" w:ascii="宋体" w:hAnsi="宋体" w:eastAsia="宋体" w:cs="宋体"/>
                 <w:sz w:val="21"/>
                 <w:szCs w:val="21"/>
               </w:rPr>
@@ -4601,14 +4611,14 @@
               <w:snapToGrid w:val="0"/>
               <w:textAlignment w:val="baseline"/>
               <w:rPr>
-                <w:rFonts w:ascii="宋体" w:eastAsia="宋体" w:hAnsi="宋体" w:cs="宋体" w:hint="eastAsia"/>
+                <w:rFonts w:hint="eastAsia" w:ascii="宋体" w:hAnsi="宋体" w:eastAsia="宋体" w:cs="宋体"/>
                 <w:sz w:val="21"/>
                 <w:szCs w:val="21"/>
               </w:rPr>
             </w:pPr>
             <w:r>
               <w:rPr>
-                <w:rFonts w:ascii="宋体" w:eastAsia="宋体" w:hAnsi="宋体" w:cs="宋体" w:hint="eastAsia"/>
+                <w:rFonts w:hint="eastAsia" w:ascii="宋体" w:hAnsi="宋体" w:eastAsia="宋体" w:cs="宋体"/>
                 <w:sz w:val="21"/>
                 <w:szCs w:val="21"/>
               </w:rPr>
@@ -4643,14 +4653,14 @@
               <w:snapToGrid w:val="0"/>
               <w:textAlignment w:val="baseline"/>
               <w:rPr>
-                <w:rFonts w:ascii="宋体" w:eastAsia="宋体" w:hAnsi="宋体" w:cs="宋体" w:hint="eastAsia"/>
+                <w:rFonts w:hint="eastAsia" w:ascii="宋体" w:hAnsi="宋体" w:eastAsia="宋体" w:cs="宋体"/>
                 <w:sz w:val="21"/>
                 <w:szCs w:val="21"/>
               </w:rPr>
             </w:pPr>
             <w:r>
               <w:rPr>
-                <w:rFonts w:ascii="宋体" w:eastAsia="宋体" w:hAnsi="宋体" w:cs="宋体" w:hint="eastAsia"/>
+                <w:rFonts w:hint="eastAsia" w:ascii="宋体" w:hAnsi="宋体" w:eastAsia="宋体" w:cs="宋体"/>
                 <w:sz w:val="21"/>
                 <w:szCs w:val="21"/>
               </w:rPr>
@@ -4686,7 +4696,7 @@
               <w:snapToGrid w:val="0"/>
               <w:textAlignment w:val="baseline"/>
               <w:rPr>
-                <w:rFonts w:ascii="宋体" w:eastAsia="宋体" w:hAnsi="宋体" w:cs="宋体" w:hint="eastAsia"/>
+                <w:rFonts w:hint="eastAsia" w:ascii="宋体" w:hAnsi="宋体" w:eastAsia="宋体" w:cs="宋体"/>
                 <w:snapToGrid w:val="0"/>
                 <w:color w:val="000000"/>
                 <w:kern w:val="0"/>
@@ -4697,7 +4707,7 @@
             </w:pPr>
             <w:r>
               <w:rPr>
-                <w:rFonts w:ascii="宋体" w:eastAsia="宋体" w:hAnsi="宋体" w:cs="宋体" w:hint="eastAsia"/>
+                <w:rFonts w:hint="eastAsia" w:ascii="宋体" w:hAnsi="宋体" w:eastAsia="宋体" w:cs="宋体"/>
                 <w:sz w:val="21"/>
                 <w:szCs w:val="21"/>
               </w:rPr>
@@ -4735,7 +4745,7 @@
               <w:jc w:val="both"/>
               <w:textAlignment w:val="baseline"/>
               <w:rPr>
-                <w:rFonts w:ascii="宋体" w:eastAsia="宋体" w:hAnsi="宋体" w:cs="宋体" w:hint="eastAsia"/>
+                <w:rFonts w:hint="eastAsia" w:ascii="宋体" w:hAnsi="宋体" w:eastAsia="宋体" w:cs="宋体"/>
                 <w:spacing w:val="7"/>
                 <w:sz w:val="21"/>
                 <w:szCs w:val="21"/>
@@ -4743,7 +4753,7 @@
             </w:pPr>
             <w:r>
               <w:rPr>
-                <w:rFonts w:ascii="宋体" w:eastAsia="宋体" w:hAnsi="宋体" w:cs="宋体" w:hint="eastAsia"/>
+                <w:rFonts w:hint="eastAsia" w:ascii="宋体" w:hAnsi="宋体" w:eastAsia="宋体" w:cs="宋体"/>
                 <w:spacing w:val="7"/>
                 <w:sz w:val="21"/>
                 <w:szCs w:val="21"/>
@@ -4752,7 +4762,7 @@
             </w:r>
             <w:r>
               <w:rPr>
-                <w:rFonts w:ascii="宋体" w:eastAsia="宋体" w:hAnsi="宋体" w:cs="宋体" w:hint="eastAsia"/>
+                <w:rFonts w:hint="eastAsia" w:ascii="宋体" w:hAnsi="宋体" w:eastAsia="宋体" w:cs="宋体"/>
                 <w:spacing w:val="7"/>
                 <w:sz w:val="21"/>
                 <w:szCs w:val="21"/>
@@ -4762,7 +4772,7 @@
             </w:r>
             <w:r>
               <w:rPr>
-                <w:rFonts w:ascii="宋体" w:eastAsia="宋体" w:hAnsi="宋体" w:cs="宋体" w:hint="eastAsia"/>
+                <w:rFonts w:hint="eastAsia" w:ascii="宋体" w:hAnsi="宋体" w:eastAsia="宋体" w:cs="宋体"/>
                 <w:spacing w:val="7"/>
                 <w:sz w:val="21"/>
                 <w:szCs w:val="21"/>
@@ -4771,7 +4781,7 @@
             </w:r>
             <w:r>
               <w:rPr>
-                <w:rFonts w:ascii="宋体" w:eastAsia="宋体" w:hAnsi="宋体" w:cs="宋体" w:hint="eastAsia"/>
+                <w:rFonts w:hint="eastAsia" w:ascii="宋体" w:hAnsi="宋体" w:eastAsia="宋体" w:cs="宋体"/>
                 <w:spacing w:val="7"/>
                 <w:sz w:val="21"/>
                 <w:szCs w:val="21"/>
@@ -4784,9 +4794,14 @@
       </w:tr>
       <w:tr>
         <w:tblPrEx>
-          <w:tblW w:w="13037" w:type="dxa"/>
-          <w:jc w:val="center"/>
-          <w:tblLayout w:type="fixed"/>
+          <w:tblBorders>
+            <w:top w:val="single" w:color="auto" w:sz="4" w:space="0"/>
+            <w:left w:val="single" w:color="auto" w:sz="4" w:space="0"/>
+            <w:bottom w:val="single" w:color="auto" w:sz="4" w:space="0"/>
+            <w:right w:val="single" w:color="auto" w:sz="4" w:space="0"/>
+            <w:insideH w:val="single" w:color="auto" w:sz="4" w:space="0"/>
+            <w:insideV w:val="single" w:color="auto" w:sz="4" w:space="0"/>
+          </w:tblBorders>
           <w:tblCellMar>
             <w:top w:w="0" w:type="dxa"/>
             <w:left w:w="10" w:type="dxa"/>
@@ -4826,10 +4841,10 @@
               <w:bidi w:val="0"/>
               <w:adjustRightInd w:val="0"/>
               <w:snapToGrid w:val="0"/>
-              <w:ind w:left="425" w:hanging="425" w:leftChars="0" w:firstLineChars="0"/>
+              <w:ind w:left="425" w:leftChars="0" w:hanging="425" w:firstLineChars="0"/>
               <w:textAlignment w:val="baseline"/>
               <w:rPr>
-                <w:rFonts w:ascii="宋体" w:eastAsia="宋体" w:hAnsi="宋体" w:cs="宋体" w:hint="eastAsia"/>
+                <w:rFonts w:hint="eastAsia" w:ascii="宋体" w:hAnsi="宋体" w:eastAsia="宋体" w:cs="宋体"/>
                 <w:sz w:val="21"/>
                 <w:szCs w:val="21"/>
               </w:rPr>
@@ -4863,7 +4878,7 @@
               <w:snapToGrid w:val="0"/>
               <w:textAlignment w:val="baseline"/>
               <w:rPr>
-                <w:rFonts w:ascii="宋体" w:eastAsia="宋体" w:hAnsi="宋体" w:cs="宋体" w:hint="default"/>
+                <w:rFonts w:hint="default" w:ascii="宋体" w:hAnsi="宋体" w:eastAsia="宋体" w:cs="宋体"/>
                 <w:sz w:val="21"/>
                 <w:szCs w:val="21"/>
                 <w:lang w:val="en-US" w:eastAsia="zh-CN"/>
@@ -4871,7 +4886,7 @@
             </w:pPr>
             <w:r>
               <w:rPr>
-                <w:rFonts w:ascii="宋体" w:hAnsi="宋体" w:cs="宋体" w:hint="eastAsia"/>
+                <w:rFonts w:hint="eastAsia" w:ascii="宋体" w:hAnsi="宋体" w:cs="宋体"/>
                 <w:sz w:val="21"/>
                 <w:szCs w:val="21"/>
                 <w:lang w:val="en-US" w:eastAsia="zh-CN"/>
@@ -4907,14 +4922,14 @@
               <w:snapToGrid w:val="0"/>
               <w:textAlignment w:val="baseline"/>
               <w:rPr>
-                <w:rFonts w:ascii="宋体" w:eastAsia="宋体" w:hAnsi="宋体" w:cs="宋体" w:hint="eastAsia"/>
+                <w:rFonts w:hint="eastAsia" w:ascii="宋体" w:hAnsi="宋体" w:eastAsia="宋体" w:cs="宋体"/>
                 <w:sz w:val="21"/>
                 <w:szCs w:val="21"/>
               </w:rPr>
             </w:pPr>
             <w:r>
               <w:rPr>
-                <w:rFonts w:ascii="宋体" w:hAnsi="宋体" w:cs="宋体" w:hint="eastAsia"/>
+                <w:rFonts w:hint="eastAsia" w:ascii="宋体" w:hAnsi="宋体" w:cs="宋体"/>
                 <w:sz w:val="21"/>
                 <w:szCs w:val="21"/>
                 <w:lang w:val="en-US" w:eastAsia="zh-CN"/>
@@ -4951,7 +4966,7 @@
               <w:snapToGrid w:val="0"/>
               <w:textAlignment w:val="baseline"/>
               <w:rPr>
-                <w:rFonts w:ascii="宋体" w:eastAsia="宋体" w:hAnsi="宋体" w:cs="宋体" w:hint="eastAsia"/>
+                <w:rFonts w:hint="eastAsia" w:ascii="宋体" w:hAnsi="宋体" w:eastAsia="宋体" w:cs="宋体"/>
                 <w:snapToGrid w:val="0"/>
                 <w:color w:val="000000"/>
                 <w:kern w:val="0"/>
@@ -4962,7 +4977,7 @@
             </w:pPr>
             <w:r>
               <w:rPr>
-                <w:rFonts w:ascii="宋体" w:hAnsi="宋体" w:cs="宋体" w:hint="eastAsia"/>
+                <w:rFonts w:hint="eastAsia" w:ascii="宋体" w:hAnsi="宋体" w:cs="宋体"/>
                 <w:sz w:val="21"/>
                 <w:szCs w:val="21"/>
                 <w:lang w:val="en-US" w:eastAsia="zh-CN"/>
@@ -5001,7 +5016,7 @@
               <w:jc w:val="both"/>
               <w:textAlignment w:val="baseline"/>
               <w:rPr>
-                <w:rFonts w:ascii="宋体" w:eastAsia="宋体" w:hAnsi="宋体" w:cs="宋体" w:hint="eastAsia"/>
+                <w:rFonts w:hint="eastAsia" w:ascii="宋体" w:hAnsi="宋体" w:eastAsia="宋体" w:cs="宋体"/>
                 <w:spacing w:val="7"/>
                 <w:sz w:val="21"/>
                 <w:szCs w:val="21"/>
@@ -5009,7 +5024,7 @@
             </w:pPr>
             <w:r>
               <w:rPr>
-                <w:rFonts w:ascii="宋体" w:eastAsia="宋体" w:hAnsi="宋体" w:cs="宋体" w:hint="eastAsia"/>
+                <w:rFonts w:hint="eastAsia" w:ascii="宋体" w:hAnsi="宋体" w:eastAsia="宋体" w:cs="宋体"/>
                 <w:spacing w:val="7"/>
                 <w:sz w:val="21"/>
                 <w:szCs w:val="21"/>
@@ -5019,7 +5034,7 @@
             </w:r>
             <w:r>
               <w:rPr>
-                <w:rFonts w:ascii="宋体" w:eastAsia="宋体" w:hAnsi="宋体" w:cs="宋体" w:hint="eastAsia"/>
+                <w:rFonts w:hint="eastAsia" w:ascii="宋体" w:hAnsi="宋体" w:eastAsia="宋体" w:cs="宋体"/>
                 <w:spacing w:val="7"/>
                 <w:sz w:val="21"/>
                 <w:szCs w:val="21"/>
@@ -5031,9 +5046,14 @@
       </w:tr>
       <w:tr>
         <w:tblPrEx>
-          <w:tblW w:w="13037" w:type="dxa"/>
-          <w:jc w:val="center"/>
-          <w:tblLayout w:type="fixed"/>
+          <w:tblBorders>
+            <w:top w:val="single" w:color="auto" w:sz="4" w:space="0"/>
+            <w:left w:val="single" w:color="auto" w:sz="4" w:space="0"/>
+            <w:bottom w:val="single" w:color="auto" w:sz="4" w:space="0"/>
+            <w:right w:val="single" w:color="auto" w:sz="4" w:space="0"/>
+            <w:insideH w:val="single" w:color="auto" w:sz="4" w:space="0"/>
+            <w:insideV w:val="single" w:color="auto" w:sz="4" w:space="0"/>
+          </w:tblBorders>
           <w:tblCellMar>
             <w:top w:w="0" w:type="dxa"/>
             <w:left w:w="10" w:type="dxa"/>
@@ -5073,10 +5093,10 @@
               <w:bidi w:val="0"/>
               <w:adjustRightInd w:val="0"/>
               <w:snapToGrid w:val="0"/>
-              <w:ind w:left="425" w:hanging="425" w:leftChars="0" w:firstLineChars="0"/>
+              <w:ind w:left="425" w:leftChars="0" w:hanging="425" w:firstLineChars="0"/>
               <w:textAlignment w:val="baseline"/>
               <w:rPr>
-                <w:rFonts w:ascii="宋体" w:eastAsia="宋体" w:hAnsi="宋体" w:cs="宋体" w:hint="eastAsia"/>
+                <w:rFonts w:hint="eastAsia" w:ascii="宋体" w:hAnsi="宋体" w:eastAsia="宋体" w:cs="宋体"/>
                 <w:sz w:val="21"/>
                 <w:szCs w:val="21"/>
               </w:rPr>
@@ -5110,14 +5130,14 @@
               <w:snapToGrid w:val="0"/>
               <w:textAlignment w:val="baseline"/>
               <w:rPr>
-                <w:rFonts w:ascii="宋体" w:eastAsia="宋体" w:hAnsi="宋体" w:cs="宋体" w:hint="eastAsia"/>
+                <w:rFonts w:hint="eastAsia" w:ascii="宋体" w:hAnsi="宋体" w:eastAsia="宋体" w:cs="宋体"/>
                 <w:sz w:val="21"/>
                 <w:szCs w:val="21"/>
               </w:rPr>
             </w:pPr>
             <w:r>
               <w:rPr>
-                <w:rFonts w:ascii="宋体" w:eastAsia="宋体" w:hAnsi="宋体" w:cs="宋体" w:hint="eastAsia"/>
+                <w:rFonts w:hint="eastAsia" w:ascii="宋体" w:hAnsi="宋体" w:eastAsia="宋体" w:cs="宋体"/>
                 <w:sz w:val="21"/>
                 <w:szCs w:val="21"/>
               </w:rPr>
@@ -5152,7 +5172,7 @@
               <w:snapToGrid w:val="0"/>
               <w:textAlignment w:val="baseline"/>
               <w:rPr>
-                <w:rFonts w:ascii="宋体" w:eastAsia="宋体" w:hAnsi="宋体" w:cs="宋体" w:hint="default"/>
+                <w:rFonts w:hint="default" w:ascii="宋体" w:hAnsi="宋体" w:eastAsia="宋体" w:cs="宋体"/>
                 <w:sz w:val="21"/>
                 <w:szCs w:val="21"/>
                 <w:lang w:val="en-US" w:eastAsia="zh-CN"/>
@@ -5160,7 +5180,7 @@
             </w:pPr>
             <w:r>
               <w:rPr>
-                <w:rFonts w:ascii="宋体" w:hAnsi="宋体" w:cs="宋体" w:hint="eastAsia"/>
+                <w:rFonts w:hint="eastAsia" w:ascii="宋体" w:hAnsi="宋体" w:cs="宋体"/>
                 <w:sz w:val="21"/>
                 <w:szCs w:val="21"/>
                 <w:lang w:val="en-US" w:eastAsia="zh-CN"/>
@@ -5197,7 +5217,7 @@
               <w:snapToGrid w:val="0"/>
               <w:textAlignment w:val="baseline"/>
               <w:rPr>
-                <w:rFonts w:ascii="宋体" w:eastAsia="宋体" w:hAnsi="宋体" w:cs="宋体" w:hint="eastAsia"/>
+                <w:rFonts w:hint="eastAsia" w:ascii="宋体" w:hAnsi="宋体" w:eastAsia="宋体" w:cs="宋体"/>
                 <w:snapToGrid w:val="0"/>
                 <w:color w:val="000000"/>
                 <w:kern w:val="0"/>
@@ -5208,7 +5228,7 @@
             </w:pPr>
             <w:r>
               <w:rPr>
-                <w:rFonts w:ascii="宋体" w:hAnsi="宋体" w:cs="宋体" w:hint="eastAsia"/>
+                <w:rFonts w:hint="eastAsia" w:ascii="宋体" w:hAnsi="宋体" w:cs="宋体"/>
                 <w:sz w:val="21"/>
                 <w:szCs w:val="21"/>
                 <w:lang w:val="en-US" w:eastAsia="zh-CN"/>
@@ -5247,7 +5267,7 @@
               <w:jc w:val="both"/>
               <w:textAlignment w:val="baseline"/>
               <w:rPr>
-                <w:rFonts w:ascii="宋体" w:eastAsia="宋体" w:hAnsi="宋体" w:cs="宋体" w:hint="eastAsia"/>
+                <w:rFonts w:hint="eastAsia" w:ascii="宋体" w:hAnsi="宋体" w:eastAsia="宋体" w:cs="宋体"/>
                 <w:spacing w:val="7"/>
                 <w:sz w:val="21"/>
                 <w:szCs w:val="21"/>
@@ -5255,7 +5275,7 @@
             </w:pPr>
             <w:r>
               <w:rPr>
-                <w:rFonts w:ascii="宋体" w:eastAsia="宋体" w:hAnsi="宋体" w:cs="宋体" w:hint="eastAsia"/>
+                <w:rFonts w:hint="eastAsia" w:ascii="宋体" w:hAnsi="宋体" w:eastAsia="宋体" w:cs="宋体"/>
                 <w:spacing w:val="7"/>
                 <w:sz w:val="21"/>
                 <w:szCs w:val="21"/>
@@ -5289,7 +5309,7 @@
         <w:sectPr>
           <w:pgSz w:w="16838" w:h="11906" w:orient="landscape"/>
           <w:pgMar w:top="1800" w:right="1440" w:bottom="1800" w:left="1440" w:header="851" w:footer="992" w:gutter="0"/>
-          <w:cols w:num="1" w:space="425"/>
+          <w:cols w:space="425" w:num="1"/>
           <w:docGrid w:type="lines" w:linePitch="312" w:charSpace="0"/>
         </w:sectPr>
       </w:pPr>
@@ -5303,7 +5323,7 @@
     </w:p>
     <w:p>
       <w:pPr>
-        <w:pStyle w:val="1"/>
+        <w:pStyle w:val="28"/>
         <w:keepNext w:val="0"/>
         <w:keepLines w:val="0"/>
         <w:pageBreakBefore w:val="0"/>
@@ -5336,7 +5356,7 @@
     </w:p>
     <w:p>
       <w:pPr>
-        <w:pStyle w:val="2"/>
+        <w:pStyle w:val="30"/>
         <w:keepNext w:val="0"/>
         <w:keepLines w:val="0"/>
         <w:pageBreakBefore w:val="0"/>
@@ -5380,7 +5400,7 @@
     </w:p>
     <w:p>
       <w:pPr>
-        <w:pStyle w:val="3"/>
+        <w:pStyle w:val="31"/>
         <w:keepNext w:val="0"/>
         <w:keepLines w:val="0"/>
         <w:pageBreakBefore w:val="0"/>
@@ -5400,8 +5420,8 @@
           <w:lang w:val="en-US" w:eastAsia="zh-CN"/>
         </w:rPr>
       </w:pPr>
-      <w:bookmarkStart w:id="9" w:name="_Toc28958"/>
-      <w:bookmarkStart w:id="10" w:name="_Toc5597"/>
+      <w:bookmarkStart w:id="9" w:name="_Toc5597"/>
+      <w:bookmarkStart w:id="10" w:name="_Toc28958"/>
       <w:r>
         <w:rPr>
           <w:rFonts w:hint="eastAsia"/>
@@ -5414,7 +5434,7 @@
     </w:p>
     <w:p>
       <w:pPr>
-        <w:pStyle w:val="a3"/>
+        <w:pStyle w:val="39"/>
         <w:keepNext w:val="0"/>
         <w:keepLines w:val="0"/>
         <w:pageBreakBefore w:val="0"/>
@@ -5440,7 +5460,7 @@
     </w:p>
     <w:p>
       <w:pPr>
-        <w:pStyle w:val="3"/>
+        <w:pStyle w:val="31"/>
         <w:keepNext w:val="0"/>
         <w:keepLines w:val="0"/>
         <w:pageBreakBefore w:val="0"/>
@@ -5474,7 +5494,7 @@
     </w:p>
     <w:p>
       <w:pPr>
-        <w:pStyle w:val="a1"/>
+        <w:pStyle w:val="29"/>
         <w:keepNext w:val="0"/>
         <w:keepLines w:val="0"/>
         <w:pageBreakBefore w:val="0"/>
@@ -5504,7 +5524,7 @@
     </w:p>
     <w:p>
       <w:pPr>
-        <w:pStyle w:val="3"/>
+        <w:pStyle w:val="31"/>
         <w:keepNext w:val="0"/>
         <w:keepLines w:val="0"/>
         <w:pageBreakBefore w:val="0"/>
@@ -5538,7 +5558,7 @@
     </w:p>
     <w:p>
       <w:pPr>
-        <w:pStyle w:val="a1"/>
+        <w:pStyle w:val="29"/>
         <w:keepNext w:val="0"/>
         <w:keepLines w:val="0"/>
         <w:pageBreakBefore w:val="0"/>
@@ -5564,7 +5584,7 @@
     </w:p>
     <w:p>
       <w:pPr>
-        <w:pStyle w:val="3"/>
+        <w:pStyle w:val="31"/>
         <w:keepNext w:val="0"/>
         <w:keepLines w:val="0"/>
         <w:pageBreakBefore w:val="0"/>
@@ -5598,7 +5618,7 @@
     </w:p>
     <w:p>
       <w:pPr>
-        <w:pStyle w:val="a3"/>
+        <w:pStyle w:val="39"/>
         <w:keepNext w:val="0"/>
         <w:keepLines w:val="0"/>
         <w:pageBreakBefore w:val="0"/>
@@ -5649,10 +5669,10 @@
         <w:adjustRightInd w:val="0"/>
         <w:snapToGrid w:val="0"/>
         <w:spacing w:before="78" w:line="234" w:lineRule="auto"/>
-        <w:ind w:left="425" w:right="107" w:hanging="425" w:leftChars="0" w:firstLineChars="0"/>
-        <w:textAlignment w:val="baseline"/>
-        <w:rPr>
-          <w:rFonts w:ascii="宋体" w:eastAsia="宋体" w:hAnsi="宋体" w:cs="宋体" w:hint="eastAsia"/>
+        <w:ind w:left="425" w:leftChars="0" w:right="107" w:hanging="425" w:firstLineChars="0"/>
+        <w:textAlignment w:val="baseline"/>
+        <w:rPr>
+          <w:rFonts w:hint="eastAsia" w:ascii="宋体" w:hAnsi="宋体" w:eastAsia="宋体" w:cs="宋体"/>
           <w:sz w:val="24"/>
           <w:szCs w:val="24"/>
           <w:lang w:val="en-US" w:eastAsia="zh-CN"/>
@@ -5660,7 +5680,7 @@
       </w:pPr>
       <w:r>
         <w:rPr>
-          <w:rFonts w:ascii="宋体" w:eastAsia="宋体" w:hAnsi="宋体" w:cs="宋体" w:hint="eastAsia"/>
+          <w:rFonts w:hint="eastAsia" w:ascii="宋体" w:hAnsi="宋体" w:eastAsia="宋体" w:cs="宋体"/>
           <w:spacing w:val="18"/>
           <w:sz w:val="24"/>
           <w:szCs w:val="24"/>
@@ -5669,7 +5689,7 @@
       </w:r>
       <w:r>
         <w:rPr>
-          <w:rFonts w:ascii="宋体" w:eastAsia="宋体" w:hAnsi="宋体" w:cs="宋体" w:hint="eastAsia"/>
+          <w:rFonts w:hint="eastAsia" w:ascii="宋体" w:hAnsi="宋体" w:eastAsia="宋体" w:cs="宋体"/>
           <w:spacing w:val="18"/>
           <w:sz w:val="24"/>
           <w:szCs w:val="24"/>
@@ -5698,10 +5718,10 @@
         <w:adjustRightInd w:val="0"/>
         <w:snapToGrid w:val="0"/>
         <w:spacing w:before="14" w:line="236" w:lineRule="auto"/>
-        <w:ind w:left="425" w:right="107" w:hanging="425" w:leftChars="0" w:firstLineChars="0"/>
-        <w:textAlignment w:val="baseline"/>
-        <w:rPr>
-          <w:rFonts w:ascii="宋体" w:eastAsia="宋体" w:hAnsi="宋体" w:cs="宋体" w:hint="eastAsia"/>
+        <w:ind w:left="425" w:leftChars="0" w:right="107" w:hanging="425" w:firstLineChars="0"/>
+        <w:textAlignment w:val="baseline"/>
+        <w:rPr>
+          <w:rFonts w:hint="eastAsia" w:ascii="宋体" w:hAnsi="宋体" w:eastAsia="宋体" w:cs="宋体"/>
           <w:spacing w:val="18"/>
           <w:sz w:val="24"/>
           <w:szCs w:val="24"/>
@@ -5710,7 +5730,7 @@
       </w:pPr>
       <w:r>
         <w:rPr>
-          <w:rFonts w:ascii="宋体" w:eastAsia="宋体" w:hAnsi="宋体" w:cs="宋体" w:hint="eastAsia"/>
+          <w:rFonts w:hint="eastAsia" w:ascii="宋体" w:hAnsi="宋体" w:eastAsia="宋体" w:cs="宋体"/>
           <w:spacing w:val="18"/>
           <w:sz w:val="24"/>
           <w:szCs w:val="24"/>
@@ -5719,7 +5739,7 @@
       </w:r>
       <w:r>
         <w:rPr>
-          <w:rFonts w:ascii="宋体" w:eastAsia="宋体" w:hAnsi="宋体" w:cs="宋体" w:hint="eastAsia"/>
+          <w:rFonts w:hint="eastAsia" w:ascii="宋体" w:hAnsi="宋体" w:eastAsia="宋体" w:cs="宋体"/>
           <w:spacing w:val="18"/>
           <w:sz w:val="24"/>
           <w:szCs w:val="24"/>
@@ -5748,16 +5768,16 @@
         <w:adjustRightInd w:val="0"/>
         <w:snapToGrid w:val="0"/>
         <w:spacing w:before="14" w:line="236" w:lineRule="auto"/>
-        <w:ind w:left="425" w:right="107" w:hanging="425" w:leftChars="0" w:firstLineChars="0"/>
-        <w:textAlignment w:val="baseline"/>
-        <w:rPr>
-          <w:rFonts w:hint="eastAsia"/>
-          <w:lang w:val="en-US" w:eastAsia="zh-CN"/>
-        </w:rPr>
-      </w:pPr>
-      <w:r>
-        <w:rPr>
-          <w:rFonts w:ascii="宋体" w:eastAsia="宋体" w:hAnsi="宋体" w:cs="宋体" w:hint="eastAsia"/>
+        <w:ind w:left="425" w:leftChars="0" w:right="107" w:hanging="425" w:firstLineChars="0"/>
+        <w:textAlignment w:val="baseline"/>
+        <w:rPr>
+          <w:rFonts w:hint="eastAsia"/>
+          <w:lang w:val="en-US" w:eastAsia="zh-CN"/>
+        </w:rPr>
+      </w:pPr>
+      <w:r>
+        <w:rPr>
+          <w:rFonts w:hint="eastAsia" w:ascii="宋体" w:hAnsi="宋体" w:eastAsia="宋体" w:cs="宋体"/>
           <w:spacing w:val="18"/>
           <w:sz w:val="24"/>
           <w:szCs w:val="24"/>
@@ -5767,7 +5787,7 @@
     </w:p>
     <w:p>
       <w:pPr>
-        <w:pStyle w:val="a1"/>
+        <w:pStyle w:val="29"/>
         <w:keepNext w:val="0"/>
         <w:keepLines w:val="0"/>
         <w:pageBreakBefore w:val="0"/>
@@ -5810,7 +5830,7 @@
     </w:p>
     <w:p>
       <w:pPr>
-        <w:pStyle w:val="3"/>
+        <w:pStyle w:val="31"/>
         <w:keepNext w:val="0"/>
         <w:keepLines w:val="0"/>
         <w:pageBreakBefore w:val="0"/>
@@ -5842,7 +5862,7 @@
     </w:p>
     <w:p>
       <w:pPr>
-        <w:pStyle w:val="4"/>
+        <w:pStyle w:val="40"/>
         <w:keepNext w:val="0"/>
         <w:keepLines w:val="0"/>
         <w:pageBreakBefore w:val="0"/>
@@ -5914,7 +5934,7 @@
                     </pic:cNvPicPr>
                   </pic:nvPicPr>
                   <pic:blipFill>
-                    <a:blip xmlns:r="http://schemas.openxmlformats.org/officeDocument/2006/relationships" r:embed="rId5"/>
+                    <a:blip r:embed="rId7"/>
                     <a:stretch>
                       <a:fillRect/>
                     </a:stretch>
@@ -5941,7 +5961,7 @@
     </w:p>
     <w:p>
       <w:pPr>
-        <w:pStyle w:val="a1"/>
+        <w:pStyle w:val="29"/>
         <w:keepNext w:val="0"/>
         <w:keepLines w:val="0"/>
         <w:pageBreakBefore w:val="0"/>
@@ -5969,7 +5989,7 @@
     </w:p>
     <w:p>
       <w:pPr>
-        <w:pStyle w:val="a1"/>
+        <w:pStyle w:val="29"/>
         <w:keepNext w:val="0"/>
         <w:keepLines w:val="0"/>
         <w:pageBreakBefore w:val="0"/>
@@ -5997,23 +6017,23 @@
     </w:p>
     <w:p>
       <w:pPr>
-        <w:pStyle w:val="a1"/>
-        <w:keepNext w:val="0"/>
-        <w:keepLines w:val="0"/>
-        <w:pageBreakBefore w:val="0"/>
-        <w:widowControl w:val="0"/>
-        <w:kinsoku w:val="0"/>
-        <w:wordWrap/>
-        <w:overflowPunct/>
-        <w:topLinePunct w:val="0"/>
-        <w:autoSpaceDE w:val="0"/>
-        <w:autoSpaceDN w:val="0"/>
-        <w:bidi w:val="0"/>
-        <w:adjustRightInd w:val="0"/>
-        <w:snapToGrid w:val="0"/>
-        <w:textAlignment w:val="baseline"/>
-        <w:rPr>
-          <w:rFonts w:ascii="宋体" w:hAnsi="宋体" w:cs="宋体" w:hint="eastAsia"/>
+        <w:pStyle w:val="29"/>
+        <w:keepNext w:val="0"/>
+        <w:keepLines w:val="0"/>
+        <w:pageBreakBefore w:val="0"/>
+        <w:widowControl w:val="0"/>
+        <w:kinsoku w:val="0"/>
+        <w:wordWrap/>
+        <w:overflowPunct/>
+        <w:topLinePunct w:val="0"/>
+        <w:autoSpaceDE w:val="0"/>
+        <w:autoSpaceDN w:val="0"/>
+        <w:bidi w:val="0"/>
+        <w:adjustRightInd w:val="0"/>
+        <w:snapToGrid w:val="0"/>
+        <w:textAlignment w:val="baseline"/>
+        <w:rPr>
+          <w:rFonts w:hint="eastAsia" w:ascii="宋体" w:hAnsi="宋体" w:cs="宋体"/>
           <w:szCs w:val="24"/>
         </w:rPr>
       </w:pPr>
@@ -6043,7 +6063,7 @@
         <w:ind w:firstLine="420" w:firstLineChars="200"/>
         <w:textAlignment w:val="baseline"/>
         <w:rPr>
-          <w:rFonts w:ascii="宋体" w:hAnsi="宋体" w:cs="宋体" w:hint="eastAsia"/>
+          <w:rFonts w:hint="eastAsia" w:ascii="宋体" w:hAnsi="宋体" w:cs="宋体"/>
           <w:sz w:val="24"/>
           <w:szCs w:val="24"/>
         </w:rPr>
@@ -6067,7 +6087,7 @@
                     </pic:cNvPicPr>
                   </pic:nvPicPr>
                   <pic:blipFill>
-                    <a:blip xmlns:r="http://schemas.openxmlformats.org/officeDocument/2006/relationships" r:embed="rId6"/>
+                    <a:blip r:embed="rId8"/>
                     <a:stretch>
                       <a:fillRect/>
                     </a:stretch>
@@ -6187,7 +6207,7 @@
                     </pic:cNvPicPr>
                   </pic:nvPicPr>
                   <pic:blipFill>
-                    <a:blip xmlns:r="http://schemas.openxmlformats.org/officeDocument/2006/relationships" r:embed="rId7"/>
+                    <a:blip r:embed="rId9"/>
                     <a:stretch>
                       <a:fillRect/>
                     </a:stretch>
@@ -6252,7 +6272,7 @@
                     </pic:cNvPicPr>
                   </pic:nvPicPr>
                   <pic:blipFill>
-                    <a:blip xmlns:r="http://schemas.openxmlformats.org/officeDocument/2006/relationships" r:embed="rId8"/>
+                    <a:blip r:embed="rId10"/>
                     <a:stretch>
                       <a:fillRect/>
                     </a:stretch>
@@ -6312,7 +6332,7 @@
     </w:p>
     <w:p>
       <w:pPr>
-        <w:pStyle w:val="4"/>
+        <w:pStyle w:val="40"/>
         <w:keepNext w:val="0"/>
         <w:keepLines w:val="0"/>
         <w:pageBreakBefore w:val="0"/>
@@ -6365,10 +6385,10 @@
         <w:adjustRightInd w:val="0"/>
         <w:snapToGrid w:val="0"/>
         <w:spacing w:line="360" w:lineRule="auto"/>
-        <w:ind w:firstLine="420" w:firstLineChars="200"/>
-        <w:textAlignment w:val="baseline"/>
-        <w:rPr>
-          <w:rFonts w:ascii="Times New Roman" w:eastAsia="宋体" w:hAnsi="Times New Roman" w:cs="Times New Roman" w:hint="default"/>
+        <w:ind w:firstLine="480" w:firstLineChars="200"/>
+        <w:textAlignment w:val="baseline"/>
+        <w:rPr>
+          <w:rFonts w:hint="default" w:ascii="Times New Roman" w:hAnsi="Times New Roman" w:eastAsia="宋体" w:cs="Times New Roman"/>
           <w:sz w:val="24"/>
           <w:szCs w:val="24"/>
           <w:lang w:val="en-US" w:eastAsia="zh-CN"/>
@@ -6376,7 +6396,7 @@
       </w:pPr>
       <w:r>
         <w:rPr>
-          <w:rFonts w:ascii="Times New Roman" w:eastAsia="宋体" w:hAnsi="Times New Roman" w:cs="Times New Roman" w:hint="eastAsia"/>
+          <w:rFonts w:hint="eastAsia" w:ascii="Times New Roman" w:hAnsi="Times New Roman" w:eastAsia="宋体" w:cs="Times New Roman"/>
           <w:sz w:val="24"/>
           <w:szCs w:val="24"/>
           <w:lang w:val="en-US" w:eastAsia="zh-CN"/>
@@ -6421,7 +6441,7 @@
                     </pic:cNvPicPr>
                   </pic:nvPicPr>
                   <pic:blipFill>
-                    <a:blip xmlns:r="http://schemas.openxmlformats.org/officeDocument/2006/relationships" r:embed="rId9"/>
+                    <a:blip r:embed="rId11"/>
                     <a:stretch>
                       <a:fillRect/>
                     </a:stretch>
@@ -6518,7 +6538,7 @@
                     </pic:cNvPicPr>
                   </pic:nvPicPr>
                   <pic:blipFill>
-                    <a:blip xmlns:r="http://schemas.openxmlformats.org/officeDocument/2006/relationships" r:embed="rId10"/>
+                    <a:blip r:embed="rId12"/>
                     <a:stretch>
                       <a:fillRect/>
                     </a:stretch>
@@ -6610,7 +6630,7 @@
                     </pic:cNvPicPr>
                   </pic:nvPicPr>
                   <pic:blipFill>
-                    <a:blip xmlns:r="http://schemas.openxmlformats.org/officeDocument/2006/relationships" r:embed="rId11"/>
+                    <a:blip r:embed="rId13"/>
                     <a:stretch>
                       <a:fillRect/>
                     </a:stretch>
@@ -6711,7 +6731,7 @@
                     </pic:cNvPicPr>
                   </pic:nvPicPr>
                   <pic:blipFill>
-                    <a:blip xmlns:r="http://schemas.openxmlformats.org/officeDocument/2006/relationships" r:embed="rId12"/>
+                    <a:blip r:embed="rId14"/>
                     <a:stretch>
                       <a:fillRect/>
                     </a:stretch>
@@ -6829,7 +6849,7 @@
                     </pic:cNvPicPr>
                   </pic:nvPicPr>
                   <pic:blipFill>
-                    <a:blip xmlns:r="http://schemas.openxmlformats.org/officeDocument/2006/relationships" r:embed="rId13"/>
+                    <a:blip r:embed="rId15"/>
                     <a:stretch>
                       <a:fillRect/>
                     </a:stretch>
@@ -6925,7 +6945,7 @@
                     </pic:cNvPicPr>
                   </pic:nvPicPr>
                   <pic:blipFill>
-                    <a:blip xmlns:r="http://schemas.openxmlformats.org/officeDocument/2006/relationships" r:embed="rId14"/>
+                    <a:blip r:embed="rId16"/>
                     <a:stretch>
                       <a:fillRect/>
                     </a:stretch>
@@ -7021,7 +7041,7 @@
                     </pic:cNvPicPr>
                   </pic:nvPicPr>
                   <pic:blipFill>
-                    <a:blip xmlns:r="http://schemas.openxmlformats.org/officeDocument/2006/relationships" r:embed="rId15"/>
+                    <a:blip r:embed="rId17"/>
                     <a:stretch>
                       <a:fillRect/>
                     </a:stretch>
@@ -7079,7 +7099,7 @@
     </w:p>
     <w:p>
       <w:pPr>
-        <w:pStyle w:val="4"/>
+        <w:pStyle w:val="40"/>
         <w:keepNext w:val="0"/>
         <w:keepLines w:val="0"/>
         <w:pageBreakBefore w:val="0"/>
@@ -7123,7 +7143,7 @@
         <w:adjustRightInd w:val="0"/>
         <w:snapToGrid w:val="0"/>
         <w:spacing w:line="360" w:lineRule="auto"/>
-        <w:ind w:firstLine="420" w:firstLineChars="200"/>
+        <w:ind w:firstLine="480" w:firstLineChars="200"/>
         <w:textAlignment w:val="baseline"/>
         <w:rPr>
           <w:rFonts w:hint="eastAsia"/>
@@ -7173,7 +7193,7 @@
         <w:adjustRightInd w:val="0"/>
         <w:snapToGrid w:val="0"/>
         <w:spacing w:line="360" w:lineRule="auto"/>
-        <w:ind w:firstLine="420" w:firstLineChars="200"/>
+        <w:ind w:firstLine="480" w:firstLineChars="200"/>
         <w:textAlignment w:val="baseline"/>
         <w:rPr>
           <w:rFonts w:hint="eastAsia"/>
@@ -7219,7 +7239,7 @@
         <w:adjustRightInd w:val="0"/>
         <w:snapToGrid w:val="0"/>
         <w:spacing w:line="360" w:lineRule="auto"/>
-        <w:ind w:left="425" w:hanging="425" w:leftChars="0" w:firstLineChars="0"/>
+        <w:ind w:left="425" w:leftChars="0" w:hanging="425" w:firstLineChars="0"/>
         <w:textAlignment w:val="baseline"/>
         <w:rPr>
           <w:rFonts w:hint="eastAsia"/>
@@ -7299,7 +7319,7 @@
         <w:adjustRightInd w:val="0"/>
         <w:snapToGrid w:val="0"/>
         <w:spacing w:line="360" w:lineRule="auto"/>
-        <w:ind w:left="425" w:hanging="425" w:leftChars="0" w:firstLineChars="0"/>
+        <w:ind w:left="425" w:leftChars="0" w:hanging="425" w:firstLineChars="0"/>
         <w:textAlignment w:val="baseline"/>
         <w:rPr>
           <w:rFonts w:hint="eastAsia"/>
@@ -7336,7 +7356,7 @@
         <w:adjustRightInd w:val="0"/>
         <w:snapToGrid w:val="0"/>
         <w:spacing w:line="360" w:lineRule="auto"/>
-        <w:ind w:left="425" w:hanging="425" w:leftChars="0" w:firstLineChars="0"/>
+        <w:ind w:left="425" w:leftChars="0" w:hanging="425" w:firstLineChars="0"/>
         <w:textAlignment w:val="baseline"/>
         <w:rPr>
           <w:sz w:val="24"/>
@@ -7385,10 +7405,10 @@
         <w:adjustRightInd w:val="0"/>
         <w:snapToGrid w:val="0"/>
         <w:spacing w:line="360" w:lineRule="auto"/>
-        <w:ind w:firstLine="420" w:firstLineChars="200"/>
-        <w:textAlignment w:val="baseline"/>
-        <w:rPr>
-          <w:rFonts w:eastAsia="宋体" w:hint="eastAsia"/>
+        <w:ind w:firstLine="480" w:firstLineChars="200"/>
+        <w:textAlignment w:val="baseline"/>
+        <w:rPr>
+          <w:rFonts w:hint="eastAsia" w:eastAsia="宋体"/>
           <w:sz w:val="24"/>
           <w:szCs w:val="24"/>
           <w:lang w:eastAsia="zh-CN"/>
@@ -7441,7 +7461,7 @@
         <w:adjustRightInd w:val="0"/>
         <w:snapToGrid w:val="0"/>
         <w:spacing w:line="360" w:lineRule="auto"/>
-        <w:ind w:left="425" w:hanging="425" w:leftChars="0" w:firstLineChars="0"/>
+        <w:ind w:left="425" w:leftChars="0" w:hanging="425" w:firstLineChars="0"/>
         <w:textAlignment w:val="baseline"/>
         <w:rPr>
           <w:rFonts w:hint="eastAsia"/>
@@ -7478,7 +7498,7 @@
         <w:adjustRightInd w:val="0"/>
         <w:snapToGrid w:val="0"/>
         <w:spacing w:line="360" w:lineRule="auto"/>
-        <w:ind w:left="425" w:hanging="425" w:leftChars="0" w:firstLineChars="0"/>
+        <w:ind w:left="425" w:leftChars="0" w:hanging="425" w:firstLineChars="0"/>
         <w:textAlignment w:val="baseline"/>
         <w:rPr>
           <w:rFonts w:hint="eastAsia"/>
@@ -7515,7 +7535,7 @@
         <w:adjustRightInd w:val="0"/>
         <w:snapToGrid w:val="0"/>
         <w:spacing w:line="360" w:lineRule="auto"/>
-        <w:ind w:left="425" w:hanging="425" w:leftChars="0" w:firstLineChars="0"/>
+        <w:ind w:left="425" w:leftChars="0" w:hanging="425" w:firstLineChars="0"/>
         <w:textAlignment w:val="baseline"/>
         <w:rPr>
           <w:rFonts w:hint="eastAsia"/>
@@ -7552,7 +7572,7 @@
         <w:adjustRightInd w:val="0"/>
         <w:snapToGrid w:val="0"/>
         <w:spacing w:line="360" w:lineRule="auto"/>
-        <w:ind w:left="425" w:hanging="425" w:leftChars="0" w:firstLineChars="0"/>
+        <w:ind w:left="425" w:leftChars="0" w:hanging="425" w:firstLineChars="0"/>
         <w:textAlignment w:val="baseline"/>
         <w:rPr>
           <w:rFonts w:hint="eastAsia"/>
@@ -7589,7 +7609,7 @@
         <w:adjustRightInd w:val="0"/>
         <w:snapToGrid w:val="0"/>
         <w:spacing w:line="360" w:lineRule="auto"/>
-        <w:ind w:left="425" w:hanging="425" w:leftChars="0" w:firstLineChars="0"/>
+        <w:ind w:left="425" w:leftChars="0" w:hanging="425" w:firstLineChars="0"/>
         <w:textAlignment w:val="baseline"/>
         <w:rPr>
           <w:rFonts w:hint="eastAsia"/>
@@ -7632,7 +7652,7 @@
       </w:pPr>
       <w:r>
         <w:drawing>
-          <wp:anchor distT="0" distB="0" distL="114300" distR="114300" simplePos="0" relativeHeight="251659264" behindDoc="0" locked="0" layoutInCell="1" allowOverlap="1">
+          <wp:anchor distT="0" distB="0" distL="114300" distR="114300" simplePos="0" relativeHeight="251660288" behindDoc="0" locked="0" layoutInCell="1" allowOverlap="1">
             <wp:simplePos x="0" y="0"/>
             <wp:positionH relativeFrom="column">
               <wp:posOffset>-118110</wp:posOffset>
@@ -7657,7 +7677,7 @@
                     </pic:cNvPicPr>
                   </pic:nvPicPr>
                   <pic:blipFill>
-                    <a:blip xmlns:r="http://schemas.openxmlformats.org/officeDocument/2006/relationships" r:embed="rId16"/>
+                    <a:blip r:embed="rId18"/>
                     <a:stretch>
                       <a:fillRect/>
                     </a:stretch>
@@ -7760,7 +7780,7 @@
       </w:pPr>
       <w:r>
         <w:drawing>
-          <wp:anchor distT="0" distB="0" distL="114300" distR="114300" simplePos="0" relativeHeight="251660288" behindDoc="0" locked="0" layoutInCell="1" allowOverlap="1">
+          <wp:anchor distT="0" distB="0" distL="114300" distR="114300" simplePos="0" relativeHeight="251661312" behindDoc="0" locked="0" layoutInCell="1" allowOverlap="1">
             <wp:simplePos x="0" y="0"/>
             <wp:positionH relativeFrom="column">
               <wp:posOffset>-86995</wp:posOffset>
@@ -7785,7 +7805,7 @@
                     </pic:cNvPicPr>
                   </pic:nvPicPr>
                   <pic:blipFill>
-                    <a:blip xmlns:r="http://schemas.openxmlformats.org/officeDocument/2006/relationships" r:embed="rId17"/>
+                    <a:blip r:embed="rId19"/>
                     <a:stretch>
                       <a:fillRect/>
                     </a:stretch>
@@ -7879,7 +7899,7 @@
                     </pic:cNvPicPr>
                   </pic:nvPicPr>
                   <pic:blipFill>
-                    <a:blip xmlns:r="http://schemas.openxmlformats.org/officeDocument/2006/relationships" r:embed="rId18"/>
+                    <a:blip r:embed="rId20"/>
                     <a:stretch>
                       <a:fillRect/>
                     </a:stretch>
@@ -7906,7 +7926,7 @@
     </w:p>
     <w:p>
       <w:pPr>
-        <w:pStyle w:val="2"/>
+        <w:pStyle w:val="30"/>
         <w:keepNext w:val="0"/>
         <w:keepLines w:val="0"/>
         <w:pageBreakBefore w:val="0"/>
@@ -7938,7 +7958,7 @@
     </w:p>
     <w:p>
       <w:pPr>
-        <w:pStyle w:val="3"/>
+        <w:pStyle w:val="31"/>
         <w:keepNext w:val="0"/>
         <w:keepLines w:val="0"/>
         <w:pageBreakBefore w:val="0"/>
@@ -7970,7 +7990,7 @@
     </w:p>
     <w:p>
       <w:pPr>
-        <w:pStyle w:val="a1"/>
+        <w:pStyle w:val="29"/>
         <w:keepNext w:val="0"/>
         <w:keepLines w:val="0"/>
         <w:pageBreakBefore w:val="0"/>
@@ -7999,7 +8019,7 @@
     </w:p>
     <w:p>
       <w:pPr>
-        <w:pStyle w:val="3"/>
+        <w:pStyle w:val="31"/>
         <w:keepNext w:val="0"/>
         <w:keepLines w:val="0"/>
         <w:pageBreakBefore w:val="0"/>
@@ -8060,7 +8080,7 @@
     </w:p>
     <w:p>
       <w:pPr>
-        <w:pStyle w:val="3"/>
+        <w:pStyle w:val="31"/>
         <w:keepNext w:val="0"/>
         <w:keepLines w:val="0"/>
         <w:pageBreakBefore w:val="0"/>
@@ -8080,85 +8100,83 @@
           <w:lang w:val="en-US" w:eastAsia="zh-CN"/>
         </w:rPr>
       </w:pPr>
-      <w:bookmarkStart w:id="23" w:name="_GoBack"/>
+      <w:bookmarkStart w:id="23" w:name="_Toc32472"/>
+      <w:r>
+        <w:rPr>
+          <w:rFonts w:hint="eastAsia"/>
+          <w:lang w:val="en-US" w:eastAsia="zh-CN"/>
+        </w:rPr>
+        <w:t>软件特色</w:t>
+      </w:r>
       <w:bookmarkEnd w:id="23"/>
-      <w:bookmarkStart w:id="24" w:name="_Toc32472"/>
-      <w:r>
-        <w:rPr>
-          <w:rFonts w:hint="eastAsia"/>
-          <w:lang w:val="en-US" w:eastAsia="zh-CN"/>
-        </w:rPr>
-        <w:t>软件特色</w:t>
+    </w:p>
+    <w:p>
+      <w:pPr>
+        <w:pStyle w:val="29"/>
+        <w:keepNext w:val="0"/>
+        <w:keepLines w:val="0"/>
+        <w:pageBreakBefore w:val="0"/>
+        <w:widowControl w:val="0"/>
+        <w:kinsoku w:val="0"/>
+        <w:wordWrap/>
+        <w:overflowPunct/>
+        <w:topLinePunct w:val="0"/>
+        <w:autoSpaceDE w:val="0"/>
+        <w:autoSpaceDN w:val="0"/>
+        <w:bidi w:val="0"/>
+        <w:adjustRightInd w:val="0"/>
+        <w:snapToGrid w:val="0"/>
+        <w:textAlignment w:val="baseline"/>
+        <w:rPr>
+          <w:rFonts w:hint="default"/>
+          <w:lang w:val="en-US" w:eastAsia="zh-CN"/>
+        </w:rPr>
+      </w:pPr>
+      <w:r>
+        <w:t>核心特色在于其强大而灵活的数据可视化能力，能够将来自多种数据源的监控指标转化为直观的</w:t>
+      </w:r>
+      <w:r>
+        <w:rPr>
+          <w:rFonts w:hint="eastAsia"/>
+          <w:lang w:val="en-US" w:eastAsia="zh-CN"/>
+        </w:rPr>
+        <w:t>资源集数据</w:t>
+      </w:r>
+      <w:r>
+        <w:t>。它支持实时监控和告警，使您能够一眼洞察系统状态并快速响应问题。</w:t>
+      </w:r>
+    </w:p>
+    <w:p>
+      <w:pPr>
+        <w:pStyle w:val="31"/>
+        <w:keepNext w:val="0"/>
+        <w:keepLines w:val="0"/>
+        <w:pageBreakBefore w:val="0"/>
+        <w:widowControl w:val="0"/>
+        <w:kinsoku w:val="0"/>
+        <w:wordWrap/>
+        <w:overflowPunct/>
+        <w:topLinePunct w:val="0"/>
+        <w:autoSpaceDE w:val="0"/>
+        <w:autoSpaceDN w:val="0"/>
+        <w:bidi w:val="0"/>
+        <w:adjustRightInd w:val="0"/>
+        <w:snapToGrid w:val="0"/>
+        <w:textAlignment w:val="baseline"/>
+        <w:rPr>
+          <w:rFonts w:hint="default"/>
+          <w:lang w:val="en-US" w:eastAsia="zh-CN"/>
+        </w:rPr>
+      </w:pPr>
+      <w:bookmarkStart w:id="24" w:name="_Toc6459"/>
+      <w:r>
+        <w:rPr>
+          <w:rFonts w:hint="eastAsia"/>
+          <w:lang w:val="en-US" w:eastAsia="zh-CN"/>
+        </w:rPr>
+        <w:t>应用情况说明</w:t>
       </w:r>
       <w:bookmarkEnd w:id="24"/>
-    </w:p>
-    <w:p>
-      <w:pPr>
-        <w:pStyle w:val="a1"/>
-        <w:keepNext w:val="0"/>
-        <w:keepLines w:val="0"/>
-        <w:pageBreakBefore w:val="0"/>
-        <w:widowControl w:val="0"/>
-        <w:kinsoku w:val="0"/>
-        <w:wordWrap/>
-        <w:overflowPunct/>
-        <w:topLinePunct w:val="0"/>
-        <w:autoSpaceDE w:val="0"/>
-        <w:autoSpaceDN w:val="0"/>
-        <w:bidi w:val="0"/>
-        <w:adjustRightInd w:val="0"/>
-        <w:snapToGrid w:val="0"/>
-        <w:textAlignment w:val="baseline"/>
-        <w:rPr>
-          <w:rFonts w:hint="default"/>
-          <w:lang w:val="en-US" w:eastAsia="zh-CN"/>
-        </w:rPr>
-      </w:pPr>
-      <w:r>
-        <w:t>核心特色在于其强大而灵活的数据可视化能力，能够将来自多种数据源的监控指标转化为直观的</w:t>
-      </w:r>
-      <w:r>
-        <w:rPr>
-          <w:rFonts w:hint="eastAsia"/>
-          <w:lang w:val="en-US" w:eastAsia="zh-CN"/>
-        </w:rPr>
-        <w:t>资源集数据</w:t>
-      </w:r>
-      <w:r>
-        <w:t>。它支持实时监控和告警，使您能够一眼洞察系统状态并快速响应问题。</w:t>
-      </w:r>
-    </w:p>
-    <w:p>
-      <w:pPr>
-        <w:pStyle w:val="3"/>
-        <w:keepNext w:val="0"/>
-        <w:keepLines w:val="0"/>
-        <w:pageBreakBefore w:val="0"/>
-        <w:widowControl w:val="0"/>
-        <w:kinsoku w:val="0"/>
-        <w:wordWrap/>
-        <w:overflowPunct/>
-        <w:topLinePunct w:val="0"/>
-        <w:autoSpaceDE w:val="0"/>
-        <w:autoSpaceDN w:val="0"/>
-        <w:bidi w:val="0"/>
-        <w:adjustRightInd w:val="0"/>
-        <w:snapToGrid w:val="0"/>
-        <w:textAlignment w:val="baseline"/>
-        <w:rPr>
-          <w:rFonts w:hint="default"/>
-          <w:lang w:val="en-US" w:eastAsia="zh-CN"/>
-        </w:rPr>
-      </w:pPr>
-      <w:bookmarkStart w:id="25" w:name="_Toc6459"/>
-      <w:r>
-        <w:rPr>
-          <w:rFonts w:hint="eastAsia"/>
-          <w:lang w:val="en-US" w:eastAsia="zh-CN"/>
-        </w:rPr>
-        <w:t>应用情况说明</w:t>
-      </w:r>
-      <w:bookmarkEnd w:id="25"/>
     </w:p>
     <w:p>
       <w:pPr>
@@ -8180,10 +8198,10 @@
         <w:adjustRightInd w:val="0"/>
         <w:snapToGrid w:val="0"/>
         <w:spacing w:before="78" w:line="234" w:lineRule="auto"/>
-        <w:ind w:left="425" w:right="107" w:hanging="425" w:leftChars="0" w:firstLineChars="0"/>
-        <w:textAlignment w:val="baseline"/>
-        <w:rPr>
-          <w:rFonts w:ascii="宋体" w:eastAsia="宋体" w:hAnsi="宋体" w:cs="宋体" w:hint="eastAsia"/>
+        <w:ind w:left="425" w:leftChars="0" w:right="107" w:hanging="425" w:firstLineChars="0"/>
+        <w:textAlignment w:val="baseline"/>
+        <w:rPr>
+          <w:rFonts w:hint="eastAsia" w:ascii="宋体" w:hAnsi="宋体" w:eastAsia="宋体" w:cs="宋体"/>
           <w:sz w:val="24"/>
           <w:szCs w:val="24"/>
           <w:lang w:val="en-US" w:eastAsia="zh-CN"/>
@@ -8191,7 +8209,7 @@
       </w:pPr>
       <w:r>
         <w:rPr>
-          <w:rFonts w:ascii="宋体" w:eastAsia="宋体" w:hAnsi="宋体" w:cs="宋体" w:hint="eastAsia"/>
+          <w:rFonts w:hint="eastAsia" w:ascii="宋体" w:hAnsi="宋体" w:eastAsia="宋体" w:cs="宋体"/>
           <w:spacing w:val="18"/>
           <w:sz w:val="24"/>
           <w:szCs w:val="24"/>
@@ -8200,7 +8218,7 @@
       </w:r>
       <w:r>
         <w:rPr>
-          <w:rFonts w:ascii="宋体" w:eastAsia="宋体" w:hAnsi="宋体" w:cs="宋体" w:hint="eastAsia"/>
+          <w:rFonts w:hint="eastAsia" w:ascii="宋体" w:hAnsi="宋体" w:eastAsia="宋体" w:cs="宋体"/>
           <w:spacing w:val="18"/>
           <w:sz w:val="24"/>
           <w:szCs w:val="24"/>
@@ -8229,10 +8247,10 @@
         <w:adjustRightInd w:val="0"/>
         <w:snapToGrid w:val="0"/>
         <w:spacing w:before="14" w:line="236" w:lineRule="auto"/>
-        <w:ind w:left="425" w:right="107" w:hanging="425" w:leftChars="0" w:firstLineChars="0"/>
-        <w:textAlignment w:val="baseline"/>
-        <w:rPr>
-          <w:rFonts w:ascii="宋体" w:eastAsia="宋体" w:hAnsi="宋体" w:cs="宋体" w:hint="eastAsia"/>
+        <w:ind w:left="425" w:leftChars="0" w:right="107" w:hanging="425" w:firstLineChars="0"/>
+        <w:textAlignment w:val="baseline"/>
+        <w:rPr>
+          <w:rFonts w:hint="eastAsia" w:ascii="宋体" w:hAnsi="宋体" w:eastAsia="宋体" w:cs="宋体"/>
           <w:spacing w:val="18"/>
           <w:sz w:val="24"/>
           <w:szCs w:val="24"/>
@@ -8241,7 +8259,7 @@
       </w:pPr>
       <w:r>
         <w:rPr>
-          <w:rFonts w:ascii="宋体" w:eastAsia="宋体" w:hAnsi="宋体" w:cs="宋体" w:hint="eastAsia"/>
+          <w:rFonts w:hint="eastAsia" w:ascii="宋体" w:hAnsi="宋体" w:eastAsia="宋体" w:cs="宋体"/>
           <w:spacing w:val="18"/>
           <w:sz w:val="24"/>
           <w:szCs w:val="24"/>
@@ -8250,7 +8268,7 @@
       </w:r>
       <w:r>
         <w:rPr>
-          <w:rFonts w:ascii="宋体" w:eastAsia="宋体" w:hAnsi="宋体" w:cs="宋体" w:hint="eastAsia"/>
+          <w:rFonts w:hint="eastAsia" w:ascii="宋体" w:hAnsi="宋体" w:eastAsia="宋体" w:cs="宋体"/>
           <w:spacing w:val="18"/>
           <w:sz w:val="24"/>
           <w:szCs w:val="24"/>
@@ -8279,16 +8297,16 @@
         <w:adjustRightInd w:val="0"/>
         <w:snapToGrid w:val="0"/>
         <w:spacing w:before="14" w:line="236" w:lineRule="auto"/>
-        <w:ind w:left="425" w:right="107" w:hanging="425" w:leftChars="0" w:firstLineChars="0"/>
-        <w:textAlignment w:val="baseline"/>
-        <w:rPr>
-          <w:rFonts w:hint="eastAsia"/>
-          <w:lang w:val="en-US" w:eastAsia="zh-CN"/>
-        </w:rPr>
-      </w:pPr>
-      <w:r>
-        <w:rPr>
-          <w:rFonts w:ascii="宋体" w:eastAsia="宋体" w:hAnsi="宋体" w:cs="宋体" w:hint="eastAsia"/>
+        <w:ind w:left="425" w:leftChars="0" w:right="107" w:hanging="425" w:firstLineChars="0"/>
+        <w:textAlignment w:val="baseline"/>
+        <w:rPr>
+          <w:rFonts w:hint="eastAsia"/>
+          <w:lang w:val="en-US" w:eastAsia="zh-CN"/>
+        </w:rPr>
+      </w:pPr>
+      <w:r>
+        <w:rPr>
+          <w:rFonts w:hint="eastAsia" w:ascii="宋体" w:hAnsi="宋体" w:eastAsia="宋体" w:cs="宋体"/>
           <w:spacing w:val="18"/>
           <w:sz w:val="24"/>
           <w:szCs w:val="24"/>
@@ -8298,7 +8316,7 @@
     </w:p>
     <w:p>
       <w:pPr>
-        <w:pStyle w:val="a1"/>
+        <w:pStyle w:val="29"/>
         <w:keepNext w:val="0"/>
         <w:keepLines w:val="0"/>
         <w:pageBreakBefore w:val="0"/>
@@ -8347,7 +8365,7 @@
     </w:p>
     <w:p>
       <w:pPr>
-        <w:pStyle w:val="3"/>
+        <w:pStyle w:val="31"/>
         <w:keepNext w:val="0"/>
         <w:keepLines w:val="0"/>
         <w:pageBreakBefore w:val="0"/>
@@ -8367,8 +8385,8 @@
           <w:lang w:val="en-US" w:eastAsia="zh-CN"/>
         </w:rPr>
       </w:pPr>
-      <w:bookmarkStart w:id="26" w:name="_Toc16093"/>
-      <w:bookmarkStart w:id="27" w:name="_Toc26010"/>
+      <w:bookmarkStart w:id="25" w:name="_Toc16093"/>
+      <w:bookmarkStart w:id="26" w:name="_Toc26010"/>
       <w:r>
         <w:rPr>
           <w:rFonts w:hint="eastAsia"/>
@@ -8376,12 +8394,12 @@
         </w:rPr>
         <w:t>主要功能</w:t>
       </w:r>
+      <w:bookmarkEnd w:id="25"/>
       <w:bookmarkEnd w:id="26"/>
-      <w:bookmarkEnd w:id="27"/>
-    </w:p>
-    <w:p>
-      <w:pPr>
-        <w:pStyle w:val="4"/>
+    </w:p>
+    <w:p>
+      <w:pPr>
+        <w:pStyle w:val="40"/>
         <w:keepNext w:val="0"/>
         <w:keepLines w:val="0"/>
         <w:pageBreakBefore w:val="0"/>
@@ -8411,7 +8429,7 @@
     </w:p>
     <w:p>
       <w:pPr>
-        <w:pStyle w:val="a1"/>
+        <w:pStyle w:val="29"/>
         <w:keepNext w:val="0"/>
         <w:keepLines w:val="0"/>
         <w:pageBreakBefore w:val="0"/>
@@ -8441,7 +8459,7 @@
     </w:p>
     <w:p>
       <w:pPr>
-        <w:pStyle w:val="a1"/>
+        <w:pStyle w:val="29"/>
         <w:keepNext w:val="0"/>
         <w:keepLines w:val="0"/>
         <w:pageBreakBefore w:val="0"/>
@@ -8471,21 +8489,21 @@
     </w:p>
     <w:p>
       <w:pPr>
-        <w:pStyle w:val="a1"/>
-        <w:keepNext w:val="0"/>
-        <w:keepLines w:val="0"/>
-        <w:pageBreakBefore w:val="0"/>
-        <w:widowControl w:val="0"/>
-        <w:kinsoku w:val="0"/>
-        <w:wordWrap/>
-        <w:overflowPunct/>
-        <w:topLinePunct w:val="0"/>
-        <w:autoSpaceDE w:val="0"/>
-        <w:autoSpaceDN w:val="0"/>
-        <w:bidi w:val="0"/>
-        <w:adjustRightInd w:val="0"/>
-        <w:snapToGrid w:val="0"/>
-        <w:ind w:left="0" w:right="0" w:firstLine="0" w:leftChars="0" w:rightChars="0" w:firstLineChars="0"/>
+        <w:pStyle w:val="29"/>
+        <w:keepNext w:val="0"/>
+        <w:keepLines w:val="0"/>
+        <w:pageBreakBefore w:val="0"/>
+        <w:widowControl w:val="0"/>
+        <w:kinsoku w:val="0"/>
+        <w:wordWrap/>
+        <w:overflowPunct/>
+        <w:topLinePunct w:val="0"/>
+        <w:autoSpaceDE w:val="0"/>
+        <w:autoSpaceDN w:val="0"/>
+        <w:bidi w:val="0"/>
+        <w:adjustRightInd w:val="0"/>
+        <w:snapToGrid w:val="0"/>
+        <w:ind w:left="0" w:leftChars="0" w:right="0" w:rightChars="0" w:firstLine="0" w:firstLineChars="0"/>
         <w:jc w:val="center"/>
         <w:textAlignment w:val="baseline"/>
         <w:rPr>
@@ -8601,11 +8619,11 @@
         <w:adjustRightInd w:val="0"/>
         <w:snapToGrid w:val="0"/>
         <w:spacing w:before="160" w:after="0" w:line="360" w:lineRule="auto"/>
-        <w:ind w:left="0" w:right="0" w:firstLine="0" w:leftChars="0" w:rightChars="0" w:firstLineChars="0"/>
+        <w:ind w:left="0" w:leftChars="0" w:right="0" w:rightChars="0" w:firstLine="0" w:firstLineChars="0"/>
         <w:jc w:val="center"/>
         <w:textAlignment w:val="baseline"/>
         <w:rPr>
-          <w:rFonts w:ascii="Calibri" w:eastAsia="宋体" w:hAnsi="Calibri" w:cs="宋体" w:hint="eastAsia"/>
+          <w:rFonts w:hint="eastAsia" w:ascii="Calibri" w:hAnsi="Calibri" w:eastAsia="宋体" w:cs="宋体"/>
           <w:spacing w:val="0"/>
           <w:sz w:val="24"/>
           <w:szCs w:val="24"/>
@@ -8632,7 +8650,7 @@
                     </pic:cNvPicPr>
                   </pic:nvPicPr>
                   <pic:blipFill>
-                    <a:blip xmlns:r="http://schemas.openxmlformats.org/officeDocument/2006/relationships" r:embed="rId19"/>
+                    <a:blip r:embed="rId21"/>
                     <a:stretch>
                       <a:fillRect/>
                     </a:stretch>
@@ -8659,7 +8677,7 @@
     </w:p>
     <w:p>
       <w:pPr>
-        <w:pStyle w:val="4"/>
+        <w:pStyle w:val="40"/>
         <w:keepNext w:val="0"/>
         <w:keepLines w:val="0"/>
         <w:pageBreakBefore w:val="0"/>
@@ -8718,21 +8736,21 @@
     </w:p>
     <w:p>
       <w:pPr>
-        <w:pStyle w:val="a1"/>
-        <w:keepNext w:val="0"/>
-        <w:keepLines w:val="0"/>
-        <w:pageBreakBefore w:val="0"/>
-        <w:widowControl w:val="0"/>
-        <w:kinsoku w:val="0"/>
-        <w:wordWrap/>
-        <w:overflowPunct/>
-        <w:topLinePunct w:val="0"/>
-        <w:autoSpaceDE w:val="0"/>
-        <w:autoSpaceDN w:val="0"/>
-        <w:bidi w:val="0"/>
-        <w:adjustRightInd w:val="0"/>
-        <w:snapToGrid w:val="0"/>
-        <w:ind w:left="0" w:right="0" w:firstLine="0" w:leftChars="0" w:rightChars="0" w:firstLineChars="0"/>
+        <w:pStyle w:val="29"/>
+        <w:keepNext w:val="0"/>
+        <w:keepLines w:val="0"/>
+        <w:pageBreakBefore w:val="0"/>
+        <w:widowControl w:val="0"/>
+        <w:kinsoku w:val="0"/>
+        <w:wordWrap/>
+        <w:overflowPunct/>
+        <w:topLinePunct w:val="0"/>
+        <w:autoSpaceDE w:val="0"/>
+        <w:autoSpaceDN w:val="0"/>
+        <w:bidi w:val="0"/>
+        <w:adjustRightInd w:val="0"/>
+        <w:snapToGrid w:val="0"/>
+        <w:ind w:left="0" w:leftChars="0" w:right="0" w:rightChars="0" w:firstLine="0" w:firstLineChars="0"/>
         <w:jc w:val="center"/>
         <w:textAlignment w:val="baseline"/>
         <w:rPr>
@@ -8834,21 +8852,21 @@
     </w:p>
     <w:p>
       <w:pPr>
-        <w:pStyle w:val="a1"/>
-        <w:keepNext w:val="0"/>
-        <w:keepLines w:val="0"/>
-        <w:pageBreakBefore w:val="0"/>
-        <w:widowControl w:val="0"/>
-        <w:kinsoku w:val="0"/>
-        <w:wordWrap/>
-        <w:overflowPunct/>
-        <w:topLinePunct w:val="0"/>
-        <w:autoSpaceDE w:val="0"/>
-        <w:autoSpaceDN w:val="0"/>
-        <w:bidi w:val="0"/>
-        <w:adjustRightInd w:val="0"/>
-        <w:snapToGrid w:val="0"/>
-        <w:ind w:left="0" w:right="0" w:firstLine="0" w:leftChars="0" w:rightChars="0" w:firstLineChars="0"/>
+        <w:pStyle w:val="29"/>
+        <w:keepNext w:val="0"/>
+        <w:keepLines w:val="0"/>
+        <w:pageBreakBefore w:val="0"/>
+        <w:widowControl w:val="0"/>
+        <w:kinsoku w:val="0"/>
+        <w:wordWrap/>
+        <w:overflowPunct/>
+        <w:topLinePunct w:val="0"/>
+        <w:autoSpaceDE w:val="0"/>
+        <w:autoSpaceDN w:val="0"/>
+        <w:bidi w:val="0"/>
+        <w:adjustRightInd w:val="0"/>
+        <w:snapToGrid w:val="0"/>
+        <w:ind w:left="0" w:leftChars="0" w:right="0" w:rightChars="0" w:firstLine="0" w:firstLineChars="0"/>
         <w:jc w:val="center"/>
         <w:textAlignment w:val="baseline"/>
         <w:rPr>
@@ -8875,7 +8893,7 @@
                     </pic:cNvPicPr>
                   </pic:nvPicPr>
                   <pic:blipFill>
-                    <a:blip xmlns:r="http://schemas.openxmlformats.org/officeDocument/2006/relationships" r:embed="rId20"/>
+                    <a:blip r:embed="rId22"/>
                     <a:stretch>
                       <a:fillRect/>
                     </a:stretch>
@@ -8915,14 +8933,14 @@
         <w:bidi w:val="0"/>
         <w:adjustRightInd w:val="0"/>
         <w:snapToGrid w:val="0"/>
-        <w:ind w:left="0" w:right="0" w:firstLine="0" w:leftChars="0" w:rightChars="0" w:firstLineChars="0"/>
+        <w:ind w:left="0" w:leftChars="0" w:right="0" w:rightChars="0" w:firstLine="0" w:firstLineChars="0"/>
         <w:jc w:val="both"/>
         <w:textAlignment w:val="baseline"/>
       </w:pPr>
     </w:p>
     <w:p>
       <w:pPr>
-        <w:pStyle w:val="4"/>
+        <w:pStyle w:val="40"/>
         <w:keepNext w:val="0"/>
         <w:keepLines w:val="0"/>
         <w:pageBreakBefore w:val="0"/>
@@ -8981,21 +8999,21 @@
     </w:p>
     <w:p>
       <w:pPr>
-        <w:pStyle w:val="a1"/>
-        <w:keepNext w:val="0"/>
-        <w:keepLines w:val="0"/>
-        <w:pageBreakBefore w:val="0"/>
-        <w:widowControl w:val="0"/>
-        <w:kinsoku w:val="0"/>
-        <w:wordWrap/>
-        <w:overflowPunct/>
-        <w:topLinePunct w:val="0"/>
-        <w:autoSpaceDE w:val="0"/>
-        <w:autoSpaceDN w:val="0"/>
-        <w:bidi w:val="0"/>
-        <w:adjustRightInd w:val="0"/>
-        <w:snapToGrid w:val="0"/>
-        <w:ind w:left="0" w:right="0" w:firstLine="0" w:leftChars="0" w:rightChars="0" w:firstLineChars="0"/>
+        <w:pStyle w:val="29"/>
+        <w:keepNext w:val="0"/>
+        <w:keepLines w:val="0"/>
+        <w:pageBreakBefore w:val="0"/>
+        <w:widowControl w:val="0"/>
+        <w:kinsoku w:val="0"/>
+        <w:wordWrap/>
+        <w:overflowPunct/>
+        <w:topLinePunct w:val="0"/>
+        <w:autoSpaceDE w:val="0"/>
+        <w:autoSpaceDN w:val="0"/>
+        <w:bidi w:val="0"/>
+        <w:adjustRightInd w:val="0"/>
+        <w:snapToGrid w:val="0"/>
+        <w:ind w:left="0" w:leftChars="0" w:right="0" w:rightChars="0" w:firstLine="0" w:firstLineChars="0"/>
         <w:jc w:val="center"/>
         <w:textAlignment w:val="baseline"/>
         <w:rPr>
@@ -9111,7 +9129,7 @@
         <w:adjustRightInd w:val="0"/>
         <w:snapToGrid w:val="0"/>
         <w:spacing w:before="160" w:after="0" w:line="360" w:lineRule="auto"/>
-        <w:ind w:left="0" w:right="0" w:firstLine="0" w:leftChars="0" w:rightChars="0" w:firstLineChars="0"/>
+        <w:ind w:left="0" w:leftChars="0" w:right="0" w:rightChars="0" w:firstLine="0" w:firstLineChars="0"/>
         <w:jc w:val="both"/>
         <w:textAlignment w:val="baseline"/>
         <w:rPr>
@@ -9138,7 +9156,7 @@
                     </pic:cNvPicPr>
                   </pic:nvPicPr>
                   <pic:blipFill>
-                    <a:blip xmlns:r="http://schemas.openxmlformats.org/officeDocument/2006/relationships" r:embed="rId21"/>
+                    <a:blip r:embed="rId23"/>
                     <a:stretch>
                       <a:fillRect/>
                     </a:stretch>
@@ -9165,7 +9183,7 @@
     </w:p>
     <w:p>
       <w:pPr>
-        <w:pStyle w:val="4"/>
+        <w:pStyle w:val="40"/>
         <w:keepNext w:val="0"/>
         <w:keepLines w:val="0"/>
         <w:pageBreakBefore w:val="0"/>
@@ -9246,21 +9264,21 @@
     </w:p>
     <w:p>
       <w:pPr>
-        <w:pStyle w:val="a1"/>
-        <w:keepNext w:val="0"/>
-        <w:keepLines w:val="0"/>
-        <w:pageBreakBefore w:val="0"/>
-        <w:widowControl w:val="0"/>
-        <w:kinsoku w:val="0"/>
-        <w:wordWrap/>
-        <w:overflowPunct/>
-        <w:topLinePunct w:val="0"/>
-        <w:autoSpaceDE w:val="0"/>
-        <w:autoSpaceDN w:val="0"/>
-        <w:bidi w:val="0"/>
-        <w:adjustRightInd w:val="0"/>
-        <w:snapToGrid w:val="0"/>
-        <w:ind w:left="0" w:right="0" w:firstLine="0" w:leftChars="0" w:rightChars="0" w:firstLineChars="0"/>
+        <w:pStyle w:val="29"/>
+        <w:keepNext w:val="0"/>
+        <w:keepLines w:val="0"/>
+        <w:pageBreakBefore w:val="0"/>
+        <w:widowControl w:val="0"/>
+        <w:kinsoku w:val="0"/>
+        <w:wordWrap/>
+        <w:overflowPunct/>
+        <w:topLinePunct w:val="0"/>
+        <w:autoSpaceDE w:val="0"/>
+        <w:autoSpaceDN w:val="0"/>
+        <w:bidi w:val="0"/>
+        <w:adjustRightInd w:val="0"/>
+        <w:snapToGrid w:val="0"/>
+        <w:ind w:left="0" w:leftChars="0" w:right="0" w:rightChars="0" w:firstLine="0" w:firstLineChars="0"/>
         <w:jc w:val="center"/>
         <w:textAlignment w:val="baseline"/>
         <w:rPr>
@@ -9362,7 +9380,7 @@
     </w:p>
     <w:p>
       <w:pPr>
-        <w:pStyle w:val="a1"/>
+        <w:pStyle w:val="29"/>
         <w:keepNext w:val="0"/>
         <w:keepLines w:val="0"/>
         <w:pageBreakBefore w:val="0"/>
@@ -9397,7 +9415,7 @@
                     </pic:cNvPicPr>
                   </pic:nvPicPr>
                   <pic:blipFill>
-                    <a:blip xmlns:r="http://schemas.openxmlformats.org/officeDocument/2006/relationships" r:embed="rId22"/>
+                    <a:blip r:embed="rId24"/>
                     <a:stretch>
                       <a:fillRect/>
                     </a:stretch>
@@ -9424,7 +9442,7 @@
     </w:p>
     <w:p>
       <w:pPr>
-        <w:pStyle w:val="a1"/>
+        <w:pStyle w:val="29"/>
         <w:keepNext w:val="0"/>
         <w:keepLines w:val="0"/>
         <w:pageBreakBefore w:val="0"/>
@@ -9463,7 +9481,7 @@
                     </pic:cNvPicPr>
                   </pic:nvPicPr>
                   <pic:blipFill>
-                    <a:blip xmlns:r="http://schemas.openxmlformats.org/officeDocument/2006/relationships" r:embed="rId23"/>
+                    <a:blip r:embed="rId25"/>
                     <a:stretch>
                       <a:fillRect/>
                     </a:stretch>
@@ -9490,7 +9508,7 @@
     </w:p>
     <w:p>
       <w:pPr>
-        <w:pStyle w:val="4"/>
+        <w:pStyle w:val="40"/>
         <w:keepNext w:val="0"/>
         <w:keepLines w:val="0"/>
         <w:pageBreakBefore w:val="0"/>
@@ -9549,21 +9567,21 @@
     </w:p>
     <w:p>
       <w:pPr>
-        <w:pStyle w:val="a1"/>
-        <w:keepNext w:val="0"/>
-        <w:keepLines w:val="0"/>
-        <w:pageBreakBefore w:val="0"/>
-        <w:widowControl w:val="0"/>
-        <w:kinsoku w:val="0"/>
-        <w:wordWrap/>
-        <w:overflowPunct/>
-        <w:topLinePunct w:val="0"/>
-        <w:autoSpaceDE w:val="0"/>
-        <w:autoSpaceDN w:val="0"/>
-        <w:bidi w:val="0"/>
-        <w:adjustRightInd w:val="0"/>
-        <w:snapToGrid w:val="0"/>
-        <w:ind w:left="0" w:right="0" w:firstLine="0" w:leftChars="0" w:rightChars="0" w:firstLineChars="0"/>
+        <w:pStyle w:val="29"/>
+        <w:keepNext w:val="0"/>
+        <w:keepLines w:val="0"/>
+        <w:pageBreakBefore w:val="0"/>
+        <w:widowControl w:val="0"/>
+        <w:kinsoku w:val="0"/>
+        <w:wordWrap/>
+        <w:overflowPunct/>
+        <w:topLinePunct w:val="0"/>
+        <w:autoSpaceDE w:val="0"/>
+        <w:autoSpaceDN w:val="0"/>
+        <w:bidi w:val="0"/>
+        <w:adjustRightInd w:val="0"/>
+        <w:snapToGrid w:val="0"/>
+        <w:ind w:left="0" w:leftChars="0" w:right="0" w:rightChars="0" w:firstLine="0" w:firstLineChars="0"/>
         <w:jc w:val="center"/>
         <w:textAlignment w:val="baseline"/>
         <w:rPr>
@@ -9679,11 +9697,11 @@
         <w:adjustRightInd w:val="0"/>
         <w:snapToGrid w:val="0"/>
         <w:spacing w:before="160" w:after="0" w:line="360" w:lineRule="auto"/>
-        <w:ind w:left="0" w:right="0" w:firstLine="0" w:leftChars="0" w:rightChars="0" w:firstLineChars="0"/>
+        <w:ind w:left="0" w:leftChars="0" w:right="0" w:rightChars="0" w:firstLine="0" w:firstLineChars="0"/>
         <w:jc w:val="center"/>
         <w:textAlignment w:val="baseline"/>
         <w:rPr>
-          <w:rFonts w:ascii="Calibri" w:eastAsia="宋体" w:hAnsi="Calibri" w:cs="宋体" w:hint="default"/>
+          <w:rFonts w:hint="default" w:ascii="Calibri" w:hAnsi="Calibri" w:eastAsia="宋体" w:cs="宋体"/>
           <w:spacing w:val="0"/>
           <w:sz w:val="24"/>
           <w:szCs w:val="24"/>
@@ -9710,7 +9728,7 @@
                     </pic:cNvPicPr>
                   </pic:nvPicPr>
                   <pic:blipFill>
-                    <a:blip xmlns:r="http://schemas.openxmlformats.org/officeDocument/2006/relationships" r:embed="rId24"/>
+                    <a:blip r:embed="rId26"/>
                     <a:stretch>
                       <a:fillRect/>
                     </a:stretch>
@@ -9751,11 +9769,11 @@
         <w:adjustRightInd w:val="0"/>
         <w:snapToGrid w:val="0"/>
         <w:spacing w:before="160" w:after="0" w:line="360" w:lineRule="auto"/>
-        <w:ind w:left="0" w:right="0" w:firstLine="0" w:leftChars="0" w:rightChars="0" w:firstLineChars="0"/>
+        <w:ind w:left="0" w:leftChars="0" w:right="0" w:rightChars="0" w:firstLine="0" w:firstLineChars="0"/>
         <w:jc w:val="center"/>
         <w:textAlignment w:val="baseline"/>
         <w:rPr>
-          <w:rFonts w:ascii="Calibri" w:eastAsia="宋体" w:hAnsi="Calibri" w:cs="宋体" w:hint="default"/>
+          <w:rFonts w:hint="default" w:ascii="Calibri" w:hAnsi="Calibri" w:eastAsia="宋体" w:cs="宋体"/>
           <w:spacing w:val="0"/>
           <w:sz w:val="24"/>
           <w:szCs w:val="24"/>
@@ -9782,7 +9800,7 @@
                     </pic:cNvPicPr>
                   </pic:nvPicPr>
                   <pic:blipFill>
-                    <a:blip xmlns:r="http://schemas.openxmlformats.org/officeDocument/2006/relationships" r:embed="rId25"/>
+                    <a:blip r:embed="rId27"/>
                     <a:stretch>
                       <a:fillRect/>
                     </a:stretch>
@@ -9809,7 +9827,7 @@
     </w:p>
     <w:p>
       <w:pPr>
-        <w:pStyle w:val="4"/>
+        <w:pStyle w:val="40"/>
         <w:keepNext w:val="0"/>
         <w:keepLines w:val="0"/>
         <w:pageBreakBefore w:val="0"/>
@@ -9868,21 +9886,21 @@
     </w:p>
     <w:p>
       <w:pPr>
-        <w:pStyle w:val="a1"/>
-        <w:keepNext w:val="0"/>
-        <w:keepLines w:val="0"/>
-        <w:pageBreakBefore w:val="0"/>
-        <w:widowControl w:val="0"/>
-        <w:kinsoku w:val="0"/>
-        <w:wordWrap/>
-        <w:overflowPunct/>
-        <w:topLinePunct w:val="0"/>
-        <w:autoSpaceDE w:val="0"/>
-        <w:autoSpaceDN w:val="0"/>
-        <w:bidi w:val="0"/>
-        <w:adjustRightInd w:val="0"/>
-        <w:snapToGrid w:val="0"/>
-        <w:ind w:left="0" w:right="0" w:firstLine="0" w:leftChars="0" w:rightChars="0" w:firstLineChars="0"/>
+        <w:pStyle w:val="29"/>
+        <w:keepNext w:val="0"/>
+        <w:keepLines w:val="0"/>
+        <w:pageBreakBefore w:val="0"/>
+        <w:widowControl w:val="0"/>
+        <w:kinsoku w:val="0"/>
+        <w:wordWrap/>
+        <w:overflowPunct/>
+        <w:topLinePunct w:val="0"/>
+        <w:autoSpaceDE w:val="0"/>
+        <w:autoSpaceDN w:val="0"/>
+        <w:bidi w:val="0"/>
+        <w:adjustRightInd w:val="0"/>
+        <w:snapToGrid w:val="0"/>
+        <w:ind w:left="0" w:leftChars="0" w:right="0" w:rightChars="0" w:firstLine="0" w:firstLineChars="0"/>
         <w:jc w:val="center"/>
         <w:textAlignment w:val="baseline"/>
         <w:rPr>
@@ -10018,7 +10036,7 @@
                     </pic:cNvPicPr>
                   </pic:nvPicPr>
                   <pic:blipFill>
-                    <a:blip xmlns:r="http://schemas.openxmlformats.org/officeDocument/2006/relationships" r:embed="rId26"/>
+                    <a:blip r:embed="rId28"/>
                     <a:stretch>
                       <a:fillRect/>
                     </a:stretch>
@@ -10045,27 +10063,27 @@
     </w:p>
     <w:p>
       <w:pPr>
-        <w:pStyle w:val="2"/>
-        <w:keepNext w:val="0"/>
-        <w:keepLines w:val="0"/>
-        <w:pageBreakBefore w:val="0"/>
-        <w:widowControl w:val="0"/>
-        <w:kinsoku w:val="0"/>
-        <w:wordWrap/>
-        <w:overflowPunct/>
-        <w:topLinePunct w:val="0"/>
-        <w:autoSpaceDE w:val="0"/>
-        <w:autoSpaceDN w:val="0"/>
-        <w:bidi w:val="0"/>
-        <w:adjustRightInd w:val="0"/>
-        <w:snapToGrid w:val="0"/>
-        <w:textAlignment w:val="baseline"/>
-        <w:rPr>
-          <w:rFonts w:hint="eastAsia"/>
-          <w:lang w:val="en-US" w:eastAsia="zh-CN"/>
-        </w:rPr>
-      </w:pPr>
-      <w:bookmarkStart w:id="28" w:name="_Toc2522"/>
+        <w:pStyle w:val="30"/>
+        <w:keepNext w:val="0"/>
+        <w:keepLines w:val="0"/>
+        <w:pageBreakBefore w:val="0"/>
+        <w:widowControl w:val="0"/>
+        <w:kinsoku w:val="0"/>
+        <w:wordWrap/>
+        <w:overflowPunct/>
+        <w:topLinePunct w:val="0"/>
+        <w:autoSpaceDE w:val="0"/>
+        <w:autoSpaceDN w:val="0"/>
+        <w:bidi w:val="0"/>
+        <w:adjustRightInd w:val="0"/>
+        <w:snapToGrid w:val="0"/>
+        <w:textAlignment w:val="baseline"/>
+        <w:rPr>
+          <w:rFonts w:hint="eastAsia"/>
+          <w:lang w:val="en-US" w:eastAsia="zh-CN"/>
+        </w:rPr>
+      </w:pPr>
+      <w:bookmarkStart w:id="27" w:name="_Toc2522"/>
       <w:r>
         <w:rPr>
           <w:rFonts w:hint="eastAsia"/>
@@ -10073,243 +10091,243 @@
         </w:rPr>
         <w:t>监控工具-物管平台-物联标志系统</w:t>
       </w:r>
+      <w:bookmarkEnd w:id="27"/>
+    </w:p>
+    <w:p>
+      <w:pPr>
+        <w:pStyle w:val="31"/>
+        <w:keepNext w:val="0"/>
+        <w:keepLines w:val="0"/>
+        <w:pageBreakBefore w:val="0"/>
+        <w:widowControl w:val="0"/>
+        <w:kinsoku w:val="0"/>
+        <w:wordWrap/>
+        <w:overflowPunct/>
+        <w:topLinePunct w:val="0"/>
+        <w:autoSpaceDE w:val="0"/>
+        <w:autoSpaceDN w:val="0"/>
+        <w:bidi w:val="0"/>
+        <w:adjustRightInd w:val="0"/>
+        <w:snapToGrid w:val="0"/>
+        <w:textAlignment w:val="baseline"/>
+        <w:rPr>
+          <w:rFonts w:hint="eastAsia"/>
+          <w:lang w:val="en-US" w:eastAsia="zh-CN"/>
+        </w:rPr>
+      </w:pPr>
+      <w:bookmarkStart w:id="28" w:name="_Toc11571"/>
+      <w:r>
+        <w:rPr>
+          <w:rFonts w:hint="eastAsia"/>
+          <w:lang w:val="en-US" w:eastAsia="zh-CN"/>
+        </w:rPr>
+        <w:t>名称</w:t>
+      </w:r>
       <w:bookmarkEnd w:id="28"/>
     </w:p>
     <w:p>
       <w:pPr>
-        <w:pStyle w:val="3"/>
-        <w:keepNext w:val="0"/>
-        <w:keepLines w:val="0"/>
-        <w:pageBreakBefore w:val="0"/>
-        <w:widowControl w:val="0"/>
-        <w:kinsoku w:val="0"/>
-        <w:wordWrap/>
-        <w:overflowPunct/>
-        <w:topLinePunct w:val="0"/>
-        <w:autoSpaceDE w:val="0"/>
-        <w:autoSpaceDN w:val="0"/>
-        <w:bidi w:val="0"/>
-        <w:adjustRightInd w:val="0"/>
-        <w:snapToGrid w:val="0"/>
-        <w:textAlignment w:val="baseline"/>
-        <w:rPr>
-          <w:rFonts w:hint="eastAsia"/>
-          <w:lang w:val="en-US" w:eastAsia="zh-CN"/>
-        </w:rPr>
-      </w:pPr>
-      <w:bookmarkStart w:id="29" w:name="_Toc11571"/>
-      <w:r>
-        <w:rPr>
-          <w:rFonts w:hint="eastAsia"/>
-          <w:lang w:val="en-US" w:eastAsia="zh-CN"/>
-        </w:rPr>
-        <w:t>名称</w:t>
+        <w:pStyle w:val="29"/>
+        <w:keepNext w:val="0"/>
+        <w:keepLines w:val="0"/>
+        <w:pageBreakBefore w:val="0"/>
+        <w:widowControl w:val="0"/>
+        <w:kinsoku w:val="0"/>
+        <w:wordWrap/>
+        <w:overflowPunct/>
+        <w:topLinePunct w:val="0"/>
+        <w:autoSpaceDE w:val="0"/>
+        <w:autoSpaceDN w:val="0"/>
+        <w:bidi w:val="0"/>
+        <w:adjustRightInd w:val="0"/>
+        <w:snapToGrid w:val="0"/>
+        <w:textAlignment w:val="baseline"/>
+        <w:rPr>
+          <w:rFonts w:hint="eastAsia"/>
+          <w:lang w:val="en-US" w:eastAsia="zh-CN"/>
+        </w:rPr>
+      </w:pPr>
+      <w:r>
+        <w:rPr>
+          <w:rFonts w:hint="eastAsia"/>
+          <w:lang w:val="en-US" w:eastAsia="zh-CN"/>
+        </w:rPr>
+        <w:t>物管平台-物联标志系统</w:t>
+      </w:r>
+    </w:p>
+    <w:p>
+      <w:pPr>
+        <w:pStyle w:val="31"/>
+        <w:keepNext w:val="0"/>
+        <w:keepLines w:val="0"/>
+        <w:pageBreakBefore w:val="0"/>
+        <w:widowControl w:val="0"/>
+        <w:kinsoku w:val="0"/>
+        <w:wordWrap/>
+        <w:overflowPunct/>
+        <w:topLinePunct w:val="0"/>
+        <w:autoSpaceDE w:val="0"/>
+        <w:autoSpaceDN w:val="0"/>
+        <w:bidi w:val="0"/>
+        <w:adjustRightInd w:val="0"/>
+        <w:snapToGrid w:val="0"/>
+        <w:textAlignment w:val="baseline"/>
+        <w:rPr>
+          <w:rFonts w:hint="eastAsia"/>
+          <w:lang w:val="en-US" w:eastAsia="zh-CN"/>
+        </w:rPr>
+      </w:pPr>
+      <w:bookmarkStart w:id="29" w:name="_Toc20046"/>
+      <w:r>
+        <w:rPr>
+          <w:rFonts w:hint="eastAsia"/>
+          <w:lang w:val="en-US" w:eastAsia="zh-CN"/>
+        </w:rPr>
+        <w:t>来源</w:t>
       </w:r>
       <w:bookmarkEnd w:id="29"/>
     </w:p>
     <w:p>
       <w:pPr>
-        <w:pStyle w:val="a1"/>
-        <w:keepNext w:val="0"/>
-        <w:keepLines w:val="0"/>
-        <w:pageBreakBefore w:val="0"/>
-        <w:widowControl w:val="0"/>
-        <w:kinsoku w:val="0"/>
-        <w:wordWrap/>
-        <w:overflowPunct/>
-        <w:topLinePunct w:val="0"/>
-        <w:autoSpaceDE w:val="0"/>
-        <w:autoSpaceDN w:val="0"/>
-        <w:bidi w:val="0"/>
-        <w:adjustRightInd w:val="0"/>
-        <w:snapToGrid w:val="0"/>
-        <w:textAlignment w:val="baseline"/>
-        <w:rPr>
-          <w:rFonts w:hint="eastAsia"/>
-          <w:lang w:val="en-US" w:eastAsia="zh-CN"/>
-        </w:rPr>
-      </w:pPr>
-      <w:r>
-        <w:rPr>
-          <w:rFonts w:hint="eastAsia"/>
-          <w:lang w:val="en-US" w:eastAsia="zh-CN"/>
-        </w:rPr>
-        <w:t>物管平台-物联标志系统</w:t>
-      </w:r>
-    </w:p>
-    <w:p>
-      <w:pPr>
-        <w:pStyle w:val="3"/>
-        <w:keepNext w:val="0"/>
-        <w:keepLines w:val="0"/>
-        <w:pageBreakBefore w:val="0"/>
-        <w:widowControl w:val="0"/>
-        <w:kinsoku w:val="0"/>
-        <w:wordWrap/>
-        <w:overflowPunct/>
-        <w:topLinePunct w:val="0"/>
-        <w:autoSpaceDE w:val="0"/>
-        <w:autoSpaceDN w:val="0"/>
-        <w:bidi w:val="0"/>
-        <w:adjustRightInd w:val="0"/>
-        <w:snapToGrid w:val="0"/>
-        <w:textAlignment w:val="baseline"/>
-        <w:rPr>
-          <w:rFonts w:hint="eastAsia"/>
-          <w:lang w:val="en-US" w:eastAsia="zh-CN"/>
-        </w:rPr>
-      </w:pPr>
-      <w:bookmarkStart w:id="30" w:name="_Toc20046"/>
-      <w:r>
-        <w:rPr>
-          <w:rFonts w:hint="eastAsia"/>
-          <w:lang w:val="en-US" w:eastAsia="zh-CN"/>
-        </w:rPr>
-        <w:t>来源</w:t>
+        <w:pStyle w:val="29"/>
+        <w:keepNext w:val="0"/>
+        <w:keepLines w:val="0"/>
+        <w:pageBreakBefore w:val="0"/>
+        <w:widowControl w:val="0"/>
+        <w:kinsoku w:val="0"/>
+        <w:wordWrap/>
+        <w:overflowPunct/>
+        <w:topLinePunct w:val="0"/>
+        <w:autoSpaceDE w:val="0"/>
+        <w:autoSpaceDN w:val="0"/>
+        <w:bidi w:val="0"/>
+        <w:adjustRightInd w:val="0"/>
+        <w:snapToGrid w:val="0"/>
+        <w:textAlignment w:val="baseline"/>
+        <w:rPr>
+          <w:rFonts w:hint="default"/>
+          <w:lang w:val="en-US" w:eastAsia="zh-CN"/>
+        </w:rPr>
+      </w:pPr>
+      <w:r>
+        <w:rPr>
+          <w:rFonts w:hint="eastAsia"/>
+          <w:lang w:val="en-US" w:eastAsia="zh-CN"/>
+        </w:rPr>
+        <w:t>自研</w:t>
+      </w:r>
+    </w:p>
+    <w:p>
+      <w:pPr>
+        <w:pStyle w:val="31"/>
+        <w:keepNext w:val="0"/>
+        <w:keepLines w:val="0"/>
+        <w:pageBreakBefore w:val="0"/>
+        <w:widowControl w:val="0"/>
+        <w:kinsoku w:val="0"/>
+        <w:wordWrap/>
+        <w:overflowPunct/>
+        <w:topLinePunct w:val="0"/>
+        <w:autoSpaceDE w:val="0"/>
+        <w:autoSpaceDN w:val="0"/>
+        <w:bidi w:val="0"/>
+        <w:adjustRightInd w:val="0"/>
+        <w:snapToGrid w:val="0"/>
+        <w:textAlignment w:val="baseline"/>
+        <w:rPr>
+          <w:rFonts w:hint="eastAsia"/>
+          <w:lang w:val="en-US" w:eastAsia="zh-CN"/>
+        </w:rPr>
+      </w:pPr>
+      <w:bookmarkStart w:id="30" w:name="_Toc22325"/>
+      <w:r>
+        <w:rPr>
+          <w:rFonts w:hint="eastAsia"/>
+          <w:lang w:val="en-US" w:eastAsia="zh-CN"/>
+        </w:rPr>
+        <w:t>软件特色</w:t>
       </w:r>
       <w:bookmarkEnd w:id="30"/>
     </w:p>
     <w:p>
       <w:pPr>
-        <w:pStyle w:val="a1"/>
-        <w:keepNext w:val="0"/>
-        <w:keepLines w:val="0"/>
-        <w:pageBreakBefore w:val="0"/>
-        <w:widowControl w:val="0"/>
-        <w:kinsoku w:val="0"/>
-        <w:wordWrap/>
-        <w:overflowPunct/>
-        <w:topLinePunct w:val="0"/>
-        <w:autoSpaceDE w:val="0"/>
-        <w:autoSpaceDN w:val="0"/>
-        <w:bidi w:val="0"/>
-        <w:adjustRightInd w:val="0"/>
-        <w:snapToGrid w:val="0"/>
-        <w:textAlignment w:val="baseline"/>
-        <w:rPr>
-          <w:rFonts w:hint="default"/>
-          <w:lang w:val="en-US" w:eastAsia="zh-CN"/>
-        </w:rPr>
-      </w:pPr>
-      <w:r>
-        <w:rPr>
-          <w:rFonts w:hint="eastAsia"/>
-          <w:lang w:val="en-US" w:eastAsia="zh-CN"/>
-        </w:rPr>
-        <w:t>自研</w:t>
-      </w:r>
-    </w:p>
-    <w:p>
-      <w:pPr>
-        <w:pStyle w:val="3"/>
-        <w:keepNext w:val="0"/>
-        <w:keepLines w:val="0"/>
-        <w:pageBreakBefore w:val="0"/>
-        <w:widowControl w:val="0"/>
-        <w:kinsoku w:val="0"/>
-        <w:wordWrap/>
-        <w:overflowPunct/>
-        <w:topLinePunct w:val="0"/>
-        <w:autoSpaceDE w:val="0"/>
-        <w:autoSpaceDN w:val="0"/>
-        <w:bidi w:val="0"/>
-        <w:adjustRightInd w:val="0"/>
-        <w:snapToGrid w:val="0"/>
-        <w:textAlignment w:val="baseline"/>
-        <w:rPr>
-          <w:rFonts w:hint="eastAsia"/>
-          <w:lang w:val="en-US" w:eastAsia="zh-CN"/>
-        </w:rPr>
-      </w:pPr>
-      <w:bookmarkStart w:id="31" w:name="_Toc22325"/>
-      <w:r>
-        <w:rPr>
-          <w:rFonts w:hint="eastAsia"/>
-          <w:lang w:val="en-US" w:eastAsia="zh-CN"/>
-        </w:rPr>
-        <w:t>软件特色</w:t>
+        <w:pStyle w:val="29"/>
+        <w:keepNext w:val="0"/>
+        <w:keepLines w:val="0"/>
+        <w:pageBreakBefore w:val="0"/>
+        <w:widowControl w:val="0"/>
+        <w:kinsoku w:val="0"/>
+        <w:wordWrap/>
+        <w:overflowPunct/>
+        <w:topLinePunct w:val="0"/>
+        <w:autoSpaceDE w:val="0"/>
+        <w:autoSpaceDN w:val="0"/>
+        <w:bidi w:val="0"/>
+        <w:adjustRightInd w:val="0"/>
+        <w:snapToGrid w:val="0"/>
+        <w:textAlignment w:val="baseline"/>
+      </w:pPr>
+      <w:r>
+        <w:t>基于物联网技术的物联标识系统，实现物联网设备的注册、审核、解析、标识管理，深化物联网设备信息应用；</w:t>
+      </w:r>
+    </w:p>
+    <w:p>
+      <w:pPr>
+        <w:pStyle w:val="29"/>
+        <w:keepNext w:val="0"/>
+        <w:keepLines w:val="0"/>
+        <w:pageBreakBefore w:val="0"/>
+        <w:widowControl w:val="0"/>
+        <w:kinsoku w:val="0"/>
+        <w:wordWrap/>
+        <w:overflowPunct/>
+        <w:topLinePunct w:val="0"/>
+        <w:autoSpaceDE w:val="0"/>
+        <w:autoSpaceDN w:val="0"/>
+        <w:bidi w:val="0"/>
+        <w:adjustRightInd w:val="0"/>
+        <w:snapToGrid w:val="0"/>
+        <w:textAlignment w:val="baseline"/>
+        <w:rPr>
+          <w:rFonts w:hint="eastAsia"/>
+          <w:lang w:val="en-US" w:eastAsia="zh-CN"/>
+        </w:rPr>
+      </w:pPr>
+      <w:r>
+        <w:t>打造统一设备标识管理体系，为设备新增、应用深化、数据共享及与业务系统深度融合提供技术基础</w:t>
+      </w:r>
+    </w:p>
+    <w:p>
+      <w:pPr>
+        <w:pStyle w:val="31"/>
+        <w:keepNext w:val="0"/>
+        <w:keepLines w:val="0"/>
+        <w:pageBreakBefore w:val="0"/>
+        <w:widowControl w:val="0"/>
+        <w:kinsoku w:val="0"/>
+        <w:wordWrap/>
+        <w:overflowPunct/>
+        <w:topLinePunct w:val="0"/>
+        <w:autoSpaceDE w:val="0"/>
+        <w:autoSpaceDN w:val="0"/>
+        <w:bidi w:val="0"/>
+        <w:adjustRightInd w:val="0"/>
+        <w:snapToGrid w:val="0"/>
+        <w:textAlignment w:val="baseline"/>
+        <w:rPr>
+          <w:rFonts w:hint="eastAsia"/>
+          <w:lang w:val="en-US" w:eastAsia="zh-CN"/>
+        </w:rPr>
+      </w:pPr>
+      <w:bookmarkStart w:id="31" w:name="_Toc3782"/>
+      <w:r>
+        <w:rPr>
+          <w:rFonts w:hint="eastAsia"/>
+          <w:lang w:val="en-US" w:eastAsia="zh-CN"/>
+        </w:rPr>
+        <w:t>应用情况说明</w:t>
       </w:r>
       <w:bookmarkEnd w:id="31"/>
-    </w:p>
-    <w:p>
-      <w:pPr>
-        <w:pStyle w:val="a1"/>
-        <w:keepNext w:val="0"/>
-        <w:keepLines w:val="0"/>
-        <w:pageBreakBefore w:val="0"/>
-        <w:widowControl w:val="0"/>
-        <w:kinsoku w:val="0"/>
-        <w:wordWrap/>
-        <w:overflowPunct/>
-        <w:topLinePunct w:val="0"/>
-        <w:autoSpaceDE w:val="0"/>
-        <w:autoSpaceDN w:val="0"/>
-        <w:bidi w:val="0"/>
-        <w:adjustRightInd w:val="0"/>
-        <w:snapToGrid w:val="0"/>
-        <w:textAlignment w:val="baseline"/>
-      </w:pPr>
-      <w:r>
-        <w:t>基于物联网技术的物联标识系统，实现物联网设备的注册、审核、解析、标识管理，深化物联网设备信息应用；</w:t>
-      </w:r>
-    </w:p>
-    <w:p>
-      <w:pPr>
-        <w:pStyle w:val="a1"/>
-        <w:keepNext w:val="0"/>
-        <w:keepLines w:val="0"/>
-        <w:pageBreakBefore w:val="0"/>
-        <w:widowControl w:val="0"/>
-        <w:kinsoku w:val="0"/>
-        <w:wordWrap/>
-        <w:overflowPunct/>
-        <w:topLinePunct w:val="0"/>
-        <w:autoSpaceDE w:val="0"/>
-        <w:autoSpaceDN w:val="0"/>
-        <w:bidi w:val="0"/>
-        <w:adjustRightInd w:val="0"/>
-        <w:snapToGrid w:val="0"/>
-        <w:textAlignment w:val="baseline"/>
-        <w:rPr>
-          <w:rFonts w:hint="eastAsia"/>
-          <w:lang w:val="en-US" w:eastAsia="zh-CN"/>
-        </w:rPr>
-      </w:pPr>
-      <w:r>
-        <w:t>打造统一设备标识管理体系，为设备新增、应用深化、数据共享及与业务系统深度融合提供技术基础</w:t>
-      </w:r>
-    </w:p>
-    <w:p>
-      <w:pPr>
-        <w:pStyle w:val="3"/>
-        <w:keepNext w:val="0"/>
-        <w:keepLines w:val="0"/>
-        <w:pageBreakBefore w:val="0"/>
-        <w:widowControl w:val="0"/>
-        <w:kinsoku w:val="0"/>
-        <w:wordWrap/>
-        <w:overflowPunct/>
-        <w:topLinePunct w:val="0"/>
-        <w:autoSpaceDE w:val="0"/>
-        <w:autoSpaceDN w:val="0"/>
-        <w:bidi w:val="0"/>
-        <w:adjustRightInd w:val="0"/>
-        <w:snapToGrid w:val="0"/>
-        <w:textAlignment w:val="baseline"/>
-        <w:rPr>
-          <w:rFonts w:hint="eastAsia"/>
-          <w:lang w:val="en-US" w:eastAsia="zh-CN"/>
-        </w:rPr>
-      </w:pPr>
-      <w:bookmarkStart w:id="32" w:name="_Toc3782"/>
-      <w:r>
-        <w:rPr>
-          <w:rFonts w:hint="eastAsia"/>
-          <w:lang w:val="en-US" w:eastAsia="zh-CN"/>
-        </w:rPr>
-        <w:t>应用情况说明</w:t>
-      </w:r>
-      <w:bookmarkEnd w:id="32"/>
     </w:p>
     <w:p>
       <w:pPr>
@@ -10331,10 +10349,10 @@
         <w:adjustRightInd w:val="0"/>
         <w:snapToGrid w:val="0"/>
         <w:spacing w:before="14" w:line="236" w:lineRule="auto"/>
-        <w:ind w:left="425" w:right="107" w:hanging="425" w:leftChars="0" w:rightChars="0" w:firstLineChars="0"/>
-        <w:textAlignment w:val="baseline"/>
-        <w:rPr>
-          <w:rFonts w:ascii="宋体" w:eastAsia="宋体" w:hAnsi="宋体" w:cs="宋体" w:hint="eastAsia"/>
+        <w:ind w:left="425" w:leftChars="0" w:right="107" w:rightChars="0" w:hanging="425" w:firstLineChars="0"/>
+        <w:textAlignment w:val="baseline"/>
+        <w:rPr>
+          <w:rFonts w:hint="eastAsia" w:ascii="宋体" w:hAnsi="宋体" w:eastAsia="宋体" w:cs="宋体"/>
           <w:spacing w:val="18"/>
           <w:sz w:val="24"/>
           <w:szCs w:val="24"/>
@@ -10343,7 +10361,7 @@
       </w:pPr>
       <w:r>
         <w:rPr>
-          <w:rFonts w:ascii="宋体" w:eastAsia="宋体" w:hAnsi="宋体" w:cs="宋体" w:hint="eastAsia"/>
+          <w:rFonts w:hint="eastAsia" w:ascii="宋体" w:hAnsi="宋体" w:eastAsia="宋体" w:cs="宋体"/>
           <w:spacing w:val="18"/>
           <w:sz w:val="24"/>
           <w:szCs w:val="24"/>
@@ -10352,7 +10370,7 @@
       </w:r>
       <w:r>
         <w:rPr>
-          <w:rFonts w:ascii="宋体" w:eastAsia="宋体" w:hAnsi="宋体" w:cs="宋体" w:hint="eastAsia"/>
+          <w:rFonts w:hint="eastAsia" w:ascii="宋体" w:hAnsi="宋体" w:eastAsia="宋体" w:cs="宋体"/>
           <w:spacing w:val="18"/>
           <w:sz w:val="24"/>
           <w:szCs w:val="24"/>
@@ -10363,7 +10381,7 @@
     </w:p>
     <w:p>
       <w:pPr>
-        <w:pStyle w:val="a3"/>
+        <w:pStyle w:val="39"/>
         <w:keepNext w:val="0"/>
         <w:keepLines w:val="0"/>
         <w:pageBreakBefore w:val="0"/>
@@ -10381,7 +10399,7 @@
         <w:bidi w:val="0"/>
         <w:adjustRightInd w:val="0"/>
         <w:snapToGrid w:val="0"/>
-        <w:ind w:left="425" w:hanging="425" w:leftChars="0" w:firstLineChars="0"/>
+        <w:ind w:left="425" w:leftChars="0" w:hanging="425" w:firstLineChars="0"/>
         <w:textAlignment w:val="baseline"/>
         <w:rPr>
           <w:rFonts w:hint="eastAsia"/>
@@ -10397,7 +10415,7 @@
     </w:p>
     <w:p>
       <w:pPr>
-        <w:pStyle w:val="a1"/>
+        <w:pStyle w:val="29"/>
         <w:keepNext w:val="0"/>
         <w:keepLines w:val="0"/>
         <w:pageBreakBefore w:val="0"/>
@@ -10433,7 +10451,7 @@
     </w:p>
     <w:p>
       <w:pPr>
-        <w:pStyle w:val="3"/>
+        <w:pStyle w:val="31"/>
         <w:keepNext w:val="0"/>
         <w:keepLines w:val="0"/>
         <w:pageBreakBefore w:val="0"/>
@@ -10453,7 +10471,7 @@
           <w:lang w:val="en-US" w:eastAsia="zh-CN"/>
         </w:rPr>
       </w:pPr>
-      <w:bookmarkStart w:id="33" w:name="_Toc27765"/>
+      <w:bookmarkStart w:id="32" w:name="_Toc27765"/>
       <w:r>
         <w:rPr>
           <w:rFonts w:hint="eastAsia"/>
@@ -10461,11 +10479,11 @@
         </w:rPr>
         <w:t>主要功能</w:t>
       </w:r>
-      <w:bookmarkEnd w:id="33"/>
-    </w:p>
-    <w:p>
-      <w:pPr>
-        <w:pStyle w:val="4"/>
+      <w:bookmarkEnd w:id="32"/>
+    </w:p>
+    <w:p>
+      <w:pPr>
+        <w:pStyle w:val="40"/>
         <w:keepNext w:val="0"/>
         <w:keepLines w:val="0"/>
         <w:pageBreakBefore w:val="0"/>
@@ -10495,7 +10513,7 @@
     </w:p>
     <w:p>
       <w:pPr>
-        <w:pStyle w:val="a1"/>
+        <w:pStyle w:val="29"/>
         <w:keepNext w:val="0"/>
         <w:keepLines w:val="0"/>
         <w:pageBreakBefore w:val="0"/>
@@ -10521,7 +10539,7 @@
     </w:p>
     <w:p>
       <w:pPr>
-        <w:pStyle w:val="a1"/>
+        <w:pStyle w:val="29"/>
         <w:keepNext w:val="0"/>
         <w:keepLines w:val="0"/>
         <w:pageBreakBefore w:val="0"/>
@@ -10556,7 +10574,7 @@
                     </pic:cNvPicPr>
                   </pic:nvPicPr>
                   <pic:blipFill>
-                    <a:blip xmlns:r="http://schemas.openxmlformats.org/officeDocument/2006/relationships" r:embed="rId27"/>
+                    <a:blip r:embed="rId29"/>
                     <a:stretch>
                       <a:fillRect/>
                     </a:stretch>
@@ -10583,7 +10601,7 @@
     </w:p>
     <w:p>
       <w:pPr>
-        <w:pStyle w:val="4"/>
+        <w:pStyle w:val="40"/>
         <w:keepNext w:val="0"/>
         <w:keepLines w:val="0"/>
         <w:pageBreakBefore w:val="0"/>
@@ -10623,13 +10641,13 @@
         <w:adjustRightInd w:val="0"/>
         <w:snapToGrid w:val="0"/>
         <w:spacing w:before="120" w:after="120" w:line="360" w:lineRule="auto"/>
-        <w:ind w:firstLine="420" w:firstLineChars="200"/>
+        <w:ind w:firstLine="480" w:firstLineChars="200"/>
         <w:jc w:val="left"/>
         <w:textAlignment w:val="baseline"/>
       </w:pPr>
       <w:r>
         <w:rPr>
-          <w:rStyle w:val="Char"/>
+          <w:rStyle w:val="41"/>
         </w:rPr>
         <w:t>以单位、设备类型为统计维度，采用柱状图可视化展示数据，支持全局及明细数据查看，助力设备分布与数量分析。</w:t>
       </w:r>
@@ -10652,7 +10670,7 @@
                     </pic:cNvPicPr>
                   </pic:nvPicPr>
                   <pic:blipFill>
-                    <a:blip xmlns:r="http://schemas.openxmlformats.org/officeDocument/2006/relationships" r:embed="rId28"/>
+                    <a:blip r:embed="rId30"/>
                     <a:stretch>
                       <a:fillRect/>
                     </a:stretch>
@@ -10719,7 +10737,7 @@
                     </pic:cNvPicPr>
                   </pic:nvPicPr>
                   <pic:blipFill>
-                    <a:blip xmlns:r="http://schemas.openxmlformats.org/officeDocument/2006/relationships" r:embed="rId29"/>
+                    <a:blip r:embed="rId31"/>
                     <a:stretch>
                       <a:fillRect/>
                     </a:stretch>
@@ -10746,7 +10764,7 @@
     </w:p>
     <w:p>
       <w:pPr>
-        <w:pStyle w:val="a3"/>
+        <w:pStyle w:val="39"/>
         <w:keepNext w:val="0"/>
         <w:keepLines w:val="0"/>
         <w:pageBreakBefore w:val="0"/>
@@ -10772,7 +10790,7 @@
     </w:p>
     <w:p>
       <w:pPr>
-        <w:pStyle w:val="a3"/>
+        <w:pStyle w:val="39"/>
         <w:keepNext w:val="0"/>
         <w:keepLines w:val="0"/>
         <w:pageBreakBefore w:val="0"/>
@@ -10821,7 +10839,7 @@
                     </pic:cNvPicPr>
                   </pic:nvPicPr>
                   <pic:blipFill>
-                    <a:blip xmlns:r="http://schemas.openxmlformats.org/officeDocument/2006/relationships" r:embed="rId30"/>
+                    <a:blip r:embed="rId32"/>
                     <a:stretch>
                       <a:fillRect/>
                     </a:stretch>
@@ -10848,7 +10866,7 @@
     </w:p>
     <w:p>
       <w:pPr>
-        <w:pStyle w:val="4"/>
+        <w:pStyle w:val="40"/>
         <w:keepNext w:val="0"/>
         <w:keepLines w:val="0"/>
         <w:pageBreakBefore w:val="0"/>
@@ -10870,23 +10888,23 @@
     </w:p>
     <w:p>
       <w:pPr>
-        <w:pStyle w:val="a1"/>
-        <w:keepNext w:val="0"/>
-        <w:keepLines w:val="0"/>
-        <w:pageBreakBefore w:val="0"/>
-        <w:widowControl w:val="0"/>
-        <w:kinsoku w:val="0"/>
-        <w:wordWrap/>
-        <w:overflowPunct/>
-        <w:topLinePunct w:val="0"/>
-        <w:autoSpaceDE w:val="0"/>
-        <w:autoSpaceDN w:val="0"/>
-        <w:bidi w:val="0"/>
-        <w:adjustRightInd w:val="0"/>
-        <w:snapToGrid w:val="0"/>
-        <w:textAlignment w:val="baseline"/>
-        <w:rPr>
-          <w:rStyle w:val="Char0"/>
+        <w:pStyle w:val="29"/>
+        <w:keepNext w:val="0"/>
+        <w:keepLines w:val="0"/>
+        <w:pageBreakBefore w:val="0"/>
+        <w:widowControl w:val="0"/>
+        <w:kinsoku w:val="0"/>
+        <w:wordWrap/>
+        <w:overflowPunct/>
+        <w:topLinePunct w:val="0"/>
+        <w:autoSpaceDE w:val="0"/>
+        <w:autoSpaceDN w:val="0"/>
+        <w:bidi w:val="0"/>
+        <w:adjustRightInd w:val="0"/>
+        <w:snapToGrid w:val="0"/>
+        <w:textAlignment w:val="baseline"/>
+        <w:rPr>
+          <w:rStyle w:val="43"/>
           <w:rFonts w:hint="eastAsia"/>
           <w:lang w:val="en-US"/>
         </w:rPr>
@@ -10944,7 +10962,7 @@
                     </pic:cNvPicPr>
                   </pic:nvPicPr>
                   <pic:blipFill>
-                    <a:blip xmlns:r="http://schemas.openxmlformats.org/officeDocument/2006/relationships" r:embed="rId31"/>
+                    <a:blip r:embed="rId33"/>
                     <a:stretch>
                       <a:fillRect/>
                     </a:stretch>
@@ -10970,10 +10988,10 @@
       </w:r>
       <w:r>
         <w:rPr>
-          <w:rFonts w:ascii="Arial" w:eastAsia="等线" w:hAnsi="Arial" w:cs="Arial"/>
+          <w:rFonts w:ascii="Arial" w:hAnsi="Arial" w:eastAsia="等线" w:cs="Arial"/>
           <w:sz w:val="22"/>
         </w:rPr>
-        <w:br/>
+        <w:br w:type="textWrapping"/>
       </w:r>
       <w:r>
         <w:drawing>
@@ -10994,7 +11012,7 @@
                     </pic:cNvPicPr>
                   </pic:nvPicPr>
                   <pic:blipFill>
-                    <a:blip xmlns:r="http://schemas.openxmlformats.org/officeDocument/2006/relationships" r:embed="rId32"/>
+                    <a:blip r:embed="rId34"/>
                     <a:stretch>
                       <a:fillRect/>
                     </a:stretch>
@@ -11096,7 +11114,7 @@
                     </pic:cNvPicPr>
                   </pic:nvPicPr>
                   <pic:blipFill>
-                    <a:blip xmlns:r="http://schemas.openxmlformats.org/officeDocument/2006/relationships" r:embed="rId33"/>
+                    <a:blip r:embed="rId35"/>
                     <a:stretch>
                       <a:fillRect/>
                     </a:stretch>
@@ -11163,7 +11181,7 @@
                     </pic:cNvPicPr>
                   </pic:nvPicPr>
                   <pic:blipFill>
-                    <a:blip xmlns:r="http://schemas.openxmlformats.org/officeDocument/2006/relationships" r:embed="rId34"/>
+                    <a:blip r:embed="rId36"/>
                     <a:stretch>
                       <a:fillRect/>
                     </a:stretch>
@@ -11190,7 +11208,7 @@
     </w:p>
     <w:p>
       <w:pPr>
-        <w:pStyle w:val="4"/>
+        <w:pStyle w:val="40"/>
         <w:keepNext w:val="0"/>
         <w:keepLines w:val="0"/>
         <w:pageBreakBefore w:val="0"/>
@@ -11264,7 +11282,7 @@
                     </pic:cNvPicPr>
                   </pic:nvPicPr>
                   <pic:blipFill>
-                    <a:blip xmlns:r="http://schemas.openxmlformats.org/officeDocument/2006/relationships" r:embed="rId35"/>
+                    <a:blip r:embed="rId37"/>
                     <a:stretch>
                       <a:fillRect/>
                     </a:stretch>
@@ -11291,7 +11309,7 @@
     </w:p>
     <w:p>
       <w:pPr>
-        <w:pStyle w:val="2"/>
+        <w:pStyle w:val="30"/>
         <w:keepNext w:val="0"/>
         <w:keepLines w:val="0"/>
         <w:pageBreakBefore w:val="0"/>
@@ -11311,7 +11329,7 @@
           <w:lang w:val="en-US" w:eastAsia="zh-CN"/>
         </w:rPr>
       </w:pPr>
-      <w:bookmarkStart w:id="34" w:name="_Toc5301"/>
+      <w:bookmarkStart w:id="33" w:name="_Toc5301"/>
       <w:r>
         <w:rPr>
           <w:rFonts w:hint="eastAsia"/>
@@ -11319,43 +11337,105 @@
         </w:rPr>
         <w:t>监控工具-隔离装置监控处置工具</w:t>
       </w:r>
+      <w:bookmarkEnd w:id="33"/>
+    </w:p>
+    <w:p>
+      <w:pPr>
+        <w:pStyle w:val="31"/>
+        <w:keepNext w:val="0"/>
+        <w:keepLines w:val="0"/>
+        <w:pageBreakBefore w:val="0"/>
+        <w:widowControl w:val="0"/>
+        <w:kinsoku w:val="0"/>
+        <w:wordWrap/>
+        <w:overflowPunct/>
+        <w:topLinePunct w:val="0"/>
+        <w:autoSpaceDE w:val="0"/>
+        <w:autoSpaceDN w:val="0"/>
+        <w:bidi w:val="0"/>
+        <w:adjustRightInd w:val="0"/>
+        <w:snapToGrid w:val="0"/>
+        <w:textAlignment w:val="baseline"/>
+        <w:rPr>
+          <w:rFonts w:hint="eastAsia"/>
+          <w:lang w:val="en-US" w:eastAsia="zh-CN"/>
+        </w:rPr>
+      </w:pPr>
+      <w:bookmarkStart w:id="34" w:name="_Toc11453"/>
+      <w:r>
+        <w:rPr>
+          <w:rFonts w:hint="eastAsia"/>
+          <w:lang w:val="en-US" w:eastAsia="zh-CN"/>
+        </w:rPr>
+        <w:t>名称</w:t>
+      </w:r>
       <w:bookmarkEnd w:id="34"/>
     </w:p>
     <w:p>
       <w:pPr>
-        <w:pStyle w:val="3"/>
-        <w:keepNext w:val="0"/>
-        <w:keepLines w:val="0"/>
-        <w:pageBreakBefore w:val="0"/>
-        <w:widowControl w:val="0"/>
-        <w:kinsoku w:val="0"/>
-        <w:wordWrap/>
-        <w:overflowPunct/>
-        <w:topLinePunct w:val="0"/>
-        <w:autoSpaceDE w:val="0"/>
-        <w:autoSpaceDN w:val="0"/>
-        <w:bidi w:val="0"/>
-        <w:adjustRightInd w:val="0"/>
-        <w:snapToGrid w:val="0"/>
-        <w:textAlignment w:val="baseline"/>
-        <w:rPr>
-          <w:rFonts w:hint="eastAsia"/>
-          <w:lang w:val="en-US" w:eastAsia="zh-CN"/>
-        </w:rPr>
-      </w:pPr>
-      <w:bookmarkStart w:id="35" w:name="_Toc11453"/>
-      <w:r>
-        <w:rPr>
-          <w:rFonts w:hint="eastAsia"/>
-          <w:lang w:val="en-US" w:eastAsia="zh-CN"/>
-        </w:rPr>
-        <w:t>名称</w:t>
+        <w:pStyle w:val="29"/>
+        <w:keepNext w:val="0"/>
+        <w:keepLines w:val="0"/>
+        <w:pageBreakBefore w:val="0"/>
+        <w:widowControl w:val="0"/>
+        <w:kinsoku w:val="0"/>
+        <w:wordWrap/>
+        <w:overflowPunct/>
+        <w:topLinePunct w:val="0"/>
+        <w:autoSpaceDE w:val="0"/>
+        <w:autoSpaceDN w:val="0"/>
+        <w:bidi w:val="0"/>
+        <w:adjustRightInd w:val="0"/>
+        <w:snapToGrid w:val="0"/>
+        <w:textAlignment w:val="baseline"/>
+        <w:rPr>
+          <w:rFonts w:hint="default"/>
+          <w:lang w:val="en-US" w:eastAsia="zh-CN"/>
+        </w:rPr>
+      </w:pPr>
+      <w:r>
+        <w:rPr>
+          <w:rFonts w:hint="eastAsia"/>
+          <w:lang w:val="en-US" w:eastAsia="zh-CN"/>
+        </w:rPr>
+        <w:t>隔离装置监控处置工具</w:t>
+      </w:r>
+    </w:p>
+    <w:p>
+      <w:pPr>
+        <w:pStyle w:val="31"/>
+        <w:keepNext w:val="0"/>
+        <w:keepLines w:val="0"/>
+        <w:pageBreakBefore w:val="0"/>
+        <w:widowControl w:val="0"/>
+        <w:kinsoku w:val="0"/>
+        <w:wordWrap/>
+        <w:overflowPunct/>
+        <w:topLinePunct w:val="0"/>
+        <w:autoSpaceDE w:val="0"/>
+        <w:autoSpaceDN w:val="0"/>
+        <w:bidi w:val="0"/>
+        <w:adjustRightInd w:val="0"/>
+        <w:snapToGrid w:val="0"/>
+        <w:textAlignment w:val="baseline"/>
+        <w:rPr>
+          <w:rFonts w:hint="eastAsia"/>
+          <w:lang w:val="en-US" w:eastAsia="zh-CN"/>
+        </w:rPr>
+      </w:pPr>
+      <w:bookmarkStart w:id="35" w:name="_Toc29756"/>
+      <w:r>
+        <w:rPr>
+          <w:rFonts w:hint="eastAsia"/>
+          <w:lang w:val="en-US" w:eastAsia="zh-CN"/>
+        </w:rPr>
+        <w:t>来源</w:t>
       </w:r>
       <w:bookmarkEnd w:id="35"/>
     </w:p>
     <w:p>
       <w:pPr>
-        <w:pStyle w:val="a1"/>
+        <w:pStyle w:val="29"/>
         <w:keepNext w:val="0"/>
         <w:keepLines w:val="0"/>
         <w:pageBreakBefore w:val="0"/>
@@ -11380,160 +11460,98 @@
           <w:rFonts w:hint="eastAsia"/>
           <w:lang w:val="en-US" w:eastAsia="zh-CN"/>
         </w:rPr>
-        <w:t>隔离装置监控处置工具</w:t>
-      </w:r>
-    </w:p>
-    <w:p>
-      <w:pPr>
-        <w:pStyle w:val="3"/>
-        <w:keepNext w:val="0"/>
-        <w:keepLines w:val="0"/>
-        <w:pageBreakBefore w:val="0"/>
-        <w:widowControl w:val="0"/>
-        <w:kinsoku w:val="0"/>
-        <w:wordWrap/>
-        <w:overflowPunct/>
-        <w:topLinePunct w:val="0"/>
-        <w:autoSpaceDE w:val="0"/>
-        <w:autoSpaceDN w:val="0"/>
-        <w:bidi w:val="0"/>
-        <w:adjustRightInd w:val="0"/>
-        <w:snapToGrid w:val="0"/>
-        <w:textAlignment w:val="baseline"/>
-        <w:rPr>
-          <w:rFonts w:hint="eastAsia"/>
-          <w:lang w:val="en-US" w:eastAsia="zh-CN"/>
-        </w:rPr>
-      </w:pPr>
-      <w:bookmarkStart w:id="36" w:name="_Toc29756"/>
-      <w:r>
-        <w:rPr>
-          <w:rFonts w:hint="eastAsia"/>
-          <w:lang w:val="en-US" w:eastAsia="zh-CN"/>
-        </w:rPr>
-        <w:t>来源</w:t>
+        <w:t>自研</w:t>
+      </w:r>
+    </w:p>
+    <w:p>
+      <w:pPr>
+        <w:pStyle w:val="31"/>
+        <w:keepNext w:val="0"/>
+        <w:keepLines w:val="0"/>
+        <w:pageBreakBefore w:val="0"/>
+        <w:widowControl w:val="0"/>
+        <w:kinsoku w:val="0"/>
+        <w:wordWrap/>
+        <w:overflowPunct/>
+        <w:topLinePunct w:val="0"/>
+        <w:autoSpaceDE w:val="0"/>
+        <w:autoSpaceDN w:val="0"/>
+        <w:bidi w:val="0"/>
+        <w:adjustRightInd w:val="0"/>
+        <w:snapToGrid w:val="0"/>
+        <w:textAlignment w:val="baseline"/>
+        <w:rPr>
+          <w:rFonts w:hint="eastAsia"/>
+          <w:lang w:val="en-US" w:eastAsia="zh-CN"/>
+        </w:rPr>
+      </w:pPr>
+      <w:bookmarkStart w:id="36" w:name="_Toc26917"/>
+      <w:r>
+        <w:rPr>
+          <w:rFonts w:hint="eastAsia"/>
+          <w:lang w:val="en-US" w:eastAsia="zh-CN"/>
+        </w:rPr>
+        <w:t>软件特色</w:t>
       </w:r>
       <w:bookmarkEnd w:id="36"/>
     </w:p>
     <w:p>
       <w:pPr>
-        <w:pStyle w:val="a1"/>
-        <w:keepNext w:val="0"/>
-        <w:keepLines w:val="0"/>
-        <w:pageBreakBefore w:val="0"/>
-        <w:widowControl w:val="0"/>
-        <w:kinsoku w:val="0"/>
-        <w:wordWrap/>
-        <w:overflowPunct/>
-        <w:topLinePunct w:val="0"/>
-        <w:autoSpaceDE w:val="0"/>
-        <w:autoSpaceDN w:val="0"/>
-        <w:bidi w:val="0"/>
-        <w:adjustRightInd w:val="0"/>
-        <w:snapToGrid w:val="0"/>
-        <w:textAlignment w:val="baseline"/>
-        <w:rPr>
-          <w:rFonts w:hint="default"/>
-          <w:lang w:val="en-US" w:eastAsia="zh-CN"/>
-        </w:rPr>
-      </w:pPr>
-      <w:r>
-        <w:rPr>
-          <w:rFonts w:hint="eastAsia"/>
-          <w:lang w:val="en-US" w:eastAsia="zh-CN"/>
-        </w:rPr>
-        <w:t>自研</w:t>
-      </w:r>
-    </w:p>
-    <w:p>
-      <w:pPr>
-        <w:pStyle w:val="3"/>
-        <w:keepNext w:val="0"/>
-        <w:keepLines w:val="0"/>
-        <w:pageBreakBefore w:val="0"/>
-        <w:widowControl w:val="0"/>
-        <w:kinsoku w:val="0"/>
-        <w:wordWrap/>
-        <w:overflowPunct/>
-        <w:topLinePunct w:val="0"/>
-        <w:autoSpaceDE w:val="0"/>
-        <w:autoSpaceDN w:val="0"/>
-        <w:bidi w:val="0"/>
-        <w:adjustRightInd w:val="0"/>
-        <w:snapToGrid w:val="0"/>
-        <w:textAlignment w:val="baseline"/>
-        <w:rPr>
-          <w:rFonts w:hint="eastAsia"/>
-          <w:lang w:val="en-US" w:eastAsia="zh-CN"/>
-        </w:rPr>
-      </w:pPr>
-      <w:bookmarkStart w:id="37" w:name="_Toc26917"/>
-      <w:r>
-        <w:rPr>
-          <w:rFonts w:hint="eastAsia"/>
-          <w:lang w:val="en-US" w:eastAsia="zh-CN"/>
-        </w:rPr>
-        <w:t>软件特色</w:t>
+        <w:pStyle w:val="29"/>
+        <w:keepNext w:val="0"/>
+        <w:keepLines w:val="0"/>
+        <w:pageBreakBefore w:val="0"/>
+        <w:widowControl w:val="0"/>
+        <w:kinsoku w:val="0"/>
+        <w:wordWrap/>
+        <w:overflowPunct/>
+        <w:topLinePunct w:val="0"/>
+        <w:autoSpaceDE w:val="0"/>
+        <w:autoSpaceDN w:val="0"/>
+        <w:bidi w:val="0"/>
+        <w:adjustRightInd w:val="0"/>
+        <w:snapToGrid w:val="0"/>
+        <w:textAlignment w:val="baseline"/>
+        <w:rPr>
+          <w:rFonts w:hint="eastAsia"/>
+          <w:lang w:val="en-US" w:eastAsia="zh-CN"/>
+        </w:rPr>
+      </w:pPr>
+      <w:r>
+        <w:t>自动监测处置工具，在不影响业务运行的前提下，通过实时监测与故障处理功能，5分钟内完成自动故障处置，提升外网业务系统运行稳定性。</w:t>
+      </w:r>
+    </w:p>
+    <w:p>
+      <w:pPr>
+        <w:pStyle w:val="31"/>
+        <w:keepNext w:val="0"/>
+        <w:keepLines w:val="0"/>
+        <w:pageBreakBefore w:val="0"/>
+        <w:widowControl w:val="0"/>
+        <w:kinsoku w:val="0"/>
+        <w:wordWrap/>
+        <w:overflowPunct/>
+        <w:topLinePunct w:val="0"/>
+        <w:autoSpaceDE w:val="0"/>
+        <w:autoSpaceDN w:val="0"/>
+        <w:bidi w:val="0"/>
+        <w:adjustRightInd w:val="0"/>
+        <w:snapToGrid w:val="0"/>
+        <w:textAlignment w:val="baseline"/>
+        <w:rPr>
+          <w:rFonts w:hint="eastAsia"/>
+          <w:lang w:val="en-US" w:eastAsia="zh-CN"/>
+        </w:rPr>
+      </w:pPr>
+      <w:bookmarkStart w:id="37" w:name="_Toc31146"/>
+      <w:r>
+        <w:rPr>
+          <w:rFonts w:hint="eastAsia"/>
+          <w:lang w:val="en-US" w:eastAsia="zh-CN"/>
+        </w:rPr>
+        <w:t>应用情况说明</w:t>
       </w:r>
       <w:bookmarkEnd w:id="37"/>
-    </w:p>
-    <w:p>
-      <w:pPr>
-        <w:pStyle w:val="a1"/>
-        <w:keepNext w:val="0"/>
-        <w:keepLines w:val="0"/>
-        <w:pageBreakBefore w:val="0"/>
-        <w:widowControl w:val="0"/>
-        <w:kinsoku w:val="0"/>
-        <w:wordWrap/>
-        <w:overflowPunct/>
-        <w:topLinePunct w:val="0"/>
-        <w:autoSpaceDE w:val="0"/>
-        <w:autoSpaceDN w:val="0"/>
-        <w:bidi w:val="0"/>
-        <w:adjustRightInd w:val="0"/>
-        <w:snapToGrid w:val="0"/>
-        <w:textAlignment w:val="baseline"/>
-        <w:rPr>
-          <w:rFonts w:hint="eastAsia"/>
-          <w:lang w:val="en-US" w:eastAsia="zh-CN"/>
-        </w:rPr>
-      </w:pPr>
-      <w:r>
-        <w:t>自动监测处置工具，在不影响业务运行的前提下，通过实时监测与故障处理功能，5分钟内完成自动故障处置，提升外网业务系统运行稳定性。</w:t>
-      </w:r>
-    </w:p>
-    <w:p>
-      <w:pPr>
-        <w:pStyle w:val="3"/>
-        <w:keepNext w:val="0"/>
-        <w:keepLines w:val="0"/>
-        <w:pageBreakBefore w:val="0"/>
-        <w:widowControl w:val="0"/>
-        <w:kinsoku w:val="0"/>
-        <w:wordWrap/>
-        <w:overflowPunct/>
-        <w:topLinePunct w:val="0"/>
-        <w:autoSpaceDE w:val="0"/>
-        <w:autoSpaceDN w:val="0"/>
-        <w:bidi w:val="0"/>
-        <w:adjustRightInd w:val="0"/>
-        <w:snapToGrid w:val="0"/>
-        <w:textAlignment w:val="baseline"/>
-        <w:rPr>
-          <w:rFonts w:hint="eastAsia"/>
-          <w:lang w:val="en-US" w:eastAsia="zh-CN"/>
-        </w:rPr>
-      </w:pPr>
-      <w:bookmarkStart w:id="38" w:name="_Toc31146"/>
-      <w:r>
-        <w:rPr>
-          <w:rFonts w:hint="eastAsia"/>
-          <w:lang w:val="en-US" w:eastAsia="zh-CN"/>
-        </w:rPr>
-        <w:t>应用情况说明</w:t>
-      </w:r>
-      <w:bookmarkEnd w:id="38"/>
     </w:p>
     <w:p>
       <w:pPr>
@@ -11555,10 +11573,10 @@
         <w:adjustRightInd w:val="0"/>
         <w:snapToGrid w:val="0"/>
         <w:spacing w:before="14" w:line="236" w:lineRule="auto"/>
-        <w:ind w:left="425" w:right="107" w:hanging="425" w:leftChars="0" w:rightChars="0" w:firstLineChars="0"/>
-        <w:textAlignment w:val="baseline"/>
-        <w:rPr>
-          <w:rFonts w:ascii="宋体" w:eastAsia="宋体" w:hAnsi="宋体" w:cs="宋体" w:hint="eastAsia"/>
+        <w:ind w:left="425" w:leftChars="0" w:right="107" w:rightChars="0" w:hanging="425" w:firstLineChars="0"/>
+        <w:textAlignment w:val="baseline"/>
+        <w:rPr>
+          <w:rFonts w:hint="eastAsia" w:ascii="宋体" w:hAnsi="宋体" w:eastAsia="宋体" w:cs="宋体"/>
           <w:spacing w:val="18"/>
           <w:sz w:val="24"/>
           <w:szCs w:val="24"/>
@@ -11567,7 +11585,7 @@
       </w:pPr>
       <w:r>
         <w:rPr>
-          <w:rFonts w:ascii="宋体" w:eastAsia="宋体" w:hAnsi="宋体" w:cs="宋体" w:hint="eastAsia"/>
+          <w:rFonts w:hint="eastAsia" w:ascii="宋体" w:hAnsi="宋体" w:eastAsia="宋体" w:cs="宋体"/>
           <w:spacing w:val="18"/>
           <w:sz w:val="24"/>
           <w:szCs w:val="24"/>
@@ -11576,7 +11594,7 @@
       </w:r>
       <w:r>
         <w:rPr>
-          <w:rFonts w:ascii="宋体" w:eastAsia="宋体" w:hAnsi="宋体" w:cs="宋体" w:hint="eastAsia"/>
+          <w:rFonts w:hint="eastAsia" w:ascii="宋体" w:hAnsi="宋体" w:eastAsia="宋体" w:cs="宋体"/>
           <w:spacing w:val="18"/>
           <w:sz w:val="24"/>
           <w:szCs w:val="24"/>
@@ -11587,7 +11605,7 @@
     </w:p>
     <w:p>
       <w:pPr>
-        <w:pStyle w:val="a3"/>
+        <w:pStyle w:val="39"/>
         <w:keepNext w:val="0"/>
         <w:keepLines w:val="0"/>
         <w:pageBreakBefore w:val="0"/>
@@ -11605,7 +11623,7 @@
         <w:bidi w:val="0"/>
         <w:adjustRightInd w:val="0"/>
         <w:snapToGrid w:val="0"/>
-        <w:ind w:left="425" w:hanging="425" w:leftChars="0" w:firstLineChars="0"/>
+        <w:ind w:left="425" w:leftChars="0" w:hanging="425" w:firstLineChars="0"/>
         <w:textAlignment w:val="baseline"/>
         <w:rPr>
           <w:rFonts w:hint="eastAsia"/>
@@ -11621,7 +11639,7 @@
     </w:p>
     <w:p>
       <w:pPr>
-        <w:pStyle w:val="a1"/>
+        <w:pStyle w:val="29"/>
         <w:keepNext w:val="0"/>
         <w:keepLines w:val="0"/>
         <w:pageBreakBefore w:val="0"/>
@@ -11646,7 +11664,7 @@
     </w:p>
     <w:p>
       <w:pPr>
-        <w:pStyle w:val="3"/>
+        <w:pStyle w:val="31"/>
         <w:keepNext w:val="0"/>
         <w:keepLines w:val="0"/>
         <w:pageBreakBefore w:val="0"/>
@@ -11666,7 +11684,7 @@
           <w:lang w:val="en-US" w:eastAsia="zh-CN"/>
         </w:rPr>
       </w:pPr>
-      <w:bookmarkStart w:id="39" w:name="_Toc17932"/>
+      <w:bookmarkStart w:id="38" w:name="_Toc17932"/>
       <w:r>
         <w:rPr>
           <w:rFonts w:hint="eastAsia"/>
@@ -11674,11 +11692,11 @@
         </w:rPr>
         <w:t>主要功能</w:t>
       </w:r>
-      <w:bookmarkEnd w:id="39"/>
-    </w:p>
-    <w:p>
-      <w:pPr>
-        <w:pStyle w:val="a1"/>
+      <w:bookmarkEnd w:id="38"/>
+    </w:p>
+    <w:p>
+      <w:pPr>
+        <w:pStyle w:val="29"/>
         <w:keepNext w:val="0"/>
         <w:keepLines w:val="0"/>
         <w:pageBreakBefore w:val="0"/>
@@ -11704,7 +11722,7 @@
     </w:p>
     <w:p>
       <w:pPr>
-        <w:pStyle w:val="4"/>
+        <w:pStyle w:val="40"/>
         <w:keepNext w:val="0"/>
         <w:keepLines w:val="0"/>
         <w:pageBreakBefore w:val="0"/>
@@ -11734,7 +11752,7 @@
     </w:p>
     <w:p>
       <w:pPr>
-        <w:pStyle w:val="a1"/>
+        <w:pStyle w:val="29"/>
         <w:keepNext w:val="0"/>
         <w:keepLines w:val="0"/>
         <w:pageBreakBefore w:val="0"/>
@@ -11769,7 +11787,7 @@
                     </pic:cNvPicPr>
                   </pic:nvPicPr>
                   <pic:blipFill>
-                    <a:blip xmlns:r="http://schemas.openxmlformats.org/officeDocument/2006/relationships" r:embed="rId36"/>
+                    <a:blip r:embed="rId38"/>
                     <a:stretch>
                       <a:fillRect/>
                     </a:stretch>
@@ -11796,7 +11814,7 @@
     </w:p>
     <w:p>
       <w:pPr>
-        <w:pStyle w:val="4"/>
+        <w:pStyle w:val="40"/>
         <w:keepNext w:val="0"/>
         <w:keepLines w:val="0"/>
         <w:pageBreakBefore w:val="0"/>
@@ -11826,7 +11844,7 @@
     </w:p>
     <w:p>
       <w:pPr>
-        <w:pStyle w:val="a1"/>
+        <w:pStyle w:val="29"/>
         <w:keepNext w:val="0"/>
         <w:keepLines w:val="0"/>
         <w:pageBreakBefore w:val="0"/>
@@ -11856,7 +11874,7 @@
     </w:p>
     <w:p>
       <w:pPr>
-        <w:pStyle w:val="a1"/>
+        <w:pStyle w:val="29"/>
         <w:keepNext w:val="0"/>
         <w:keepLines w:val="0"/>
         <w:pageBreakBefore w:val="0"/>
@@ -11891,7 +11909,7 @@
                     </pic:cNvPicPr>
                   </pic:nvPicPr>
                   <pic:blipFill>
-                    <a:blip xmlns:r="http://schemas.openxmlformats.org/officeDocument/2006/relationships" r:embed="rId37"/>
+                    <a:blip r:embed="rId39"/>
                     <a:stretch>
                       <a:fillRect/>
                     </a:stretch>
@@ -11918,7 +11936,7 @@
     </w:p>
     <w:p>
       <w:pPr>
-        <w:pStyle w:val="4"/>
+        <w:pStyle w:val="40"/>
         <w:keepNext w:val="0"/>
         <w:keepLines w:val="0"/>
         <w:pageBreakBefore w:val="0"/>
@@ -11948,7 +11966,7 @@
     </w:p>
     <w:p>
       <w:pPr>
-        <w:pStyle w:val="a1"/>
+        <w:pStyle w:val="29"/>
         <w:keepNext w:val="0"/>
         <w:keepLines w:val="0"/>
         <w:pageBreakBefore w:val="0"/>
@@ -11978,7 +11996,7 @@
     </w:p>
     <w:p>
       <w:pPr>
-        <w:pStyle w:val="a1"/>
+        <w:pStyle w:val="29"/>
         <w:keepNext w:val="0"/>
         <w:keepLines w:val="0"/>
         <w:pageBreakBefore w:val="0"/>
@@ -12013,7 +12031,7 @@
                     </pic:cNvPicPr>
                   </pic:nvPicPr>
                   <pic:blipFill>
-                    <a:blip xmlns:r="http://schemas.openxmlformats.org/officeDocument/2006/relationships" r:embed="rId38"/>
+                    <a:blip r:embed="rId40"/>
                     <a:stretch>
                       <a:fillRect/>
                     </a:stretch>
@@ -12040,7 +12058,7 @@
     </w:p>
     <w:p>
       <w:pPr>
-        <w:pStyle w:val="4"/>
+        <w:pStyle w:val="40"/>
         <w:keepNext w:val="0"/>
         <w:keepLines w:val="0"/>
         <w:pageBreakBefore w:val="0"/>
@@ -12070,7 +12088,7 @@
     </w:p>
     <w:p>
       <w:pPr>
-        <w:pStyle w:val="a1"/>
+        <w:pStyle w:val="29"/>
         <w:keepNext w:val="0"/>
         <w:keepLines w:val="0"/>
         <w:pageBreakBefore w:val="0"/>
@@ -12109,7 +12127,7 @@
                     </pic:cNvPicPr>
                   </pic:nvPicPr>
                   <pic:blipFill>
-                    <a:blip xmlns:r="http://schemas.openxmlformats.org/officeDocument/2006/relationships" r:embed="rId39"/>
+                    <a:blip r:embed="rId41"/>
                     <a:stretch>
                       <a:fillRect/>
                     </a:stretch>
@@ -12136,7 +12154,7 @@
     </w:p>
     <w:p>
       <w:pPr>
-        <w:pStyle w:val="2"/>
+        <w:pStyle w:val="30"/>
         <w:keepNext w:val="0"/>
         <w:keepLines w:val="0"/>
         <w:pageBreakBefore w:val="0"/>
@@ -12156,8 +12174,8 @@
           <w:lang w:val="en-US" w:eastAsia="zh-CN"/>
         </w:rPr>
       </w:pPr>
-      <w:bookmarkStart w:id="40" w:name="_Toc23729"/>
-      <w:bookmarkStart w:id="41" w:name="_Toc17407"/>
+      <w:bookmarkStart w:id="39" w:name="_Toc23729"/>
+      <w:bookmarkStart w:id="40" w:name="_Toc17407"/>
       <w:r>
         <w:rPr>
           <w:rFonts w:hint="eastAsia"/>
@@ -12165,8 +12183,8 @@
         </w:rPr>
         <w:t>指标完成情况</w:t>
       </w:r>
+      <w:bookmarkEnd w:id="39"/>
       <w:bookmarkEnd w:id="40"/>
-      <w:bookmarkEnd w:id="41"/>
     </w:p>
     <w:p>
       <w:pPr>
@@ -12188,14 +12206,14 @@
         <w:jc w:val="both"/>
         <w:textAlignment w:val="baseline"/>
         <w:rPr>
-          <w:rFonts w:ascii="宋体" w:eastAsia="宋体" w:hAnsi="宋体" w:cs="宋体"/>
+          <w:rFonts w:ascii="宋体" w:hAnsi="宋体" w:eastAsia="宋体" w:cs="宋体"/>
           <w:sz w:val="24"/>
           <w:szCs w:val="24"/>
         </w:rPr>
       </w:pPr>
       <w:r>
         <w:rPr>
-          <w:rFonts w:ascii="宋体" w:hAnsi="宋体" w:cs="宋体" w:hint="eastAsia"/>
+          <w:rFonts w:hint="eastAsia" w:ascii="宋体" w:hAnsi="宋体" w:cs="宋体"/>
           <w:spacing w:val="-4"/>
           <w:sz w:val="24"/>
           <w:szCs w:val="24"/>
@@ -12205,7 +12223,7 @@
       </w:r>
       <w:r>
         <w:rPr>
-          <w:rFonts w:ascii="宋体" w:eastAsia="宋体" w:hAnsi="宋体" w:cs="宋体"/>
+          <w:rFonts w:ascii="宋体" w:hAnsi="宋体" w:eastAsia="宋体" w:cs="宋体"/>
           <w:spacing w:val="-4"/>
           <w:sz w:val="24"/>
           <w:szCs w:val="24"/>
@@ -12214,7 +12232,7 @@
       </w:r>
       <w:r>
         <w:rPr>
-          <w:rFonts w:ascii="宋体" w:eastAsia="宋体" w:hAnsi="宋体" w:cs="宋体"/>
+          <w:rFonts w:ascii="宋体" w:hAnsi="宋体" w:eastAsia="宋体" w:cs="宋体"/>
           <w:spacing w:val="-44"/>
           <w:sz w:val="24"/>
           <w:szCs w:val="24"/>
@@ -12223,7 +12241,7 @@
       </w:r>
       <w:r>
         <w:rPr>
-          <w:rFonts w:ascii="宋体" w:eastAsia="宋体" w:hAnsi="宋体" w:cs="宋体"/>
+          <w:rFonts w:ascii="宋体" w:hAnsi="宋体" w:eastAsia="宋体" w:cs="宋体"/>
           <w:spacing w:val="-4"/>
           <w:sz w:val="24"/>
           <w:szCs w:val="24"/>
@@ -12232,7 +12250,7 @@
       </w:r>
       <w:r>
         <w:rPr>
-          <w:rFonts w:ascii="宋体" w:eastAsia="宋体" w:hAnsi="宋体" w:cs="宋体"/>
+          <w:rFonts w:ascii="宋体" w:hAnsi="宋体" w:eastAsia="宋体" w:cs="宋体"/>
           <w:spacing w:val="-5"/>
           <w:sz w:val="24"/>
           <w:szCs w:val="24"/>
@@ -12241,7 +12259,7 @@
       </w:r>
       <w:r>
         <w:rPr>
-          <w:rFonts w:ascii="宋体" w:eastAsia="宋体" w:hAnsi="宋体" w:cs="宋体"/>
+          <w:rFonts w:ascii="宋体" w:hAnsi="宋体" w:eastAsia="宋体" w:cs="宋体"/>
           <w:spacing w:val="-32"/>
           <w:sz w:val="24"/>
           <w:szCs w:val="24"/>
@@ -12250,7 +12268,7 @@
       </w:r>
       <w:r>
         <w:rPr>
-          <w:rFonts w:ascii="宋体" w:eastAsia="宋体" w:hAnsi="宋体" w:cs="宋体"/>
+          <w:rFonts w:ascii="宋体" w:hAnsi="宋体" w:eastAsia="宋体" w:cs="宋体"/>
           <w:spacing w:val="-5"/>
           <w:sz w:val="24"/>
           <w:szCs w:val="24"/>
@@ -12259,7 +12277,7 @@
       </w:r>
       <w:r>
         <w:rPr>
-          <w:rFonts w:ascii="宋体" w:eastAsia="宋体" w:hAnsi="宋体" w:cs="宋体"/>
+          <w:rFonts w:ascii="宋体" w:hAnsi="宋体" w:eastAsia="宋体" w:cs="宋体"/>
           <w:sz w:val="24"/>
           <w:szCs w:val="24"/>
         </w:rPr>
@@ -12267,7 +12285,7 @@
       </w:r>
       <w:r>
         <w:rPr>
-          <w:rFonts w:ascii="宋体" w:eastAsia="宋体" w:hAnsi="宋体" w:cs="宋体"/>
+          <w:rFonts w:ascii="宋体" w:hAnsi="宋体" w:eastAsia="宋体" w:cs="宋体"/>
           <w:spacing w:val="-2"/>
           <w:sz w:val="24"/>
           <w:szCs w:val="24"/>
@@ -12276,7 +12294,7 @@
       </w:r>
       <w:r>
         <w:rPr>
-          <w:rFonts w:ascii="宋体" w:eastAsia="宋体" w:hAnsi="宋体" w:cs="宋体"/>
+          <w:rFonts w:ascii="宋体" w:hAnsi="宋体" w:eastAsia="宋体" w:cs="宋体"/>
           <w:spacing w:val="-3"/>
           <w:sz w:val="24"/>
           <w:szCs w:val="24"/>
@@ -12285,7 +12303,7 @@
       </w:r>
       <w:r>
         <w:rPr>
-          <w:rFonts w:ascii="宋体" w:hAnsi="宋体" w:cs="宋体" w:hint="eastAsia"/>
+          <w:rFonts w:hint="eastAsia" w:ascii="宋体" w:hAnsi="宋体" w:cs="宋体"/>
           <w:spacing w:val="-3"/>
           <w:sz w:val="24"/>
           <w:szCs w:val="24"/>
@@ -12295,7 +12313,7 @@
       </w:r>
       <w:r>
         <w:rPr>
-          <w:rFonts w:ascii="宋体" w:eastAsia="宋体" w:hAnsi="宋体" w:cs="宋体"/>
+          <w:rFonts w:ascii="宋体" w:hAnsi="宋体" w:eastAsia="宋体" w:cs="宋体"/>
           <w:spacing w:val="-3"/>
           <w:sz w:val="24"/>
           <w:szCs w:val="24"/>
@@ -12304,7 +12322,7 @@
       </w:r>
       <w:r>
         <w:rPr>
-          <w:rFonts w:ascii="宋体" w:eastAsia="宋体" w:hAnsi="宋体" w:cs="宋体"/>
+          <w:rFonts w:ascii="宋体" w:hAnsi="宋体" w:eastAsia="宋体" w:cs="宋体"/>
           <w:spacing w:val="4"/>
           <w:sz w:val="24"/>
           <w:szCs w:val="24"/>
@@ -12313,7 +12331,7 @@
       </w:r>
       <w:r>
         <w:rPr>
-          <w:rFonts w:ascii="宋体" w:eastAsia="宋体" w:hAnsi="宋体" w:cs="宋体"/>
+          <w:rFonts w:ascii="宋体" w:hAnsi="宋体" w:eastAsia="宋体" w:cs="宋体"/>
           <w:spacing w:val="3"/>
           <w:sz w:val="24"/>
           <w:szCs w:val="24"/>
@@ -12322,7 +12340,7 @@
       </w:r>
       <w:r>
         <w:rPr>
-          <w:rFonts w:ascii="宋体" w:hAnsi="宋体" w:cs="宋体" w:hint="eastAsia"/>
+          <w:rFonts w:hint="eastAsia" w:ascii="宋体" w:hAnsi="宋体" w:cs="宋体"/>
           <w:spacing w:val="3"/>
           <w:sz w:val="24"/>
           <w:szCs w:val="24"/>
@@ -12332,7 +12350,7 @@
       </w:r>
       <w:r>
         <w:rPr>
-          <w:rFonts w:ascii="宋体" w:eastAsia="宋体" w:hAnsi="宋体" w:cs="宋体"/>
+          <w:rFonts w:ascii="宋体" w:hAnsi="宋体" w:eastAsia="宋体" w:cs="宋体"/>
           <w:spacing w:val="3"/>
           <w:sz w:val="24"/>
           <w:szCs w:val="24"/>
@@ -12341,7 +12359,7 @@
       </w:r>
       <w:r>
         <w:rPr>
-          <w:rFonts w:ascii="宋体" w:hAnsi="宋体" w:cs="宋体" w:hint="eastAsia"/>
+          <w:rFonts w:hint="eastAsia" w:ascii="宋体" w:hAnsi="宋体" w:cs="宋体"/>
           <w:spacing w:val="3"/>
           <w:sz w:val="24"/>
           <w:szCs w:val="24"/>
@@ -12351,7 +12369,7 @@
       </w:r>
       <w:r>
         <w:rPr>
-          <w:rFonts w:ascii="宋体" w:eastAsia="宋体" w:hAnsi="宋体" w:cs="宋体"/>
+          <w:rFonts w:ascii="宋体" w:hAnsi="宋体" w:eastAsia="宋体" w:cs="宋体"/>
           <w:spacing w:val="-3"/>
           <w:sz w:val="24"/>
           <w:szCs w:val="24"/>
@@ -12360,7 +12378,7 @@
       </w:r>
       <w:r>
         <w:rPr>
-          <w:rFonts w:ascii="宋体" w:eastAsia="宋体" w:hAnsi="宋体" w:cs="宋体"/>
+          <w:rFonts w:ascii="宋体" w:hAnsi="宋体" w:eastAsia="宋体" w:cs="宋体"/>
           <w:spacing w:val="1"/>
           <w:sz w:val="24"/>
           <w:szCs w:val="24"/>
@@ -12369,7 +12387,7 @@
       </w:r>
       <w:r>
         <w:rPr>
-          <w:rFonts w:ascii="宋体" w:hAnsi="宋体" w:cs="宋体" w:hint="eastAsia"/>
+          <w:rFonts w:hint="eastAsia" w:ascii="宋体" w:hAnsi="宋体" w:cs="宋体"/>
           <w:spacing w:val="1"/>
           <w:sz w:val="24"/>
           <w:szCs w:val="24"/>
@@ -12379,7 +12397,7 @@
       </w:r>
       <w:r>
         <w:rPr>
-          <w:rFonts w:ascii="宋体" w:eastAsia="宋体" w:hAnsi="宋体" w:cs="宋体"/>
+          <w:rFonts w:ascii="宋体" w:hAnsi="宋体" w:eastAsia="宋体" w:cs="宋体"/>
           <w:spacing w:val="1"/>
           <w:sz w:val="24"/>
           <w:szCs w:val="24"/>
@@ -12388,7 +12406,7 @@
       </w:r>
       <w:r>
         <w:rPr>
-          <w:rFonts w:ascii="宋体" w:eastAsia="宋体" w:hAnsi="宋体" w:cs="宋体"/>
+          <w:rFonts w:ascii="宋体" w:hAnsi="宋体" w:eastAsia="宋体" w:cs="宋体"/>
           <w:sz w:val="24"/>
           <w:szCs w:val="24"/>
         </w:rPr>
@@ -12397,7 +12415,7 @@
     </w:p>
     <w:p>
       <w:pPr>
-        <w:pStyle w:val="2"/>
+        <w:pStyle w:val="30"/>
         <w:keepNext w:val="0"/>
         <w:keepLines w:val="0"/>
         <w:pageBreakBefore w:val="0"/>
@@ -12417,8 +12435,8 @@
           <w:lang w:val="en-US" w:eastAsia="zh-CN"/>
         </w:rPr>
       </w:pPr>
-      <w:bookmarkStart w:id="42" w:name="_Toc6685"/>
-      <w:bookmarkStart w:id="43" w:name="_Toc18957"/>
+      <w:bookmarkStart w:id="41" w:name="_Toc6685"/>
+      <w:bookmarkStart w:id="42" w:name="_Toc18957"/>
       <w:r>
         <w:rPr>
           <w:rFonts w:hint="eastAsia"/>
@@ -12426,83 +12444,135 @@
         </w:rPr>
         <w:t>运维工具改进</w:t>
       </w:r>
+      <w:bookmarkEnd w:id="41"/>
       <w:bookmarkEnd w:id="42"/>
+    </w:p>
+    <w:p>
+      <w:pPr>
+        <w:pStyle w:val="29"/>
+        <w:keepNext w:val="0"/>
+        <w:keepLines w:val="0"/>
+        <w:pageBreakBefore w:val="0"/>
+        <w:widowControl w:val="0"/>
+        <w:kinsoku w:val="0"/>
+        <w:wordWrap/>
+        <w:overflowPunct/>
+        <w:topLinePunct w:val="0"/>
+        <w:autoSpaceDE w:val="0"/>
+        <w:autoSpaceDN w:val="0"/>
+        <w:bidi w:val="0"/>
+        <w:adjustRightInd w:val="0"/>
+        <w:snapToGrid w:val="0"/>
+        <w:textAlignment w:val="baseline"/>
+        <w:rPr>
+          <w:rFonts w:hint="default"/>
+          <w:lang w:val="en-US" w:eastAsia="zh-CN"/>
+        </w:rPr>
+      </w:pPr>
+      <w:r>
+        <w:rPr>
+          <w:rFonts w:hint="eastAsia"/>
+          <w:lang w:val="en-US" w:eastAsia="zh-CN"/>
+        </w:rPr>
+        <w:t>使用过程中发现，运维相关人员对工具使用熟练度仍需提高，要求运维部按时组织培训等相关事宜。</w:t>
+      </w:r>
+    </w:p>
+    <w:p>
+      <w:pPr>
+        <w:pStyle w:val="29"/>
+        <w:keepNext w:val="0"/>
+        <w:keepLines w:val="0"/>
+        <w:pageBreakBefore w:val="0"/>
+        <w:widowControl w:val="0"/>
+        <w:kinsoku w:val="0"/>
+        <w:wordWrap/>
+        <w:overflowPunct/>
+        <w:topLinePunct w:val="0"/>
+        <w:autoSpaceDE w:val="0"/>
+        <w:autoSpaceDN w:val="0"/>
+        <w:bidi w:val="0"/>
+        <w:adjustRightInd w:val="0"/>
+        <w:snapToGrid w:val="0"/>
+        <w:ind w:left="0" w:leftChars="0" w:firstLine="0" w:firstLineChars="0"/>
+        <w:textAlignment w:val="baseline"/>
+        <w:rPr>
+          <w:rFonts w:hint="default"/>
+          <w:lang w:val="en-US" w:eastAsia="zh-CN"/>
+        </w:rPr>
+      </w:pPr>
+      <w:bookmarkStart w:id="43" w:name="_GoBack"/>
       <w:bookmarkEnd w:id="43"/>
-    </w:p>
-    <w:p>
-      <w:pPr>
-        <w:pStyle w:val="a1"/>
-        <w:keepNext w:val="0"/>
-        <w:keepLines w:val="0"/>
-        <w:pageBreakBefore w:val="0"/>
-        <w:widowControl w:val="0"/>
-        <w:kinsoku w:val="0"/>
-        <w:wordWrap/>
-        <w:overflowPunct/>
-        <w:topLinePunct w:val="0"/>
-        <w:autoSpaceDE w:val="0"/>
-        <w:autoSpaceDN w:val="0"/>
-        <w:bidi w:val="0"/>
-        <w:adjustRightInd w:val="0"/>
-        <w:snapToGrid w:val="0"/>
-        <w:textAlignment w:val="baseline"/>
-        <w:rPr>
-          <w:rFonts w:hint="default"/>
-          <w:lang w:val="en-US" w:eastAsia="zh-CN"/>
-        </w:rPr>
-      </w:pPr>
-      <w:r>
-        <w:rPr>
-          <w:rFonts w:hint="eastAsia"/>
-          <w:lang w:val="en-US" w:eastAsia="zh-CN"/>
-        </w:rPr>
-        <w:t>使用过程中发现，运维相关人员对工具使用熟练度仍需提高，要求运维部按时组织培训等相关事宜。</w:t>
-      </w:r>
-    </w:p>
-    <w:p>
-      <w:pPr>
-        <w:pStyle w:val="a1"/>
-        <w:keepNext w:val="0"/>
-        <w:keepLines w:val="0"/>
-        <w:pageBreakBefore w:val="0"/>
-        <w:widowControl w:val="0"/>
-        <w:kinsoku w:val="0"/>
-        <w:wordWrap/>
-        <w:overflowPunct/>
-        <w:topLinePunct w:val="0"/>
-        <w:autoSpaceDE w:val="0"/>
-        <w:autoSpaceDN w:val="0"/>
-        <w:bidi w:val="0"/>
-        <w:adjustRightInd w:val="0"/>
-        <w:snapToGrid w:val="0"/>
-        <w:ind w:left="0" w:firstLine="0" w:leftChars="0" w:firstLineChars="0"/>
-        <w:textAlignment w:val="baseline"/>
-        <w:rPr>
-          <w:rFonts w:hint="default"/>
-          <w:lang w:val="en-US" w:eastAsia="zh-CN"/>
-        </w:rPr>
-      </w:pPr>
     </w:p>
     <w:sectPr>
       <w:pgSz w:w="11906" w:h="16838"/>
       <w:pgMar w:top="1440" w:right="1800" w:bottom="1440" w:left="1800" w:header="851" w:footer="992" w:gutter="0"/>
-      <w:cols w:num="1" w:space="425"/>
+      <w:cols w:space="425" w:num="1"/>
       <w:docGrid w:type="lines" w:linePitch="312" w:charSpace="0"/>
     </w:sectPr>
   </w:body>
 </w:document>
 </file>
 
+<file path=word/endnotes.xml><?xml version="1.0" encoding="utf-8"?>
+<w:endnotes xmlns:wpc="http://schemas.microsoft.com/office/word/2010/wordprocessingCanvas" xmlns:mc="http://schemas.openxmlformats.org/markup-compatibility/2006" xmlns:o="urn:schemas-microsoft-com:office:office" xmlns:r="http://schemas.openxmlformats.org/officeDocument/2006/relationships" xmlns:m="http://schemas.openxmlformats.org/officeDocument/2006/math" xmlns:v="urn:schemas-microsoft-com:vml" xmlns:wp14="http://schemas.microsoft.com/office/word/2010/wordprocessingDrawing" xmlns:wp="http://schemas.openxmlformats.org/drawingml/2006/wordprocessingDrawing" xmlns:w="http://schemas.openxmlformats.org/wordprocessingml/2006/main" xmlns:w14="http://schemas.microsoft.com/office/word/2010/wordml" xmlns:w15="http://schemas.microsoft.com/office/word/2012/wordml" xmlns:w10="urn:schemas-microsoft-com:office:word" xmlns:wpg="http://schemas.microsoft.com/office/word/2010/wordprocessingGroup" xmlns:wpi="http://schemas.microsoft.com/office/word/2010/wordprocessingInk" xmlns:wne="http://schemas.microsoft.com/office/word/2006/wordml" xmlns:wps="http://schemas.microsoft.com/office/word/2010/wordprocessingShape" xmlns:wpsCustomData="http://www.wps.cn/officeDocument/2013/wpsCustomData" mc:Ignorable="w14 w15 wp14">
+  <w:endnote w:type="separator" w:id="0">
+    <w:p>
+      <w:pPr>
+        <w:spacing w:line="240" w:lineRule="auto"/>
+      </w:pPr>
+      <w:r>
+        <w:separator/>
+      </w:r>
+    </w:p>
+  </w:endnote>
+  <w:endnote w:type="continuationSeparator" w:id="1">
+    <w:p>
+      <w:pPr>
+        <w:spacing w:line="240" w:lineRule="auto"/>
+      </w:pPr>
+      <w:r>
+        <w:continuationSeparator/>
+      </w:r>
+    </w:p>
+  </w:endnote>
+</w:endnotes>
+</file>
+
+<file path=word/footnotes.xml><?xml version="1.0" encoding="utf-8"?>
+<w:footnotes xmlns:wpc="http://schemas.microsoft.com/office/word/2010/wordprocessingCanvas" xmlns:mc="http://schemas.openxmlformats.org/markup-compatibility/2006" xmlns:o="urn:schemas-microsoft-com:office:office" xmlns:r="http://schemas.openxmlformats.org/officeDocument/2006/relationships" xmlns:m="http://schemas.openxmlformats.org/officeDocument/2006/math" xmlns:v="urn:schemas-microsoft-com:vml" xmlns:wp14="http://schemas.microsoft.com/office/word/2010/wordprocessingDrawing" xmlns:wp="http://schemas.openxmlformats.org/drawingml/2006/wordprocessingDrawing" xmlns:w="http://schemas.openxmlformats.org/wordprocessingml/2006/main" xmlns:w14="http://schemas.microsoft.com/office/word/2010/wordml" xmlns:w15="http://schemas.microsoft.com/office/word/2012/wordml" xmlns:w10="urn:schemas-microsoft-com:office:word" xmlns:wpg="http://schemas.microsoft.com/office/word/2010/wordprocessingGroup" xmlns:wpi="http://schemas.microsoft.com/office/word/2010/wordprocessingInk" xmlns:wne="http://schemas.microsoft.com/office/word/2006/wordml" xmlns:wps="http://schemas.microsoft.com/office/word/2010/wordprocessingShape" xmlns:wpsCustomData="http://www.wps.cn/officeDocument/2013/wpsCustomData" mc:Ignorable="w14 w15 wp14">
+  <w:footnote w:type="separator" w:id="0">
+    <w:p>
+      <w:pPr>
+        <w:spacing w:line="360" w:lineRule="auto"/>
+      </w:pPr>
+      <w:r>
+        <w:separator/>
+      </w:r>
+    </w:p>
+  </w:footnote>
+  <w:footnote w:type="continuationSeparator" w:id="1">
+    <w:p>
+      <w:pPr>
+        <w:spacing w:line="360" w:lineRule="auto"/>
+      </w:pPr>
+      <w:r>
+        <w:continuationSeparator/>
+      </w:r>
+    </w:p>
+  </w:footnote>
+</w:footnotes>
+</file>
+
 <file path=word/numbering.xml><?xml version="1.0" encoding="utf-8"?>
-<w:numbering xmlns:wpc="http://schemas.microsoft.com/office/word/2010/wordprocessingCanvas" xmlns:mc="http://schemas.openxmlformats.org/markup-compatibility/2006" xmlns:o="urn:schemas-microsoft-com:office:office" xmlns:r="http://schemas.openxmlformats.org/officeDocument/2006/relationships" xmlns:m="http://schemas.openxmlformats.org/officeDocument/2006/math" xmlns:v="urn:schemas-microsoft-com:vml" xmlns:wp14="http://schemas.microsoft.com/office/word/2010/wordprocessingDrawing" xmlns:wp="http://schemas.openxmlformats.org/drawingml/2006/wordprocessingDrawing" xmlns:w10="urn:schemas-microsoft-com:office:word" xmlns:w="http://schemas.openxmlformats.org/wordprocessingml/2006/main" xmlns:w14="http://schemas.microsoft.com/office/word/2010/wordml" xmlns:w15="http://schemas.microsoft.com/office/word/2012/wordml" xmlns:wne="http://schemas.microsoft.com/office/word/2006/wordml" xmlns:wpg="http://schemas.microsoft.com/office/word/2010/wordprocessingGroup" xmlns:wpi="http://schemas.microsoft.com/office/word/2010/wordprocessingInk" xmlns:wps="http://schemas.microsoft.com/office/word/2010/wordprocessingShape" mc:Ignorable="w14 w15 wp14">
+<w:numbering xmlns:wpc="http://schemas.microsoft.com/office/word/2010/wordprocessingCanvas" xmlns:mc="http://schemas.openxmlformats.org/markup-compatibility/2006" xmlns:o="urn:schemas-microsoft-com:office:office" xmlns:r="http://schemas.openxmlformats.org/officeDocument/2006/relationships" xmlns:m="http://schemas.openxmlformats.org/officeDocument/2006/math" xmlns:v="urn:schemas-microsoft-com:vml" xmlns:wp14="http://schemas.microsoft.com/office/word/2010/wordprocessingDrawing" xmlns:wp="http://schemas.openxmlformats.org/drawingml/2006/wordprocessingDrawing" xmlns:w10="urn:schemas-microsoft-com:office:word" xmlns:w="http://schemas.openxmlformats.org/wordprocessingml/2006/main" xmlns:w14="http://schemas.microsoft.com/office/word/2010/wordml" xmlns:wpg="http://schemas.microsoft.com/office/word/2010/wordprocessingGroup" xmlns:wpi="http://schemas.microsoft.com/office/word/2010/wordprocessingInk" xmlns:wne="http://schemas.microsoft.com/office/word/2006/wordml" xmlns:wps="http://schemas.microsoft.com/office/word/2010/wordprocessingShape" xmlns:wpsCustomData="http://www.wps.cn/officeDocument/2013/wpsCustomData" mc:Ignorable="w14 wp14">
   <w:abstractNum w:abstractNumId="0">
     <w:nsid w:val="8E964DCE"/>
     <w:multiLevelType w:val="multilevel"/>
     <w:tmpl w:val="8E964DCE"/>
-    <w:lvl w:ilvl="0">
+    <w:lvl w:ilvl="0" w:tentative="0">
       <w:start w:val="1"/>
       <w:numFmt w:val="decimal"/>
-      <w:pStyle w:val="Heading1"/>
+      <w:pStyle w:val="2"/>
       <w:lvlText w:val="%1."/>
       <w:lvlJc w:val="left"/>
       <w:pPr>
@@ -12512,10 +12582,10 @@
         <w:rFonts w:hint="default"/>
       </w:rPr>
     </w:lvl>
-    <w:lvl w:ilvl="1">
+    <w:lvl w:ilvl="1" w:tentative="0">
       <w:start w:val="1"/>
       <w:numFmt w:val="decimal"/>
-      <w:pStyle w:val="Heading2"/>
+      <w:pStyle w:val="3"/>
       <w:lvlText w:val="%1.%2."/>
       <w:lvlJc w:val="left"/>
       <w:pPr>
@@ -12525,10 +12595,10 @@
         <w:rFonts w:hint="default"/>
       </w:rPr>
     </w:lvl>
-    <w:lvl w:ilvl="2">
+    <w:lvl w:ilvl="2" w:tentative="0">
       <w:start w:val="1"/>
       <w:numFmt w:val="decimal"/>
-      <w:pStyle w:val="Heading3"/>
+      <w:pStyle w:val="4"/>
       <w:lvlText w:val="%1.%2.%3."/>
       <w:lvlJc w:val="left"/>
       <w:pPr>
@@ -12538,10 +12608,10 @@
         <w:rFonts w:hint="default"/>
       </w:rPr>
     </w:lvl>
-    <w:lvl w:ilvl="3">
+    <w:lvl w:ilvl="3" w:tentative="0">
       <w:start w:val="1"/>
       <w:numFmt w:val="decimal"/>
-      <w:pStyle w:val="Heading4"/>
+      <w:pStyle w:val="5"/>
       <w:lvlText w:val="%1.%2.%3.%4."/>
       <w:lvlJc w:val="left"/>
       <w:pPr>
@@ -12551,10 +12621,10 @@
         <w:rFonts w:hint="default"/>
       </w:rPr>
     </w:lvl>
-    <w:lvl w:ilvl="4">
+    <w:lvl w:ilvl="4" w:tentative="0">
       <w:start w:val="1"/>
       <w:numFmt w:val="decimal"/>
-      <w:pStyle w:val="Heading5"/>
+      <w:pStyle w:val="6"/>
       <w:lvlText w:val="%1.%2.%3.%4.%5."/>
       <w:lvlJc w:val="left"/>
       <w:pPr>
@@ -12564,10 +12634,10 @@
         <w:rFonts w:hint="default"/>
       </w:rPr>
     </w:lvl>
-    <w:lvl w:ilvl="5">
+    <w:lvl w:ilvl="5" w:tentative="0">
       <w:start w:val="1"/>
       <w:numFmt w:val="decimal"/>
-      <w:pStyle w:val="Heading6"/>
+      <w:pStyle w:val="7"/>
       <w:lvlText w:val="%1.%2.%3.%4.%5.%6."/>
       <w:lvlJc w:val="left"/>
       <w:pPr>
@@ -12577,10 +12647,10 @@
         <w:rFonts w:hint="default"/>
       </w:rPr>
     </w:lvl>
-    <w:lvl w:ilvl="6">
+    <w:lvl w:ilvl="6" w:tentative="0">
       <w:start w:val="1"/>
       <w:numFmt w:val="decimal"/>
-      <w:pStyle w:val="Heading7"/>
+      <w:pStyle w:val="8"/>
       <w:lvlText w:val="%1.%2.%3.%4.%5.%6.%7."/>
       <w:lvlJc w:val="left"/>
       <w:pPr>
@@ -12590,10 +12660,10 @@
         <w:rFonts w:hint="default"/>
       </w:rPr>
     </w:lvl>
-    <w:lvl w:ilvl="7">
+    <w:lvl w:ilvl="7" w:tentative="0">
       <w:start w:val="1"/>
       <w:numFmt w:val="decimal"/>
-      <w:pStyle w:val="Heading8"/>
+      <w:pStyle w:val="9"/>
       <w:lvlText w:val="%1.%2.%3.%4.%5.%6.%7.%8."/>
       <w:lvlJc w:val="left"/>
       <w:pPr>
@@ -12603,10 +12673,10 @@
         <w:rFonts w:hint="default"/>
       </w:rPr>
     </w:lvl>
-    <w:lvl w:ilvl="8">
+    <w:lvl w:ilvl="8" w:tentative="0">
       <w:start w:val="1"/>
       <w:numFmt w:val="decimal"/>
-      <w:pStyle w:val="Heading9"/>
+      <w:pStyle w:val="10"/>
       <w:lvlText w:val="%1.%2.%3.%4.%5.%6.%7.%8.%9."/>
       <w:lvlJc w:val="left"/>
       <w:pPr>
@@ -12621,7 +12691,7 @@
     <w:nsid w:val="A7D6ED67"/>
     <w:multiLevelType w:val="singleLevel"/>
     <w:tmpl w:val="A7D6ED67"/>
-    <w:lvl w:ilvl="0">
+    <w:lvl w:ilvl="0" w:tentative="0">
       <w:start w:val="1"/>
       <w:numFmt w:val="decimal"/>
       <w:lvlText w:val="%1."/>
@@ -12630,7 +12700,7 @@
         <w:ind w:left="425" w:hanging="425"/>
       </w:pPr>
       <w:rPr>
-        <w:rFonts w:ascii="宋体" w:eastAsia="宋体" w:hAnsi="宋体" w:cs="宋体" w:hint="default"/>
+        <w:rFonts w:hint="default" w:ascii="宋体" w:hAnsi="宋体" w:eastAsia="宋体" w:cs="宋体"/>
       </w:rPr>
     </w:lvl>
   </w:abstractNum>
@@ -12638,7 +12708,7 @@
     <w:nsid w:val="B8726EDF"/>
     <w:multiLevelType w:val="singleLevel"/>
     <w:tmpl w:val="B8726EDF"/>
-    <w:lvl w:ilvl="0">
+    <w:lvl w:ilvl="0" w:tentative="0">
       <w:start w:val="1"/>
       <w:numFmt w:val="decimal"/>
       <w:lvlText w:val="%1."/>
@@ -12647,7 +12717,7 @@
         <w:ind w:left="425" w:hanging="425"/>
       </w:pPr>
       <w:rPr>
-        <w:rFonts w:ascii="宋体" w:eastAsia="宋体" w:hAnsi="宋体" w:cs="宋体" w:hint="default"/>
+        <w:rFonts w:hint="default" w:ascii="宋体" w:hAnsi="宋体" w:eastAsia="宋体" w:cs="宋体"/>
       </w:rPr>
     </w:lvl>
   </w:abstractNum>
@@ -12655,7 +12725,7 @@
     <w:nsid w:val="0A4C2B88"/>
     <w:multiLevelType w:val="singleLevel"/>
     <w:tmpl w:val="0A4C2B88"/>
-    <w:lvl w:ilvl="0">
+    <w:lvl w:ilvl="0" w:tentative="0">
       <w:start w:val="1"/>
       <w:numFmt w:val="decimal"/>
       <w:lvlText w:val="%1."/>
@@ -12664,7 +12734,7 @@
         <w:ind w:left="425" w:hanging="425"/>
       </w:pPr>
       <w:rPr>
-        <w:rFonts w:ascii="宋体" w:eastAsia="宋体" w:hAnsi="宋体" w:cs="宋体" w:hint="default"/>
+        <w:rFonts w:hint="default" w:ascii="宋体" w:hAnsi="宋体" w:eastAsia="宋体" w:cs="宋体"/>
       </w:rPr>
     </w:lvl>
   </w:abstractNum>
@@ -12672,7 +12742,7 @@
     <w:nsid w:val="3DA1EA46"/>
     <w:multiLevelType w:val="singleLevel"/>
     <w:tmpl w:val="3DA1EA46"/>
-    <w:lvl w:ilvl="0">
+    <w:lvl w:ilvl="0" w:tentative="0">
       <w:start w:val="1"/>
       <w:numFmt w:val="decimal"/>
       <w:lvlText w:val="%1."/>
@@ -12689,7 +12759,7 @@
     <w:nsid w:val="4199DF76"/>
     <w:multiLevelType w:val="singleLevel"/>
     <w:tmpl w:val="4199DF76"/>
-    <w:lvl w:ilvl="0">
+    <w:lvl w:ilvl="0" w:tentative="0">
       <w:start w:val="1"/>
       <w:numFmt w:val="decimal"/>
       <w:lvlText w:val="%1."/>
@@ -12706,7 +12776,7 @@
     <w:nsid w:val="4C36B6FF"/>
     <w:multiLevelType w:val="singleLevel"/>
     <w:tmpl w:val="4C36B6FF"/>
-    <w:lvl w:ilvl="0">
+    <w:lvl w:ilvl="0" w:tentative="0">
       <w:start w:val="1"/>
       <w:numFmt w:val="decimal"/>
       <w:lvlText w:val="%1."/>
@@ -12715,7 +12785,7 @@
         <w:ind w:left="425" w:hanging="425"/>
       </w:pPr>
       <w:rPr>
-        <w:rFonts w:ascii="宋体" w:eastAsia="宋体" w:hAnsi="宋体" w:cs="宋体" w:hint="default"/>
+        <w:rFonts w:hint="default" w:ascii="宋体" w:hAnsi="宋体" w:eastAsia="宋体" w:cs="宋体"/>
       </w:rPr>
     </w:lvl>
   </w:abstractNum>
@@ -12723,7 +12793,7 @@
     <w:nsid w:val="65856EF9"/>
     <w:multiLevelType w:val="singleLevel"/>
     <w:tmpl w:val="65856EF9"/>
-    <w:lvl w:ilvl="0">
+    <w:lvl w:ilvl="0" w:tentative="0">
       <w:start w:val="1"/>
       <w:numFmt w:val="decimal"/>
       <w:lvlText w:val="%1."/>
@@ -12740,7 +12810,7 @@
     <w:nsid w:val="6D4F8F14"/>
     <w:multiLevelType w:val="singleLevel"/>
     <w:tmpl w:val="6D4F8F14"/>
-    <w:lvl w:ilvl="0">
+    <w:lvl w:ilvl="0" w:tentative="0">
       <w:start w:val="1"/>
       <w:numFmt w:val="decimal"/>
       <w:lvlText w:val="%1."/>
@@ -12784,267 +12854,269 @@
 </file>
 
 <file path=word/styles.xml><?xml version="1.0" encoding="utf-8"?>
-<w:styles xmlns:mc="http://schemas.openxmlformats.org/markup-compatibility/2006" xmlns:r="http://schemas.openxmlformats.org/officeDocument/2006/relationships" xmlns:w="http://schemas.openxmlformats.org/wordprocessingml/2006/main" xmlns:w14="http://schemas.microsoft.com/office/word/2010/wordml" xmlns:w15="http://schemas.microsoft.com/office/word/2012/wordml" mc:Ignorable="w14 w15">
+<w:styles xmlns:mc="http://schemas.openxmlformats.org/markup-compatibility/2006" xmlns:o="urn:schemas-microsoft-com:office:office" xmlns:r="http://schemas.openxmlformats.org/officeDocument/2006/relationships" xmlns:m="http://schemas.openxmlformats.org/officeDocument/2006/math" xmlns:v="urn:schemas-microsoft-com:vml" xmlns:w="http://schemas.openxmlformats.org/wordprocessingml/2006/main" xmlns:w14="http://schemas.microsoft.com/office/word/2010/wordml" xmlns:w10="urn:schemas-microsoft-com:office:word" xmlns:sl="http://schemas.openxmlformats.org/schemaLibrary/2006/main" xmlns:wpsCustomData="http://www.wps.cn/officeDocument/2013/wpsCustomData" mc:Ignorable="w14">
   <w:docDefaults>
     <w:rPrDefault>
       <w:rPr>
-        <w:rFonts w:ascii="Times New Roman" w:eastAsia="宋体" w:hAnsi="Times New Roman" w:cs="Times New Roman"/>
+        <w:rFonts w:ascii="Times New Roman" w:hAnsi="Times New Roman" w:eastAsia="宋体" w:cs="Times New Roman"/>
       </w:rPr>
     </w:rPrDefault>
     <w:pPrDefault/>
   </w:docDefaults>
-  <w:latentStyles w:defLockedState="0" w:defUIPriority="99" w:defSemiHidden="1" w:defUnhideWhenUsed="1" w:defQFormat="0" w:count="260">
-    <w:lsdException w:name="Normal" w:semiHidden="0" w:uiPriority="0" w:unhideWhenUsed="0" w:qFormat="1"/>
-    <w:lsdException w:name="heading 1" w:semiHidden="0" w:uiPriority="0" w:unhideWhenUsed="0" w:qFormat="1"/>
-    <w:lsdException w:name="heading 2" w:semiHidden="0" w:uiPriority="0" w:qFormat="1"/>
-    <w:lsdException w:name="heading 3" w:uiPriority="0" w:qFormat="1"/>
-    <w:lsdException w:name="heading 4" w:semiHidden="0" w:uiPriority="0" w:qFormat="1"/>
-    <w:lsdException w:name="heading 5" w:uiPriority="0" w:qFormat="1"/>
-    <w:lsdException w:name="heading 6" w:uiPriority="0" w:qFormat="1"/>
-    <w:lsdException w:name="heading 7" w:uiPriority="0" w:qFormat="1"/>
-    <w:lsdException w:name="heading 8" w:uiPriority="0" w:qFormat="1"/>
-    <w:lsdException w:name="heading 9" w:uiPriority="0" w:qFormat="1"/>
-    <w:lsdException w:name="index 1" w:semiHidden="0" w:uiPriority="0" w:unhideWhenUsed="0"/>
-    <w:lsdException w:name="index 2" w:semiHidden="0" w:uiPriority="0" w:unhideWhenUsed="0"/>
-    <w:lsdException w:name="index 3" w:semiHidden="0" w:uiPriority="0" w:unhideWhenUsed="0"/>
-    <w:lsdException w:name="index 4" w:semiHidden="0" w:uiPriority="0" w:unhideWhenUsed="0"/>
-    <w:lsdException w:name="index 5" w:semiHidden="0" w:uiPriority="0" w:unhideWhenUsed="0"/>
-    <w:lsdException w:name="index 6" w:semiHidden="0" w:uiPriority="0" w:unhideWhenUsed="0"/>
-    <w:lsdException w:name="index 7" w:semiHidden="0" w:uiPriority="0" w:unhideWhenUsed="0"/>
-    <w:lsdException w:name="index 8" w:semiHidden="0" w:uiPriority="0" w:unhideWhenUsed="0"/>
-    <w:lsdException w:name="index 9" w:semiHidden="0" w:uiPriority="0" w:unhideWhenUsed="0"/>
-    <w:lsdException w:name="toc 1" w:semiHidden="0" w:uiPriority="0" w:unhideWhenUsed="0" w:qFormat="1"/>
-    <w:lsdException w:name="toc 2" w:semiHidden="0" w:uiPriority="0" w:unhideWhenUsed="0" w:qFormat="1"/>
-    <w:lsdException w:name="toc 3" w:semiHidden="0" w:uiPriority="0" w:unhideWhenUsed="0" w:qFormat="1"/>
-    <w:lsdException w:name="toc 4" w:semiHidden="0" w:uiPriority="0" w:unhideWhenUsed="0"/>
-    <w:lsdException w:name="toc 5" w:semiHidden="0" w:uiPriority="0" w:unhideWhenUsed="0"/>
-    <w:lsdException w:name="toc 6" w:semiHidden="0" w:uiPriority="0" w:unhideWhenUsed="0"/>
-    <w:lsdException w:name="toc 7" w:semiHidden="0" w:uiPriority="0" w:unhideWhenUsed="0"/>
-    <w:lsdException w:name="toc 8" w:semiHidden="0" w:uiPriority="0" w:unhideWhenUsed="0"/>
-    <w:lsdException w:name="toc 9" w:semiHidden="0" w:uiPriority="0" w:unhideWhenUsed="0"/>
-    <w:lsdException w:name="Normal Indent" w:semiHidden="0" w:uiPriority="0" w:unhideWhenUsed="0"/>
-    <w:lsdException w:name="footnote text" w:semiHidden="0" w:uiPriority="0" w:unhideWhenUsed="0"/>
-    <w:lsdException w:name="annotation text" w:semiHidden="0" w:uiPriority="0" w:unhideWhenUsed="0" w:qFormat="1"/>
-    <w:lsdException w:name="header" w:semiHidden="0" w:uiPriority="0" w:unhideWhenUsed="0" w:qFormat="1"/>
-    <w:lsdException w:name="footer" w:semiHidden="0" w:uiPriority="0" w:unhideWhenUsed="0" w:qFormat="1"/>
-    <w:lsdException w:name="index heading" w:semiHidden="0" w:uiPriority="0" w:unhideWhenUsed="0"/>
-    <w:lsdException w:name="caption" w:uiPriority="0" w:qFormat="1"/>
-    <w:lsdException w:name="table of figures" w:semiHidden="0" w:uiPriority="0" w:unhideWhenUsed="0"/>
-    <w:lsdException w:name="envelope address" w:semiHidden="0" w:uiPriority="0" w:unhideWhenUsed="0"/>
-    <w:lsdException w:name="envelope return" w:semiHidden="0" w:uiPriority="0" w:unhideWhenUsed="0"/>
-    <w:lsdException w:name="footnote reference" w:semiHidden="0" w:uiPriority="0" w:unhideWhenUsed="0"/>
-    <w:lsdException w:name="annotation reference" w:semiHidden="0" w:uiPriority="0" w:unhideWhenUsed="0"/>
-    <w:lsdException w:name="line number" w:semiHidden="0" w:uiPriority="0" w:unhideWhenUsed="0"/>
-    <w:lsdException w:name="page number" w:semiHidden="0" w:uiPriority="0" w:unhideWhenUsed="0"/>
-    <w:lsdException w:name="endnote reference" w:semiHidden="0" w:uiPriority="0" w:unhideWhenUsed="0"/>
-    <w:lsdException w:name="endnote text" w:semiHidden="0" w:uiPriority="0" w:unhideWhenUsed="0"/>
-    <w:lsdException w:name="table of authorities" w:semiHidden="0" w:uiPriority="0" w:unhideWhenUsed="0"/>
-    <w:lsdException w:name="macro" w:semiHidden="0" w:uiPriority="0" w:unhideWhenUsed="0"/>
-    <w:lsdException w:name="toa heading" w:semiHidden="0" w:uiPriority="0" w:unhideWhenUsed="0"/>
-    <w:lsdException w:name="List" w:semiHidden="0" w:uiPriority="0" w:unhideWhenUsed="0"/>
-    <w:lsdException w:name="List Bullet" w:semiHidden="0" w:uiPriority="0" w:unhideWhenUsed="0"/>
-    <w:lsdException w:name="List Number" w:semiHidden="0" w:uiPriority="0" w:unhideWhenUsed="0"/>
-    <w:lsdException w:name="List 2" w:semiHidden="0" w:uiPriority="0" w:unhideWhenUsed="0"/>
-    <w:lsdException w:name="List 3" w:semiHidden="0" w:uiPriority="0" w:unhideWhenUsed="0"/>
-    <w:lsdException w:name="List 4" w:semiHidden="0" w:uiPriority="0" w:unhideWhenUsed="0"/>
-    <w:lsdException w:name="List 5" w:semiHidden="0" w:uiPriority="0" w:unhideWhenUsed="0"/>
-    <w:lsdException w:name="List Bullet 2" w:semiHidden="0" w:uiPriority="0" w:unhideWhenUsed="0"/>
-    <w:lsdException w:name="List Bullet 3" w:semiHidden="0" w:uiPriority="0" w:unhideWhenUsed="0"/>
-    <w:lsdException w:name="List Bullet 4" w:semiHidden="0" w:uiPriority="0" w:unhideWhenUsed="0"/>
-    <w:lsdException w:name="List Bullet 5" w:semiHidden="0" w:uiPriority="0" w:unhideWhenUsed="0"/>
-    <w:lsdException w:name="List Number 2" w:semiHidden="0" w:uiPriority="0" w:unhideWhenUsed="0"/>
-    <w:lsdException w:name="List Number 3" w:semiHidden="0" w:uiPriority="0" w:unhideWhenUsed="0"/>
-    <w:lsdException w:name="List Number 4" w:semiHidden="0" w:uiPriority="0" w:unhideWhenUsed="0"/>
-    <w:lsdException w:name="List Number 5" w:semiHidden="0" w:uiPriority="0" w:unhideWhenUsed="0"/>
-    <w:lsdException w:name="Title" w:semiHidden="0" w:uiPriority="0" w:unhideWhenUsed="0" w:qFormat="1"/>
-    <w:lsdException w:name="Closing" w:semiHidden="0" w:uiPriority="0" w:unhideWhenUsed="0"/>
-    <w:lsdException w:name="Signature" w:semiHidden="0" w:uiPriority="0" w:unhideWhenUsed="0"/>
-    <w:lsdException w:name="Default Paragraph Font" w:uiPriority="0" w:unhideWhenUsed="0" w:qFormat="1"/>
-    <w:lsdException w:name="Body Text" w:uiPriority="0" w:unhideWhenUsed="0" w:qFormat="1"/>
-    <w:lsdException w:name="Body Text Indent" w:semiHidden="0" w:uiPriority="0" w:unhideWhenUsed="0"/>
-    <w:lsdException w:name="List Continue" w:semiHidden="0" w:uiPriority="0" w:unhideWhenUsed="0"/>
-    <w:lsdException w:name="List Continue 2" w:semiHidden="0" w:uiPriority="0" w:unhideWhenUsed="0"/>
-    <w:lsdException w:name="List Continue 3" w:semiHidden="0" w:uiPriority="0" w:unhideWhenUsed="0"/>
-    <w:lsdException w:name="List Continue 4" w:semiHidden="0" w:uiPriority="0" w:unhideWhenUsed="0"/>
-    <w:lsdException w:name="List Continue 5" w:semiHidden="0" w:uiPriority="0" w:unhideWhenUsed="0"/>
-    <w:lsdException w:name="Message Header" w:semiHidden="0" w:uiPriority="0" w:unhideWhenUsed="0"/>
-    <w:lsdException w:name="Subtitle" w:semiHidden="0" w:uiPriority="0" w:unhideWhenUsed="0" w:qFormat="1"/>
-    <w:lsdException w:name="Salutation" w:semiHidden="0" w:uiPriority="0" w:unhideWhenUsed="0"/>
-    <w:lsdException w:name="Date" w:semiHidden="0" w:uiPriority="0" w:unhideWhenUsed="0"/>
-    <w:lsdException w:name="Body Text First Indent" w:semiHidden="0" w:uiPriority="0" w:unhideWhenUsed="0"/>
-    <w:lsdException w:name="Body Text First Indent 2" w:semiHidden="0" w:uiPriority="0" w:unhideWhenUsed="0"/>
-    <w:lsdException w:name="Body Text 2" w:semiHidden="0" w:uiPriority="0" w:unhideWhenUsed="0"/>
-    <w:lsdException w:name="Body Text 3" w:semiHidden="0" w:uiPriority="0" w:unhideWhenUsed="0"/>
-    <w:lsdException w:name="Body Text Indent 2" w:semiHidden="0" w:uiPriority="0" w:unhideWhenUsed="0"/>
-    <w:lsdException w:name="Body Text Indent 3" w:semiHidden="0" w:uiPriority="0" w:unhideWhenUsed="0"/>
-    <w:lsdException w:name="Block Text" w:semiHidden="0" w:uiPriority="0" w:unhideWhenUsed="0"/>
-    <w:lsdException w:name="Hyperlink" w:semiHidden="0" w:uiPriority="0" w:unhideWhenUsed="0"/>
-    <w:lsdException w:name="FollowedHyperlink" w:semiHidden="0" w:uiPriority="0" w:unhideWhenUsed="0"/>
-    <w:lsdException w:name="Strong" w:semiHidden="0" w:uiPriority="0" w:unhideWhenUsed="0" w:qFormat="1"/>
-    <w:lsdException w:name="Emphasis" w:semiHidden="0" w:uiPriority="0" w:unhideWhenUsed="0" w:qFormat="1"/>
-    <w:lsdException w:name="Document Map" w:semiHidden="0" w:uiPriority="0" w:unhideWhenUsed="0"/>
-    <w:lsdException w:name="Plain Text" w:semiHidden="0" w:uiPriority="0" w:unhideWhenUsed="0"/>
-    <w:lsdException w:name="E-mail Signature" w:semiHidden="0" w:uiPriority="0" w:unhideWhenUsed="0"/>
-    <w:lsdException w:name="Normal (Web)" w:semiHidden="0" w:uiPriority="0" w:unhideWhenUsed="0" w:qFormat="1"/>
-    <w:lsdException w:name="HTML Acronym" w:semiHidden="0" w:uiPriority="0" w:unhideWhenUsed="0"/>
-    <w:lsdException w:name="HTML Address" w:semiHidden="0" w:uiPriority="0" w:unhideWhenUsed="0"/>
-    <w:lsdException w:name="HTML Cite" w:semiHidden="0" w:uiPriority="0" w:unhideWhenUsed="0"/>
-    <w:lsdException w:name="HTML Code" w:semiHidden="0" w:uiPriority="0" w:unhideWhenUsed="0"/>
-    <w:lsdException w:name="HTML Definition" w:semiHidden="0" w:uiPriority="0" w:unhideWhenUsed="0"/>
-    <w:lsdException w:name="HTML Keyboard" w:semiHidden="0" w:uiPriority="0" w:unhideWhenUsed="0"/>
-    <w:lsdException w:name="HTML Preformatted" w:semiHidden="0" w:uiPriority="0" w:unhideWhenUsed="0"/>
-    <w:lsdException w:name="HTML Sample" w:semiHidden="0" w:uiPriority="0" w:unhideWhenUsed="0"/>
-    <w:lsdException w:name="HTML Typewriter" w:semiHidden="0" w:uiPriority="0" w:unhideWhenUsed="0"/>
-    <w:lsdException w:name="HTML Variable" w:semiHidden="0" w:uiPriority="0" w:unhideWhenUsed="0"/>
-    <w:lsdException w:name="Normal Table" w:uiPriority="0" w:unhideWhenUsed="0" w:qFormat="1"/>
-    <w:lsdException w:name="annotation subject" w:semiHidden="0" w:uiPriority="0" w:unhideWhenUsed="0"/>
-    <w:lsdException w:name="Table Simple 1" w:semiHidden="0" w:uiPriority="0" w:unhideWhenUsed="0"/>
-    <w:lsdException w:name="Table Simple 2" w:semiHidden="0" w:uiPriority="0" w:unhideWhenUsed="0"/>
-    <w:lsdException w:name="Table Simple 3" w:semiHidden="0" w:uiPriority="0" w:unhideWhenUsed="0"/>
-    <w:lsdException w:name="Table Classic 1" w:semiHidden="0" w:uiPriority="0" w:unhideWhenUsed="0"/>
-    <w:lsdException w:name="Table Classic 2" w:semiHidden="0" w:uiPriority="0" w:unhideWhenUsed="0"/>
-    <w:lsdException w:name="Table Classic 3" w:semiHidden="0" w:uiPriority="0" w:unhideWhenUsed="0"/>
-    <w:lsdException w:name="Table Classic 4" w:semiHidden="0" w:uiPriority="0" w:unhideWhenUsed="0"/>
-    <w:lsdException w:name="Table Colorful 1" w:semiHidden="0" w:uiPriority="0" w:unhideWhenUsed="0"/>
-    <w:lsdException w:name="Table Colorful 2" w:semiHidden="0" w:uiPriority="0" w:unhideWhenUsed="0"/>
-    <w:lsdException w:name="Table Colorful 3" w:semiHidden="0" w:uiPriority="0" w:unhideWhenUsed="0"/>
-    <w:lsdException w:name="Table Columns 1" w:semiHidden="0" w:uiPriority="0" w:unhideWhenUsed="0"/>
-    <w:lsdException w:name="Table Columns 2" w:semiHidden="0" w:uiPriority="0" w:unhideWhenUsed="0"/>
-    <w:lsdException w:name="Table Columns 3" w:semiHidden="0" w:uiPriority="0" w:unhideWhenUsed="0"/>
-    <w:lsdException w:name="Table Columns 4" w:semiHidden="0" w:uiPriority="0" w:unhideWhenUsed="0"/>
-    <w:lsdException w:name="Table Columns 5" w:semiHidden="0" w:uiPriority="0" w:unhideWhenUsed="0"/>
-    <w:lsdException w:name="Table Grid 1" w:semiHidden="0" w:uiPriority="0" w:unhideWhenUsed="0"/>
-    <w:lsdException w:name="Table Grid 2" w:semiHidden="0" w:uiPriority="0" w:unhideWhenUsed="0"/>
-    <w:lsdException w:name="Table Grid 3" w:semiHidden="0" w:uiPriority="0" w:unhideWhenUsed="0"/>
-    <w:lsdException w:name="Table Grid 4" w:semiHidden="0" w:uiPriority="0" w:unhideWhenUsed="0"/>
-    <w:lsdException w:name="Table Grid 5" w:semiHidden="0" w:uiPriority="0" w:unhideWhenUsed="0"/>
-    <w:lsdException w:name="Table Grid 6" w:semiHidden="0" w:uiPriority="0" w:unhideWhenUsed="0"/>
-    <w:lsdException w:name="Table Grid 7" w:semiHidden="0" w:uiPriority="0" w:unhideWhenUsed="0"/>
-    <w:lsdException w:name="Table Grid 8" w:semiHidden="0" w:uiPriority="0" w:unhideWhenUsed="0"/>
-    <w:lsdException w:name="Table List 1" w:semiHidden="0" w:uiPriority="0" w:unhideWhenUsed="0"/>
-    <w:lsdException w:name="Table List 2" w:semiHidden="0" w:uiPriority="0" w:unhideWhenUsed="0"/>
-    <w:lsdException w:name="Table List 3" w:semiHidden="0" w:uiPriority="0" w:unhideWhenUsed="0"/>
-    <w:lsdException w:name="Table List 4" w:semiHidden="0" w:uiPriority="0" w:unhideWhenUsed="0"/>
-    <w:lsdException w:name="Table List 5" w:semiHidden="0" w:uiPriority="0" w:unhideWhenUsed="0"/>
-    <w:lsdException w:name="Table List 6" w:semiHidden="0" w:uiPriority="0" w:unhideWhenUsed="0"/>
-    <w:lsdException w:name="Table List 7" w:semiHidden="0" w:uiPriority="0" w:unhideWhenUsed="0"/>
-    <w:lsdException w:name="Table List 8" w:semiHidden="0" w:uiPriority="0" w:unhideWhenUsed="0"/>
-    <w:lsdException w:name="Table 3D effects 1" w:semiHidden="0" w:uiPriority="0" w:unhideWhenUsed="0"/>
-    <w:lsdException w:name="Table 3D effects 2" w:semiHidden="0" w:uiPriority="0" w:unhideWhenUsed="0"/>
-    <w:lsdException w:name="Table 3D effects 3" w:semiHidden="0" w:uiPriority="0" w:unhideWhenUsed="0"/>
-    <w:lsdException w:name="Table Contemporary" w:semiHidden="0" w:uiPriority="0" w:unhideWhenUsed="0"/>
-    <w:lsdException w:name="Table Elegant" w:semiHidden="0" w:uiPriority="0" w:unhideWhenUsed="0"/>
-    <w:lsdException w:name="Table Professional" w:semiHidden="0" w:uiPriority="0" w:unhideWhenUsed="0"/>
-    <w:lsdException w:name="Table Subtle 1" w:semiHidden="0" w:uiPriority="0" w:unhideWhenUsed="0"/>
-    <w:lsdException w:name="Table Subtle 2" w:semiHidden="0" w:uiPriority="0" w:unhideWhenUsed="0"/>
-    <w:lsdException w:name="Table Web 1" w:semiHidden="0" w:uiPriority="0" w:unhideWhenUsed="0"/>
-    <w:lsdException w:name="Table Web 2" w:semiHidden="0" w:uiPriority="0" w:unhideWhenUsed="0"/>
-    <w:lsdException w:name="Table Web 3" w:semiHidden="0" w:uiPriority="0" w:unhideWhenUsed="0"/>
-    <w:lsdException w:name="Balloon Text" w:semiHidden="0" w:uiPriority="0" w:unhideWhenUsed="0"/>
-    <w:lsdException w:name="Table Grid" w:semiHidden="0" w:uiPriority="0" w:unhideWhenUsed="0" w:qFormat="1"/>
-    <w:lsdException w:name="Table Theme" w:semiHidden="0" w:uiPriority="0" w:unhideWhenUsed="0"/>
-    <w:lsdException w:name="Light Shading" w:semiHidden="0" w:uiPriority="60" w:unhideWhenUsed="0"/>
-    <w:lsdException w:name="Light List" w:semiHidden="0" w:uiPriority="61" w:unhideWhenUsed="0"/>
-    <w:lsdException w:name="Light Grid" w:semiHidden="0" w:uiPriority="62" w:unhideWhenUsed="0"/>
-    <w:lsdException w:name="Medium Shading 1" w:semiHidden="0" w:uiPriority="63" w:unhideWhenUsed="0"/>
-    <w:lsdException w:name="Medium Shading 2" w:semiHidden="0" w:uiPriority="64" w:unhideWhenUsed="0"/>
-    <w:lsdException w:name="Medium List 1" w:semiHidden="0" w:uiPriority="65" w:unhideWhenUsed="0"/>
-    <w:lsdException w:name="Medium List 2" w:semiHidden="0" w:uiPriority="66" w:unhideWhenUsed="0"/>
-    <w:lsdException w:name="Medium Grid 1" w:semiHidden="0" w:uiPriority="67" w:unhideWhenUsed="0"/>
-    <w:lsdException w:name="Medium Grid 2" w:semiHidden="0" w:uiPriority="68" w:unhideWhenUsed="0"/>
-    <w:lsdException w:name="Medium Grid 3" w:semiHidden="0" w:uiPriority="69" w:unhideWhenUsed="0"/>
-    <w:lsdException w:name="Dark List" w:semiHidden="0" w:uiPriority="70" w:unhideWhenUsed="0"/>
-    <w:lsdException w:name="Colorful Shading" w:semiHidden="0" w:uiPriority="71" w:unhideWhenUsed="0"/>
-    <w:lsdException w:name="Colorful List" w:semiHidden="0" w:uiPriority="72" w:unhideWhenUsed="0"/>
-    <w:lsdException w:name="Colorful Grid" w:semiHidden="0" w:uiPriority="73" w:unhideWhenUsed="0"/>
-    <w:lsdException w:name="Light Shading Accent 1" w:semiHidden="0" w:uiPriority="60" w:unhideWhenUsed="0"/>
-    <w:lsdException w:name="Light List Accent 1" w:semiHidden="0" w:uiPriority="61" w:unhideWhenUsed="0"/>
-    <w:lsdException w:name="Light Grid Accent 1" w:semiHidden="0" w:uiPriority="62" w:unhideWhenUsed="0"/>
-    <w:lsdException w:name="Medium Shading 1 Accent 1" w:semiHidden="0" w:uiPriority="63" w:unhideWhenUsed="0"/>
-    <w:lsdException w:name="Medium Shading 2 Accent 1" w:semiHidden="0" w:uiPriority="64" w:unhideWhenUsed="0"/>
-    <w:lsdException w:name="Medium List 1 Accent 1" w:semiHidden="0" w:uiPriority="65" w:unhideWhenUsed="0"/>
-    <w:lsdException w:name="Medium List 2 Accent 1" w:semiHidden="0" w:uiPriority="66" w:unhideWhenUsed="0"/>
-    <w:lsdException w:name="Medium Grid 1 Accent 1" w:semiHidden="0" w:uiPriority="67" w:unhideWhenUsed="0"/>
-    <w:lsdException w:name="Medium Grid 2 Accent 1" w:semiHidden="0" w:uiPriority="68" w:unhideWhenUsed="0"/>
-    <w:lsdException w:name="Medium Grid 3 Accent 1" w:semiHidden="0" w:uiPriority="69" w:unhideWhenUsed="0"/>
-    <w:lsdException w:name="Dark List Accent 1" w:semiHidden="0" w:uiPriority="70" w:unhideWhenUsed="0"/>
-    <w:lsdException w:name="Colorful Shading Accent 1" w:semiHidden="0" w:uiPriority="71" w:unhideWhenUsed="0"/>
-    <w:lsdException w:name="Colorful List Accent 1" w:semiHidden="0" w:uiPriority="72" w:unhideWhenUsed="0"/>
-    <w:lsdException w:name="Colorful Grid Accent 1" w:semiHidden="0" w:uiPriority="73" w:unhideWhenUsed="0"/>
-    <w:lsdException w:name="Light Shading Accent 2" w:semiHidden="0" w:uiPriority="60" w:unhideWhenUsed="0"/>
-    <w:lsdException w:name="Light List Accent 2" w:semiHidden="0" w:uiPriority="61" w:unhideWhenUsed="0"/>
-    <w:lsdException w:name="Light Grid Accent 2" w:semiHidden="0" w:uiPriority="62" w:unhideWhenUsed="0"/>
-    <w:lsdException w:name="Medium Shading 1 Accent 2" w:semiHidden="0" w:uiPriority="63" w:unhideWhenUsed="0"/>
-    <w:lsdException w:name="Medium Shading 2 Accent 2" w:semiHidden="0" w:uiPriority="64" w:unhideWhenUsed="0"/>
-    <w:lsdException w:name="Medium List 1 Accent 2" w:semiHidden="0" w:uiPriority="65" w:unhideWhenUsed="0"/>
-    <w:lsdException w:name="Medium List 2 Accent 2" w:semiHidden="0" w:uiPriority="66" w:unhideWhenUsed="0"/>
-    <w:lsdException w:name="Medium Grid 1 Accent 2" w:semiHidden="0" w:uiPriority="67" w:unhideWhenUsed="0"/>
-    <w:lsdException w:name="Medium Grid 2 Accent 2" w:semiHidden="0" w:uiPriority="68" w:unhideWhenUsed="0"/>
-    <w:lsdException w:name="Medium Grid 3 Accent 2" w:semiHidden="0" w:uiPriority="69" w:unhideWhenUsed="0"/>
-    <w:lsdException w:name="Dark List Accent 2" w:semiHidden="0" w:uiPriority="70" w:unhideWhenUsed="0"/>
-    <w:lsdException w:name="Colorful Shading Accent 2" w:semiHidden="0" w:uiPriority="71" w:unhideWhenUsed="0"/>
-    <w:lsdException w:name="Colorful List Accent 2" w:semiHidden="0" w:uiPriority="72" w:unhideWhenUsed="0"/>
-    <w:lsdException w:name="Colorful Grid Accent 2" w:semiHidden="0" w:uiPriority="73" w:unhideWhenUsed="0"/>
-    <w:lsdException w:name="Light Shading Accent 3" w:semiHidden="0" w:uiPriority="60" w:unhideWhenUsed="0"/>
-    <w:lsdException w:name="Light List Accent 3" w:semiHidden="0" w:uiPriority="61" w:unhideWhenUsed="0"/>
-    <w:lsdException w:name="Light Grid Accent 3" w:semiHidden="0" w:uiPriority="62" w:unhideWhenUsed="0"/>
-    <w:lsdException w:name="Medium Shading 1 Accent 3" w:semiHidden="0" w:uiPriority="63" w:unhideWhenUsed="0"/>
-    <w:lsdException w:name="Medium Shading 2 Accent 3" w:semiHidden="0" w:uiPriority="64" w:unhideWhenUsed="0"/>
-    <w:lsdException w:name="Medium List 1 Accent 3" w:semiHidden="0" w:uiPriority="65" w:unhideWhenUsed="0"/>
-    <w:lsdException w:name="Medium List 2 Accent 3" w:semiHidden="0" w:uiPriority="66" w:unhideWhenUsed="0"/>
-    <w:lsdException w:name="Medium Grid 1 Accent 3" w:semiHidden="0" w:uiPriority="67" w:unhideWhenUsed="0"/>
-    <w:lsdException w:name="Medium Grid 2 Accent 3" w:semiHidden="0" w:uiPriority="68" w:unhideWhenUsed="0"/>
-    <w:lsdException w:name="Medium Grid 3 Accent 3" w:semiHidden="0" w:uiPriority="69" w:unhideWhenUsed="0"/>
-    <w:lsdException w:name="Dark List Accent 3" w:semiHidden="0" w:uiPriority="70" w:unhideWhenUsed="0"/>
-    <w:lsdException w:name="Colorful Shading Accent 3" w:semiHidden="0" w:uiPriority="71" w:unhideWhenUsed="0"/>
-    <w:lsdException w:name="Colorful List Accent 3" w:semiHidden="0" w:uiPriority="72" w:unhideWhenUsed="0"/>
-    <w:lsdException w:name="Colorful Grid Accent 3" w:semiHidden="0" w:uiPriority="73" w:unhideWhenUsed="0"/>
-    <w:lsdException w:name="Light Shading Accent 4" w:semiHidden="0" w:uiPriority="60" w:unhideWhenUsed="0"/>
-    <w:lsdException w:name="Light List Accent 4" w:semiHidden="0" w:uiPriority="61" w:unhideWhenUsed="0"/>
-    <w:lsdException w:name="Light Grid Accent 4" w:semiHidden="0" w:uiPriority="62" w:unhideWhenUsed="0"/>
-    <w:lsdException w:name="Medium Shading 1 Accent 4" w:semiHidden="0" w:uiPriority="63" w:unhideWhenUsed="0"/>
-    <w:lsdException w:name="Medium Shading 2 Accent 4" w:semiHidden="0" w:uiPriority="64" w:unhideWhenUsed="0"/>
-    <w:lsdException w:name="Medium List 1 Accent 4" w:semiHidden="0" w:uiPriority="65" w:unhideWhenUsed="0"/>
-    <w:lsdException w:name="Medium List 2 Accent 4" w:semiHidden="0" w:uiPriority="66" w:unhideWhenUsed="0"/>
-    <w:lsdException w:name="Medium Grid 1 Accent 4" w:semiHidden="0" w:uiPriority="67" w:unhideWhenUsed="0"/>
-    <w:lsdException w:name="Medium Grid 2 Accent 4" w:semiHidden="0" w:uiPriority="68" w:unhideWhenUsed="0"/>
-    <w:lsdException w:name="Medium Grid 3 Accent 4" w:semiHidden="0" w:uiPriority="69" w:unhideWhenUsed="0"/>
-    <w:lsdException w:name="Dark List Accent 4" w:semiHidden="0" w:uiPriority="70" w:unhideWhenUsed="0"/>
-    <w:lsdException w:name="Colorful Shading Accent 4" w:semiHidden="0" w:uiPriority="71" w:unhideWhenUsed="0"/>
-    <w:lsdException w:name="Colorful List Accent 4" w:semiHidden="0" w:uiPriority="72" w:unhideWhenUsed="0"/>
-    <w:lsdException w:name="Colorful Grid Accent 4" w:semiHidden="0" w:uiPriority="73" w:unhideWhenUsed="0"/>
-    <w:lsdException w:name="Light Shading Accent 5" w:semiHidden="0" w:uiPriority="60" w:unhideWhenUsed="0"/>
-    <w:lsdException w:name="Light List Accent 5" w:semiHidden="0" w:uiPriority="61" w:unhideWhenUsed="0"/>
-    <w:lsdException w:name="Light Grid Accent 5" w:semiHidden="0" w:uiPriority="62" w:unhideWhenUsed="0"/>
-    <w:lsdException w:name="Medium Shading 1 Accent 5" w:semiHidden="0" w:uiPriority="63" w:unhideWhenUsed="0"/>
-    <w:lsdException w:name="Medium Shading 2 Accent 5" w:semiHidden="0" w:uiPriority="64" w:unhideWhenUsed="0"/>
-    <w:lsdException w:name="Medium List 1 Accent 5" w:semiHidden="0" w:uiPriority="65" w:unhideWhenUsed="0"/>
-    <w:lsdException w:name="Medium List 2 Accent 5" w:semiHidden="0" w:uiPriority="66" w:unhideWhenUsed="0"/>
-    <w:lsdException w:name="Medium Grid 1 Accent 5" w:semiHidden="0" w:uiPriority="67" w:unhideWhenUsed="0"/>
-    <w:lsdException w:name="Medium Grid 2 Accent 5" w:semiHidden="0" w:uiPriority="68" w:unhideWhenUsed="0"/>
-    <w:lsdException w:name="Medium Grid 3 Accent 5" w:semiHidden="0" w:uiPriority="69" w:unhideWhenUsed="0"/>
-    <w:lsdException w:name="Dark List Accent 5" w:semiHidden="0" w:uiPriority="70" w:unhideWhenUsed="0"/>
-    <w:lsdException w:name="Colorful Shading Accent 5" w:semiHidden="0" w:uiPriority="71" w:unhideWhenUsed="0"/>
-    <w:lsdException w:name="Colorful List Accent 5" w:semiHidden="0" w:uiPriority="72" w:unhideWhenUsed="0"/>
-    <w:lsdException w:name="Colorful Grid Accent 5" w:semiHidden="0" w:uiPriority="73" w:unhideWhenUsed="0"/>
-    <w:lsdException w:name="Light Shading Accent 6" w:semiHidden="0" w:uiPriority="60" w:unhideWhenUsed="0"/>
-    <w:lsdException w:name="Light List Accent 6" w:semiHidden="0" w:uiPriority="61" w:unhideWhenUsed="0"/>
-    <w:lsdException w:name="Light Grid Accent 6" w:semiHidden="0" w:uiPriority="62" w:unhideWhenUsed="0"/>
-    <w:lsdException w:name="Medium Shading 1 Accent 6" w:semiHidden="0" w:uiPriority="63" w:unhideWhenUsed="0"/>
-    <w:lsdException w:name="Medium Shading 2 Accent 6" w:semiHidden="0" w:uiPriority="64" w:unhideWhenUsed="0"/>
-    <w:lsdException w:name="Medium List 1 Accent 6" w:semiHidden="0" w:uiPriority="65" w:unhideWhenUsed="0"/>
-    <w:lsdException w:name="Medium List 2 Accent 6" w:semiHidden="0" w:uiPriority="66" w:unhideWhenUsed="0"/>
-    <w:lsdException w:name="Medium Grid 1 Accent 6" w:semiHidden="0" w:uiPriority="67" w:unhideWhenUsed="0"/>
-    <w:lsdException w:name="Medium Grid 2 Accent 6" w:semiHidden="0" w:uiPriority="68" w:unhideWhenUsed="0"/>
-    <w:lsdException w:name="Medium Grid 3 Accent 6" w:semiHidden="0" w:uiPriority="69" w:unhideWhenUsed="0"/>
-    <w:lsdException w:name="Dark List Accent 6" w:semiHidden="0" w:uiPriority="70" w:unhideWhenUsed="0"/>
-    <w:lsdException w:name="Colorful Shading Accent 6" w:semiHidden="0" w:uiPriority="71" w:unhideWhenUsed="0"/>
-    <w:lsdException w:name="Colorful List Accent 6" w:semiHidden="0" w:uiPriority="72" w:unhideWhenUsed="0"/>
-    <w:lsdException w:name="Colorful Grid Accent 6" w:semiHidden="0" w:uiPriority="73" w:unhideWhenUsed="0"/>
+  <w:latentStyles w:count="260" w:defQFormat="0" w:defUnhideWhenUsed="1" w:defSemiHidden="1" w:defUIPriority="99" w:defLockedState="0">
+    <w:lsdException w:qFormat="1" w:unhideWhenUsed="0" w:uiPriority="0" w:semiHidden="0" w:name="Normal"/>
+    <w:lsdException w:qFormat="1" w:unhideWhenUsed="0" w:uiPriority="0" w:semiHidden="0" w:name="heading 1"/>
+    <w:lsdException w:qFormat="1" w:uiPriority="0" w:semiHidden="0" w:name="heading 2"/>
+    <w:lsdException w:qFormat="1" w:uiPriority="0" w:name="heading 3"/>
+    <w:lsdException w:qFormat="1" w:uiPriority="0" w:semiHidden="0" w:name="heading 4"/>
+    <w:lsdException w:qFormat="1" w:uiPriority="0" w:name="heading 5"/>
+    <w:lsdException w:qFormat="1" w:uiPriority="0" w:name="heading 6"/>
+    <w:lsdException w:qFormat="1" w:uiPriority="0" w:name="heading 7"/>
+    <w:lsdException w:qFormat="1" w:uiPriority="0" w:name="heading 8"/>
+    <w:lsdException w:qFormat="1" w:uiPriority="0" w:name="heading 9"/>
+    <w:lsdException w:unhideWhenUsed="0" w:uiPriority="0" w:semiHidden="0" w:name="index 1"/>
+    <w:lsdException w:unhideWhenUsed="0" w:uiPriority="0" w:semiHidden="0" w:name="index 2"/>
+    <w:lsdException w:unhideWhenUsed="0" w:uiPriority="0" w:semiHidden="0" w:name="index 3"/>
+    <w:lsdException w:unhideWhenUsed="0" w:uiPriority="0" w:semiHidden="0" w:name="index 4"/>
+    <w:lsdException w:unhideWhenUsed="0" w:uiPriority="0" w:semiHidden="0" w:name="index 5"/>
+    <w:lsdException w:unhideWhenUsed="0" w:uiPriority="0" w:semiHidden="0" w:name="index 6"/>
+    <w:lsdException w:unhideWhenUsed="0" w:uiPriority="0" w:semiHidden="0" w:name="index 7"/>
+    <w:lsdException w:unhideWhenUsed="0" w:uiPriority="0" w:semiHidden="0" w:name="index 8"/>
+    <w:lsdException w:unhideWhenUsed="0" w:uiPriority="0" w:semiHidden="0" w:name="index 9"/>
+    <w:lsdException w:qFormat="1" w:unhideWhenUsed="0" w:uiPriority="0" w:semiHidden="0" w:name="toc 1"/>
+    <w:lsdException w:qFormat="1" w:unhideWhenUsed="0" w:uiPriority="0" w:semiHidden="0" w:name="toc 2"/>
+    <w:lsdException w:qFormat="1" w:unhideWhenUsed="0" w:uiPriority="0" w:semiHidden="0" w:name="toc 3"/>
+    <w:lsdException w:unhideWhenUsed="0" w:uiPriority="0" w:semiHidden="0" w:name="toc 4"/>
+    <w:lsdException w:unhideWhenUsed="0" w:uiPriority="0" w:semiHidden="0" w:name="toc 5"/>
+    <w:lsdException w:unhideWhenUsed="0" w:uiPriority="0" w:semiHidden="0" w:name="toc 6"/>
+    <w:lsdException w:unhideWhenUsed="0" w:uiPriority="0" w:semiHidden="0" w:name="toc 7"/>
+    <w:lsdException w:unhideWhenUsed="0" w:uiPriority="0" w:semiHidden="0" w:name="toc 8"/>
+    <w:lsdException w:unhideWhenUsed="0" w:uiPriority="0" w:semiHidden="0" w:name="toc 9"/>
+    <w:lsdException w:unhideWhenUsed="0" w:uiPriority="0" w:semiHidden="0" w:name="Normal Indent"/>
+    <w:lsdException w:unhideWhenUsed="0" w:uiPriority="0" w:semiHidden="0" w:name="footnote text"/>
+    <w:lsdException w:qFormat="1" w:unhideWhenUsed="0" w:uiPriority="0" w:semiHidden="0" w:name="annotation text"/>
+    <w:lsdException w:qFormat="1" w:unhideWhenUsed="0" w:uiPriority="0" w:semiHidden="0" w:name="header"/>
+    <w:lsdException w:qFormat="1" w:unhideWhenUsed="0" w:uiPriority="0" w:semiHidden="0" w:name="footer"/>
+    <w:lsdException w:unhideWhenUsed="0" w:uiPriority="0" w:semiHidden="0" w:name="index heading"/>
+    <w:lsdException w:qFormat="1" w:uiPriority="0" w:name="caption"/>
+    <w:lsdException w:unhideWhenUsed="0" w:uiPriority="0" w:semiHidden="0" w:name="table of figures"/>
+    <w:lsdException w:unhideWhenUsed="0" w:uiPriority="0" w:semiHidden="0" w:name="envelope address"/>
+    <w:lsdException w:unhideWhenUsed="0" w:uiPriority="0" w:semiHidden="0" w:name="envelope return"/>
+    <w:lsdException w:unhideWhenUsed="0" w:uiPriority="0" w:semiHidden="0" w:name="footnote reference"/>
+    <w:lsdException w:unhideWhenUsed="0" w:uiPriority="0" w:semiHidden="0" w:name="annotation reference"/>
+    <w:lsdException w:unhideWhenUsed="0" w:uiPriority="0" w:semiHidden="0" w:name="line number"/>
+    <w:lsdException w:unhideWhenUsed="0" w:uiPriority="0" w:semiHidden="0" w:name="page number"/>
+    <w:lsdException w:unhideWhenUsed="0" w:uiPriority="0" w:semiHidden="0" w:name="endnote reference"/>
+    <w:lsdException w:unhideWhenUsed="0" w:uiPriority="0" w:semiHidden="0" w:name="endnote text"/>
+    <w:lsdException w:unhideWhenUsed="0" w:uiPriority="0" w:semiHidden="0" w:name="table of authorities"/>
+    <w:lsdException w:unhideWhenUsed="0" w:uiPriority="0" w:semiHidden="0" w:name="macro"/>
+    <w:lsdException w:unhideWhenUsed="0" w:uiPriority="0" w:semiHidden="0" w:name="toa heading"/>
+    <w:lsdException w:unhideWhenUsed="0" w:uiPriority="0" w:semiHidden="0" w:name="List"/>
+    <w:lsdException w:unhideWhenUsed="0" w:uiPriority="0" w:semiHidden="0" w:name="List Bullet"/>
+    <w:lsdException w:unhideWhenUsed="0" w:uiPriority="0" w:semiHidden="0" w:name="List Number"/>
+    <w:lsdException w:unhideWhenUsed="0" w:uiPriority="0" w:semiHidden="0" w:name="List 2"/>
+    <w:lsdException w:unhideWhenUsed="0" w:uiPriority="0" w:semiHidden="0" w:name="List 3"/>
+    <w:lsdException w:unhideWhenUsed="0" w:uiPriority="0" w:semiHidden="0" w:name="List 4"/>
+    <w:lsdException w:unhideWhenUsed="0" w:uiPriority="0" w:semiHidden="0" w:name="List 5"/>
+    <w:lsdException w:unhideWhenUsed="0" w:uiPriority="0" w:semiHidden="0" w:name="List Bullet 2"/>
+    <w:lsdException w:unhideWhenUsed="0" w:uiPriority="0" w:semiHidden="0" w:name="List Bullet 3"/>
+    <w:lsdException w:unhideWhenUsed="0" w:uiPriority="0" w:semiHidden="0" w:name="List Bullet 4"/>
+    <w:lsdException w:unhideWhenUsed="0" w:uiPriority="0" w:semiHidden="0" w:name="List Bullet 5"/>
+    <w:lsdException w:unhideWhenUsed="0" w:uiPriority="0" w:semiHidden="0" w:name="List Number 2"/>
+    <w:lsdException w:unhideWhenUsed="0" w:uiPriority="0" w:semiHidden="0" w:name="List Number 3"/>
+    <w:lsdException w:unhideWhenUsed="0" w:uiPriority="0" w:semiHidden="0" w:name="List Number 4"/>
+    <w:lsdException w:unhideWhenUsed="0" w:uiPriority="0" w:semiHidden="0" w:name="List Number 5"/>
+    <w:lsdException w:qFormat="1" w:unhideWhenUsed="0" w:uiPriority="0" w:semiHidden="0" w:name="Title"/>
+    <w:lsdException w:unhideWhenUsed="0" w:uiPriority="0" w:semiHidden="0" w:name="Closing"/>
+    <w:lsdException w:unhideWhenUsed="0" w:uiPriority="0" w:semiHidden="0" w:name="Signature"/>
+    <w:lsdException w:qFormat="1" w:unhideWhenUsed="0" w:uiPriority="0" w:name="Default Paragraph Font"/>
+    <w:lsdException w:qFormat="1" w:unhideWhenUsed="0" w:uiPriority="0" w:name="Body Text"/>
+    <w:lsdException w:unhideWhenUsed="0" w:uiPriority="0" w:semiHidden="0" w:name="Body Text Indent"/>
+    <w:lsdException w:unhideWhenUsed="0" w:uiPriority="0" w:semiHidden="0" w:name="List Continue"/>
+    <w:lsdException w:unhideWhenUsed="0" w:uiPriority="0" w:semiHidden="0" w:name="List Continue 2"/>
+    <w:lsdException w:unhideWhenUsed="0" w:uiPriority="0" w:semiHidden="0" w:name="List Continue 3"/>
+    <w:lsdException w:unhideWhenUsed="0" w:uiPriority="0" w:semiHidden="0" w:name="List Continue 4"/>
+    <w:lsdException w:unhideWhenUsed="0" w:uiPriority="0" w:semiHidden="0" w:name="List Continue 5"/>
+    <w:lsdException w:unhideWhenUsed="0" w:uiPriority="0" w:semiHidden="0" w:name="Message Header"/>
+    <w:lsdException w:qFormat="1" w:unhideWhenUsed="0" w:uiPriority="0" w:semiHidden="0" w:name="Subtitle"/>
+    <w:lsdException w:unhideWhenUsed="0" w:uiPriority="0" w:semiHidden="0" w:name="Salutation"/>
+    <w:lsdException w:unhideWhenUsed="0" w:uiPriority="0" w:semiHidden="0" w:name="Date"/>
+    <w:lsdException w:unhideWhenUsed="0" w:uiPriority="0" w:semiHidden="0" w:name="Body Text First Indent"/>
+    <w:lsdException w:unhideWhenUsed="0" w:uiPriority="0" w:semiHidden="0" w:name="Body Text First Indent 2"/>
+    <w:lsdException w:uiPriority="99" w:name="Note Heading"/>
+    <w:lsdException w:unhideWhenUsed="0" w:uiPriority="0" w:semiHidden="0" w:name="Body Text 2"/>
+    <w:lsdException w:unhideWhenUsed="0" w:uiPriority="0" w:semiHidden="0" w:name="Body Text 3"/>
+    <w:lsdException w:unhideWhenUsed="0" w:uiPriority="0" w:semiHidden="0" w:name="Body Text Indent 2"/>
+    <w:lsdException w:unhideWhenUsed="0" w:uiPriority="0" w:semiHidden="0" w:name="Body Text Indent 3"/>
+    <w:lsdException w:unhideWhenUsed="0" w:uiPriority="0" w:semiHidden="0" w:name="Block Text"/>
+    <w:lsdException w:unhideWhenUsed="0" w:uiPriority="0" w:semiHidden="0" w:name="Hyperlink"/>
+    <w:lsdException w:unhideWhenUsed="0" w:uiPriority="0" w:semiHidden="0" w:name="FollowedHyperlink"/>
+    <w:lsdException w:qFormat="1" w:unhideWhenUsed="0" w:uiPriority="0" w:semiHidden="0" w:name="Strong"/>
+    <w:lsdException w:qFormat="1" w:unhideWhenUsed="0" w:uiPriority="0" w:semiHidden="0" w:name="Emphasis"/>
+    <w:lsdException w:unhideWhenUsed="0" w:uiPriority="0" w:semiHidden="0" w:name="Document Map"/>
+    <w:lsdException w:unhideWhenUsed="0" w:uiPriority="0" w:semiHidden="0" w:name="Plain Text"/>
+    <w:lsdException w:unhideWhenUsed="0" w:uiPriority="0" w:semiHidden="0" w:name="E-mail Signature"/>
+    <w:lsdException w:qFormat="1" w:unhideWhenUsed="0" w:uiPriority="0" w:semiHidden="0" w:name="Normal (Web)"/>
+    <w:lsdException w:unhideWhenUsed="0" w:uiPriority="0" w:semiHidden="0" w:name="HTML Acronym"/>
+    <w:lsdException w:unhideWhenUsed="0" w:uiPriority="0" w:semiHidden="0" w:name="HTML Address"/>
+    <w:lsdException w:unhideWhenUsed="0" w:uiPriority="0" w:semiHidden="0" w:name="HTML Cite"/>
+    <w:lsdException w:unhideWhenUsed="0" w:uiPriority="0" w:semiHidden="0" w:name="HTML Code"/>
+    <w:lsdException w:unhideWhenUsed="0" w:uiPriority="0" w:semiHidden="0" w:name="HTML Definition"/>
+    <w:lsdException w:unhideWhenUsed="0" w:uiPriority="0" w:semiHidden="0" w:name="HTML Keyboard"/>
+    <w:lsdException w:unhideWhenUsed="0" w:uiPriority="0" w:semiHidden="0" w:name="HTML Preformatted"/>
+    <w:lsdException w:unhideWhenUsed="0" w:uiPriority="0" w:semiHidden="0" w:name="HTML Sample"/>
+    <w:lsdException w:unhideWhenUsed="0" w:uiPriority="0" w:semiHidden="0" w:name="HTML Typewriter"/>
+    <w:lsdException w:unhideWhenUsed="0" w:uiPriority="0" w:semiHidden="0" w:name="HTML Variable"/>
+    <w:lsdException w:qFormat="1" w:unhideWhenUsed="0" w:uiPriority="0" w:name="Normal Table"/>
+    <w:lsdException w:unhideWhenUsed="0" w:uiPriority="0" w:semiHidden="0" w:name="annotation subject"/>
+    <w:lsdException w:unhideWhenUsed="0" w:uiPriority="0" w:semiHidden="0" w:name="Table Simple 1"/>
+    <w:lsdException w:unhideWhenUsed="0" w:uiPriority="0" w:semiHidden="0" w:name="Table Simple 2"/>
+    <w:lsdException w:unhideWhenUsed="0" w:uiPriority="0" w:semiHidden="0" w:name="Table Simple 3"/>
+    <w:lsdException w:unhideWhenUsed="0" w:uiPriority="0" w:semiHidden="0" w:name="Table Classic 1"/>
+    <w:lsdException w:unhideWhenUsed="0" w:uiPriority="0" w:semiHidden="0" w:name="Table Classic 2"/>
+    <w:lsdException w:unhideWhenUsed="0" w:uiPriority="0" w:semiHidden="0" w:name="Table Classic 3"/>
+    <w:lsdException w:unhideWhenUsed="0" w:uiPriority="0" w:semiHidden="0" w:name="Table Classic 4"/>
+    <w:lsdException w:unhideWhenUsed="0" w:uiPriority="0" w:semiHidden="0" w:name="Table Colorful 1"/>
+    <w:lsdException w:unhideWhenUsed="0" w:uiPriority="0" w:semiHidden="0" w:name="Table Colorful 2"/>
+    <w:lsdException w:unhideWhenUsed="0" w:uiPriority="0" w:semiHidden="0" w:name="Table Colorful 3"/>
+    <w:lsdException w:unhideWhenUsed="0" w:uiPriority="0" w:semiHidden="0" w:name="Table Columns 1"/>
+    <w:lsdException w:unhideWhenUsed="0" w:uiPriority="0" w:semiHidden="0" w:name="Table Columns 2"/>
+    <w:lsdException w:unhideWhenUsed="0" w:uiPriority="0" w:semiHidden="0" w:name="Table Columns 3"/>
+    <w:lsdException w:unhideWhenUsed="0" w:uiPriority="0" w:semiHidden="0" w:name="Table Columns 4"/>
+    <w:lsdException w:unhideWhenUsed="0" w:uiPriority="0" w:semiHidden="0" w:name="Table Columns 5"/>
+    <w:lsdException w:unhideWhenUsed="0" w:uiPriority="0" w:semiHidden="0" w:name="Table Grid 1"/>
+    <w:lsdException w:unhideWhenUsed="0" w:uiPriority="0" w:semiHidden="0" w:name="Table Grid 2"/>
+    <w:lsdException w:unhideWhenUsed="0" w:uiPriority="0" w:semiHidden="0" w:name="Table Grid 3"/>
+    <w:lsdException w:unhideWhenUsed="0" w:uiPriority="0" w:semiHidden="0" w:name="Table Grid 4"/>
+    <w:lsdException w:unhideWhenUsed="0" w:uiPriority="0" w:semiHidden="0" w:name="Table Grid 5"/>
+    <w:lsdException w:unhideWhenUsed="0" w:uiPriority="0" w:semiHidden="0" w:name="Table Grid 6"/>
+    <w:lsdException w:unhideWhenUsed="0" w:uiPriority="0" w:semiHidden="0" w:name="Table Grid 7"/>
+    <w:lsdException w:unhideWhenUsed="0" w:uiPriority="0" w:semiHidden="0" w:name="Table Grid 8"/>
+    <w:lsdException w:unhideWhenUsed="0" w:uiPriority="0" w:semiHidden="0" w:name="Table List 1"/>
+    <w:lsdException w:unhideWhenUsed="0" w:uiPriority="0" w:semiHidden="0" w:name="Table List 2"/>
+    <w:lsdException w:unhideWhenUsed="0" w:uiPriority="0" w:semiHidden="0" w:name="Table List 3"/>
+    <w:lsdException w:unhideWhenUsed="0" w:uiPriority="0" w:semiHidden="0" w:name="Table List 4"/>
+    <w:lsdException w:unhideWhenUsed="0" w:uiPriority="0" w:semiHidden="0" w:name="Table List 5"/>
+    <w:lsdException w:unhideWhenUsed="0" w:uiPriority="0" w:semiHidden="0" w:name="Table List 6"/>
+    <w:lsdException w:unhideWhenUsed="0" w:uiPriority="0" w:semiHidden="0" w:name="Table List 7"/>
+    <w:lsdException w:unhideWhenUsed="0" w:uiPriority="0" w:semiHidden="0" w:name="Table List 8"/>
+    <w:lsdException w:unhideWhenUsed="0" w:uiPriority="0" w:semiHidden="0" w:name="Table 3D effects 1"/>
+    <w:lsdException w:unhideWhenUsed="0" w:uiPriority="0" w:semiHidden="0" w:name="Table 3D effects 2"/>
+    <w:lsdException w:unhideWhenUsed="0" w:uiPriority="0" w:semiHidden="0" w:name="Table 3D effects 3"/>
+    <w:lsdException w:unhideWhenUsed="0" w:uiPriority="0" w:semiHidden="0" w:name="Table Contemporary"/>
+    <w:lsdException w:unhideWhenUsed="0" w:uiPriority="0" w:semiHidden="0" w:name="Table Elegant"/>
+    <w:lsdException w:unhideWhenUsed="0" w:uiPriority="0" w:semiHidden="0" w:name="Table Professional"/>
+    <w:lsdException w:unhideWhenUsed="0" w:uiPriority="0" w:semiHidden="0" w:name="Table Subtle 1"/>
+    <w:lsdException w:unhideWhenUsed="0" w:uiPriority="0" w:semiHidden="0" w:name="Table Subtle 2"/>
+    <w:lsdException w:unhideWhenUsed="0" w:uiPriority="0" w:semiHidden="0" w:name="Table Web 1"/>
+    <w:lsdException w:unhideWhenUsed="0" w:uiPriority="0" w:semiHidden="0" w:name="Table Web 2"/>
+    <w:lsdException w:unhideWhenUsed="0" w:uiPriority="0" w:semiHidden="0" w:name="Table Web 3"/>
+    <w:lsdException w:unhideWhenUsed="0" w:uiPriority="0" w:semiHidden="0" w:name="Balloon Text"/>
+    <w:lsdException w:qFormat="1" w:unhideWhenUsed="0" w:uiPriority="0" w:semiHidden="0" w:name="Table Grid"/>
+    <w:lsdException w:unhideWhenUsed="0" w:uiPriority="0" w:semiHidden="0" w:name="Table Theme"/>
+    <w:lsdException w:unhideWhenUsed="0" w:uiPriority="60" w:semiHidden="0" w:name="Light Shading"/>
+    <w:lsdException w:unhideWhenUsed="0" w:uiPriority="61" w:semiHidden="0" w:name="Light List"/>
+    <w:lsdException w:unhideWhenUsed="0" w:uiPriority="62" w:semiHidden="0" w:name="Light Grid"/>
+    <w:lsdException w:unhideWhenUsed="0" w:uiPriority="63" w:semiHidden="0" w:name="Medium Shading 1"/>
+    <w:lsdException w:unhideWhenUsed="0" w:uiPriority="64" w:semiHidden="0" w:name="Medium Shading 2"/>
+    <w:lsdException w:unhideWhenUsed="0" w:uiPriority="65" w:semiHidden="0" w:name="Medium List 1"/>
+    <w:lsdException w:unhideWhenUsed="0" w:uiPriority="66" w:semiHidden="0" w:name="Medium List 2"/>
+    <w:lsdException w:unhideWhenUsed="0" w:uiPriority="67" w:semiHidden="0" w:name="Medium Grid 1"/>
+    <w:lsdException w:unhideWhenUsed="0" w:uiPriority="68" w:semiHidden="0" w:name="Medium Grid 2"/>
+    <w:lsdException w:unhideWhenUsed="0" w:uiPriority="69" w:semiHidden="0" w:name="Medium Grid 3"/>
+    <w:lsdException w:unhideWhenUsed="0" w:uiPriority="70" w:semiHidden="0" w:name="Dark List"/>
+    <w:lsdException w:unhideWhenUsed="0" w:uiPriority="71" w:semiHidden="0" w:name="Colorful Shading"/>
+    <w:lsdException w:unhideWhenUsed="0" w:uiPriority="72" w:semiHidden="0" w:name="Colorful List"/>
+    <w:lsdException w:unhideWhenUsed="0" w:uiPriority="73" w:semiHidden="0" w:name="Colorful Grid"/>
+    <w:lsdException w:unhideWhenUsed="0" w:uiPriority="60" w:semiHidden="0" w:name="Light Shading Accent 1"/>
+    <w:lsdException w:unhideWhenUsed="0" w:uiPriority="61" w:semiHidden="0" w:name="Light List Accent 1"/>
+    <w:lsdException w:unhideWhenUsed="0" w:uiPriority="62" w:semiHidden="0" w:name="Light Grid Accent 1"/>
+    <w:lsdException w:unhideWhenUsed="0" w:uiPriority="63" w:semiHidden="0" w:name="Medium Shading 1 Accent 1"/>
+    <w:lsdException w:unhideWhenUsed="0" w:uiPriority="64" w:semiHidden="0" w:name="Medium Shading 2 Accent 1"/>
+    <w:lsdException w:unhideWhenUsed="0" w:uiPriority="65" w:semiHidden="0" w:name="Medium List 1 Accent 1"/>
+    <w:lsdException w:unhideWhenUsed="0" w:uiPriority="66" w:semiHidden="0" w:name="Medium List 2 Accent 1"/>
+    <w:lsdException w:unhideWhenUsed="0" w:uiPriority="67" w:semiHidden="0" w:name="Medium Grid 1 Accent 1"/>
+    <w:lsdException w:unhideWhenUsed="0" w:uiPriority="68" w:semiHidden="0" w:name="Medium Grid 2 Accent 1"/>
+    <w:lsdException w:unhideWhenUsed="0" w:uiPriority="69" w:semiHidden="0" w:name="Medium Grid 3 Accent 1"/>
+    <w:lsdException w:unhideWhenUsed="0" w:uiPriority="70" w:semiHidden="0" w:name="Dark List Accent 1"/>
+    <w:lsdException w:unhideWhenUsed="0" w:uiPriority="71" w:semiHidden="0" w:name="Colorful Shading Accent 1"/>
+    <w:lsdException w:unhideWhenUsed="0" w:uiPriority="72" w:semiHidden="0" w:name="Colorful List Accent 1"/>
+    <w:lsdException w:unhideWhenUsed="0" w:uiPriority="73" w:semiHidden="0" w:name="Colorful Grid Accent 1"/>
+    <w:lsdException w:unhideWhenUsed="0" w:uiPriority="60" w:semiHidden="0" w:name="Light Shading Accent 2"/>
+    <w:lsdException w:unhideWhenUsed="0" w:uiPriority="61" w:semiHidden="0" w:name="Light List Accent 2"/>
+    <w:lsdException w:unhideWhenUsed="0" w:uiPriority="62" w:semiHidden="0" w:name="Light Grid Accent 2"/>
+    <w:lsdException w:unhideWhenUsed="0" w:uiPriority="63" w:semiHidden="0" w:name="Medium Shading 1 Accent 2"/>
+    <w:lsdException w:unhideWhenUsed="0" w:uiPriority="64" w:semiHidden="0" w:name="Medium Shading 2 Accent 2"/>
+    <w:lsdException w:unhideWhenUsed="0" w:uiPriority="65" w:semiHidden="0" w:name="Medium List 1 Accent 2"/>
+    <w:lsdException w:unhideWhenUsed="0" w:uiPriority="66" w:semiHidden="0" w:name="Medium List 2 Accent 2"/>
+    <w:lsdException w:unhideWhenUsed="0" w:uiPriority="67" w:semiHidden="0" w:name="Medium Grid 1 Accent 2"/>
+    <w:lsdException w:unhideWhenUsed="0" w:uiPriority="68" w:semiHidden="0" w:name="Medium Grid 2 Accent 2"/>
+    <w:lsdException w:unhideWhenUsed="0" w:uiPriority="69" w:semiHidden="0" w:name="Medium Grid 3 Accent 2"/>
+    <w:lsdException w:unhideWhenUsed="0" w:uiPriority="70" w:semiHidden="0" w:name="Dark List Accent 2"/>
+    <w:lsdException w:unhideWhenUsed="0" w:uiPriority="71" w:semiHidden="0" w:name="Colorful Shading Accent 2"/>
+    <w:lsdException w:unhideWhenUsed="0" w:uiPriority="72" w:semiHidden="0" w:name="Colorful List Accent 2"/>
+    <w:lsdException w:unhideWhenUsed="0" w:uiPriority="73" w:semiHidden="0" w:name="Colorful Grid Accent 2"/>
+    <w:lsdException w:unhideWhenUsed="0" w:uiPriority="60" w:semiHidden="0" w:name="Light Shading Accent 3"/>
+    <w:lsdException w:unhideWhenUsed="0" w:uiPriority="61" w:semiHidden="0" w:name="Light List Accent 3"/>
+    <w:lsdException w:unhideWhenUsed="0" w:uiPriority="62" w:semiHidden="0" w:name="Light Grid Accent 3"/>
+    <w:lsdException w:unhideWhenUsed="0" w:uiPriority="63" w:semiHidden="0" w:name="Medium Shading 1 Accent 3"/>
+    <w:lsdException w:unhideWhenUsed="0" w:uiPriority="64" w:semiHidden="0" w:name="Medium Shading 2 Accent 3"/>
+    <w:lsdException w:unhideWhenUsed="0" w:uiPriority="65" w:semiHidden="0" w:name="Medium List 1 Accent 3"/>
+    <w:lsdException w:unhideWhenUsed="0" w:uiPriority="66" w:semiHidden="0" w:name="Medium List 2 Accent 3"/>
+    <w:lsdException w:unhideWhenUsed="0" w:uiPriority="67" w:semiHidden="0" w:name="Medium Grid 1 Accent 3"/>
+    <w:lsdException w:unhideWhenUsed="0" w:uiPriority="68" w:semiHidden="0" w:name="Medium Grid 2 Accent 3"/>
+    <w:lsdException w:unhideWhenUsed="0" w:uiPriority="69" w:semiHidden="0" w:name="Medium Grid 3 Accent 3"/>
+    <w:lsdException w:unhideWhenUsed="0" w:uiPriority="70" w:semiHidden="0" w:name="Dark List Accent 3"/>
+    <w:lsdException w:unhideWhenUsed="0" w:uiPriority="71" w:semiHidden="0" w:name="Colorful Shading Accent 3"/>
+    <w:lsdException w:unhideWhenUsed="0" w:uiPriority="72" w:semiHidden="0" w:name="Colorful List Accent 3"/>
+    <w:lsdException w:unhideWhenUsed="0" w:uiPriority="73" w:semiHidden="0" w:name="Colorful Grid Accent 3"/>
+    <w:lsdException w:unhideWhenUsed="0" w:uiPriority="60" w:semiHidden="0" w:name="Light Shading Accent 4"/>
+    <w:lsdException w:unhideWhenUsed="0" w:uiPriority="61" w:semiHidden="0" w:name="Light List Accent 4"/>
+    <w:lsdException w:unhideWhenUsed="0" w:uiPriority="62" w:semiHidden="0" w:name="Light Grid Accent 4"/>
+    <w:lsdException w:unhideWhenUsed="0" w:uiPriority="63" w:semiHidden="0" w:name="Medium Shading 1 Accent 4"/>
+    <w:lsdException w:unhideWhenUsed="0" w:uiPriority="64" w:semiHidden="0" w:name="Medium Shading 2 Accent 4"/>
+    <w:lsdException w:unhideWhenUsed="0" w:uiPriority="65" w:semiHidden="0" w:name="Medium List 1 Accent 4"/>
+    <w:lsdException w:unhideWhenUsed="0" w:uiPriority="66" w:semiHidden="0" w:name="Medium List 2 Accent 4"/>
+    <w:lsdException w:unhideWhenUsed="0" w:uiPriority="67" w:semiHidden="0" w:name="Medium Grid 1 Accent 4"/>
+    <w:lsdException w:unhideWhenUsed="0" w:uiPriority="68" w:semiHidden="0" w:name="Medium Grid 2 Accent 4"/>
+    <w:lsdException w:unhideWhenUsed="0" w:uiPriority="69" w:semiHidden="0" w:name="Medium Grid 3 Accent 4"/>
+    <w:lsdException w:unhideWhenUsed="0" w:uiPriority="70" w:semiHidden="0" w:name="Dark List Accent 4"/>
+    <w:lsdException w:unhideWhenUsed="0" w:uiPriority="71" w:semiHidden="0" w:name="Colorful Shading Accent 4"/>
+    <w:lsdException w:unhideWhenUsed="0" w:uiPriority="72" w:semiHidden="0" w:name="Colorful List Accent 4"/>
+    <w:lsdException w:unhideWhenUsed="0" w:uiPriority="73" w:semiHidden="0" w:name="Colorful Grid Accent 4"/>
+    <w:lsdException w:unhideWhenUsed="0" w:uiPriority="60" w:semiHidden="0" w:name="Light Shading Accent 5"/>
+    <w:lsdException w:unhideWhenUsed="0" w:uiPriority="61" w:semiHidden="0" w:name="Light List Accent 5"/>
+    <w:lsdException w:unhideWhenUsed="0" w:uiPriority="62" w:semiHidden="0" w:name="Light Grid Accent 5"/>
+    <w:lsdException w:unhideWhenUsed="0" w:uiPriority="63" w:semiHidden="0" w:name="Medium Shading 1 Accent 5"/>
+    <w:lsdException w:unhideWhenUsed="0" w:uiPriority="64" w:semiHidden="0" w:name="Medium Shading 2 Accent 5"/>
+    <w:lsdException w:unhideWhenUsed="0" w:uiPriority="65" w:semiHidden="0" w:name="Medium List 1 Accent 5"/>
+    <w:lsdException w:unhideWhenUsed="0" w:uiPriority="66" w:semiHidden="0" w:name="Medium List 2 Accent 5"/>
+    <w:lsdException w:unhideWhenUsed="0" w:uiPriority="67" w:semiHidden="0" w:name="Medium Grid 1 Accent 5"/>
+    <w:lsdException w:unhideWhenUsed="0" w:uiPriority="68" w:semiHidden="0" w:name="Medium Grid 2 Accent 5"/>
+    <w:lsdException w:unhideWhenUsed="0" w:uiPriority="69" w:semiHidden="0" w:name="Medium Grid 3 Accent 5"/>
+    <w:lsdException w:unhideWhenUsed="0" w:uiPriority="70" w:semiHidden="0" w:name="Dark List Accent 5"/>
+    <w:lsdException w:unhideWhenUsed="0" w:uiPriority="71" w:semiHidden="0" w:name="Colorful Shading Accent 5"/>
+    <w:lsdException w:unhideWhenUsed="0" w:uiPriority="72" w:semiHidden="0" w:name="Colorful List Accent 5"/>
+    <w:lsdException w:unhideWhenUsed="0" w:uiPriority="73" w:semiHidden="0" w:name="Colorful Grid Accent 5"/>
+    <w:lsdException w:unhideWhenUsed="0" w:uiPriority="60" w:semiHidden="0" w:name="Light Shading Accent 6"/>
+    <w:lsdException w:unhideWhenUsed="0" w:uiPriority="61" w:semiHidden="0" w:name="Light List Accent 6"/>
+    <w:lsdException w:unhideWhenUsed="0" w:uiPriority="62" w:semiHidden="0" w:name="Light Grid Accent 6"/>
+    <w:lsdException w:unhideWhenUsed="0" w:uiPriority="63" w:semiHidden="0" w:name="Medium Shading 1 Accent 6"/>
+    <w:lsdException w:unhideWhenUsed="0" w:uiPriority="64" w:semiHidden="0" w:name="Medium Shading 2 Accent 6"/>
+    <w:lsdException w:unhideWhenUsed="0" w:uiPriority="65" w:semiHidden="0" w:name="Medium List 1 Accent 6"/>
+    <w:lsdException w:unhideWhenUsed="0" w:uiPriority="66" w:semiHidden="0" w:name="Medium List 2 Accent 6"/>
+    <w:lsdException w:unhideWhenUsed="0" w:uiPriority="67" w:semiHidden="0" w:name="Medium Grid 1 Accent 6"/>
+    <w:lsdException w:unhideWhenUsed="0" w:uiPriority="68" w:semiHidden="0" w:name="Medium Grid 2 Accent 6"/>
+    <w:lsdException w:unhideWhenUsed="0" w:uiPriority="69" w:semiHidden="0" w:name="Medium Grid 3 Accent 6"/>
+    <w:lsdException w:unhideWhenUsed="0" w:uiPriority="70" w:semiHidden="0" w:name="Dark List Accent 6"/>
+    <w:lsdException w:unhideWhenUsed="0" w:uiPriority="71" w:semiHidden="0" w:name="Colorful Shading Accent 6"/>
+    <w:lsdException w:unhideWhenUsed="0" w:uiPriority="72" w:semiHidden="0" w:name="Colorful List Accent 6"/>
+    <w:lsdException w:unhideWhenUsed="0" w:uiPriority="73" w:semiHidden="0" w:name="Colorful Grid Accent 6"/>
   </w:latentStyles>
-  <w:style w:type="paragraph" w:default="1" w:styleId="Normal">
+  <w:style w:type="paragraph" w:default="1" w:styleId="1">
     <w:name w:val="Normal"/>
     <w:qFormat/>
+    <w:uiPriority w:val="0"/>
     <w:pPr>
       <w:kinsoku w:val="0"/>
       <w:autoSpaceDE w:val="0"/>
@@ -13056,7 +13128,7 @@
       <w:textAlignment w:val="baseline"/>
     </w:pPr>
     <w:rPr>
-      <w:rFonts w:ascii="Arial" w:eastAsia="宋体" w:hAnsi="Arial" w:cs="Arial"/>
+      <w:rFonts w:ascii="Arial" w:hAnsi="Arial" w:eastAsia="宋体" w:cs="Arial"/>
       <w:snapToGrid w:val="0"/>
       <w:color w:val="000000"/>
       <w:kern w:val="0"/>
@@ -13065,11 +13137,12 @@
       <w:lang w:val="en-US" w:eastAsia="en-US" w:bidi="ar-SA"/>
     </w:rPr>
   </w:style>
-  <w:style w:type="paragraph" w:styleId="Heading1">
+  <w:style w:type="paragraph" w:styleId="2">
     <w:name w:val="heading 1"/>
-    <w:basedOn w:val="Normal"/>
-    <w:next w:val="Normal"/>
+    <w:basedOn w:val="1"/>
+    <w:next w:val="1"/>
     <w:qFormat/>
+    <w:uiPriority w:val="0"/>
     <w:pPr>
       <w:keepNext/>
       <w:keepLines/>
@@ -13087,12 +13160,13 @@
       <w:sz w:val="44"/>
     </w:rPr>
   </w:style>
-  <w:style w:type="paragraph" w:styleId="Heading2">
+  <w:style w:type="paragraph" w:styleId="3">
     <w:name w:val="heading 2"/>
-    <w:basedOn w:val="Normal"/>
-    <w:next w:val="Normal"/>
+    <w:basedOn w:val="1"/>
+    <w:next w:val="1"/>
     <w:unhideWhenUsed/>
     <w:qFormat/>
+    <w:uiPriority w:val="0"/>
     <w:pPr>
       <w:keepNext/>
       <w:keepLines/>
@@ -13105,18 +13179,19 @@
       <w:outlineLvl w:val="1"/>
     </w:pPr>
     <w:rPr>
-      <w:rFonts w:ascii="Arial" w:eastAsia="黑体" w:hAnsi="Arial"/>
+      <w:rFonts w:ascii="Arial" w:hAnsi="Arial" w:eastAsia="黑体"/>
       <w:b/>
       <w:sz w:val="32"/>
     </w:rPr>
   </w:style>
-  <w:style w:type="paragraph" w:styleId="Heading3">
+  <w:style w:type="paragraph" w:styleId="4">
     <w:name w:val="heading 3"/>
-    <w:basedOn w:val="Normal"/>
-    <w:next w:val="Normal"/>
+    <w:basedOn w:val="1"/>
+    <w:next w:val="1"/>
     <w:semiHidden/>
     <w:unhideWhenUsed/>
     <w:qFormat/>
+    <w:uiPriority w:val="0"/>
     <w:pPr>
       <w:keepNext/>
       <w:keepLines/>
@@ -13133,12 +13208,13 @@
       <w:sz w:val="32"/>
     </w:rPr>
   </w:style>
-  <w:style w:type="paragraph" w:styleId="Heading4">
+  <w:style w:type="paragraph" w:styleId="5">
     <w:name w:val="heading 4"/>
-    <w:basedOn w:val="Normal"/>
-    <w:next w:val="Normal"/>
+    <w:basedOn w:val="1"/>
+    <w:next w:val="1"/>
     <w:unhideWhenUsed/>
     <w:qFormat/>
+    <w:uiPriority w:val="0"/>
     <w:pPr>
       <w:keepNext/>
       <w:keepLines/>
@@ -13151,18 +13227,19 @@
       <w:outlineLvl w:val="3"/>
     </w:pPr>
     <w:rPr>
-      <w:rFonts w:ascii="Arial" w:eastAsia="黑体" w:hAnsi="Arial"/>
+      <w:rFonts w:ascii="Arial" w:hAnsi="Arial" w:eastAsia="黑体"/>
       <w:b/>
       <w:sz w:val="28"/>
     </w:rPr>
   </w:style>
-  <w:style w:type="paragraph" w:styleId="Heading5">
+  <w:style w:type="paragraph" w:styleId="6">
     <w:name w:val="heading 5"/>
-    <w:basedOn w:val="Normal"/>
-    <w:next w:val="Normal"/>
+    <w:basedOn w:val="1"/>
+    <w:next w:val="1"/>
     <w:semiHidden/>
     <w:unhideWhenUsed/>
     <w:qFormat/>
+    <w:uiPriority w:val="0"/>
     <w:pPr>
       <w:keepNext/>
       <w:keepLines/>
@@ -13179,13 +13256,14 @@
       <w:sz w:val="28"/>
     </w:rPr>
   </w:style>
-  <w:style w:type="paragraph" w:styleId="Heading6">
+  <w:style w:type="paragraph" w:styleId="7">
     <w:name w:val="heading 6"/>
-    <w:basedOn w:val="Normal"/>
-    <w:next w:val="Normal"/>
+    <w:basedOn w:val="1"/>
+    <w:next w:val="1"/>
     <w:semiHidden/>
     <w:unhideWhenUsed/>
     <w:qFormat/>
+    <w:uiPriority w:val="0"/>
     <w:pPr>
       <w:keepNext/>
       <w:keepLines/>
@@ -13198,18 +13276,19 @@
       <w:outlineLvl w:val="5"/>
     </w:pPr>
     <w:rPr>
-      <w:rFonts w:ascii="Arial" w:eastAsia="黑体" w:hAnsi="Arial"/>
+      <w:rFonts w:ascii="Arial" w:hAnsi="Arial" w:eastAsia="黑体"/>
       <w:b/>
       <w:sz w:val="24"/>
     </w:rPr>
   </w:style>
-  <w:style w:type="paragraph" w:styleId="Heading7">
+  <w:style w:type="paragraph" w:styleId="8">
     <w:name w:val="heading 7"/>
-    <w:basedOn w:val="Normal"/>
-    <w:next w:val="Normal"/>
+    <w:basedOn w:val="1"/>
+    <w:next w:val="1"/>
     <w:semiHidden/>
     <w:unhideWhenUsed/>
     <w:qFormat/>
+    <w:uiPriority w:val="0"/>
     <w:pPr>
       <w:keepNext/>
       <w:keepLines/>
@@ -13226,13 +13305,14 @@
       <w:sz w:val="24"/>
     </w:rPr>
   </w:style>
-  <w:style w:type="paragraph" w:styleId="Heading8">
+  <w:style w:type="paragraph" w:styleId="9">
     <w:name w:val="heading 8"/>
-    <w:basedOn w:val="Normal"/>
-    <w:next w:val="Normal"/>
+    <w:basedOn w:val="1"/>
+    <w:next w:val="1"/>
     <w:semiHidden/>
     <w:unhideWhenUsed/>
     <w:qFormat/>
+    <w:uiPriority w:val="0"/>
     <w:pPr>
       <w:keepNext/>
       <w:keepLines/>
@@ -13245,17 +13325,18 @@
       <w:outlineLvl w:val="7"/>
     </w:pPr>
     <w:rPr>
-      <w:rFonts w:ascii="Arial" w:eastAsia="黑体" w:hAnsi="Arial"/>
+      <w:rFonts w:ascii="Arial" w:hAnsi="Arial" w:eastAsia="黑体"/>
       <w:sz w:val="24"/>
     </w:rPr>
   </w:style>
-  <w:style w:type="paragraph" w:styleId="Heading9">
+  <w:style w:type="paragraph" w:styleId="10">
     <w:name w:val="heading 9"/>
-    <w:basedOn w:val="Normal"/>
-    <w:next w:val="Normal"/>
+    <w:basedOn w:val="1"/>
+    <w:next w:val="1"/>
     <w:semiHidden/>
     <w:unhideWhenUsed/>
     <w:qFormat/>
+    <w:uiPriority w:val="0"/>
     <w:pPr>
       <w:keepNext/>
       <w:keepLines/>
@@ -13268,19 +13349,21 @@
       <w:outlineLvl w:val="8"/>
     </w:pPr>
     <w:rPr>
-      <w:rFonts w:ascii="Arial" w:eastAsia="黑体" w:hAnsi="Arial"/>
+      <w:rFonts w:ascii="Arial" w:hAnsi="Arial" w:eastAsia="黑体"/>
       <w:sz w:val="21"/>
     </w:rPr>
   </w:style>
-  <w:style w:type="character" w:default="1" w:styleId="DefaultParagraphFont">
+  <w:style w:type="character" w:default="1" w:styleId="22">
     <w:name w:val="Default Paragraph Font"/>
     <w:semiHidden/>
     <w:qFormat/>
+    <w:uiPriority w:val="0"/>
   </w:style>
-  <w:style w:type="table" w:default="1" w:styleId="TableNormal">
+  <w:style w:type="table" w:default="1" w:styleId="20">
     <w:name w:val="Normal Table"/>
     <w:semiHidden/>
     <w:qFormat/>
+    <w:uiPriority w:val="0"/>
     <w:tblPr>
       <w:tblCellMar>
         <w:top w:w="0" w:type="dxa"/>
@@ -13290,39 +13373,43 @@
       </w:tblCellMar>
     </w:tblPr>
   </w:style>
-  <w:style w:type="paragraph" w:styleId="CommentText">
+  <w:style w:type="paragraph" w:styleId="11">
     <w:name w:val="annotation text"/>
-    <w:basedOn w:val="Normal"/>
+    <w:basedOn w:val="1"/>
     <w:qFormat/>
+    <w:uiPriority w:val="0"/>
     <w:pPr>
       <w:jc w:val="left"/>
     </w:pPr>
   </w:style>
-  <w:style w:type="paragraph" w:styleId="BodyText">
+  <w:style w:type="paragraph" w:styleId="12">
     <w:name w:val="Body Text"/>
-    <w:basedOn w:val="Normal"/>
+    <w:basedOn w:val="1"/>
     <w:semiHidden/>
     <w:qFormat/>
+    <w:uiPriority w:val="0"/>
     <w:rPr>
-      <w:rFonts w:ascii="Arial" w:eastAsia="Arial" w:hAnsi="Arial" w:cs="Arial"/>
+      <w:rFonts w:ascii="Arial" w:hAnsi="Arial" w:eastAsia="Arial" w:cs="Arial"/>
       <w:sz w:val="21"/>
       <w:szCs w:val="21"/>
       <w:lang w:val="en-US" w:eastAsia="en-US" w:bidi="ar-SA"/>
     </w:rPr>
   </w:style>
-  <w:style w:type="paragraph" w:styleId="TOC3">
+  <w:style w:type="paragraph" w:styleId="13">
     <w:name w:val="toc 3"/>
-    <w:basedOn w:val="Normal"/>
-    <w:next w:val="Normal"/>
+    <w:basedOn w:val="1"/>
+    <w:next w:val="1"/>
     <w:qFormat/>
+    <w:uiPriority w:val="0"/>
     <w:pPr>
       <w:ind w:left="840" w:leftChars="400"/>
     </w:pPr>
   </w:style>
-  <w:style w:type="paragraph" w:styleId="Footer">
+  <w:style w:type="paragraph" w:styleId="14">
     <w:name w:val="footer"/>
-    <w:basedOn w:val="Normal"/>
+    <w:basedOn w:val="1"/>
     <w:qFormat/>
+    <w:uiPriority w:val="0"/>
     <w:pPr>
       <w:tabs>
         <w:tab w:val="center" w:pos="4153"/>
@@ -13335,16 +13422,17 @@
       <w:sz w:val="18"/>
     </w:rPr>
   </w:style>
-  <w:style w:type="paragraph" w:styleId="Header">
+  <w:style w:type="paragraph" w:styleId="15">
     <w:name w:val="header"/>
-    <w:basedOn w:val="Normal"/>
+    <w:basedOn w:val="1"/>
     <w:qFormat/>
+    <w:uiPriority w:val="0"/>
     <w:pPr>
       <w:pBdr>
-        <w:top w:val="nil"/>
-        <w:left w:val="nil"/>
-        <w:bottom w:val="nil"/>
-        <w:right w:val="nil"/>
+        <w:top w:val="none" w:color="auto" w:sz="0" w:space="0"/>
+        <w:left w:val="none" w:color="auto" w:sz="0" w:space="0"/>
+        <w:bottom w:val="none" w:color="auto" w:sz="0" w:space="0"/>
+        <w:right w:val="none" w:color="auto" w:sz="0" w:space="0"/>
       </w:pBdr>
       <w:tabs>
         <w:tab w:val="center" w:pos="4153"/>
@@ -13359,37 +13447,41 @@
       <w:sz w:val="18"/>
     </w:rPr>
   </w:style>
-  <w:style w:type="paragraph" w:styleId="TOC1">
+  <w:style w:type="paragraph" w:styleId="16">
     <w:name w:val="toc 1"/>
-    <w:basedOn w:val="Normal"/>
-    <w:next w:val="Normal"/>
+    <w:basedOn w:val="1"/>
+    <w:next w:val="1"/>
     <w:qFormat/>
+    <w:uiPriority w:val="0"/>
     <w:rPr>
-      <w:rFonts w:ascii="Arial" w:eastAsia="Microsoft JhengHei" w:hAnsi="Arial"/>
+      <w:rFonts w:ascii="Arial" w:hAnsi="Arial" w:eastAsia="Microsoft JhengHei"/>
       <w:sz w:val="24"/>
     </w:rPr>
   </w:style>
-  <w:style w:type="paragraph" w:styleId="TOC2">
+  <w:style w:type="paragraph" w:styleId="17">
     <w:name w:val="toc 2"/>
-    <w:basedOn w:val="Normal"/>
-    <w:next w:val="Normal"/>
+    <w:basedOn w:val="1"/>
+    <w:next w:val="1"/>
     <w:qFormat/>
+    <w:uiPriority w:val="0"/>
     <w:pPr>
       <w:ind w:left="420" w:leftChars="200"/>
     </w:pPr>
   </w:style>
-  <w:style w:type="paragraph" w:styleId="NormalWeb">
+  <w:style w:type="paragraph" w:styleId="18">
     <w:name w:val="Normal (Web)"/>
-    <w:basedOn w:val="Normal"/>
+    <w:basedOn w:val="1"/>
     <w:qFormat/>
+    <w:uiPriority w:val="0"/>
     <w:rPr>
       <w:sz w:val="24"/>
     </w:rPr>
   </w:style>
-  <w:style w:type="paragraph" w:styleId="Title">
+  <w:style w:type="paragraph" w:styleId="19">
     <w:name w:val="Title"/>
-    <w:basedOn w:val="Normal"/>
+    <w:basedOn w:val="1"/>
     <w:qFormat/>
+    <w:uiPriority w:val="0"/>
     <w:pPr>
       <w:spacing w:before="240" w:beforeLines="0" w:beforeAutospacing="0" w:after="60" w:afterLines="0" w:afterAutospacing="0"/>
       <w:jc w:val="center"/>
@@ -13401,68 +13493,73 @@
       <w:sz w:val="32"/>
     </w:rPr>
   </w:style>
-  <w:style w:type="table" w:styleId="TableGrid">
+  <w:style w:type="table" w:styleId="21">
     <w:name w:val="Table Grid"/>
-    <w:basedOn w:val="TableNormal"/>
+    <w:basedOn w:val="20"/>
     <w:qFormat/>
+    <w:uiPriority w:val="0"/>
     <w:pPr>
       <w:widowControl w:val="0"/>
       <w:jc w:val="both"/>
     </w:pPr>
     <w:tblPr>
       <w:tblBorders>
-        <w:top w:val="single" w:sz="4" w:space="0" w:color="auto"/>
-        <w:left w:val="single" w:sz="4" w:space="0" w:color="auto"/>
-        <w:bottom w:val="single" w:sz="4" w:space="0" w:color="auto"/>
-        <w:right w:val="single" w:sz="4" w:space="0" w:color="auto"/>
-        <w:insideH w:val="single" w:sz="4" w:space="0" w:color="auto"/>
-        <w:insideV w:val="single" w:sz="4" w:space="0" w:color="auto"/>
+        <w:top w:val="single" w:color="auto" w:sz="4" w:space="0"/>
+        <w:left w:val="single" w:color="auto" w:sz="4" w:space="0"/>
+        <w:bottom w:val="single" w:color="auto" w:sz="4" w:space="0"/>
+        <w:right w:val="single" w:color="auto" w:sz="4" w:space="0"/>
+        <w:insideH w:val="single" w:color="auto" w:sz="4" w:space="0"/>
+        <w:insideV w:val="single" w:color="auto" w:sz="4" w:space="0"/>
       </w:tblBorders>
     </w:tblPr>
   </w:style>
-  <w:style w:type="character" w:styleId="Strong">
+  <w:style w:type="character" w:styleId="23">
     <w:name w:val="Strong"/>
-    <w:basedOn w:val="DefaultParagraphFont"/>
+    <w:basedOn w:val="22"/>
     <w:qFormat/>
+    <w:uiPriority w:val="0"/>
     <w:rPr>
       <w:b/>
     </w:rPr>
   </w:style>
-  <w:style w:type="paragraph" w:customStyle="1" w:styleId="a">
+  <w:style w:type="paragraph" w:customStyle="1" w:styleId="24">
     <w:name w:val="柴_公司名"/>
-    <w:basedOn w:val="Title"/>
+    <w:basedOn w:val="19"/>
     <w:qFormat/>
+    <w:uiPriority w:val="0"/>
     <w:pPr>
       <w:spacing w:after="600" w:afterLines="600"/>
     </w:pPr>
     <w:rPr>
-      <w:rFonts w:ascii="宋体" w:eastAsia="宋体" w:hAnsi="宋体" w:cs="宋体" w:hint="eastAsia"/>
+      <w:rFonts w:hint="eastAsia" w:ascii="宋体" w:hAnsi="宋体" w:eastAsia="宋体" w:cs="宋体"/>
       <w:bCs/>
       <w:spacing w:val="-6"/>
       <w:sz w:val="52"/>
       <w:szCs w:val="52"/>
     </w:rPr>
   </w:style>
-  <w:style w:type="paragraph" w:customStyle="1" w:styleId="a0">
+  <w:style w:type="paragraph" w:customStyle="1" w:styleId="25">
     <w:name w:val="柴_文档名"/>
-    <w:basedOn w:val="Title"/>
+    <w:basedOn w:val="19"/>
     <w:qFormat/>
+    <w:uiPriority w:val="0"/>
     <w:pPr>
       <w:spacing w:after="900" w:afterLines="900"/>
     </w:pPr>
     <w:rPr>
-      <w:rFonts w:ascii="黑体" w:eastAsia="黑体" w:hAnsi="黑体" w:cs="黑体"/>
+      <w:rFonts w:ascii="黑体" w:hAnsi="黑体" w:eastAsia="黑体" w:cs="黑体"/>
       <w:bCs/>
       <w:spacing w:val="-7"/>
       <w:sz w:val="52"/>
       <w:szCs w:val="52"/>
     </w:rPr>
   </w:style>
-  <w:style w:type="table" w:customStyle="1" w:styleId="TableNormal0">
+  <w:style w:type="table" w:customStyle="1" w:styleId="26">
     <w:name w:val="Table Normal_0"/>
     <w:semiHidden/>
     <w:unhideWhenUsed/>
     <w:qFormat/>
+    <w:uiPriority w:val="0"/>
     <w:tblPr>
       <w:tblCellMar>
         <w:top w:w="0" w:type="dxa"/>
@@ -13472,82 +13569,88 @@
       </w:tblCellMar>
     </w:tblPr>
   </w:style>
-  <w:style w:type="paragraph" w:customStyle="1" w:styleId="TableText">
+  <w:style w:type="paragraph" w:customStyle="1" w:styleId="27">
     <w:name w:val="Table Text"/>
-    <w:basedOn w:val="Normal"/>
+    <w:basedOn w:val="1"/>
     <w:semiHidden/>
     <w:qFormat/>
+    <w:uiPriority w:val="0"/>
     <w:rPr>
-      <w:rFonts w:ascii="宋体" w:eastAsia="宋体" w:hAnsi="宋体" w:cs="宋体"/>
+      <w:rFonts w:ascii="宋体" w:hAnsi="宋体" w:eastAsia="宋体" w:cs="宋体"/>
       <w:sz w:val="21"/>
       <w:szCs w:val="21"/>
       <w:lang w:val="en-US" w:eastAsia="en-US" w:bidi="ar-SA"/>
     </w:rPr>
   </w:style>
-  <w:style w:type="paragraph" w:customStyle="1" w:styleId="1">
+  <w:style w:type="paragraph" w:customStyle="1" w:styleId="28">
     <w:name w:val="柴_标题1"/>
-    <w:basedOn w:val="Heading1"/>
-    <w:next w:val="a1"/>
-    <w:link w:val="1Char"/>
+    <w:basedOn w:val="2"/>
+    <w:next w:val="29"/>
+    <w:link w:val="38"/>
     <w:qFormat/>
+    <w:uiPriority w:val="0"/>
     <w:pPr>
       <w:spacing w:before="100" w:after="90" w:line="360" w:lineRule="auto"/>
     </w:pPr>
     <w:rPr>
-      <w:rFonts w:ascii="Arial" w:eastAsia="宋体" w:hAnsi="Arial"/>
+      <w:rFonts w:ascii="Arial" w:hAnsi="Arial" w:eastAsia="宋体"/>
       <w:sz w:val="32"/>
     </w:rPr>
   </w:style>
-  <w:style w:type="paragraph" w:customStyle="1" w:styleId="a1">
+  <w:style w:type="paragraph" w:customStyle="1" w:styleId="29">
     <w:name w:val="柴_正文"/>
-    <w:basedOn w:val="BodyText"/>
-    <w:link w:val="Char"/>
+    <w:basedOn w:val="12"/>
+    <w:link w:val="41"/>
     <w:qFormat/>
+    <w:uiPriority w:val="0"/>
     <w:pPr>
       <w:spacing w:line="360" w:lineRule="auto"/>
       <w:ind w:firstLine="470" w:firstLineChars="200"/>
     </w:pPr>
     <w:rPr>
-      <w:rFonts w:ascii="Arial" w:eastAsia="宋体" w:hAnsi="Arial"/>
+      <w:rFonts w:ascii="Arial" w:hAnsi="Arial" w:eastAsia="宋体"/>
       <w:sz w:val="24"/>
       <w:lang w:eastAsia="zh-CN"/>
     </w:rPr>
   </w:style>
-  <w:style w:type="paragraph" w:customStyle="1" w:styleId="2">
+  <w:style w:type="paragraph" w:customStyle="1" w:styleId="30">
     <w:name w:val="柴_标题2"/>
-    <w:basedOn w:val="Heading2"/>
-    <w:next w:val="a1"/>
-    <w:link w:val="2Char"/>
+    <w:basedOn w:val="3"/>
+    <w:next w:val="29"/>
+    <w:link w:val="44"/>
     <w:qFormat/>
+    <w:uiPriority w:val="0"/>
     <w:pPr>
       <w:spacing w:line="360" w:lineRule="auto"/>
     </w:pPr>
     <w:rPr>
-      <w:rFonts w:ascii="Arial" w:eastAsia="宋体" w:hAnsi="Arial"/>
+      <w:rFonts w:ascii="Arial" w:hAnsi="Arial" w:eastAsia="宋体"/>
       <w:sz w:val="28"/>
     </w:rPr>
   </w:style>
-  <w:style w:type="paragraph" w:customStyle="1" w:styleId="3">
+  <w:style w:type="paragraph" w:customStyle="1" w:styleId="31">
     <w:name w:val="柴_标题3"/>
-    <w:basedOn w:val="Heading3"/>
-    <w:next w:val="a1"/>
+    <w:basedOn w:val="4"/>
+    <w:next w:val="29"/>
     <w:qFormat/>
+    <w:uiPriority w:val="0"/>
     <w:pPr>
       <w:spacing w:line="360" w:lineRule="auto"/>
       <w:ind w:left="0" w:firstLine="472" w:firstLineChars="200"/>
     </w:pPr>
     <w:rPr>
-      <w:rFonts w:ascii="宋体" w:eastAsia="宋体" w:hAnsi="宋体" w:cs="宋体"/>
+      <w:rFonts w:ascii="宋体" w:hAnsi="宋体" w:eastAsia="宋体" w:cs="宋体"/>
       <w:spacing w:val="-2"/>
       <w:sz w:val="24"/>
       <w:szCs w:val="24"/>
     </w:rPr>
   </w:style>
-  <w:style w:type="paragraph" w:customStyle="1" w:styleId="a2">
+  <w:style w:type="paragraph" w:customStyle="1" w:styleId="32">
     <w:name w:val="柴_目录"/>
-    <w:basedOn w:val="Normal"/>
-    <w:next w:val="BodyText"/>
+    <w:basedOn w:val="1"/>
+    <w:next w:val="12"/>
     <w:qFormat/>
+    <w:uiPriority w:val="0"/>
     <w:pPr>
       <w:tabs>
         <w:tab w:val="right" w:leader="dot" w:pos="8442"/>
@@ -13555,59 +13658,64 @@
       <w:ind w:left="0" w:leftChars="0"/>
     </w:pPr>
     <w:rPr>
-      <w:rFonts w:ascii="Arial" w:eastAsia="Microsoft JhengHei" w:hAnsi="Arial"/>
+      <w:rFonts w:ascii="Arial" w:hAnsi="Arial" w:eastAsia="Microsoft JhengHei"/>
       <w:sz w:val="24"/>
     </w:rPr>
   </w:style>
-  <w:style w:type="paragraph" w:customStyle="1" w:styleId="WPSOffice1">
+  <w:style w:type="paragraph" w:customStyle="1" w:styleId="33">
     <w:name w:val="WPSOffice手动目录 1"/>
     <w:qFormat/>
+    <w:uiPriority w:val="0"/>
     <w:pPr>
       <w:ind w:leftChars="0"/>
     </w:pPr>
     <w:rPr>
-      <w:rFonts w:ascii="Times New Roman" w:eastAsia="宋体" w:hAnsi="Times New Roman" w:cs="Times New Roman"/>
+      <w:rFonts w:ascii="Times New Roman" w:hAnsi="Times New Roman" w:eastAsia="宋体" w:cs="Times New Roman"/>
       <w:sz w:val="20"/>
       <w:szCs w:val="20"/>
     </w:rPr>
   </w:style>
-  <w:style w:type="paragraph" w:customStyle="1" w:styleId="WPSOffice2">
+  <w:style w:type="paragraph" w:customStyle="1" w:styleId="34">
     <w:name w:val="WPSOffice手动目录 2"/>
     <w:qFormat/>
+    <w:uiPriority w:val="0"/>
     <w:pPr>
       <w:ind w:leftChars="200"/>
     </w:pPr>
     <w:rPr>
-      <w:rFonts w:ascii="Times New Roman" w:eastAsia="宋体" w:hAnsi="Times New Roman" w:cs="Times New Roman"/>
+      <w:rFonts w:ascii="Times New Roman" w:hAnsi="Times New Roman" w:eastAsia="宋体" w:cs="Times New Roman"/>
       <w:sz w:val="20"/>
       <w:szCs w:val="20"/>
     </w:rPr>
   </w:style>
-  <w:style w:type="paragraph" w:customStyle="1" w:styleId="WPSOffice3">
+  <w:style w:type="paragraph" w:customStyle="1" w:styleId="35">
     <w:name w:val="WPSOffice手动目录 3"/>
     <w:qFormat/>
+    <w:uiPriority w:val="0"/>
     <w:pPr>
       <w:ind w:leftChars="400"/>
     </w:pPr>
     <w:rPr>
-      <w:rFonts w:ascii="Times New Roman" w:eastAsia="宋体" w:hAnsi="Times New Roman" w:cs="Times New Roman"/>
+      <w:rFonts w:ascii="Times New Roman" w:hAnsi="Times New Roman" w:eastAsia="宋体" w:cs="Times New Roman"/>
       <w:sz w:val="20"/>
       <w:szCs w:val="20"/>
     </w:rPr>
   </w:style>
-  <w:style w:type="paragraph" w:customStyle="1" w:styleId="Compact">
+  <w:style w:type="paragraph" w:customStyle="1" w:styleId="36">
     <w:name w:val="Compact"/>
-    <w:basedOn w:val="BodyText"/>
+    <w:basedOn w:val="12"/>
     <w:qFormat/>
+    <w:uiPriority w:val="0"/>
     <w:pPr>
       <w:spacing w:before="36" w:after="36"/>
     </w:pPr>
   </w:style>
-  <w:style w:type="table" w:customStyle="1" w:styleId="Table">
+  <w:style w:type="table" w:customStyle="1" w:styleId="37">
     <w:name w:val="Table"/>
     <w:semiHidden/>
     <w:unhideWhenUsed/>
     <w:qFormat/>
+    <w:uiPriority w:val="0"/>
     <w:tblPr>
       <w:tblCellMar>
         <w:top w:w="0" w:type="dxa"/>
@@ -13619,26 +13727,28 @@
     <w:tblStylePr w:type="firstRow">
       <w:tcPr>
         <w:tcBorders>
-          <w:bottom w:val="single" w:sz="0" w:space="0" w:color="auto"/>
+          <w:bottom w:val="single" w:color="auto" w:sz="0" w:space="0"/>
         </w:tcBorders>
         <w:vAlign w:val="bottom"/>
       </w:tcPr>
     </w:tblStylePr>
   </w:style>
-  <w:style w:type="character" w:customStyle="1" w:styleId="1Char">
+  <w:style w:type="character" w:customStyle="1" w:styleId="38">
     <w:name w:val="柴_标题1 Char"/>
-    <w:link w:val="1"/>
+    <w:link w:val="28"/>
     <w:qFormat/>
+    <w:uiPriority w:val="0"/>
     <w:rPr>
-      <w:rFonts w:ascii="Arial" w:eastAsia="宋体" w:hAnsi="Arial"/>
+      <w:rFonts w:ascii="Arial" w:hAnsi="Arial" w:eastAsia="宋体"/>
       <w:sz w:val="32"/>
     </w:rPr>
   </w:style>
-  <w:style w:type="paragraph" w:customStyle="1" w:styleId="a3">
+  <w:style w:type="paragraph" w:customStyle="1" w:styleId="39">
     <w:name w:val="柴_正文_无缩进"/>
-    <w:basedOn w:val="Normal"/>
-    <w:link w:val="Char0"/>
+    <w:basedOn w:val="1"/>
+    <w:link w:val="43"/>
     <w:qFormat/>
+    <w:uiPriority w:val="0"/>
     <w:pPr>
       <w:ind w:firstLine="0" w:firstLineChars="0"/>
     </w:pPr>
@@ -13648,38 +13758,41 @@
       <w:lang w:eastAsia="zh-CN"/>
     </w:rPr>
   </w:style>
-  <w:style w:type="paragraph" w:customStyle="1" w:styleId="4">
+  <w:style w:type="paragraph" w:customStyle="1" w:styleId="40">
     <w:name w:val="柴_标题4"/>
-    <w:basedOn w:val="Heading4"/>
-    <w:next w:val="Normal"/>
+    <w:basedOn w:val="5"/>
+    <w:next w:val="1"/>
     <w:qFormat/>
+    <w:uiPriority w:val="0"/>
     <w:pPr>
       <w:widowControl w:val="0"/>
       <w:spacing w:before="160" w:line="360" w:lineRule="auto"/>
-      <w:ind w:left="981" w:hanging="862" w:leftChars="300"/>
+      <w:ind w:left="981" w:leftChars="300" w:hanging="862"/>
     </w:pPr>
     <w:rPr>
-      <w:rFonts w:ascii="Calibri" w:eastAsia="宋体" w:hAnsi="Calibri" w:cs="宋体" w:hint="eastAsia"/>
+      <w:rFonts w:hint="eastAsia" w:ascii="Calibri" w:hAnsi="Calibri" w:eastAsia="宋体" w:cs="宋体"/>
       <w:sz w:val="24"/>
       <w:szCs w:val="24"/>
       <w:lang w:eastAsia="zh-CN" w:bidi="zh-CN"/>
     </w:rPr>
   </w:style>
-  <w:style w:type="character" w:customStyle="1" w:styleId="Char">
+  <w:style w:type="character" w:customStyle="1" w:styleId="41">
     <w:name w:val="柴_正文 Char"/>
-    <w:link w:val="a1"/>
+    <w:link w:val="29"/>
     <w:qFormat/>
+    <w:uiPriority w:val="0"/>
     <w:rPr>
-      <w:rFonts w:ascii="Arial" w:eastAsia="宋体" w:hAnsi="Arial"/>
+      <w:rFonts w:ascii="Arial" w:hAnsi="Arial" w:eastAsia="宋体"/>
       <w:sz w:val="24"/>
       <w:lang w:eastAsia="zh-CN"/>
     </w:rPr>
   </w:style>
-  <w:style w:type="table" w:customStyle="1" w:styleId="TableNormal00">
+  <w:style w:type="table" w:customStyle="1" w:styleId="42">
     <w:name w:val="Table Normal_0_0"/>
     <w:semiHidden/>
     <w:unhideWhenUsed/>
     <w:qFormat/>
+    <w:uiPriority w:val="0"/>
     <w:tblPr>
       <w:tblCellMar>
         <w:top w:w="0" w:type="dxa"/>
@@ -13689,22 +13802,24 @@
       </w:tblCellMar>
     </w:tblPr>
   </w:style>
-  <w:style w:type="character" w:customStyle="1" w:styleId="Char0">
+  <w:style w:type="character" w:customStyle="1" w:styleId="43">
     <w:name w:val="柴_正文_无缩进 Char"/>
-    <w:link w:val="a3"/>
+    <w:link w:val="39"/>
     <w:qFormat/>
+    <w:uiPriority w:val="0"/>
     <w:rPr>
       <w:rFonts w:ascii="Arial" w:hAnsi="Arial"/>
       <w:sz w:val="24"/>
       <w:lang w:eastAsia="zh-CN"/>
     </w:rPr>
   </w:style>
-  <w:style w:type="character" w:customStyle="1" w:styleId="2Char">
+  <w:style w:type="character" w:customStyle="1" w:styleId="44">
     <w:name w:val="柴_标题2 Char"/>
-    <w:link w:val="2"/>
+    <w:link w:val="30"/>
     <w:qFormat/>
+    <w:uiPriority w:val="0"/>
     <w:rPr>
-      <w:rFonts w:ascii="Arial" w:eastAsia="宋体" w:hAnsi="Arial"/>
+      <w:rFonts w:ascii="Arial" w:hAnsi="Arial" w:eastAsia="宋体"/>
       <w:sz w:val="28"/>
     </w:rPr>
   </w:style>

--- a/8.资源管理/2.运行记录类文件/HXDL-ITSS-0809-运维工具应用情况说明.docx
+++ b/8.资源管理/2.运行记录类文件/HXDL-ITSS-0809-运维工具应用情况说明.docx
@@ -26,7 +26,7 @@
           <w:lang w:val="en-US" w:eastAsia="zh-CN"/>
         </w:rPr>
       </w:pPr>
-      <w:bookmarkStart w:id="0" w:name="_Toc28300"/>
+      <w:bookmarkStart w:id="0" w:name="_Toc31545"/>
       <w:r>
         <w:drawing>
           <wp:anchor distT="0" distB="0" distL="114300" distR="114300" simplePos="0" relativeHeight="251659264" behindDoc="1" locked="0" layoutInCell="1" allowOverlap="1">
@@ -112,7 +112,7 @@
           <w:lang w:val="en-US" w:eastAsia="zh-CN"/>
         </w:rPr>
       </w:pPr>
-      <w:bookmarkStart w:id="1" w:name="_Toc12543"/>
+      <w:bookmarkStart w:id="1" w:name="_Toc79"/>
       <w:r>
         <w:rPr>
           <w:rFonts w:hint="eastAsia"/>
@@ -147,7 +147,7 @@
           <w:lang w:val="en-US" w:eastAsia="zh-CN"/>
         </w:rPr>
       </w:pPr>
-      <w:bookmarkStart w:id="2" w:name="_Toc23709"/>
+      <w:bookmarkStart w:id="2" w:name="_Toc12235"/>
       <w:r>
         <w:rPr>
           <w:rFonts w:hint="eastAsia"/>
@@ -216,6 +216,12 @@
             <w:insideH w:val="none" w:color="auto" w:sz="0" w:space="0"/>
             <w:insideV w:val="none" w:color="auto" w:sz="0" w:space="0"/>
           </w:tblBorders>
+          <w:tblCellMar>
+            <w:top w:w="0" w:type="dxa"/>
+            <w:left w:w="108" w:type="dxa"/>
+            <w:bottom w:w="0" w:type="dxa"/>
+            <w:right w:w="108" w:type="dxa"/>
+          </w:tblCellMar>
         </w:tblPrEx>
         <w:trPr>
           <w:trHeight w:val="810" w:hRule="atLeast"/>
@@ -674,7 +680,7 @@
           <w:szCs w:val="30"/>
         </w:rPr>
       </w:pPr>
-      <w:bookmarkStart w:id="3" w:name="_Toc20753"/>
+      <w:bookmarkStart w:id="3" w:name="_Toc12490"/>
       <w:r>
         <w:rPr>
           <w:rFonts w:ascii="宋体" w:hAnsi="宋体" w:eastAsia="宋体" w:cs="宋体"/>
@@ -2298,7 +2304,7 @@
             <w:fldChar w:fldCharType="begin"/>
           </w:r>
           <w:r>
-            <w:instrText xml:space="preserve"> HYPERLINK \l _Toc28300 </w:instrText>
+            <w:instrText xml:space="preserve"> HYPERLINK \l _Toc31545 </w:instrText>
           </w:r>
           <w:r>
             <w:fldChar w:fldCharType="separate"/>
@@ -2317,7 +2323,7 @@
             <w:fldChar w:fldCharType="begin"/>
           </w:r>
           <w:r>
-            <w:instrText xml:space="preserve"> PAGEREF _Toc28300 \h </w:instrText>
+            <w:instrText xml:space="preserve"> PAGEREF _Toc31545 \h </w:instrText>
           </w:r>
           <w:r>
             <w:fldChar w:fldCharType="separate"/>
@@ -2343,7 +2349,7 @@
             <w:fldChar w:fldCharType="begin"/>
           </w:r>
           <w:r>
-            <w:instrText xml:space="preserve"> HYPERLINK \l _Toc12543 </w:instrText>
+            <w:instrText xml:space="preserve"> HYPERLINK \l _Toc79 </w:instrText>
           </w:r>
           <w:r>
             <w:fldChar w:fldCharType="separate"/>
@@ -2353,7 +2359,7 @@
               <w:rFonts w:hint="eastAsia"/>
               <w:lang w:val="en-US" w:eastAsia="zh-CN"/>
             </w:rPr>
-            <w:t>2025年运维工具应用情况说明</w:t>
+            <w:t>运维工具应用情况说明</w:t>
           </w:r>
           <w:r>
             <w:tab/>
@@ -2362,7 +2368,7 @@
             <w:fldChar w:fldCharType="begin"/>
           </w:r>
           <w:r>
-            <w:instrText xml:space="preserve"> PAGEREF _Toc12543 \h </w:instrText>
+            <w:instrText xml:space="preserve"> PAGEREF _Toc79 \h </w:instrText>
           </w:r>
           <w:r>
             <w:fldChar w:fldCharType="separate"/>
@@ -2388,7 +2394,7 @@
             <w:fldChar w:fldCharType="begin"/>
           </w:r>
           <w:r>
-            <w:instrText xml:space="preserve"> HYPERLINK \l _Toc23709 </w:instrText>
+            <w:instrText xml:space="preserve"> HYPERLINK \l _Toc12235 </w:instrText>
           </w:r>
           <w:r>
             <w:fldChar w:fldCharType="separate"/>
@@ -2407,7 +2413,7 @@
             <w:fldChar w:fldCharType="begin"/>
           </w:r>
           <w:r>
-            <w:instrText xml:space="preserve"> PAGEREF _Toc23709 \h </w:instrText>
+            <w:instrText xml:space="preserve"> PAGEREF _Toc12235 \h </w:instrText>
           </w:r>
           <w:r>
             <w:fldChar w:fldCharType="separate"/>
@@ -2433,7 +2439,7 @@
             <w:fldChar w:fldCharType="begin"/>
           </w:r>
           <w:r>
-            <w:instrText xml:space="preserve"> HYPERLINK \l _Toc20753 </w:instrText>
+            <w:instrText xml:space="preserve"> HYPERLINK \l _Toc12490 </w:instrText>
           </w:r>
           <w:r>
             <w:fldChar w:fldCharType="separate"/>
@@ -2454,7 +2460,7 @@
             <w:fldChar w:fldCharType="begin"/>
           </w:r>
           <w:r>
-            <w:instrText xml:space="preserve"> PAGEREF _Toc20753 \h </w:instrText>
+            <w:instrText xml:space="preserve"> PAGEREF _Toc12490 \h </w:instrText>
           </w:r>
           <w:r>
             <w:fldChar w:fldCharType="separate"/>
@@ -2480,7 +2486,7 @@
             <w:fldChar w:fldCharType="begin"/>
           </w:r>
           <w:r>
-            <w:instrText xml:space="preserve"> HYPERLINK \l _Toc23871 </w:instrText>
+            <w:instrText xml:space="preserve"> HYPERLINK \l _Toc23654 </w:instrText>
           </w:r>
           <w:r>
             <w:fldChar w:fldCharType="separate"/>
@@ -2506,7 +2512,7 @@
             <w:fldChar w:fldCharType="begin"/>
           </w:r>
           <w:r>
-            <w:instrText xml:space="preserve"> PAGEREF _Toc23871 \h </w:instrText>
+            <w:instrText xml:space="preserve"> PAGEREF _Toc23654 \h </w:instrText>
           </w:r>
           <w:r>
             <w:fldChar w:fldCharType="separate"/>
@@ -2532,7 +2538,7 @@
             <w:fldChar w:fldCharType="begin"/>
           </w:r>
           <w:r>
-            <w:instrText xml:space="preserve"> HYPERLINK \l _Toc19915 </w:instrText>
+            <w:instrText xml:space="preserve"> HYPERLINK \l _Toc30456 </w:instrText>
           </w:r>
           <w:r>
             <w:fldChar w:fldCharType="separate"/>
@@ -2558,7 +2564,7 @@
             <w:fldChar w:fldCharType="begin"/>
           </w:r>
           <w:r>
-            <w:instrText xml:space="preserve"> PAGEREF _Toc19915 \h </w:instrText>
+            <w:instrText xml:space="preserve"> PAGEREF _Toc30456 \h </w:instrText>
           </w:r>
           <w:r>
             <w:fldChar w:fldCharType="separate"/>
@@ -2584,7 +2590,7 @@
             <w:fldChar w:fldCharType="begin"/>
           </w:r>
           <w:r>
-            <w:instrText xml:space="preserve"> HYPERLINK \l _Toc2004 </w:instrText>
+            <w:instrText xml:space="preserve"> HYPERLINK \l _Toc4991 </w:instrText>
           </w:r>
           <w:r>
             <w:fldChar w:fldCharType="separate"/>
@@ -2613,7 +2619,7 @@
             <w:fldChar w:fldCharType="begin"/>
           </w:r>
           <w:r>
-            <w:instrText xml:space="preserve"> PAGEREF _Toc2004 \h </w:instrText>
+            <w:instrText xml:space="preserve"> PAGEREF _Toc4991 \h </w:instrText>
           </w:r>
           <w:r>
             <w:fldChar w:fldCharType="separate"/>
@@ -2639,7 +2645,7 @@
             <w:fldChar w:fldCharType="begin"/>
           </w:r>
           <w:r>
-            <w:instrText xml:space="preserve"> HYPERLINK \l _Toc5597 </w:instrText>
+            <w:instrText xml:space="preserve"> HYPERLINK \l _Toc27621 </w:instrText>
           </w:r>
           <w:r>
             <w:fldChar w:fldCharType="separate"/>
@@ -2665,7 +2671,7 @@
             <w:fldChar w:fldCharType="begin"/>
           </w:r>
           <w:r>
-            <w:instrText xml:space="preserve"> PAGEREF _Toc5597 \h </w:instrText>
+            <w:instrText xml:space="preserve"> PAGEREF _Toc27621 \h </w:instrText>
           </w:r>
           <w:r>
             <w:fldChar w:fldCharType="separate"/>
@@ -2691,7 +2697,7 @@
             <w:fldChar w:fldCharType="begin"/>
           </w:r>
           <w:r>
-            <w:instrText xml:space="preserve"> HYPERLINK \l _Toc22977 </w:instrText>
+            <w:instrText xml:space="preserve"> HYPERLINK \l _Toc16566 </w:instrText>
           </w:r>
           <w:r>
             <w:fldChar w:fldCharType="separate"/>
@@ -2717,7 +2723,7 @@
             <w:fldChar w:fldCharType="begin"/>
           </w:r>
           <w:r>
-            <w:instrText xml:space="preserve"> PAGEREF _Toc22977 \h </w:instrText>
+            <w:instrText xml:space="preserve"> PAGEREF _Toc16566 \h </w:instrText>
           </w:r>
           <w:r>
             <w:fldChar w:fldCharType="separate"/>
@@ -2743,7 +2749,7 @@
             <w:fldChar w:fldCharType="begin"/>
           </w:r>
           <w:r>
-            <w:instrText xml:space="preserve"> HYPERLINK \l _Toc7369 </w:instrText>
+            <w:instrText xml:space="preserve"> HYPERLINK \l _Toc12389 </w:instrText>
           </w:r>
           <w:r>
             <w:fldChar w:fldCharType="separate"/>
@@ -2769,7 +2775,7 @@
             <w:fldChar w:fldCharType="begin"/>
           </w:r>
           <w:r>
-            <w:instrText xml:space="preserve"> PAGEREF _Toc7369 \h </w:instrText>
+            <w:instrText xml:space="preserve"> PAGEREF _Toc12389 \h </w:instrText>
           </w:r>
           <w:r>
             <w:fldChar w:fldCharType="separate"/>
@@ -2795,7 +2801,7 @@
             <w:fldChar w:fldCharType="begin"/>
           </w:r>
           <w:r>
-            <w:instrText xml:space="preserve"> HYPERLINK \l _Toc23940 </w:instrText>
+            <w:instrText xml:space="preserve"> HYPERLINK \l _Toc15968 </w:instrText>
           </w:r>
           <w:r>
             <w:fldChar w:fldCharType="separate"/>
@@ -2821,7 +2827,7 @@
             <w:fldChar w:fldCharType="begin"/>
           </w:r>
           <w:r>
-            <w:instrText xml:space="preserve"> PAGEREF _Toc23940 \h </w:instrText>
+            <w:instrText xml:space="preserve"> PAGEREF _Toc15968 \h </w:instrText>
           </w:r>
           <w:r>
             <w:fldChar w:fldCharType="separate"/>
@@ -2847,7 +2853,7 @@
             <w:fldChar w:fldCharType="begin"/>
           </w:r>
           <w:r>
-            <w:instrText xml:space="preserve"> HYPERLINK \l _Toc7183 </w:instrText>
+            <w:instrText xml:space="preserve"> HYPERLINK \l _Toc18186 </w:instrText>
           </w:r>
           <w:r>
             <w:fldChar w:fldCharType="separate"/>
@@ -2873,7 +2879,7 @@
             <w:fldChar w:fldCharType="begin"/>
           </w:r>
           <w:r>
-            <w:instrText xml:space="preserve"> PAGEREF _Toc7183 \h </w:instrText>
+            <w:instrText xml:space="preserve"> PAGEREF _Toc18186 \h </w:instrText>
           </w:r>
           <w:r>
             <w:fldChar w:fldCharType="separate"/>
@@ -2899,7 +2905,7 @@
             <w:fldChar w:fldCharType="begin"/>
           </w:r>
           <w:r>
-            <w:instrText xml:space="preserve"> HYPERLINK \l _Toc17325 </w:instrText>
+            <w:instrText xml:space="preserve"> HYPERLINK \l _Toc30762 </w:instrText>
           </w:r>
           <w:r>
             <w:fldChar w:fldCharType="separate"/>
@@ -2925,7 +2931,7 @@
             <w:fldChar w:fldCharType="begin"/>
           </w:r>
           <w:r>
-            <w:instrText xml:space="preserve"> PAGEREF _Toc17325 \h </w:instrText>
+            <w:instrText xml:space="preserve"> PAGEREF _Toc30762 \h </w:instrText>
           </w:r>
           <w:r>
             <w:fldChar w:fldCharType="separate"/>
@@ -2951,7 +2957,7 @@
             <w:fldChar w:fldCharType="begin"/>
           </w:r>
           <w:r>
-            <w:instrText xml:space="preserve"> HYPERLINK \l _Toc12996 </w:instrText>
+            <w:instrText xml:space="preserve"> HYPERLINK \l _Toc6820 </w:instrText>
           </w:r>
           <w:r>
             <w:fldChar w:fldCharType="separate"/>
@@ -2977,7 +2983,7 @@
             <w:fldChar w:fldCharType="begin"/>
           </w:r>
           <w:r>
-            <w:instrText xml:space="preserve"> PAGEREF _Toc12996 \h </w:instrText>
+            <w:instrText xml:space="preserve"> PAGEREF _Toc6820 \h </w:instrText>
           </w:r>
           <w:r>
             <w:fldChar w:fldCharType="separate"/>
@@ -3003,7 +3009,7 @@
             <w:fldChar w:fldCharType="begin"/>
           </w:r>
           <w:r>
-            <w:instrText xml:space="preserve"> HYPERLINK \l _Toc17567 </w:instrText>
+            <w:instrText xml:space="preserve"> HYPERLINK \l _Toc3091 </w:instrText>
           </w:r>
           <w:r>
             <w:fldChar w:fldCharType="separate"/>
@@ -3029,7 +3035,7 @@
             <w:fldChar w:fldCharType="begin"/>
           </w:r>
           <w:r>
-            <w:instrText xml:space="preserve"> PAGEREF _Toc17567 \h </w:instrText>
+            <w:instrText xml:space="preserve"> PAGEREF _Toc3091 \h </w:instrText>
           </w:r>
           <w:r>
             <w:fldChar w:fldCharType="separate"/>
@@ -3055,7 +3061,7 @@
             <w:fldChar w:fldCharType="begin"/>
           </w:r>
           <w:r>
-            <w:instrText xml:space="preserve"> HYPERLINK \l _Toc32472 </w:instrText>
+            <w:instrText xml:space="preserve"> HYPERLINK \l _Toc32225 </w:instrText>
           </w:r>
           <w:r>
             <w:fldChar w:fldCharType="separate"/>
@@ -3081,7 +3087,7 @@
             <w:fldChar w:fldCharType="begin"/>
           </w:r>
           <w:r>
-            <w:instrText xml:space="preserve"> PAGEREF _Toc32472 \h </w:instrText>
+            <w:instrText xml:space="preserve"> PAGEREF _Toc32225 \h </w:instrText>
           </w:r>
           <w:r>
             <w:fldChar w:fldCharType="separate"/>
@@ -3107,7 +3113,7 @@
             <w:fldChar w:fldCharType="begin"/>
           </w:r>
           <w:r>
-            <w:instrText xml:space="preserve"> HYPERLINK \l _Toc6459 </w:instrText>
+            <w:instrText xml:space="preserve"> HYPERLINK \l _Toc9239 </w:instrText>
           </w:r>
           <w:r>
             <w:fldChar w:fldCharType="separate"/>
@@ -3133,7 +3139,7 @@
             <w:fldChar w:fldCharType="begin"/>
           </w:r>
           <w:r>
-            <w:instrText xml:space="preserve"> PAGEREF _Toc6459 \h </w:instrText>
+            <w:instrText xml:space="preserve"> PAGEREF _Toc9239 \h </w:instrText>
           </w:r>
           <w:r>
             <w:fldChar w:fldCharType="separate"/>
@@ -3159,7 +3165,7 @@
             <w:fldChar w:fldCharType="begin"/>
           </w:r>
           <w:r>
-            <w:instrText xml:space="preserve"> HYPERLINK \l _Toc26010 </w:instrText>
+            <w:instrText xml:space="preserve"> HYPERLINK \l _Toc5317 </w:instrText>
           </w:r>
           <w:r>
             <w:fldChar w:fldCharType="separate"/>
@@ -3185,7 +3191,7 @@
             <w:fldChar w:fldCharType="begin"/>
           </w:r>
           <w:r>
-            <w:instrText xml:space="preserve"> PAGEREF _Toc26010 \h </w:instrText>
+            <w:instrText xml:space="preserve"> PAGEREF _Toc5317 \h </w:instrText>
           </w:r>
           <w:r>
             <w:fldChar w:fldCharType="separate"/>
@@ -3211,7 +3217,7 @@
             <w:fldChar w:fldCharType="begin"/>
           </w:r>
           <w:r>
-            <w:instrText xml:space="preserve"> HYPERLINK \l _Toc2522 </w:instrText>
+            <w:instrText xml:space="preserve"> HYPERLINK \l _Toc22072 </w:instrText>
           </w:r>
           <w:r>
             <w:fldChar w:fldCharType="separate"/>
@@ -3237,7 +3243,7 @@
             <w:fldChar w:fldCharType="begin"/>
           </w:r>
           <w:r>
-            <w:instrText xml:space="preserve"> PAGEREF _Toc2522 \h </w:instrText>
+            <w:instrText xml:space="preserve"> PAGEREF _Toc22072 \h </w:instrText>
           </w:r>
           <w:r>
             <w:fldChar w:fldCharType="separate"/>
@@ -3263,7 +3269,7 @@
             <w:fldChar w:fldCharType="begin"/>
           </w:r>
           <w:r>
-            <w:instrText xml:space="preserve"> HYPERLINK \l _Toc11571 </w:instrText>
+            <w:instrText xml:space="preserve"> HYPERLINK \l _Toc24342 </w:instrText>
           </w:r>
           <w:r>
             <w:fldChar w:fldCharType="separate"/>
@@ -3289,7 +3295,7 @@
             <w:fldChar w:fldCharType="begin"/>
           </w:r>
           <w:r>
-            <w:instrText xml:space="preserve"> PAGEREF _Toc11571 \h </w:instrText>
+            <w:instrText xml:space="preserve"> PAGEREF _Toc24342 \h </w:instrText>
           </w:r>
           <w:r>
             <w:fldChar w:fldCharType="separate"/>
@@ -3315,7 +3321,7 @@
             <w:fldChar w:fldCharType="begin"/>
           </w:r>
           <w:r>
-            <w:instrText xml:space="preserve"> HYPERLINK \l _Toc20046 </w:instrText>
+            <w:instrText xml:space="preserve"> HYPERLINK \l _Toc1483 </w:instrText>
           </w:r>
           <w:r>
             <w:fldChar w:fldCharType="separate"/>
@@ -3341,7 +3347,7 @@
             <w:fldChar w:fldCharType="begin"/>
           </w:r>
           <w:r>
-            <w:instrText xml:space="preserve"> PAGEREF _Toc20046 \h </w:instrText>
+            <w:instrText xml:space="preserve"> PAGEREF _Toc1483 \h </w:instrText>
           </w:r>
           <w:r>
             <w:fldChar w:fldCharType="separate"/>
@@ -3367,7 +3373,7 @@
             <w:fldChar w:fldCharType="begin"/>
           </w:r>
           <w:r>
-            <w:instrText xml:space="preserve"> HYPERLINK \l _Toc22325 </w:instrText>
+            <w:instrText xml:space="preserve"> HYPERLINK \l _Toc4845 </w:instrText>
           </w:r>
           <w:r>
             <w:fldChar w:fldCharType="separate"/>
@@ -3393,7 +3399,7 @@
             <w:fldChar w:fldCharType="begin"/>
           </w:r>
           <w:r>
-            <w:instrText xml:space="preserve"> PAGEREF _Toc22325 \h </w:instrText>
+            <w:instrText xml:space="preserve"> PAGEREF _Toc4845 \h </w:instrText>
           </w:r>
           <w:r>
             <w:fldChar w:fldCharType="separate"/>
@@ -3419,7 +3425,7 @@
             <w:fldChar w:fldCharType="begin"/>
           </w:r>
           <w:r>
-            <w:instrText xml:space="preserve"> HYPERLINK \l _Toc3782 </w:instrText>
+            <w:instrText xml:space="preserve"> HYPERLINK \l _Toc22580 </w:instrText>
           </w:r>
           <w:r>
             <w:fldChar w:fldCharType="separate"/>
@@ -3445,7 +3451,7 @@
             <w:fldChar w:fldCharType="begin"/>
           </w:r>
           <w:r>
-            <w:instrText xml:space="preserve"> PAGEREF _Toc3782 \h </w:instrText>
+            <w:instrText xml:space="preserve"> PAGEREF _Toc22580 \h </w:instrText>
           </w:r>
           <w:r>
             <w:fldChar w:fldCharType="separate"/>
@@ -3471,7 +3477,7 @@
             <w:fldChar w:fldCharType="begin"/>
           </w:r>
           <w:r>
-            <w:instrText xml:space="preserve"> HYPERLINK \l _Toc27765 </w:instrText>
+            <w:instrText xml:space="preserve"> HYPERLINK \l _Toc12554 </w:instrText>
           </w:r>
           <w:r>
             <w:fldChar w:fldCharType="separate"/>
@@ -3497,7 +3503,7 @@
             <w:fldChar w:fldCharType="begin"/>
           </w:r>
           <w:r>
-            <w:instrText xml:space="preserve"> PAGEREF _Toc27765 \h </w:instrText>
+            <w:instrText xml:space="preserve"> PAGEREF _Toc12554 \h </w:instrText>
           </w:r>
           <w:r>
             <w:fldChar w:fldCharType="separate"/>
@@ -3523,7 +3529,7 @@
             <w:fldChar w:fldCharType="begin"/>
           </w:r>
           <w:r>
-            <w:instrText xml:space="preserve"> HYPERLINK \l _Toc5301 </w:instrText>
+            <w:instrText xml:space="preserve"> HYPERLINK \l _Toc8307 </w:instrText>
           </w:r>
           <w:r>
             <w:fldChar w:fldCharType="separate"/>
@@ -3549,7 +3555,7 @@
             <w:fldChar w:fldCharType="begin"/>
           </w:r>
           <w:r>
-            <w:instrText xml:space="preserve"> PAGEREF _Toc5301 \h </w:instrText>
+            <w:instrText xml:space="preserve"> PAGEREF _Toc8307 \h </w:instrText>
           </w:r>
           <w:r>
             <w:fldChar w:fldCharType="separate"/>
@@ -3575,7 +3581,7 @@
             <w:fldChar w:fldCharType="begin"/>
           </w:r>
           <w:r>
-            <w:instrText xml:space="preserve"> HYPERLINK \l _Toc11453 </w:instrText>
+            <w:instrText xml:space="preserve"> HYPERLINK \l _Toc18598 </w:instrText>
           </w:r>
           <w:r>
             <w:fldChar w:fldCharType="separate"/>
@@ -3601,7 +3607,7 @@
             <w:fldChar w:fldCharType="begin"/>
           </w:r>
           <w:r>
-            <w:instrText xml:space="preserve"> PAGEREF _Toc11453 \h </w:instrText>
+            <w:instrText xml:space="preserve"> PAGEREF _Toc18598 \h </w:instrText>
           </w:r>
           <w:r>
             <w:fldChar w:fldCharType="separate"/>
@@ -3627,7 +3633,7 @@
             <w:fldChar w:fldCharType="begin"/>
           </w:r>
           <w:r>
-            <w:instrText xml:space="preserve"> HYPERLINK \l _Toc29756 </w:instrText>
+            <w:instrText xml:space="preserve"> HYPERLINK \l _Toc52 </w:instrText>
           </w:r>
           <w:r>
             <w:fldChar w:fldCharType="separate"/>
@@ -3653,7 +3659,7 @@
             <w:fldChar w:fldCharType="begin"/>
           </w:r>
           <w:r>
-            <w:instrText xml:space="preserve"> PAGEREF _Toc29756 \h </w:instrText>
+            <w:instrText xml:space="preserve"> PAGEREF _Toc52 \h </w:instrText>
           </w:r>
           <w:r>
             <w:fldChar w:fldCharType="separate"/>
@@ -3679,7 +3685,7 @@
             <w:fldChar w:fldCharType="begin"/>
           </w:r>
           <w:r>
-            <w:instrText xml:space="preserve"> HYPERLINK \l _Toc26917 </w:instrText>
+            <w:instrText xml:space="preserve"> HYPERLINK \l _Toc20169 </w:instrText>
           </w:r>
           <w:r>
             <w:fldChar w:fldCharType="separate"/>
@@ -3705,7 +3711,7 @@
             <w:fldChar w:fldCharType="begin"/>
           </w:r>
           <w:r>
-            <w:instrText xml:space="preserve"> PAGEREF _Toc26917 \h </w:instrText>
+            <w:instrText xml:space="preserve"> PAGEREF _Toc20169 \h </w:instrText>
           </w:r>
           <w:r>
             <w:fldChar w:fldCharType="separate"/>
@@ -3731,7 +3737,7 @@
             <w:fldChar w:fldCharType="begin"/>
           </w:r>
           <w:r>
-            <w:instrText xml:space="preserve"> HYPERLINK \l _Toc31146 </w:instrText>
+            <w:instrText xml:space="preserve"> HYPERLINK \l _Toc12861 </w:instrText>
           </w:r>
           <w:r>
             <w:fldChar w:fldCharType="separate"/>
@@ -3757,7 +3763,7 @@
             <w:fldChar w:fldCharType="begin"/>
           </w:r>
           <w:r>
-            <w:instrText xml:space="preserve"> PAGEREF _Toc31146 \h </w:instrText>
+            <w:instrText xml:space="preserve"> PAGEREF _Toc12861 \h </w:instrText>
           </w:r>
           <w:r>
             <w:fldChar w:fldCharType="separate"/>
@@ -3783,7 +3789,7 @@
             <w:fldChar w:fldCharType="begin"/>
           </w:r>
           <w:r>
-            <w:instrText xml:space="preserve"> HYPERLINK \l _Toc17932 </w:instrText>
+            <w:instrText xml:space="preserve"> HYPERLINK \l _Toc19833 </w:instrText>
           </w:r>
           <w:r>
             <w:fldChar w:fldCharType="separate"/>
@@ -3809,7 +3815,7 @@
             <w:fldChar w:fldCharType="begin"/>
           </w:r>
           <w:r>
-            <w:instrText xml:space="preserve"> PAGEREF _Toc17932 \h </w:instrText>
+            <w:instrText xml:space="preserve"> PAGEREF _Toc19833 \h </w:instrText>
           </w:r>
           <w:r>
             <w:fldChar w:fldCharType="separate"/>
@@ -3835,7 +3841,7 @@
             <w:fldChar w:fldCharType="begin"/>
           </w:r>
           <w:r>
-            <w:instrText xml:space="preserve"> HYPERLINK \l _Toc17407 </w:instrText>
+            <w:instrText xml:space="preserve"> HYPERLINK \l _Toc20847 </w:instrText>
           </w:r>
           <w:r>
             <w:fldChar w:fldCharType="separate"/>
@@ -3861,7 +3867,7 @@
             <w:fldChar w:fldCharType="begin"/>
           </w:r>
           <w:r>
-            <w:instrText xml:space="preserve"> PAGEREF _Toc17407 \h </w:instrText>
+            <w:instrText xml:space="preserve"> PAGEREF _Toc20847 \h </w:instrText>
           </w:r>
           <w:r>
             <w:fldChar w:fldCharType="separate"/>
@@ -3887,7 +3893,7 @@
             <w:fldChar w:fldCharType="begin"/>
           </w:r>
           <w:r>
-            <w:instrText xml:space="preserve"> HYPERLINK \l _Toc18957 </w:instrText>
+            <w:instrText xml:space="preserve"> HYPERLINK \l _Toc4413 </w:instrText>
           </w:r>
           <w:r>
             <w:fldChar w:fldCharType="separate"/>
@@ -3913,7 +3919,7 @@
             <w:fldChar w:fldCharType="begin"/>
           </w:r>
           <w:r>
-            <w:instrText xml:space="preserve"> PAGEREF _Toc18957 \h </w:instrText>
+            <w:instrText xml:space="preserve"> PAGEREF _Toc4413 \h </w:instrText>
           </w:r>
           <w:r>
             <w:fldChar w:fldCharType="separate"/>
@@ -3979,7 +3985,7 @@
           <w:lang w:val="en-US" w:eastAsia="zh-CN"/>
         </w:rPr>
       </w:pPr>
-      <w:bookmarkStart w:id="5" w:name="_Toc23871"/>
+      <w:bookmarkStart w:id="5" w:name="_Toc23654"/>
       <w:r>
         <w:rPr>
           <w:rFonts w:hint="eastAsia"/>
@@ -5343,7 +5349,7 @@
           <w:lang w:val="en-US" w:eastAsia="zh-CN"/>
         </w:rPr>
       </w:pPr>
-      <w:bookmarkStart w:id="6" w:name="_Toc19915"/>
+      <w:bookmarkStart w:id="6" w:name="_Toc30456"/>
       <w:r>
         <w:rPr>
           <w:rFonts w:hint="eastAsia"/>
@@ -5377,7 +5383,7 @@
         </w:rPr>
       </w:pPr>
       <w:bookmarkStart w:id="7" w:name="_Toc8165"/>
-      <w:bookmarkStart w:id="8" w:name="_Toc2004"/>
+      <w:bookmarkStart w:id="8" w:name="_Toc4991"/>
       <w:r>
         <w:rPr>
           <w:rFonts w:hint="eastAsia"/>
@@ -5420,8 +5426,8 @@
           <w:lang w:val="en-US" w:eastAsia="zh-CN"/>
         </w:rPr>
       </w:pPr>
-      <w:bookmarkStart w:id="9" w:name="_Toc5597"/>
-      <w:bookmarkStart w:id="10" w:name="_Toc28958"/>
+      <w:bookmarkStart w:id="9" w:name="_Toc28958"/>
+      <w:bookmarkStart w:id="10" w:name="_Toc27621"/>
       <w:r>
         <w:rPr>
           <w:rFonts w:hint="eastAsia"/>
@@ -5481,7 +5487,7 @@
         </w:rPr>
       </w:pPr>
       <w:bookmarkStart w:id="11" w:name="_Toc29703"/>
-      <w:bookmarkStart w:id="12" w:name="_Toc22977"/>
+      <w:bookmarkStart w:id="12" w:name="_Toc16566"/>
       <w:r>
         <w:rPr>
           <w:rFonts w:hint="eastAsia"/>
@@ -5545,7 +5551,7 @@
         </w:rPr>
       </w:pPr>
       <w:bookmarkStart w:id="13" w:name="_Toc1722"/>
-      <w:bookmarkStart w:id="14" w:name="_Toc7369"/>
+      <w:bookmarkStart w:id="14" w:name="_Toc12389"/>
       <w:r>
         <w:rPr>
           <w:rFonts w:hint="eastAsia"/>
@@ -5605,7 +5611,7 @@
         </w:rPr>
       </w:pPr>
       <w:bookmarkStart w:id="15" w:name="_Toc16071"/>
-      <w:bookmarkStart w:id="16" w:name="_Toc23940"/>
+      <w:bookmarkStart w:id="16" w:name="_Toc15968"/>
       <w:r>
         <w:rPr>
           <w:rFonts w:hint="eastAsia"/>
@@ -5668,7 +5674,7 @@
         <w:bidi w:val="0"/>
         <w:adjustRightInd w:val="0"/>
         <w:snapToGrid w:val="0"/>
-        <w:spacing w:before="78" w:line="234" w:lineRule="auto"/>
+        <w:spacing w:before="78" w:line="360" w:lineRule="auto"/>
         <w:ind w:left="425" w:leftChars="0" w:right="107" w:hanging="425" w:firstLineChars="0"/>
         <w:textAlignment w:val="baseline"/>
         <w:rPr>
@@ -5700,93 +5706,6 @@
     </w:p>
     <w:p>
       <w:pPr>
-        <w:keepNext w:val="0"/>
-        <w:keepLines w:val="0"/>
-        <w:pageBreakBefore w:val="0"/>
-        <w:widowControl w:val="0"/>
-        <w:numPr>
-          <w:ilvl w:val="0"/>
-          <w:numId w:val="3"/>
-        </w:numPr>
-        <w:kinsoku w:val="0"/>
-        <w:wordWrap/>
-        <w:overflowPunct/>
-        <w:topLinePunct w:val="0"/>
-        <w:autoSpaceDE w:val="0"/>
-        <w:autoSpaceDN w:val="0"/>
-        <w:bidi w:val="0"/>
-        <w:adjustRightInd w:val="0"/>
-        <w:snapToGrid w:val="0"/>
-        <w:spacing w:before="14" w:line="236" w:lineRule="auto"/>
-        <w:ind w:left="425" w:leftChars="0" w:right="107" w:hanging="425" w:firstLineChars="0"/>
-        <w:textAlignment w:val="baseline"/>
-        <w:rPr>
-          <w:rFonts w:hint="eastAsia" w:ascii="宋体" w:hAnsi="宋体" w:eastAsia="宋体" w:cs="宋体"/>
-          <w:spacing w:val="18"/>
-          <w:sz w:val="24"/>
-          <w:szCs w:val="24"/>
-          <w:lang w:val="en-US" w:eastAsia="zh-CN"/>
-        </w:rPr>
-      </w:pPr>
-      <w:r>
-        <w:rPr>
-          <w:rFonts w:hint="eastAsia" w:ascii="宋体" w:hAnsi="宋体" w:eastAsia="宋体" w:cs="宋体"/>
-          <w:spacing w:val="18"/>
-          <w:sz w:val="24"/>
-          <w:szCs w:val="24"/>
-        </w:rPr>
-        <w:t>四川射洪35kV香山等15座变电站技术服务</w:t>
-      </w:r>
-      <w:r>
-        <w:rPr>
-          <w:rFonts w:hint="eastAsia" w:ascii="宋体" w:hAnsi="宋体" w:eastAsia="宋体" w:cs="宋体"/>
-          <w:spacing w:val="18"/>
-          <w:sz w:val="24"/>
-          <w:szCs w:val="24"/>
-          <w:lang w:val="en-US" w:eastAsia="zh-CN"/>
-        </w:rPr>
-        <w:t>项目</w:t>
-      </w:r>
-    </w:p>
-    <w:p>
-      <w:pPr>
-        <w:keepNext w:val="0"/>
-        <w:keepLines w:val="0"/>
-        <w:pageBreakBefore w:val="0"/>
-        <w:widowControl w:val="0"/>
-        <w:numPr>
-          <w:ilvl w:val="0"/>
-          <w:numId w:val="3"/>
-        </w:numPr>
-        <w:kinsoku w:val="0"/>
-        <w:wordWrap/>
-        <w:overflowPunct/>
-        <w:topLinePunct w:val="0"/>
-        <w:autoSpaceDE w:val="0"/>
-        <w:autoSpaceDN w:val="0"/>
-        <w:bidi w:val="0"/>
-        <w:adjustRightInd w:val="0"/>
-        <w:snapToGrid w:val="0"/>
-        <w:spacing w:before="14" w:line="236" w:lineRule="auto"/>
-        <w:ind w:left="425" w:leftChars="0" w:right="107" w:hanging="425" w:firstLineChars="0"/>
-        <w:textAlignment w:val="baseline"/>
-        <w:rPr>
-          <w:rFonts w:hint="eastAsia"/>
-          <w:lang w:val="en-US" w:eastAsia="zh-CN"/>
-        </w:rPr>
-      </w:pPr>
-      <w:r>
-        <w:rPr>
-          <w:rFonts w:hint="eastAsia" w:ascii="宋体" w:hAnsi="宋体" w:eastAsia="宋体" w:cs="宋体"/>
-          <w:spacing w:val="18"/>
-          <w:sz w:val="24"/>
-          <w:szCs w:val="24"/>
-        </w:rPr>
-        <w:t>海南华能东方戈枕电厂项目</w:t>
-      </w:r>
-    </w:p>
-    <w:p>
-      <w:pPr>
         <w:pStyle w:val="29"/>
         <w:keepNext w:val="0"/>
         <w:keepLines w:val="0"/>
@@ -5801,6 +5720,7 @@
         <w:bidi w:val="0"/>
         <w:adjustRightInd w:val="0"/>
         <w:snapToGrid w:val="0"/>
+        <w:spacing w:line="360" w:lineRule="auto"/>
         <w:textAlignment w:val="baseline"/>
         <w:rPr>
           <w:rFonts w:hint="default"/>
@@ -5850,7 +5770,7 @@
           <w:lang w:val="en-US" w:eastAsia="zh-CN"/>
         </w:rPr>
       </w:pPr>
-      <w:bookmarkStart w:id="17" w:name="_Toc7183"/>
+      <w:bookmarkStart w:id="17" w:name="_Toc18186"/>
       <w:r>
         <w:rPr>
           <w:rFonts w:hint="eastAsia"/>
@@ -7946,7 +7866,7 @@
           <w:lang w:val="en-US" w:eastAsia="zh-CN"/>
         </w:rPr>
       </w:pPr>
-      <w:bookmarkStart w:id="20" w:name="_Toc17325"/>
+      <w:bookmarkStart w:id="20" w:name="_Toc30762"/>
       <w:r>
         <w:rPr>
           <w:rFonts w:hint="eastAsia"/>
@@ -7978,7 +7898,7 @@
           <w:lang w:val="en-US" w:eastAsia="zh-CN"/>
         </w:rPr>
       </w:pPr>
-      <w:bookmarkStart w:id="21" w:name="_Toc12996"/>
+      <w:bookmarkStart w:id="21" w:name="_Toc6820"/>
       <w:r>
         <w:rPr>
           <w:rFonts w:hint="eastAsia"/>
@@ -8039,7 +7959,7 @@
           <w:lang w:val="en-US" w:eastAsia="zh-CN"/>
         </w:rPr>
       </w:pPr>
-      <w:bookmarkStart w:id="22" w:name="_Toc17567"/>
+      <w:bookmarkStart w:id="22" w:name="_Toc3091"/>
       <w:r>
         <w:rPr>
           <w:rFonts w:hint="eastAsia"/>
@@ -8100,7 +8020,7 @@
           <w:lang w:val="en-US" w:eastAsia="zh-CN"/>
         </w:rPr>
       </w:pPr>
-      <w:bookmarkStart w:id="23" w:name="_Toc32472"/>
+      <w:bookmarkStart w:id="23" w:name="_Toc32225"/>
       <w:r>
         <w:rPr>
           <w:rFonts w:hint="eastAsia"/>
@@ -8168,7 +8088,7 @@
           <w:lang w:val="en-US" w:eastAsia="zh-CN"/>
         </w:rPr>
       </w:pPr>
-      <w:bookmarkStart w:id="24" w:name="_Toc6459"/>
+      <w:bookmarkStart w:id="24" w:name="_Toc9239"/>
       <w:r>
         <w:rPr>
           <w:rFonts w:hint="eastAsia"/>
@@ -8386,7 +8306,7 @@
         </w:rPr>
       </w:pPr>
       <w:bookmarkStart w:id="25" w:name="_Toc16093"/>
-      <w:bookmarkStart w:id="26" w:name="_Toc26010"/>
+      <w:bookmarkStart w:id="26" w:name="_Toc5317"/>
       <w:r>
         <w:rPr>
           <w:rFonts w:hint="eastAsia"/>
@@ -8877,9 +8797,9 @@
       <w:r>
         <w:drawing>
           <wp:inline distT="0" distB="0" distL="114300" distR="114300">
-            <wp:extent cx="5273675" cy="1776730"/>
-            <wp:effectExtent l="0" t="0" r="14605" b="6350"/>
-            <wp:docPr id="32" name="图片 2"/>
+            <wp:extent cx="5266055" cy="2905125"/>
+            <wp:effectExtent l="0" t="0" r="10795" b="9525"/>
+            <wp:docPr id="11" name="图片 1"/>
             <wp:cNvGraphicFramePr>
               <a:graphicFrameLocks xmlns:a="http://schemas.openxmlformats.org/drawingml/2006/main" noChangeAspect="1"/>
             </wp:cNvGraphicFramePr>
@@ -8887,7 +8807,7 @@
               <a:graphicData uri="http://schemas.openxmlformats.org/drawingml/2006/picture">
                 <pic:pic xmlns:pic="http://schemas.openxmlformats.org/drawingml/2006/picture">
                   <pic:nvPicPr>
-                    <pic:cNvPr id="32" name="图片 2"/>
+                    <pic:cNvPr id="11" name="图片 1"/>
                     <pic:cNvPicPr>
                       <a:picLocks noChangeAspect="1"/>
                     </pic:cNvPicPr>
@@ -8901,7 +8821,7 @@
                   <pic:spPr>
                     <a:xfrm>
                       <a:off x="0" y="0"/>
-                      <a:ext cx="5273675" cy="1776730"/>
+                      <a:ext cx="5266055" cy="2905125"/>
                     </a:xfrm>
                     <a:prstGeom prst="rect">
                       <a:avLst/>
@@ -8917,26 +8837,6 @@
           </wp:inline>
         </w:drawing>
       </w:r>
-    </w:p>
-    <w:p>
-      <w:pPr>
-        <w:keepNext w:val="0"/>
-        <w:keepLines w:val="0"/>
-        <w:pageBreakBefore w:val="0"/>
-        <w:widowControl w:val="0"/>
-        <w:kinsoku w:val="0"/>
-        <w:wordWrap/>
-        <w:overflowPunct/>
-        <w:topLinePunct w:val="0"/>
-        <w:autoSpaceDE w:val="0"/>
-        <w:autoSpaceDN w:val="0"/>
-        <w:bidi w:val="0"/>
-        <w:adjustRightInd w:val="0"/>
-        <w:snapToGrid w:val="0"/>
-        <w:ind w:left="0" w:leftChars="0" w:right="0" w:rightChars="0" w:firstLine="0" w:firstLineChars="0"/>
-        <w:jc w:val="both"/>
-        <w:textAlignment w:val="baseline"/>
-      </w:pPr>
     </w:p>
     <w:p>
       <w:pPr>
@@ -9242,28 +9142,6 @@
     </w:p>
     <w:p>
       <w:pPr>
-        <w:keepNext w:val="0"/>
-        <w:keepLines w:val="0"/>
-        <w:pageBreakBefore w:val="0"/>
-        <w:widowControl w:val="0"/>
-        <w:kinsoku w:val="0"/>
-        <w:wordWrap/>
-        <w:overflowPunct/>
-        <w:topLinePunct w:val="0"/>
-        <w:autoSpaceDE w:val="0"/>
-        <w:autoSpaceDN w:val="0"/>
-        <w:bidi w:val="0"/>
-        <w:adjustRightInd w:val="0"/>
-        <w:snapToGrid w:val="0"/>
-        <w:textAlignment w:val="baseline"/>
-        <w:rPr>
-          <w:rFonts w:hint="default"/>
-          <w:lang w:val="en-US" w:eastAsia="zh-CN"/>
-        </w:rPr>
-      </w:pPr>
-    </w:p>
-    <w:p>
-      <w:pPr>
         <w:pStyle w:val="29"/>
         <w:keepNext w:val="0"/>
         <w:keepLines w:val="0"/>
@@ -10020,9 +9898,9 @@
       <w:r>
         <w:drawing>
           <wp:inline distT="0" distB="0" distL="114300" distR="114300">
-            <wp:extent cx="5269230" cy="2475865"/>
-            <wp:effectExtent l="0" t="0" r="3810" b="8255"/>
-            <wp:docPr id="38" name="图片 8"/>
+            <wp:extent cx="5271770" cy="2536825"/>
+            <wp:effectExtent l="0" t="0" r="5080" b="15875"/>
+            <wp:docPr id="13" name="图片 2"/>
             <wp:cNvGraphicFramePr>
               <a:graphicFrameLocks xmlns:a="http://schemas.openxmlformats.org/drawingml/2006/main" noChangeAspect="1"/>
             </wp:cNvGraphicFramePr>
@@ -10030,7 +9908,7 @@
               <a:graphicData uri="http://schemas.openxmlformats.org/drawingml/2006/picture">
                 <pic:pic xmlns:pic="http://schemas.openxmlformats.org/drawingml/2006/picture">
                   <pic:nvPicPr>
-                    <pic:cNvPr id="38" name="图片 8"/>
+                    <pic:cNvPr id="13" name="图片 2"/>
                     <pic:cNvPicPr>
                       <a:picLocks noChangeAspect="1"/>
                     </pic:cNvPicPr>
@@ -10044,7 +9922,7 @@
                   <pic:spPr>
                     <a:xfrm>
                       <a:off x="0" y="0"/>
-                      <a:ext cx="5269230" cy="2475865"/>
+                      <a:ext cx="5271770" cy="2536825"/>
                     </a:xfrm>
                     <a:prstGeom prst="rect">
                       <a:avLst/>
@@ -10083,7 +9961,7 @@
           <w:lang w:val="en-US" w:eastAsia="zh-CN"/>
         </w:rPr>
       </w:pPr>
-      <w:bookmarkStart w:id="27" w:name="_Toc2522"/>
+      <w:bookmarkStart w:id="27" w:name="_Toc22072"/>
       <w:r>
         <w:rPr>
           <w:rFonts w:hint="eastAsia"/>
@@ -10115,7 +9993,7 @@
           <w:lang w:val="en-US" w:eastAsia="zh-CN"/>
         </w:rPr>
       </w:pPr>
-      <w:bookmarkStart w:id="28" w:name="_Toc11571"/>
+      <w:bookmarkStart w:id="28" w:name="_Toc24342"/>
       <w:r>
         <w:rPr>
           <w:rFonts w:hint="eastAsia"/>
@@ -10177,7 +10055,7 @@
           <w:lang w:val="en-US" w:eastAsia="zh-CN"/>
         </w:rPr>
       </w:pPr>
-      <w:bookmarkStart w:id="29" w:name="_Toc20046"/>
+      <w:bookmarkStart w:id="29" w:name="_Toc1483"/>
       <w:r>
         <w:rPr>
           <w:rFonts w:hint="eastAsia"/>
@@ -10239,7 +10117,7 @@
           <w:lang w:val="en-US" w:eastAsia="zh-CN"/>
         </w:rPr>
       </w:pPr>
-      <w:bookmarkStart w:id="30" w:name="_Toc22325"/>
+      <w:bookmarkStart w:id="30" w:name="_Toc4845"/>
       <w:r>
         <w:rPr>
           <w:rFonts w:hint="eastAsia"/>
@@ -10319,7 +10197,7 @@
           <w:lang w:val="en-US" w:eastAsia="zh-CN"/>
         </w:rPr>
       </w:pPr>
-      <w:bookmarkStart w:id="31" w:name="_Toc3782"/>
+      <w:bookmarkStart w:id="31" w:name="_Toc22580"/>
       <w:r>
         <w:rPr>
           <w:rFonts w:hint="eastAsia"/>
@@ -10331,49 +10209,26 @@
     </w:p>
     <w:p>
       <w:pPr>
-        <w:keepNext w:val="0"/>
-        <w:keepLines w:val="0"/>
-        <w:pageBreakBefore w:val="0"/>
-        <w:widowControl w:val="0"/>
+        <w:pStyle w:val="39"/>
         <w:numPr>
           <w:ilvl w:val="0"/>
           <w:numId w:val="7"/>
         </w:numPr>
-        <w:kinsoku w:val="0"/>
-        <w:wordWrap/>
-        <w:overflowPunct/>
-        <w:topLinePunct w:val="0"/>
-        <w:autoSpaceDE w:val="0"/>
-        <w:autoSpaceDN w:val="0"/>
-        <w:bidi w:val="0"/>
-        <w:adjustRightInd w:val="0"/>
-        <w:snapToGrid w:val="0"/>
-        <w:spacing w:before="14" w:line="236" w:lineRule="auto"/>
-        <w:ind w:left="425" w:leftChars="0" w:right="107" w:rightChars="0" w:hanging="425" w:firstLineChars="0"/>
-        <w:textAlignment w:val="baseline"/>
-        <w:rPr>
-          <w:rFonts w:hint="eastAsia" w:ascii="宋体" w:hAnsi="宋体" w:eastAsia="宋体" w:cs="宋体"/>
-          <w:spacing w:val="18"/>
-          <w:sz w:val="24"/>
-          <w:szCs w:val="24"/>
-          <w:lang w:val="en-US" w:eastAsia="zh-CN"/>
-        </w:rPr>
-      </w:pPr>
-      <w:r>
-        <w:rPr>
-          <w:rFonts w:hint="eastAsia" w:ascii="宋体" w:hAnsi="宋体" w:eastAsia="宋体" w:cs="宋体"/>
-          <w:spacing w:val="18"/>
-          <w:sz w:val="24"/>
-          <w:szCs w:val="24"/>
+        <w:bidi w:val="0"/>
+        <w:rPr>
+          <w:rFonts w:hint="eastAsia"/>
+          <w:lang w:val="en-US" w:eastAsia="zh-CN"/>
+        </w:rPr>
+      </w:pPr>
+      <w:r>
+        <w:rPr>
+          <w:rFonts w:hint="eastAsia"/>
         </w:rPr>
         <w:t>四川射洪35kV香山等15座变电站技术服务</w:t>
       </w:r>
       <w:r>
         <w:rPr>
-          <w:rFonts w:hint="eastAsia" w:ascii="宋体" w:hAnsi="宋体" w:eastAsia="宋体" w:cs="宋体"/>
-          <w:spacing w:val="18"/>
-          <w:sz w:val="24"/>
-          <w:szCs w:val="24"/>
+          <w:rFonts w:hint="eastAsia"/>
           <w:lang w:val="en-US" w:eastAsia="zh-CN"/>
         </w:rPr>
         <w:t>项目</w:t>
@@ -10381,40 +10236,6 @@
     </w:p>
     <w:p>
       <w:pPr>
-        <w:pStyle w:val="39"/>
-        <w:keepNext w:val="0"/>
-        <w:keepLines w:val="0"/>
-        <w:pageBreakBefore w:val="0"/>
-        <w:widowControl w:val="0"/>
-        <w:numPr>
-          <w:ilvl w:val="0"/>
-          <w:numId w:val="7"/>
-        </w:numPr>
-        <w:kinsoku w:val="0"/>
-        <w:wordWrap/>
-        <w:overflowPunct/>
-        <w:topLinePunct w:val="0"/>
-        <w:autoSpaceDE w:val="0"/>
-        <w:autoSpaceDN w:val="0"/>
-        <w:bidi w:val="0"/>
-        <w:adjustRightInd w:val="0"/>
-        <w:snapToGrid w:val="0"/>
-        <w:ind w:left="425" w:leftChars="0" w:hanging="425" w:firstLineChars="0"/>
-        <w:textAlignment w:val="baseline"/>
-        <w:rPr>
-          <w:rFonts w:hint="eastAsia"/>
-          <w:lang w:val="en-US" w:eastAsia="zh-CN"/>
-        </w:rPr>
-      </w:pPr>
-      <w:r>
-        <w:rPr>
-          <w:rFonts w:hint="eastAsia"/>
-        </w:rPr>
-        <w:t>海南华能东方戈枕电厂项目</w:t>
-      </w:r>
-    </w:p>
-    <w:p>
-      <w:pPr>
         <w:pStyle w:val="29"/>
         <w:keepNext w:val="0"/>
         <w:keepLines w:val="0"/>
@@ -10471,7 +10292,7 @@
           <w:lang w:val="en-US" w:eastAsia="zh-CN"/>
         </w:rPr>
       </w:pPr>
-      <w:bookmarkStart w:id="32" w:name="_Toc27765"/>
+      <w:bookmarkStart w:id="32" w:name="_Toc12554"/>
       <w:r>
         <w:rPr>
           <w:rFonts w:hint="eastAsia"/>
@@ -11039,26 +10860,8 @@
     </w:p>
     <w:p>
       <w:pPr>
-        <w:keepNext w:val="0"/>
-        <w:keepLines w:val="0"/>
-        <w:pageBreakBefore w:val="0"/>
-        <w:widowControl w:val="0"/>
-        <w:numPr>
-          <w:ilvl w:val="0"/>
-          <w:numId w:val="0"/>
-        </w:numPr>
-        <w:kinsoku w:val="0"/>
-        <w:wordWrap/>
-        <w:overflowPunct/>
-        <w:topLinePunct w:val="0"/>
-        <w:autoSpaceDE w:val="0"/>
-        <w:autoSpaceDN w:val="0"/>
-        <w:bidi w:val="0"/>
-        <w:adjustRightInd w:val="0"/>
-        <w:snapToGrid w:val="0"/>
-        <w:spacing w:before="120" w:after="120" w:line="288" w:lineRule="auto"/>
-        <w:jc w:val="left"/>
-        <w:textAlignment w:val="baseline"/>
+        <w:pStyle w:val="29"/>
+        <w:bidi w:val="0"/>
         <w:rPr>
           <w:rFonts w:hint="eastAsia"/>
           <w:lang w:val="en-US" w:eastAsia="zh-CN"/>
@@ -11329,7 +11132,7 @@
           <w:lang w:val="en-US" w:eastAsia="zh-CN"/>
         </w:rPr>
       </w:pPr>
-      <w:bookmarkStart w:id="33" w:name="_Toc5301"/>
+      <w:bookmarkStart w:id="33" w:name="_Toc8307"/>
       <w:r>
         <w:rPr>
           <w:rFonts w:hint="eastAsia"/>
@@ -11361,7 +11164,7 @@
           <w:lang w:val="en-US" w:eastAsia="zh-CN"/>
         </w:rPr>
       </w:pPr>
-      <w:bookmarkStart w:id="34" w:name="_Toc11453"/>
+      <w:bookmarkStart w:id="34" w:name="_Toc18598"/>
       <w:r>
         <w:rPr>
           <w:rFonts w:hint="eastAsia"/>
@@ -11423,7 +11226,7 @@
           <w:lang w:val="en-US" w:eastAsia="zh-CN"/>
         </w:rPr>
       </w:pPr>
-      <w:bookmarkStart w:id="35" w:name="_Toc29756"/>
+      <w:bookmarkStart w:id="35" w:name="_Toc52"/>
       <w:r>
         <w:rPr>
           <w:rFonts w:hint="eastAsia"/>
@@ -11485,7 +11288,7 @@
           <w:lang w:val="en-US" w:eastAsia="zh-CN"/>
         </w:rPr>
       </w:pPr>
-      <w:bookmarkStart w:id="36" w:name="_Toc26917"/>
+      <w:bookmarkStart w:id="36" w:name="_Toc20169"/>
       <w:r>
         <w:rPr>
           <w:rFonts w:hint="eastAsia"/>
@@ -11543,7 +11346,7 @@
           <w:lang w:val="en-US" w:eastAsia="zh-CN"/>
         </w:rPr>
       </w:pPr>
-      <w:bookmarkStart w:id="37" w:name="_Toc31146"/>
+      <w:bookmarkStart w:id="37" w:name="_Toc12861"/>
       <w:r>
         <w:rPr>
           <w:rFonts w:hint="eastAsia"/>
@@ -11684,7 +11487,7 @@
           <w:lang w:val="en-US" w:eastAsia="zh-CN"/>
         </w:rPr>
       </w:pPr>
-      <w:bookmarkStart w:id="38" w:name="_Toc17932"/>
+      <w:bookmarkStart w:id="38" w:name="_Toc19833"/>
       <w:r>
         <w:rPr>
           <w:rFonts w:hint="eastAsia"/>
@@ -12175,7 +11978,7 @@
         </w:rPr>
       </w:pPr>
       <w:bookmarkStart w:id="39" w:name="_Toc23729"/>
-      <w:bookmarkStart w:id="40" w:name="_Toc17407"/>
+      <w:bookmarkStart w:id="40" w:name="_Toc20847"/>
       <w:r>
         <w:rPr>
           <w:rFonts w:hint="eastAsia"/>
@@ -12336,7 +12139,7 @@
           <w:sz w:val="24"/>
           <w:szCs w:val="24"/>
         </w:rPr>
-        <w:t>的自评估记录信息。2025</w:t>
+        <w:t>的自评估记录信息。202</w:t>
       </w:r>
       <w:r>
         <w:rPr>
@@ -12346,7 +12149,7 @@
           <w:szCs w:val="24"/>
           <w:lang w:val="en-US" w:eastAsia="zh-CN"/>
         </w:rPr>
-        <w:t>年10月</w:t>
+        <w:t>6年1月</w:t>
       </w:r>
       <w:r>
         <w:rPr>
@@ -12383,7 +12186,7 @@
           <w:sz w:val="24"/>
           <w:szCs w:val="24"/>
         </w:rPr>
-        <w:t>告》。2025年</w:t>
+        <w:t>告》。202</w:t>
       </w:r>
       <w:r>
         <w:rPr>
@@ -12393,7 +12196,7 @@
           <w:szCs w:val="24"/>
           <w:lang w:val="en-US" w:eastAsia="zh-CN"/>
         </w:rPr>
-        <w:t>10</w:t>
+        <w:t>6</w:t>
       </w:r>
       <w:r>
         <w:rPr>
@@ -12402,6 +12205,27 @@
           <w:sz w:val="24"/>
           <w:szCs w:val="24"/>
         </w:rPr>
+        <w:t>年</w:t>
+      </w:r>
+      <w:r>
+        <w:rPr>
+          <w:rFonts w:hint="eastAsia" w:ascii="宋体" w:hAnsi="宋体" w:cs="宋体"/>
+          <w:spacing w:val="1"/>
+          <w:sz w:val="24"/>
+          <w:szCs w:val="24"/>
+          <w:lang w:val="en-US" w:eastAsia="zh-CN"/>
+        </w:rPr>
+        <w:t>1</w:t>
+      </w:r>
+      <w:bookmarkStart w:id="43" w:name="_GoBack"/>
+      <w:bookmarkEnd w:id="43"/>
+      <w:r>
+        <w:rPr>
+          <w:rFonts w:ascii="宋体" w:hAnsi="宋体" w:eastAsia="宋体" w:cs="宋体"/>
+          <w:spacing w:val="1"/>
+          <w:sz w:val="24"/>
+          <w:szCs w:val="24"/>
+        </w:rPr>
         <w:t>月进行了一次工具使用自评，达到了指</w:t>
       </w:r>
       <w:r>
@@ -12436,7 +12260,7 @@
         </w:rPr>
       </w:pPr>
       <w:bookmarkStart w:id="41" w:name="_Toc6685"/>
-      <w:bookmarkStart w:id="42" w:name="_Toc18957"/>
+      <w:bookmarkStart w:id="42" w:name="_Toc4413"/>
       <w:r>
         <w:rPr>
           <w:rFonts w:hint="eastAsia"/>
@@ -12500,8 +12324,6 @@
           <w:lang w:val="en-US" w:eastAsia="zh-CN"/>
         </w:rPr>
       </w:pPr>
-      <w:bookmarkStart w:id="43" w:name="_GoBack"/>
-      <w:bookmarkEnd w:id="43"/>
     </w:p>
     <w:sectPr>
       <w:pgSz w:w="11906" w:h="16838"/>

--- a/8.资源管理/2.运行记录类文件/HXDL-ITSS-0809-运维工具应用情况说明.docx
+++ b/8.资源管理/2.运行记录类文件/HXDL-ITSS-0809-运维工具应用情况说明.docx
@@ -4033,12 +4033,6 @@
             <w:insideH w:val="single" w:color="auto" w:sz="4" w:space="0"/>
             <w:insideV w:val="single" w:color="auto" w:sz="4" w:space="0"/>
           </w:tblBorders>
-          <w:tblCellMar>
-            <w:top w:w="0" w:type="dxa"/>
-            <w:left w:w="10" w:type="dxa"/>
-            <w:bottom w:w="0" w:type="dxa"/>
-            <w:right w:w="10" w:type="dxa"/>
-          </w:tblCellMar>
         </w:tblPrEx>
         <w:trPr>
           <w:jc w:val="center"/>
@@ -5426,8 +5420,8 @@
           <w:lang w:val="en-US" w:eastAsia="zh-CN"/>
         </w:rPr>
       </w:pPr>
-      <w:bookmarkStart w:id="9" w:name="_Toc28958"/>
-      <w:bookmarkStart w:id="10" w:name="_Toc27621"/>
+      <w:bookmarkStart w:id="9" w:name="_Toc27621"/>
+      <w:bookmarkStart w:id="10" w:name="_Toc28958"/>
       <w:r>
         <w:rPr>
           <w:rFonts w:hint="eastAsia"/>
@@ -5686,12 +5680,22 @@
       </w:pPr>
       <w:r>
         <w:rPr>
+          <w:rFonts w:hint="eastAsia" w:ascii="宋体" w:hAnsi="宋体" w:cs="宋体"/>
+          <w:spacing w:val="18"/>
+          <w:sz w:val="24"/>
+          <w:szCs w:val="24"/>
+          <w:lang w:val="en-US" w:eastAsia="zh-CN"/>
+        </w:rPr>
+        <w:t>天津市电力公司</w:t>
+      </w:r>
+      <w:r>
+        <w:rPr>
           <w:rFonts w:hint="eastAsia" w:ascii="宋体" w:hAnsi="宋体" w:eastAsia="宋体" w:cs="宋体"/>
           <w:spacing w:val="18"/>
           <w:sz w:val="24"/>
           <w:szCs w:val="24"/>
         </w:rPr>
-        <w:t>曲靖供电局110kV变电站电力监控系统网络安全态势感知建设</w:t>
+        <w:t>110kV变电站电力监控系统网络安全态势感知建设</w:t>
       </w:r>
       <w:r>
         <w:rPr>
@@ -5838,8 +5842,8 @@
       <w:r>
         <w:drawing>
           <wp:inline distT="0" distB="0" distL="114300" distR="114300">
-            <wp:extent cx="4653280" cy="2230755"/>
-            <wp:effectExtent l="0" t="0" r="10160" b="9525"/>
+            <wp:extent cx="4653280" cy="2014220"/>
+            <wp:effectExtent l="0" t="0" r="13970" b="5080"/>
             <wp:docPr id="27" name="图片 9"/>
             <wp:cNvGraphicFramePr>
               <a:graphicFrameLocks xmlns:a="http://schemas.openxmlformats.org/drawingml/2006/main" noChangeAspect="1"/>
@@ -5862,7 +5866,7 @@
                   <pic:spPr>
                     <a:xfrm>
                       <a:off x="0" y="0"/>
-                      <a:ext cx="4653280" cy="2230755"/>
+                      <a:ext cx="4653280" cy="2014220"/>
                     </a:xfrm>
                     <a:prstGeom prst="rect">
                       <a:avLst/>
@@ -5991,9 +5995,9 @@
       <w:r>
         <w:drawing>
           <wp:inline distT="0" distB="0" distL="114300" distR="114300">
-            <wp:extent cx="4137660" cy="1477645"/>
-            <wp:effectExtent l="0" t="0" r="7620" b="635"/>
-            <wp:docPr id="39" name="图片 14"/>
+            <wp:extent cx="5270500" cy="2148840"/>
+            <wp:effectExtent l="0" t="0" r="6350" b="3810"/>
+            <wp:docPr id="13" name="图片 2"/>
             <wp:cNvGraphicFramePr>
               <a:graphicFrameLocks xmlns:a="http://schemas.openxmlformats.org/drawingml/2006/main" noChangeAspect="1"/>
             </wp:cNvGraphicFramePr>
@@ -6001,7 +6005,7 @@
               <a:graphicData uri="http://schemas.openxmlformats.org/drawingml/2006/picture">
                 <pic:pic xmlns:pic="http://schemas.openxmlformats.org/drawingml/2006/picture">
                   <pic:nvPicPr>
-                    <pic:cNvPr id="39" name="图片 14"/>
+                    <pic:cNvPr id="13" name="图片 2"/>
                     <pic:cNvPicPr>
                       <a:picLocks noChangeAspect="1"/>
                     </pic:cNvPicPr>
@@ -6015,7 +6019,7 @@
                   <pic:spPr>
                     <a:xfrm>
                       <a:off x="0" y="0"/>
-                      <a:ext cx="4137660" cy="1477645"/>
+                      <a:ext cx="5270500" cy="2148840"/>
                     </a:xfrm>
                     <a:prstGeom prst="rect">
                       <a:avLst/>
@@ -6111,9 +6115,9 @@
       <w:r>
         <w:drawing>
           <wp:inline distT="0" distB="0" distL="114300" distR="114300">
-            <wp:extent cx="5270500" cy="2903220"/>
-            <wp:effectExtent l="0" t="0" r="2540" b="7620"/>
-            <wp:docPr id="9" name="图片 2"/>
+            <wp:extent cx="5271135" cy="2489200"/>
+            <wp:effectExtent l="0" t="0" r="5715" b="6350"/>
+            <wp:docPr id="21" name="图片 3"/>
             <wp:cNvGraphicFramePr>
               <a:graphicFrameLocks xmlns:a="http://schemas.openxmlformats.org/drawingml/2006/main" noChangeAspect="1"/>
             </wp:cNvGraphicFramePr>
@@ -6121,7 +6125,7 @@
               <a:graphicData uri="http://schemas.openxmlformats.org/drawingml/2006/picture">
                 <pic:pic xmlns:pic="http://schemas.openxmlformats.org/drawingml/2006/picture">
                   <pic:nvPicPr>
-                    <pic:cNvPr id="9" name="图片 2"/>
+                    <pic:cNvPr id="21" name="图片 3"/>
                     <pic:cNvPicPr>
                       <a:picLocks noChangeAspect="1"/>
                     </pic:cNvPicPr>
@@ -6135,7 +6139,7 @@
                   <pic:spPr>
                     <a:xfrm>
                       <a:off x="0" y="0"/>
-                      <a:ext cx="5270500" cy="2903220"/>
+                      <a:ext cx="5271135" cy="2489200"/>
                     </a:xfrm>
                     <a:prstGeom prst="rect">
                       <a:avLst/>
@@ -6176,9 +6180,9 @@
       <w:r>
         <w:drawing>
           <wp:inline distT="0" distB="0" distL="114300" distR="114300">
-            <wp:extent cx="5270500" cy="2914650"/>
-            <wp:effectExtent l="0" t="0" r="2540" b="11430"/>
-            <wp:docPr id="10" name="图片 1"/>
+            <wp:extent cx="5272405" cy="2531745"/>
+            <wp:effectExtent l="0" t="0" r="4445" b="1905"/>
+            <wp:docPr id="22" name="图片 4"/>
             <wp:cNvGraphicFramePr>
               <a:graphicFrameLocks xmlns:a="http://schemas.openxmlformats.org/drawingml/2006/main" noChangeAspect="1"/>
             </wp:cNvGraphicFramePr>
@@ -6186,7 +6190,7 @@
               <a:graphicData uri="http://schemas.openxmlformats.org/drawingml/2006/picture">
                 <pic:pic xmlns:pic="http://schemas.openxmlformats.org/drawingml/2006/picture">
                   <pic:nvPicPr>
-                    <pic:cNvPr id="10" name="图片 1"/>
+                    <pic:cNvPr id="22" name="图片 4"/>
                     <pic:cNvPicPr>
                       <a:picLocks noChangeAspect="1"/>
                     </pic:cNvPicPr>
@@ -6200,7 +6204,7 @@
                   <pic:spPr>
                     <a:xfrm>
                       <a:off x="0" y="0"/>
-                      <a:ext cx="5270500" cy="2914650"/>
+                      <a:ext cx="5272405" cy="2531745"/>
                     </a:xfrm>
                     <a:prstGeom prst="rect">
                       <a:avLst/>
@@ -6442,9 +6446,9 @@
       <w:r>
         <w:drawing>
           <wp:inline distT="0" distB="0" distL="114300" distR="114300">
-            <wp:extent cx="5273040" cy="3244850"/>
-            <wp:effectExtent l="0" t="0" r="0" b="1270"/>
-            <wp:docPr id="45" name="图片 20"/>
+            <wp:extent cx="5273040" cy="2793365"/>
+            <wp:effectExtent l="0" t="0" r="3810" b="6985"/>
+            <wp:docPr id="23" name="图片 5"/>
             <wp:cNvGraphicFramePr>
               <a:graphicFrameLocks xmlns:a="http://schemas.openxmlformats.org/drawingml/2006/main" noChangeAspect="1"/>
             </wp:cNvGraphicFramePr>
@@ -6452,7 +6456,7 @@
               <a:graphicData uri="http://schemas.openxmlformats.org/drawingml/2006/picture">
                 <pic:pic xmlns:pic="http://schemas.openxmlformats.org/drawingml/2006/picture">
                   <pic:nvPicPr>
-                    <pic:cNvPr id="45" name="图片 20"/>
+                    <pic:cNvPr id="23" name="图片 5"/>
                     <pic:cNvPicPr>
                       <a:picLocks noChangeAspect="1"/>
                     </pic:cNvPicPr>
@@ -6466,7 +6470,7 @@
                   <pic:spPr>
                     <a:xfrm>
                       <a:off x="0" y="0"/>
-                      <a:ext cx="5273040" cy="3244850"/>
+                      <a:ext cx="5273040" cy="2793365"/>
                     </a:xfrm>
                     <a:prstGeom prst="rect">
                       <a:avLst/>
@@ -6531,12 +6535,38 @@
         <w:jc w:val="left"/>
         <w:textAlignment w:val="baseline"/>
       </w:pPr>
+    </w:p>
+    <w:p>
+      <w:pPr>
+        <w:keepNext w:val="0"/>
+        <w:keepLines w:val="0"/>
+        <w:pageBreakBefore w:val="0"/>
+        <w:widowControl w:val="0"/>
+        <w:tabs>
+          <w:tab w:val="left" w:pos="628"/>
+          <w:tab w:val="left" w:pos="1506"/>
+        </w:tabs>
+        <w:kinsoku w:val="0"/>
+        <w:wordWrap/>
+        <w:overflowPunct/>
+        <w:topLinePunct w:val="0"/>
+        <w:autoSpaceDE w:val="0"/>
+        <w:autoSpaceDN w:val="0"/>
+        <w:bidi w:val="0"/>
+        <w:adjustRightInd w:val="0"/>
+        <w:snapToGrid w:val="0"/>
+        <w:jc w:val="left"/>
+        <w:textAlignment w:val="baseline"/>
+        <w:rPr>
+          <w:rFonts w:hint="eastAsia"/>
+        </w:rPr>
+      </w:pPr>
       <w:r>
         <w:drawing>
           <wp:inline distT="0" distB="0" distL="114300" distR="114300">
-            <wp:extent cx="5273040" cy="3268980"/>
-            <wp:effectExtent l="0" t="0" r="0" b="7620"/>
-            <wp:docPr id="46" name="图片 21"/>
+            <wp:extent cx="5262880" cy="2527935"/>
+            <wp:effectExtent l="0" t="0" r="13970" b="5715"/>
+            <wp:docPr id="24" name="图片 6"/>
             <wp:cNvGraphicFramePr>
               <a:graphicFrameLocks xmlns:a="http://schemas.openxmlformats.org/drawingml/2006/main" noChangeAspect="1"/>
             </wp:cNvGraphicFramePr>
@@ -6544,7 +6574,7 @@
               <a:graphicData uri="http://schemas.openxmlformats.org/drawingml/2006/picture">
                 <pic:pic xmlns:pic="http://schemas.openxmlformats.org/drawingml/2006/picture">
                   <pic:nvPicPr>
-                    <pic:cNvPr id="46" name="图片 21"/>
+                    <pic:cNvPr id="24" name="图片 6"/>
                     <pic:cNvPicPr>
                       <a:picLocks noChangeAspect="1"/>
                     </pic:cNvPicPr>
@@ -6558,108 +6588,7 @@
                   <pic:spPr>
                     <a:xfrm>
                       <a:off x="0" y="0"/>
-                      <a:ext cx="5273040" cy="3268980"/>
-                    </a:xfrm>
-                    <a:prstGeom prst="rect">
-                      <a:avLst/>
-                    </a:prstGeom>
-                    <a:noFill/>
-                    <a:ln>
-                      <a:noFill/>
-                    </a:ln>
-                  </pic:spPr>
-                </pic:pic>
-              </a:graphicData>
-            </a:graphic>
-          </wp:inline>
-        </w:drawing>
-      </w:r>
-    </w:p>
-    <w:p>
-      <w:pPr>
-        <w:keepNext w:val="0"/>
-        <w:keepLines w:val="0"/>
-        <w:pageBreakBefore w:val="0"/>
-        <w:widowControl w:val="0"/>
-        <w:tabs>
-          <w:tab w:val="left" w:pos="628"/>
-          <w:tab w:val="left" w:pos="1506"/>
-        </w:tabs>
-        <w:kinsoku w:val="0"/>
-        <w:wordWrap/>
-        <w:overflowPunct/>
-        <w:topLinePunct w:val="0"/>
-        <w:autoSpaceDE w:val="0"/>
-        <w:autoSpaceDN w:val="0"/>
-        <w:bidi w:val="0"/>
-        <w:adjustRightInd w:val="0"/>
-        <w:snapToGrid w:val="0"/>
-        <w:jc w:val="center"/>
-        <w:textAlignment w:val="baseline"/>
-        <w:rPr>
-          <w:rFonts w:hint="eastAsia"/>
-        </w:rPr>
-      </w:pPr>
-      <w:r>
-        <w:rPr>
-          <w:rFonts w:hint="eastAsia"/>
-        </w:rPr>
-        <w:t>日巡检内容信息</w:t>
-      </w:r>
-    </w:p>
-    <w:p>
-      <w:pPr>
-        <w:keepNext w:val="0"/>
-        <w:keepLines w:val="0"/>
-        <w:pageBreakBefore w:val="0"/>
-        <w:widowControl w:val="0"/>
-        <w:tabs>
-          <w:tab w:val="left" w:pos="628"/>
-          <w:tab w:val="left" w:pos="1506"/>
-        </w:tabs>
-        <w:kinsoku w:val="0"/>
-        <w:wordWrap/>
-        <w:overflowPunct/>
-        <w:topLinePunct w:val="0"/>
-        <w:autoSpaceDE w:val="0"/>
-        <w:autoSpaceDN w:val="0"/>
-        <w:bidi w:val="0"/>
-        <w:adjustRightInd w:val="0"/>
-        <w:snapToGrid w:val="0"/>
-        <w:jc w:val="left"/>
-        <w:textAlignment w:val="baseline"/>
-        <w:rPr>
-          <w:rFonts w:hint="eastAsia"/>
-        </w:rPr>
-      </w:pPr>
-      <w:r>
-        <w:drawing>
-          <wp:inline distT="0" distB="0" distL="114300" distR="114300">
-            <wp:extent cx="5270500" cy="2893695"/>
-            <wp:effectExtent l="0" t="0" r="2540" b="1905"/>
-            <wp:docPr id="49" name="图片 24"/>
-            <wp:cNvGraphicFramePr>
-              <a:graphicFrameLocks xmlns:a="http://schemas.openxmlformats.org/drawingml/2006/main" noChangeAspect="1"/>
-            </wp:cNvGraphicFramePr>
-            <a:graphic xmlns:a="http://schemas.openxmlformats.org/drawingml/2006/main">
-              <a:graphicData uri="http://schemas.openxmlformats.org/drawingml/2006/picture">
-                <pic:pic xmlns:pic="http://schemas.openxmlformats.org/drawingml/2006/picture">
-                  <pic:nvPicPr>
-                    <pic:cNvPr id="49" name="图片 24"/>
-                    <pic:cNvPicPr>
-                      <a:picLocks noChangeAspect="1"/>
-                    </pic:cNvPicPr>
-                  </pic:nvPicPr>
-                  <pic:blipFill>
-                    <a:blip r:embed="rId14"/>
-                    <a:stretch>
-                      <a:fillRect/>
-                    </a:stretch>
-                  </pic:blipFill>
-                  <pic:spPr>
-                    <a:xfrm>
-                      <a:off x="0" y="0"/>
-                      <a:ext cx="5270500" cy="2893695"/>
+                      <a:ext cx="5262880" cy="2527935"/>
                     </a:xfrm>
                     <a:prstGeom prst="rect">
                       <a:avLst/>
@@ -6769,7 +6698,7 @@
                     </pic:cNvPicPr>
                   </pic:nvPicPr>
                   <pic:blipFill>
-                    <a:blip r:embed="rId15"/>
+                    <a:blip r:embed="rId14"/>
                     <a:stretch>
                       <a:fillRect/>
                     </a:stretch>
@@ -6865,7 +6794,7 @@
                     </pic:cNvPicPr>
                   </pic:nvPicPr>
                   <pic:blipFill>
-                    <a:blip r:embed="rId16"/>
+                    <a:blip r:embed="rId15"/>
                     <a:stretch>
                       <a:fillRect/>
                     </a:stretch>
@@ -6946,7 +6875,7 @@
         <w:drawing>
           <wp:inline distT="0" distB="0" distL="114300" distR="114300">
             <wp:extent cx="5261610" cy="2406650"/>
-            <wp:effectExtent l="0" t="0" r="11430" b="1270"/>
+            <wp:effectExtent l="0" t="0" r="15240" b="12700"/>
             <wp:docPr id="52" name="图片 27"/>
             <wp:cNvGraphicFramePr>
               <a:graphicFrameLocks xmlns:a="http://schemas.openxmlformats.org/drawingml/2006/main" noChangeAspect="1"/>
@@ -6961,7 +6890,7 @@
                     </pic:cNvPicPr>
                   </pic:nvPicPr>
                   <pic:blipFill>
-                    <a:blip r:embed="rId17"/>
+                    <a:blip r:embed="rId16"/>
                     <a:stretch>
                       <a:fillRect/>
                     </a:stretch>
@@ -7597,7 +7526,7 @@
                     </pic:cNvPicPr>
                   </pic:nvPicPr>
                   <pic:blipFill>
-                    <a:blip r:embed="rId18"/>
+                    <a:blip r:embed="rId17"/>
                     <a:stretch>
                       <a:fillRect/>
                     </a:stretch>
@@ -7725,7 +7654,7 @@
                     </pic:cNvPicPr>
                   </pic:nvPicPr>
                   <pic:blipFill>
-                    <a:blip r:embed="rId19"/>
+                    <a:blip r:embed="rId18"/>
                     <a:stretch>
                       <a:fillRect/>
                     </a:stretch>
@@ -7819,7 +7748,7 @@
                     </pic:cNvPicPr>
                   </pic:nvPicPr>
                   <pic:blipFill>
-                    <a:blip r:embed="rId20"/>
+                    <a:blip r:embed="rId19"/>
                     <a:stretch>
                       <a:fillRect/>
                     </a:stretch>
@@ -8129,12 +8058,22 @@
       </w:pPr>
       <w:r>
         <w:rPr>
+          <w:rFonts w:hint="eastAsia" w:ascii="宋体" w:hAnsi="宋体" w:cs="宋体"/>
+          <w:spacing w:val="18"/>
+          <w:sz w:val="24"/>
+          <w:szCs w:val="24"/>
+          <w:lang w:val="en-US" w:eastAsia="zh-CN"/>
+        </w:rPr>
+        <w:t>天津市电力公司</w:t>
+      </w:r>
+      <w:r>
+        <w:rPr>
           <w:rFonts w:hint="eastAsia" w:ascii="宋体" w:hAnsi="宋体" w:eastAsia="宋体" w:cs="宋体"/>
           <w:spacing w:val="18"/>
           <w:sz w:val="24"/>
           <w:szCs w:val="24"/>
         </w:rPr>
-        <w:t>曲靖供电局110kV变电站电力监控系统网络安全态势感知建设</w:t>
+        <w:t>110kV变电站电力监控系统网络安全态势感知建设</w:t>
       </w:r>
       <w:r>
         <w:rPr>
@@ -8145,93 +8084,6 @@
           <w:lang w:val="en-US" w:eastAsia="zh-CN"/>
         </w:rPr>
         <w:t>项目</w:t>
-      </w:r>
-    </w:p>
-    <w:p>
-      <w:pPr>
-        <w:keepNext w:val="0"/>
-        <w:keepLines w:val="0"/>
-        <w:pageBreakBefore w:val="0"/>
-        <w:widowControl w:val="0"/>
-        <w:numPr>
-          <w:ilvl w:val="0"/>
-          <w:numId w:val="6"/>
-        </w:numPr>
-        <w:kinsoku w:val="0"/>
-        <w:wordWrap/>
-        <w:overflowPunct/>
-        <w:topLinePunct w:val="0"/>
-        <w:autoSpaceDE w:val="0"/>
-        <w:autoSpaceDN w:val="0"/>
-        <w:bidi w:val="0"/>
-        <w:adjustRightInd w:val="0"/>
-        <w:snapToGrid w:val="0"/>
-        <w:spacing w:before="14" w:line="236" w:lineRule="auto"/>
-        <w:ind w:left="425" w:leftChars="0" w:right="107" w:hanging="425" w:firstLineChars="0"/>
-        <w:textAlignment w:val="baseline"/>
-        <w:rPr>
-          <w:rFonts w:hint="eastAsia" w:ascii="宋体" w:hAnsi="宋体" w:eastAsia="宋体" w:cs="宋体"/>
-          <w:spacing w:val="18"/>
-          <w:sz w:val="24"/>
-          <w:szCs w:val="24"/>
-          <w:lang w:val="en-US" w:eastAsia="zh-CN"/>
-        </w:rPr>
-      </w:pPr>
-      <w:r>
-        <w:rPr>
-          <w:rFonts w:hint="eastAsia" w:ascii="宋体" w:hAnsi="宋体" w:eastAsia="宋体" w:cs="宋体"/>
-          <w:spacing w:val="18"/>
-          <w:sz w:val="24"/>
-          <w:szCs w:val="24"/>
-        </w:rPr>
-        <w:t>四川射洪35kV香山等15座变电站技术服务</w:t>
-      </w:r>
-      <w:r>
-        <w:rPr>
-          <w:rFonts w:hint="eastAsia" w:ascii="宋体" w:hAnsi="宋体" w:eastAsia="宋体" w:cs="宋体"/>
-          <w:spacing w:val="18"/>
-          <w:sz w:val="24"/>
-          <w:szCs w:val="24"/>
-          <w:lang w:val="en-US" w:eastAsia="zh-CN"/>
-        </w:rPr>
-        <w:t>项目</w:t>
-      </w:r>
-    </w:p>
-    <w:p>
-      <w:pPr>
-        <w:keepNext w:val="0"/>
-        <w:keepLines w:val="0"/>
-        <w:pageBreakBefore w:val="0"/>
-        <w:widowControl w:val="0"/>
-        <w:numPr>
-          <w:ilvl w:val="0"/>
-          <w:numId w:val="6"/>
-        </w:numPr>
-        <w:kinsoku w:val="0"/>
-        <w:wordWrap/>
-        <w:overflowPunct/>
-        <w:topLinePunct w:val="0"/>
-        <w:autoSpaceDE w:val="0"/>
-        <w:autoSpaceDN w:val="0"/>
-        <w:bidi w:val="0"/>
-        <w:adjustRightInd w:val="0"/>
-        <w:snapToGrid w:val="0"/>
-        <w:spacing w:before="14" w:line="236" w:lineRule="auto"/>
-        <w:ind w:left="425" w:leftChars="0" w:right="107" w:hanging="425" w:firstLineChars="0"/>
-        <w:textAlignment w:val="baseline"/>
-        <w:rPr>
-          <w:rFonts w:hint="eastAsia"/>
-          <w:lang w:val="en-US" w:eastAsia="zh-CN"/>
-        </w:rPr>
-      </w:pPr>
-      <w:r>
-        <w:rPr>
-          <w:rFonts w:hint="eastAsia" w:ascii="宋体" w:hAnsi="宋体" w:eastAsia="宋体" w:cs="宋体"/>
-          <w:spacing w:val="18"/>
-          <w:sz w:val="24"/>
-          <w:szCs w:val="24"/>
-        </w:rPr>
-        <w:t>海南华能东方戈枕电厂项目</w:t>
       </w:r>
     </w:p>
     <w:p>
@@ -8554,9 +8406,9 @@
       <w:r>
         <w:drawing>
           <wp:inline distT="0" distB="0" distL="114300" distR="114300">
-            <wp:extent cx="5262880" cy="2445385"/>
-            <wp:effectExtent l="0" t="0" r="10160" b="8255"/>
-            <wp:docPr id="8" name="图片 1"/>
+            <wp:extent cx="5271770" cy="1976120"/>
+            <wp:effectExtent l="0" t="0" r="5080" b="5080"/>
+            <wp:docPr id="9" name="图片 1"/>
             <wp:cNvGraphicFramePr>
               <a:graphicFrameLocks xmlns:a="http://schemas.openxmlformats.org/drawingml/2006/main" noChangeAspect="1"/>
             </wp:cNvGraphicFramePr>
@@ -8564,13 +8416,13 @@
               <a:graphicData uri="http://schemas.openxmlformats.org/drawingml/2006/picture">
                 <pic:pic xmlns:pic="http://schemas.openxmlformats.org/drawingml/2006/picture">
                   <pic:nvPicPr>
-                    <pic:cNvPr id="8" name="图片 1"/>
+                    <pic:cNvPr id="9" name="图片 1"/>
                     <pic:cNvPicPr>
                       <a:picLocks noChangeAspect="1"/>
                     </pic:cNvPicPr>
                   </pic:nvPicPr>
                   <pic:blipFill>
-                    <a:blip r:embed="rId21"/>
+                    <a:blip r:embed="rId20"/>
                     <a:stretch>
                       <a:fillRect/>
                     </a:stretch>
@@ -8578,7 +8430,7 @@
                   <pic:spPr>
                     <a:xfrm>
                       <a:off x="0" y="0"/>
-                      <a:ext cx="5262880" cy="2445385"/>
+                      <a:ext cx="5271770" cy="1976120"/>
                     </a:xfrm>
                     <a:prstGeom prst="rect">
                       <a:avLst/>
@@ -8594,6 +8446,8 @@
           </wp:inline>
         </w:drawing>
       </w:r>
+      <w:bookmarkStart w:id="43" w:name="_GoBack"/>
+      <w:bookmarkEnd w:id="43"/>
     </w:p>
     <w:p>
       <w:pPr>
@@ -8797,9 +8651,9 @@
       <w:r>
         <w:drawing>
           <wp:inline distT="0" distB="0" distL="114300" distR="114300">
-            <wp:extent cx="5266055" cy="2905125"/>
-            <wp:effectExtent l="0" t="0" r="10795" b="9525"/>
-            <wp:docPr id="11" name="图片 1"/>
+            <wp:extent cx="5257800" cy="2743200"/>
+            <wp:effectExtent l="0" t="0" r="0" b="0"/>
+            <wp:docPr id="14" name="图片 1"/>
             <wp:cNvGraphicFramePr>
               <a:graphicFrameLocks xmlns:a="http://schemas.openxmlformats.org/drawingml/2006/main" noChangeAspect="1"/>
             </wp:cNvGraphicFramePr>
@@ -8807,13 +8661,13 @@
               <a:graphicData uri="http://schemas.openxmlformats.org/drawingml/2006/picture">
                 <pic:pic xmlns:pic="http://schemas.openxmlformats.org/drawingml/2006/picture">
                   <pic:nvPicPr>
-                    <pic:cNvPr id="11" name="图片 1"/>
+                    <pic:cNvPr id="14" name="图片 1"/>
                     <pic:cNvPicPr>
                       <a:picLocks noChangeAspect="1"/>
                     </pic:cNvPicPr>
                   </pic:nvPicPr>
                   <pic:blipFill>
-                    <a:blip r:embed="rId22"/>
+                    <a:blip r:embed="rId21"/>
                     <a:stretch>
                       <a:fillRect/>
                     </a:stretch>
@@ -8821,7 +8675,7 @@
                   <pic:spPr>
                     <a:xfrm>
                       <a:off x="0" y="0"/>
-                      <a:ext cx="5266055" cy="2905125"/>
+                      <a:ext cx="5257800" cy="2743200"/>
                     </a:xfrm>
                     <a:prstGeom prst="rect">
                       <a:avLst/>
@@ -9056,7 +8910,7 @@
                     </pic:cNvPicPr>
                   </pic:nvPicPr>
                   <pic:blipFill>
-                    <a:blip r:embed="rId23"/>
+                    <a:blip r:embed="rId22"/>
                     <a:stretch>
                       <a:fillRect/>
                     </a:stretch>
@@ -9293,7 +9147,7 @@
                     </pic:cNvPicPr>
                   </pic:nvPicPr>
                   <pic:blipFill>
-                    <a:blip r:embed="rId24"/>
+                    <a:blip r:embed="rId23"/>
                     <a:stretch>
                       <a:fillRect/>
                     </a:stretch>
@@ -9359,7 +9213,7 @@
                     </pic:cNvPicPr>
                   </pic:nvPicPr>
                   <pic:blipFill>
-                    <a:blip r:embed="rId25"/>
+                    <a:blip r:embed="rId24"/>
                     <a:stretch>
                       <a:fillRect/>
                     </a:stretch>
@@ -9606,7 +9460,7 @@
                     </pic:cNvPicPr>
                   </pic:nvPicPr>
                   <pic:blipFill>
-                    <a:blip r:embed="rId26"/>
+                    <a:blip r:embed="rId25"/>
                     <a:stretch>
                       <a:fillRect/>
                     </a:stretch>
@@ -9678,7 +9532,7 @@
                     </pic:cNvPicPr>
                   </pic:nvPicPr>
                   <pic:blipFill>
-                    <a:blip r:embed="rId27"/>
+                    <a:blip r:embed="rId26"/>
                     <a:stretch>
                       <a:fillRect/>
                     </a:stretch>
@@ -9705,242 +9559,6 @@
     </w:p>
     <w:p>
       <w:pPr>
-        <w:pStyle w:val="40"/>
-        <w:keepNext w:val="0"/>
-        <w:keepLines w:val="0"/>
-        <w:pageBreakBefore w:val="0"/>
-        <w:widowControl w:val="0"/>
-        <w:kinsoku w:val="0"/>
-        <w:wordWrap/>
-        <w:overflowPunct/>
-        <w:topLinePunct w:val="0"/>
-        <w:autoSpaceDE w:val="0"/>
-        <w:autoSpaceDN w:val="0"/>
-        <w:bidi w:val="0"/>
-        <w:adjustRightInd w:val="0"/>
-        <w:snapToGrid w:val="0"/>
-        <w:textAlignment w:val="baseline"/>
-        <w:rPr>
-          <w:rFonts w:hint="eastAsia"/>
-          <w:lang w:val="en-US" w:eastAsia="zh-CN"/>
-        </w:rPr>
-      </w:pPr>
-      <w:r>
-        <w:rPr>
-          <w:rFonts w:hint="eastAsia"/>
-          <w:lang w:val="en-US" w:eastAsia="zh-CN"/>
-        </w:rPr>
-        <w:t>安全设备监控</w:t>
-      </w:r>
-    </w:p>
-    <w:p>
-      <w:pPr>
-        <w:keepNext w:val="0"/>
-        <w:keepLines w:val="0"/>
-        <w:pageBreakBefore w:val="0"/>
-        <w:widowControl w:val="0"/>
-        <w:kinsoku w:val="0"/>
-        <w:wordWrap/>
-        <w:overflowPunct/>
-        <w:topLinePunct w:val="0"/>
-        <w:autoSpaceDE w:val="0"/>
-        <w:autoSpaceDN w:val="0"/>
-        <w:bidi w:val="0"/>
-        <w:adjustRightInd w:val="0"/>
-        <w:snapToGrid w:val="0"/>
-        <w:textAlignment w:val="baseline"/>
-        <w:rPr>
-          <w:rFonts w:hint="default"/>
-          <w:lang w:val="en-US" w:eastAsia="zh-CN"/>
-        </w:rPr>
-      </w:pPr>
-      <w:r>
-        <w:rPr>
-          <w:rFonts w:hint="eastAsia"/>
-          <w:lang w:val="en-US" w:eastAsia="zh-CN"/>
-        </w:rPr>
-        <w:t>安全设备监控主要用于防火墙、VPN、应用防火墙等监控</w:t>
-      </w:r>
-    </w:p>
-    <w:p>
-      <w:pPr>
-        <w:pStyle w:val="29"/>
-        <w:keepNext w:val="0"/>
-        <w:keepLines w:val="0"/>
-        <w:pageBreakBefore w:val="0"/>
-        <w:widowControl w:val="0"/>
-        <w:kinsoku w:val="0"/>
-        <w:wordWrap/>
-        <w:overflowPunct/>
-        <w:topLinePunct w:val="0"/>
-        <w:autoSpaceDE w:val="0"/>
-        <w:autoSpaceDN w:val="0"/>
-        <w:bidi w:val="0"/>
-        <w:adjustRightInd w:val="0"/>
-        <w:snapToGrid w:val="0"/>
-        <w:ind w:left="0" w:leftChars="0" w:right="0" w:rightChars="0" w:firstLine="0" w:firstLineChars="0"/>
-        <w:jc w:val="center"/>
-        <w:textAlignment w:val="baseline"/>
-        <w:rPr>
-          <w:rFonts w:hint="default"/>
-          <w:lang w:val="en-US" w:eastAsia="zh-CN"/>
-        </w:rPr>
-      </w:pPr>
-      <w:r>
-        <w:rPr>
-          <w:rFonts w:hint="eastAsia"/>
-          <w:lang w:val="en-US" w:eastAsia="zh-CN"/>
-        </w:rPr>
-        <w:t xml:space="preserve">图 </w:t>
-      </w:r>
-      <w:r>
-        <w:rPr>
-          <w:rFonts w:hint="eastAsia"/>
-          <w:lang w:val="en-US" w:eastAsia="zh-CN"/>
-        </w:rPr>
-        <w:fldChar w:fldCharType="begin"/>
-      </w:r>
-      <w:r>
-        <w:rPr>
-          <w:rFonts w:hint="eastAsia"/>
-          <w:lang w:val="en-US" w:eastAsia="zh-CN"/>
-        </w:rPr>
-        <w:instrText xml:space="preserve">  STYLEREF "柴_标题1" \n \* Charformat </w:instrText>
-      </w:r>
-      <w:r>
-        <w:rPr>
-          <w:rFonts w:hint="eastAsia"/>
-          <w:lang w:val="en-US" w:eastAsia="zh-CN"/>
-        </w:rPr>
-        <w:fldChar w:fldCharType="separate"/>
-      </w:r>
-      <w:r>
-        <w:rPr>
-          <w:rFonts w:hint="eastAsia"/>
-          <w:lang w:val="en-US" w:eastAsia="zh-CN"/>
-        </w:rPr>
-        <w:t>2</w:t>
-      </w:r>
-      <w:r>
-        <w:rPr>
-          <w:rFonts w:hint="eastAsia"/>
-          <w:lang w:val="en-US" w:eastAsia="zh-CN"/>
-        </w:rPr>
-        <w:fldChar w:fldCharType="end"/>
-      </w:r>
-      <w:r>
-        <w:rPr>
-          <w:rFonts w:hint="eastAsia"/>
-          <w:lang w:val="en-US" w:eastAsia="zh-CN"/>
-        </w:rPr>
-        <w:t>-</w:t>
-      </w:r>
-      <w:r>
-        <w:rPr>
-          <w:rFonts w:hint="eastAsia"/>
-          <w:lang w:val="en-US" w:eastAsia="zh-CN"/>
-        </w:rPr>
-        <w:fldChar w:fldCharType="begin"/>
-      </w:r>
-      <w:r>
-        <w:rPr>
-          <w:rFonts w:hint="eastAsia"/>
-          <w:lang w:val="en-US" w:eastAsia="zh-CN"/>
-        </w:rPr>
-        <w:instrText xml:space="preserve"> SEQ 图 \* ARABIC  \s 1 </w:instrText>
-      </w:r>
-      <w:r>
-        <w:rPr>
-          <w:rFonts w:hint="eastAsia"/>
-          <w:lang w:val="en-US" w:eastAsia="zh-CN"/>
-        </w:rPr>
-        <w:fldChar w:fldCharType="separate"/>
-      </w:r>
-      <w:r>
-        <w:rPr>
-          <w:rFonts w:hint="eastAsia"/>
-          <w:lang w:val="en-US" w:eastAsia="zh-CN"/>
-        </w:rPr>
-        <w:t>6</w:t>
-      </w:r>
-      <w:r>
-        <w:rPr>
-          <w:rFonts w:hint="eastAsia"/>
-          <w:lang w:val="en-US" w:eastAsia="zh-CN"/>
-        </w:rPr>
-        <w:fldChar w:fldCharType="end"/>
-      </w:r>
-      <w:r>
-        <w:rPr>
-          <w:rFonts w:hint="eastAsia"/>
-          <w:lang w:val="en-US" w:eastAsia="zh-CN"/>
-        </w:rPr>
-        <w:t xml:space="preserve"> 安全设备监控</w:t>
-      </w:r>
-    </w:p>
-    <w:p>
-      <w:pPr>
-        <w:keepNext w:val="0"/>
-        <w:keepLines w:val="0"/>
-        <w:pageBreakBefore w:val="0"/>
-        <w:widowControl w:val="0"/>
-        <w:kinsoku w:val="0"/>
-        <w:wordWrap/>
-        <w:overflowPunct/>
-        <w:topLinePunct w:val="0"/>
-        <w:autoSpaceDE w:val="0"/>
-        <w:autoSpaceDN w:val="0"/>
-        <w:bidi w:val="0"/>
-        <w:adjustRightInd w:val="0"/>
-        <w:snapToGrid w:val="0"/>
-        <w:textAlignment w:val="baseline"/>
-      </w:pPr>
-      <w:r>
-        <w:drawing>
-          <wp:inline distT="0" distB="0" distL="114300" distR="114300">
-            <wp:extent cx="5271770" cy="2536825"/>
-            <wp:effectExtent l="0" t="0" r="5080" b="15875"/>
-            <wp:docPr id="13" name="图片 2"/>
-            <wp:cNvGraphicFramePr>
-              <a:graphicFrameLocks xmlns:a="http://schemas.openxmlformats.org/drawingml/2006/main" noChangeAspect="1"/>
-            </wp:cNvGraphicFramePr>
-            <a:graphic xmlns:a="http://schemas.openxmlformats.org/drawingml/2006/main">
-              <a:graphicData uri="http://schemas.openxmlformats.org/drawingml/2006/picture">
-                <pic:pic xmlns:pic="http://schemas.openxmlformats.org/drawingml/2006/picture">
-                  <pic:nvPicPr>
-                    <pic:cNvPr id="13" name="图片 2"/>
-                    <pic:cNvPicPr>
-                      <a:picLocks noChangeAspect="1"/>
-                    </pic:cNvPicPr>
-                  </pic:nvPicPr>
-                  <pic:blipFill>
-                    <a:blip r:embed="rId28"/>
-                    <a:stretch>
-                      <a:fillRect/>
-                    </a:stretch>
-                  </pic:blipFill>
-                  <pic:spPr>
-                    <a:xfrm>
-                      <a:off x="0" y="0"/>
-                      <a:ext cx="5271770" cy="2536825"/>
-                    </a:xfrm>
-                    <a:prstGeom prst="rect">
-                      <a:avLst/>
-                    </a:prstGeom>
-                    <a:noFill/>
-                    <a:ln>
-                      <a:noFill/>
-                    </a:ln>
-                  </pic:spPr>
-                </pic:pic>
-              </a:graphicData>
-            </a:graphic>
-          </wp:inline>
-        </w:drawing>
-      </w:r>
-    </w:p>
-    <w:p>
-      <w:pPr>
         <w:pStyle w:val="30"/>
         <w:keepNext w:val="0"/>
         <w:keepLines w:val="0"/>
@@ -10395,7 +10013,7 @@
                     </pic:cNvPicPr>
                   </pic:nvPicPr>
                   <pic:blipFill>
-                    <a:blip r:embed="rId29"/>
+                    <a:blip r:embed="rId27"/>
                     <a:stretch>
                       <a:fillRect/>
                     </a:stretch>
@@ -10491,7 +10109,7 @@
                     </pic:cNvPicPr>
                   </pic:nvPicPr>
                   <pic:blipFill>
-                    <a:blip r:embed="rId30"/>
+                    <a:blip r:embed="rId28"/>
                     <a:stretch>
                       <a:fillRect/>
                     </a:stretch>
@@ -10558,7 +10176,7 @@
                     </pic:cNvPicPr>
                   </pic:nvPicPr>
                   <pic:blipFill>
-                    <a:blip r:embed="rId31"/>
+                    <a:blip r:embed="rId29"/>
                     <a:stretch>
                       <a:fillRect/>
                     </a:stretch>
@@ -10660,7 +10278,7 @@
                     </pic:cNvPicPr>
                   </pic:nvPicPr>
                   <pic:blipFill>
-                    <a:blip r:embed="rId32"/>
+                    <a:blip r:embed="rId30"/>
                     <a:stretch>
                       <a:fillRect/>
                     </a:stretch>
@@ -10783,7 +10401,7 @@
                     </pic:cNvPicPr>
                   </pic:nvPicPr>
                   <pic:blipFill>
-                    <a:blip r:embed="rId33"/>
+                    <a:blip r:embed="rId31"/>
                     <a:stretch>
                       <a:fillRect/>
                     </a:stretch>
@@ -10833,7 +10451,7 @@
                     </pic:cNvPicPr>
                   </pic:nvPicPr>
                   <pic:blipFill>
-                    <a:blip r:embed="rId34"/>
+                    <a:blip r:embed="rId32"/>
                     <a:stretch>
                       <a:fillRect/>
                     </a:stretch>
@@ -10917,7 +10535,7 @@
                     </pic:cNvPicPr>
                   </pic:nvPicPr>
                   <pic:blipFill>
-                    <a:blip r:embed="rId35"/>
+                    <a:blip r:embed="rId33"/>
                     <a:stretch>
                       <a:fillRect/>
                     </a:stretch>
@@ -10984,7 +10602,7 @@
                     </pic:cNvPicPr>
                   </pic:nvPicPr>
                   <pic:blipFill>
-                    <a:blip r:embed="rId36"/>
+                    <a:blip r:embed="rId34"/>
                     <a:stretch>
                       <a:fillRect/>
                     </a:stretch>
@@ -11085,7 +10703,7 @@
                     </pic:cNvPicPr>
                   </pic:nvPicPr>
                   <pic:blipFill>
-                    <a:blip r:embed="rId37"/>
+                    <a:blip r:embed="rId35"/>
                     <a:stretch>
                       <a:fillRect/>
                     </a:stretch>
@@ -11408,40 +11026,6 @@
     </w:p>
     <w:p>
       <w:pPr>
-        <w:pStyle w:val="39"/>
-        <w:keepNext w:val="0"/>
-        <w:keepLines w:val="0"/>
-        <w:pageBreakBefore w:val="0"/>
-        <w:widowControl w:val="0"/>
-        <w:numPr>
-          <w:ilvl w:val="0"/>
-          <w:numId w:val="9"/>
-        </w:numPr>
-        <w:kinsoku w:val="0"/>
-        <w:wordWrap/>
-        <w:overflowPunct/>
-        <w:topLinePunct w:val="0"/>
-        <w:autoSpaceDE w:val="0"/>
-        <w:autoSpaceDN w:val="0"/>
-        <w:bidi w:val="0"/>
-        <w:adjustRightInd w:val="0"/>
-        <w:snapToGrid w:val="0"/>
-        <w:ind w:left="425" w:leftChars="0" w:hanging="425" w:firstLineChars="0"/>
-        <w:textAlignment w:val="baseline"/>
-        <w:rPr>
-          <w:rFonts w:hint="eastAsia"/>
-          <w:lang w:val="en-US" w:eastAsia="zh-CN"/>
-        </w:rPr>
-      </w:pPr>
-      <w:r>
-        <w:rPr>
-          <w:rFonts w:hint="eastAsia"/>
-        </w:rPr>
-        <w:t>海南华能东方戈枕电厂项目</w:t>
-      </w:r>
-    </w:p>
-    <w:p>
-      <w:pPr>
         <w:pStyle w:val="29"/>
         <w:keepNext w:val="0"/>
         <w:keepLines w:val="0"/>
@@ -11590,7 +11174,7 @@
                     </pic:cNvPicPr>
                   </pic:nvPicPr>
                   <pic:blipFill>
-                    <a:blip r:embed="rId38"/>
+                    <a:blip r:embed="rId36"/>
                     <a:stretch>
                       <a:fillRect/>
                     </a:stretch>
@@ -11712,7 +11296,7 @@
                     </pic:cNvPicPr>
                   </pic:nvPicPr>
                   <pic:blipFill>
-                    <a:blip r:embed="rId39"/>
+                    <a:blip r:embed="rId37"/>
                     <a:stretch>
                       <a:fillRect/>
                     </a:stretch>
@@ -11834,7 +11418,7 @@
                     </pic:cNvPicPr>
                   </pic:nvPicPr>
                   <pic:blipFill>
-                    <a:blip r:embed="rId40"/>
+                    <a:blip r:embed="rId38"/>
                     <a:stretch>
                       <a:fillRect/>
                     </a:stretch>
@@ -11930,7 +11514,7 @@
                     </pic:cNvPicPr>
                   </pic:nvPicPr>
                   <pic:blipFill>
-                    <a:blip r:embed="rId41"/>
+                    <a:blip r:embed="rId39"/>
                     <a:stretch>
                       <a:fillRect/>
                     </a:stretch>
@@ -12217,8 +11801,6 @@
         </w:rPr>
         <w:t>1</w:t>
       </w:r>
-      <w:bookmarkStart w:id="43" w:name="_GoBack"/>
-      <w:bookmarkEnd w:id="43"/>
       <w:r>
         <w:rPr>
           <w:rFonts w:ascii="宋体" w:hAnsi="宋体" w:eastAsia="宋体" w:cs="宋体"/>
